--- a/TS Jatai Ghanam Project/TS 2.3/TS 2.3 Ghanam Tamil Corrections.docx
+++ b/TS Jatai Ghanam Project/TS 2.3/TS 2.3 Ghanam Tamil Corrections.docx
@@ -1,7 +1,2925 @@
 
 <file path=word/document.xml><?xml version="1.0" encoding="utf-8"?>
-<w:document xmlns:wpc="http://schemas.microsoft.com/office/word/2010/wordprocessingCanvas" xmlns:cx="http://schemas.microsoft.com/office/drawing/2014/chartex" xmlns:cx1="http://schemas.microsoft.com/office/drawing/2015/9/8/chartex" xmlns:cx2="http://schemas.microsoft.com/office/drawing/2015/10/21/chartex" xmlns:cx3="http://schemas.microsoft.com/office/drawing/2016/5/9/chartex" xmlns:cx4="http://schemas.microsoft.com/office/drawing/2016/5/10/chartex" xmlns:cx5="http://schemas.microsoft.com/office/drawing/2016/5/11/chartex" xmlns:cx6="http://schemas.microsoft.com/office/drawing/2016/5/12/chartex" xmlns:cx7="http://schemas.microsoft.com/office/drawing/2016/5/13/chartex" xmlns:cx8="http://schemas.microsoft.com/office/drawing/2016/5/14/chartex" xmlns:mc="http://schemas.openxmlformats.org/markup-compatibility/2006" xmlns:aink="http://schemas.microsoft.com/office/drawing/2016/ink" xmlns:am3d="http://schemas.microsoft.com/office/drawing/2017/model3d" xmlns:o="urn:schemas-microsoft-com:office:office" xmlns:oel="http://schemas.microsoft.com/office/2019/extlst" xmlns:r="http://schemas.openxmlformats.org/officeDocument/2006/relationships" xmlns:m="http://schemas.openxmlformats.org/officeDocument/2006/math" xmlns:v="urn:schemas-microsoft-com:vml" xmlns:wp14="http://schemas.microsoft.com/office/word/2010/wordprocessingDrawing" xmlns:wp="http://schemas.openxmlformats.org/drawingml/2006/wordprocessingDrawing" xmlns:w10="urn:schemas-microsoft-com:office:word" xmlns:w="http://schemas.openxmlformats.org/wordprocessingml/2006/main" xmlns:w14="http://schemas.microsoft.com/office/word/2010/wordml" xmlns:w15="http://schemas.microsoft.com/office/word/2012/wordml" xmlns:w16cex="http://schemas.microsoft.com/office/word/2018/wordml/cex" xmlns:w16cid="http://schemas.microsoft.com/office/word/2016/wordml/cid" xmlns:w16="http://schemas.microsoft.com/office/word/2018/wordml" xmlns:w16sdtdh="http://schemas.microsoft.com/office/word/2020/wordml/sdtdatahash" xmlns:w16se="http://schemas.microsoft.com/office/word/2015/wordml/symex" xmlns:wpg="http://schemas.microsoft.com/office/word/2010/wordprocessingGroup" xmlns:wpi="http://schemas.microsoft.com/office/word/2010/wordprocessingInk" xmlns:wne="http://schemas.microsoft.com/office/word/2006/wordml" xmlns:wps="http://schemas.microsoft.com/office/word/2010/wordprocessingShape" mc:Ignorable="w14 w15 w16se w16cid w16 w16cex w16sdtdh wp14">
+<w:document xmlns:wpc="http://schemas.microsoft.com/office/word/2010/wordprocessingCanvas" xmlns:cx="http://schemas.microsoft.com/office/drawing/2014/chartex" xmlns:cx1="http://schemas.microsoft.com/office/drawing/2015/9/8/chartex" xmlns:cx2="http://schemas.microsoft.com/office/drawing/2015/10/21/chartex" xmlns:cx3="http://schemas.microsoft.com/office/drawing/2016/5/9/chartex" xmlns:cx4="http://schemas.microsoft.com/office/drawing/2016/5/10/chartex" xmlns:cx5="http://schemas.microsoft.com/office/drawing/2016/5/11/chartex" xmlns:cx6="http://schemas.microsoft.com/office/drawing/2016/5/12/chartex" xmlns:cx7="http://schemas.microsoft.com/office/drawing/2016/5/13/chartex" xmlns:cx8="http://schemas.microsoft.com/office/drawing/2016/5/14/chartex" xmlns:mc="http://schemas.openxmlformats.org/markup-compatibility/2006" xmlns:aink="http://schemas.microsoft.com/office/drawing/2016/ink" xmlns:am3d="http://schemas.microsoft.com/office/drawing/2017/model3d" xmlns:o="urn:schemas-microsoft-com:office:office" xmlns:oel="http://schemas.microsoft.com/office/2019/extlst" xmlns:r="http://schemas.openxmlformats.org/officeDocument/2006/relationships" xmlns:m="http://schemas.openxmlformats.org/officeDocument/2006/math" xmlns:v="urn:schemas-microsoft-com:vml" xmlns:wp14="http://schemas.microsoft.com/office/word/2010/wordprocessingDrawing" xmlns:wp="http://schemas.openxmlformats.org/drawingml/2006/wordprocessingDrawing" xmlns:w10="urn:schemas-microsoft-com:office:word" xmlns:w="http://schemas.openxmlformats.org/wordprocessingml/2006/main" xmlns:w14="http://schemas.microsoft.com/office/word/2010/wordml" xmlns:w15="http://schemas.microsoft.com/office/word/2012/wordml" xmlns:w16cex="http://schemas.microsoft.com/office/word/2018/wordml/cex" xmlns:w16cid="http://schemas.microsoft.com/office/word/2016/wordml/cid" xmlns:w16="http://schemas.microsoft.com/office/word/2018/wordml" xmlns:w16du="http://schemas.microsoft.com/office/word/2023/wordml/word16du" xmlns:w16sdtdh="http://schemas.microsoft.com/office/word/2020/wordml/sdtdatahash" xmlns:w16sdtfl="http://schemas.microsoft.com/office/word/2024/wordml/sdtformatlock" xmlns:w16se="http://schemas.microsoft.com/office/word/2015/wordml/symex" xmlns:wpg="http://schemas.microsoft.com/office/word/2010/wordprocessingGroup" xmlns:wpi="http://schemas.microsoft.com/office/word/2010/wordprocessingInk" xmlns:wne="http://schemas.microsoft.com/office/word/2006/wordml" xmlns:wps="http://schemas.microsoft.com/office/word/2010/wordprocessingShape" mc:Ignorable="w14 w15 w16se w16cid w16 w16cex w16sdtdh w16sdtfl w16du wp14">
   <w:body>
+    <w:p>
+      <w:pPr>
+        <w:spacing w:before="0" w:line="240" w:lineRule="auto"/>
+        <w:jc w:val="center"/>
+        <w:rPr>
+          <w:b/>
+          <w:bCs/>
+          <w:sz w:val="32"/>
+          <w:szCs w:val="32"/>
+          <w:u w:val="single"/>
+        </w:rPr>
+      </w:pPr>
+      <w:r>
+        <w:rPr>
+          <w:b/>
+          <w:bCs/>
+          <w:sz w:val="32"/>
+          <w:szCs w:val="32"/>
+          <w:u w:val="single"/>
+        </w:rPr>
+        <w:t xml:space="preserve">TS </w:t>
+      </w:r>
+      <w:r>
+        <w:rPr>
+          <w:b/>
+          <w:bCs/>
+          <w:sz w:val="32"/>
+          <w:szCs w:val="32"/>
+          <w:u w:val="single"/>
+        </w:rPr>
+        <w:t>Ghanam</w:t>
+      </w:r>
+      <w:r>
+        <w:rPr>
+          <w:b/>
+          <w:bCs/>
+          <w:sz w:val="32"/>
+          <w:szCs w:val="32"/>
+          <w:u w:val="single"/>
+        </w:rPr>
+        <w:t xml:space="preserve"> – TS 2.3 </w:t>
+      </w:r>
+      <w:r>
+        <w:rPr>
+          <w:b/>
+          <w:bCs/>
+          <w:sz w:val="32"/>
+          <w:szCs w:val="32"/>
+          <w:u w:val="single"/>
+        </w:rPr>
+        <w:t>Tamil</w:t>
+      </w:r>
+      <w:r>
+        <w:rPr>
+          <w:b/>
+          <w:bCs/>
+          <w:sz w:val="32"/>
+          <w:szCs w:val="32"/>
+          <w:u w:val="single"/>
+        </w:rPr>
+        <w:t xml:space="preserve"> Corrections – Observed till </w:t>
+      </w:r>
+      <w:r>
+        <w:rPr>
+          <w:b/>
+          <w:bCs/>
+          <w:sz w:val="32"/>
+          <w:szCs w:val="32"/>
+          <w:highlight w:val="red"/>
+          <w:u w:val="single"/>
+        </w:rPr>
+        <w:t>?????</w:t>
+      </w:r>
+    </w:p>
+    <w:p>
+      <w:pPr>
+        <w:spacing w:before="0" w:line="240" w:lineRule="auto"/>
+        <w:jc w:val="center"/>
+        <w:rPr>
+          <w:b/>
+          <w:bCs/>
+          <w:sz w:val="28"/>
+          <w:szCs w:val="32"/>
+        </w:rPr>
+      </w:pPr>
+      <w:r>
+        <w:rPr>
+          <w:b/>
+          <w:bCs/>
+          <w:sz w:val="28"/>
+          <w:szCs w:val="32"/>
+        </w:rPr>
+        <w:t>(ignore those which are already incorporated in your book’s version and date)</w:t>
+      </w:r>
+    </w:p>
+    <w:tbl>
+      <w:tblPr>
+        <w:tblW w:w="14537" w:type="dxa"/>
+        <w:tblInd w:w="-792" w:type="dxa"/>
+        <w:tblBorders>
+          <w:top w:val="single" w:sz="4" w:space="0" w:color="000000"/>
+          <w:left w:val="single" w:sz="4" w:space="0" w:color="000000"/>
+          <w:bottom w:val="single" w:sz="4" w:space="0" w:color="000000"/>
+          <w:right w:val="single" w:sz="4" w:space="0" w:color="000000"/>
+          <w:insideH w:val="single" w:sz="4" w:space="0" w:color="000000"/>
+          <w:insideV w:val="single" w:sz="4" w:space="0" w:color="000000"/>
+        </w:tblBorders>
+        <w:tblLook w:val="04A0" w:firstRow="1" w:lastRow="0" w:firstColumn="1" w:lastColumn="0" w:noHBand="0" w:noVBand="1"/>
+      </w:tblPr>
+      <w:tblGrid>
+        <w:gridCol w:w="7166"/>
+        <w:gridCol w:w="7371"/>
+      </w:tblGrid>
+      <w:tr>
+        <w:tc>
+          <w:tcPr>
+            <w:tcW w:w="7166" w:type="dxa"/>
+          </w:tcPr>
+          <w:p>
+            <w:pPr>
+              <w:spacing w:before="0" w:line="240" w:lineRule="auto"/>
+              <w:jc w:val="center"/>
+              <w:rPr>
+                <w:b/>
+                <w:sz w:val="32"/>
+                <w:szCs w:val="32"/>
+              </w:rPr>
+            </w:pPr>
+            <w:r>
+              <w:rPr>
+                <w:b/>
+                <w:sz w:val="32"/>
+                <w:szCs w:val="32"/>
+              </w:rPr>
+              <w:t>As Printed</w:t>
+            </w:r>
+          </w:p>
+        </w:tc>
+        <w:tc>
+          <w:tcPr>
+            <w:tcW w:w="7371" w:type="dxa"/>
+          </w:tcPr>
+          <w:p>
+            <w:pPr>
+              <w:spacing w:before="0" w:line="240" w:lineRule="auto"/>
+              <w:ind w:right="-18"/>
+              <w:jc w:val="center"/>
+              <w:rPr>
+                <w:b/>
+                <w:sz w:val="32"/>
+                <w:szCs w:val="32"/>
+              </w:rPr>
+            </w:pPr>
+            <w:r>
+              <w:rPr>
+                <w:b/>
+                <w:sz w:val="32"/>
+                <w:szCs w:val="32"/>
+              </w:rPr>
+              <w:t>To be read as or corrected as</w:t>
+            </w:r>
+            <w:r>
+              <w:rPr>
+                <w:b/>
+                <w:sz w:val="32"/>
+                <w:szCs w:val="32"/>
+              </w:rPr>
+              <w:t xml:space="preserve"> </w:t>
+            </w:r>
+          </w:p>
+        </w:tc>
+      </w:tr>
+      <w:tr>
+        <w:trPr>
+          <w:trHeight w:val="4017"/>
+        </w:trPr>
+        <w:tc>
+          <w:tcPr>
+            <w:tcW w:w="7166" w:type="dxa"/>
+          </w:tcPr>
+          <w:p>
+            <w:pPr>
+              <w:widowControl w:val="0"/>
+              <w:autoSpaceDE w:val="0"/>
+              <w:autoSpaceDN w:val="0"/>
+              <w:adjustRightInd w:val="0"/>
+              <w:spacing w:before="0" w:line="240" w:lineRule="auto"/>
+              <w:rPr>
+                <w:rFonts w:ascii="BRH Devanagari Extra" w:hAnsi="BRH Devanagari Extra" w:cs="BRH Devanagari Extra"/>
+                <w:color w:val="000000"/>
+                <w:sz w:val="32"/>
+                <w:szCs w:val="40"/>
+              </w:rPr>
+            </w:pPr>
+            <w:r>
+              <w:rPr>
+                <w:rFonts w:cs="BRH Devanagari Extra"/>
+                <w:color w:val="000000"/>
+                <w:szCs w:val="40"/>
+              </w:rPr>
+              <w:t>64</w:t>
+            </w:r>
+            <w:r>
+              <w:rPr>
+                <w:rFonts w:ascii="BRH Devanagari Extra" w:hAnsi="BRH Devanagari Extra" w:cs="BRH Devanagari Extra"/>
+                <w:color w:val="000000"/>
+                <w:sz w:val="32"/>
+                <w:szCs w:val="40"/>
+              </w:rPr>
+              <w:t>)</w:t>
+            </w:r>
+            <w:r>
+              <w:rPr>
+                <w:rFonts w:ascii="BRH Devanagari Extra" w:hAnsi="BRH Devanagari Extra" w:cs="BRH Devanagari Extra"/>
+                <w:color w:val="000000"/>
+                <w:sz w:val="32"/>
+                <w:szCs w:val="40"/>
+              </w:rPr>
+              <w:tab/>
+            </w:r>
+            <w:r>
+              <w:rPr>
+                <w:rFonts w:cs="BRH Devanagari Extra"/>
+                <w:color w:val="000000"/>
+                <w:szCs w:val="40"/>
+              </w:rPr>
+              <w:t>2</w:t>
+            </w:r>
+            <w:r>
+              <w:rPr>
+                <w:rFonts w:ascii="BRH Devanagari Extra" w:hAnsi="BRH Devanagari Extra" w:cs="BRH Devanagari Extra"/>
+                <w:color w:val="000000"/>
+                <w:sz w:val="32"/>
+                <w:szCs w:val="40"/>
+              </w:rPr>
+              <w:t>.</w:t>
+            </w:r>
+            <w:r>
+              <w:rPr>
+                <w:rFonts w:cs="BRH Devanagari Extra"/>
+                <w:color w:val="000000"/>
+                <w:szCs w:val="40"/>
+              </w:rPr>
+              <w:t>3</w:t>
+            </w:r>
+            <w:r>
+              <w:rPr>
+                <w:rFonts w:ascii="BRH Devanagari Extra" w:hAnsi="BRH Devanagari Extra" w:cs="BRH Devanagari Extra"/>
+                <w:color w:val="000000"/>
+                <w:sz w:val="32"/>
+                <w:szCs w:val="40"/>
+              </w:rPr>
+              <w:t>.</w:t>
+            </w:r>
+            <w:r>
+              <w:rPr>
+                <w:rFonts w:cs="BRH Devanagari Extra"/>
+                <w:color w:val="000000"/>
+                <w:szCs w:val="40"/>
+              </w:rPr>
+              <w:t>12</w:t>
+            </w:r>
+            <w:r>
+              <w:rPr>
+                <w:rFonts w:ascii="BRH Devanagari Extra" w:hAnsi="BRH Devanagari Extra" w:cs="BRH Devanagari Extra"/>
+                <w:color w:val="000000"/>
+                <w:sz w:val="32"/>
+                <w:szCs w:val="40"/>
+              </w:rPr>
+              <w:t>.</w:t>
+            </w:r>
+            <w:r>
+              <w:rPr>
+                <w:rFonts w:cs="BRH Devanagari Extra"/>
+                <w:color w:val="000000"/>
+                <w:szCs w:val="40"/>
+              </w:rPr>
+              <w:t>2</w:t>
+            </w:r>
+            <w:r>
+              <w:rPr>
+                <w:rFonts w:ascii="BRH Devanagari Extra" w:hAnsi="BRH Devanagari Extra" w:cs="BRH Devanagari Extra"/>
+                <w:color w:val="000000"/>
+                <w:sz w:val="32"/>
+                <w:szCs w:val="40"/>
+              </w:rPr>
+              <w:t>(</w:t>
+            </w:r>
+            <w:r>
+              <w:rPr>
+                <w:rFonts w:cs="BRH Devanagari Extra"/>
+                <w:color w:val="000000"/>
+                <w:szCs w:val="40"/>
+              </w:rPr>
+              <w:t>50</w:t>
+            </w:r>
+            <w:r>
+              <w:rPr>
+                <w:rFonts w:ascii="BRH Devanagari Extra" w:hAnsi="BRH Devanagari Extra" w:cs="BRH Devanagari Extra"/>
+                <w:color w:val="000000"/>
+                <w:sz w:val="32"/>
+                <w:szCs w:val="40"/>
+              </w:rPr>
+              <w:t>)</w:t>
+            </w:r>
+            <w:proofErr w:type="gramStart"/>
+            <w:r>
+              <w:rPr>
+                <w:rFonts w:ascii="BRH Devanagari Extra" w:hAnsi="BRH Devanagari Extra" w:cs="BRH Devanagari Extra"/>
+                <w:color w:val="000000"/>
+                <w:sz w:val="32"/>
+                <w:szCs w:val="40"/>
+              </w:rPr>
+              <w:t>-  cÉ</w:t>
+            </w:r>
+            <w:proofErr w:type="gramEnd"/>
+            <w:r>
+              <w:rPr>
+                <w:rFonts w:ascii="BRH Malayalam Extra" w:hAnsi="BRH Malayalam Extra" w:cs="BRH Devanagari Extra"/>
+                <w:color w:val="000000"/>
+                <w:szCs w:val="40"/>
+              </w:rPr>
+              <w:t>–</w:t>
+            </w:r>
+            <w:r>
+              <w:rPr>
+                <w:rFonts w:ascii="BRH Devanagari Extra" w:hAnsi="BRH Devanagari Extra" w:cs="BRH Devanagari Extra"/>
+                <w:color w:val="000000"/>
+                <w:sz w:val="32"/>
+                <w:szCs w:val="40"/>
+              </w:rPr>
+              <w:t>ÂqÉç | mÉÑlÉþÈ | L</w:t>
+            </w:r>
+            <w:r>
+              <w:rPr>
+                <w:rFonts w:ascii="BRH Devanagari Extra" w:hAnsi="BRH Devanagari Extra" w:cs="BRH Devanagari Extra"/>
+                <w:color w:val="000000"/>
+                <w:sz w:val="32"/>
+                <w:szCs w:val="40"/>
+                <w:highlight w:val="yellow"/>
+              </w:rPr>
+              <w:t>irÉåirÉþ</w:t>
+            </w:r>
+            <w:r>
+              <w:rPr>
+                <w:rFonts w:ascii="BRH Devanagari Extra" w:hAnsi="BRH Devanagari Extra" w:cs="BRH Devanagari Extra"/>
+                <w:color w:val="000000"/>
+                <w:sz w:val="32"/>
+                <w:szCs w:val="40"/>
+              </w:rPr>
+              <w:t xml:space="preserve"> |</w:t>
+            </w:r>
+          </w:p>
+          <w:p>
+            <w:pPr>
+              <w:widowControl w:val="0"/>
+              <w:autoSpaceDE w:val="0"/>
+              <w:autoSpaceDN w:val="0"/>
+              <w:adjustRightInd w:val="0"/>
+              <w:spacing w:before="0" w:line="240" w:lineRule="auto"/>
+              <w:rPr>
+                <w:rFonts w:ascii="BRH Devanagari Extra" w:hAnsi="BRH Devanagari Extra" w:cs="BRH Devanagari Extra"/>
+                <w:color w:val="000000"/>
+                <w:sz w:val="32"/>
+                <w:szCs w:val="40"/>
+              </w:rPr>
+            </w:pPr>
+            <w:r>
+              <w:rPr>
+                <w:rFonts w:ascii="BRH Devanagari Extra" w:hAnsi="BRH Devanagari Extra" w:cs="BRH Devanagari Extra"/>
+                <w:color w:val="000000"/>
+                <w:sz w:val="32"/>
+                <w:szCs w:val="40"/>
+              </w:rPr>
+              <w:t>cÉ</w:t>
+            </w:r>
+            <w:r>
+              <w:rPr>
+                <w:rFonts w:ascii="BRH Malayalam Extra" w:hAnsi="BRH Malayalam Extra" w:cs="BRH Devanagari Extra"/>
+                <w:color w:val="000000"/>
+                <w:szCs w:val="40"/>
+              </w:rPr>
+              <w:t>–</w:t>
+            </w:r>
+            <w:r>
+              <w:rPr>
+                <w:rFonts w:ascii="BRH Devanagari Extra" w:hAnsi="BRH Devanagari Extra" w:cs="BRH Devanagari Extra"/>
+                <w:color w:val="000000"/>
+                <w:sz w:val="32"/>
+                <w:szCs w:val="40"/>
+              </w:rPr>
+              <w:t>ÂqÉç mÉÑlÉ</w:t>
+            </w:r>
+            <w:r>
+              <w:rPr>
+                <w:rFonts w:ascii="BRH Malayalam Extra" w:hAnsi="BRH Malayalam Extra" w:cs="BRH Devanagari Extra"/>
+                <w:color w:val="000000"/>
+                <w:szCs w:val="40"/>
+              </w:rPr>
+              <w:t>–</w:t>
+            </w:r>
+            <w:r>
+              <w:rPr>
+                <w:rFonts w:ascii="BRH Devanagari Extra" w:hAnsi="BRH Devanagari Extra" w:cs="BRH Devanagari Extra"/>
+                <w:color w:val="000000"/>
+                <w:sz w:val="32"/>
+                <w:szCs w:val="40"/>
+              </w:rPr>
+              <w:t>È mÉÑlÉþ¶É</w:t>
+            </w:r>
+            <w:r>
+              <w:rPr>
+                <w:rFonts w:ascii="BRH Malayalam Extra" w:hAnsi="BRH Malayalam Extra" w:cs="BRH Devanagari Extra"/>
+                <w:color w:val="000000"/>
+                <w:szCs w:val="40"/>
+              </w:rPr>
+              <w:t>–</w:t>
+            </w:r>
+            <w:r>
+              <w:rPr>
+                <w:rFonts w:ascii="BRH Devanagari Extra" w:hAnsi="BRH Devanagari Extra" w:cs="BRH Devanagari Extra"/>
+                <w:color w:val="000000"/>
+                <w:sz w:val="32"/>
+                <w:szCs w:val="40"/>
+              </w:rPr>
+              <w:t>ÂqÉç cÉ</w:t>
+            </w:r>
+            <w:r>
+              <w:rPr>
+                <w:rFonts w:ascii="BRH Malayalam Extra" w:hAnsi="BRH Malayalam Extra" w:cs="BRH Devanagari Extra"/>
+                <w:color w:val="000000"/>
+                <w:szCs w:val="40"/>
+              </w:rPr>
+              <w:t>–</w:t>
+            </w:r>
+            <w:r>
+              <w:rPr>
+                <w:rFonts w:ascii="BRH Devanagari Extra" w:hAnsi="BRH Devanagari Extra" w:cs="BRH Devanagari Extra"/>
+                <w:color w:val="000000"/>
+                <w:sz w:val="32"/>
+                <w:szCs w:val="40"/>
+              </w:rPr>
+              <w:t>ÂqÉç mÉÑlÉ</w:t>
+            </w:r>
+            <w:r>
+              <w:rPr>
+                <w:rFonts w:ascii="BRH Malayalam Extra" w:hAnsi="BRH Malayalam Extra" w:cs="BRH Devanagari Extra"/>
+                <w:color w:val="000000"/>
+                <w:szCs w:val="40"/>
+              </w:rPr>
+              <w:t>–</w:t>
+            </w:r>
+            <w:r>
+              <w:rPr>
+                <w:rFonts w:ascii="BRH Devanagari Extra" w:hAnsi="BRH Devanagari Extra" w:cs="BRH Devanagari Extra"/>
+                <w:color w:val="000000"/>
+                <w:sz w:val="32"/>
+                <w:szCs w:val="40"/>
+              </w:rPr>
+              <w:t xml:space="preserve"> UåirÉå </w:t>
+            </w:r>
+            <w:r>
+              <w:rPr>
+                <w:rFonts w:ascii="BRH Devanagari Extra" w:hAnsi="BRH Devanagari Extra" w:cs="BRH Devanagari Extra"/>
+                <w:color w:val="000000"/>
+                <w:sz w:val="32"/>
+                <w:szCs w:val="40"/>
+                <w:highlight w:val="yellow"/>
+              </w:rPr>
+              <w:t>irÉæirÉ</w:t>
+            </w:r>
+            <w:r>
+              <w:rPr>
+                <w:rFonts w:ascii="BRH Devanagari Extra" w:hAnsi="BRH Devanagari Extra" w:cs="BRH Devanagari Extra"/>
+                <w:color w:val="000000"/>
+                <w:sz w:val="32"/>
+                <w:szCs w:val="40"/>
+              </w:rPr>
+              <w:t>åirÉ</w:t>
+            </w:r>
+            <w:r>
+              <w:rPr>
+                <w:rFonts w:ascii="BRH Malayalam Extra" w:hAnsi="BRH Malayalam Extra" w:cs="BRH Devanagari Extra"/>
+                <w:color w:val="000000"/>
+                <w:szCs w:val="40"/>
+              </w:rPr>
+              <w:t>–</w:t>
+            </w:r>
+            <w:r>
+              <w:rPr>
+                <w:rFonts w:ascii="BRH Devanagari Extra" w:hAnsi="BRH Devanagari Extra" w:cs="BRH Devanagari Extra"/>
+                <w:color w:val="000000"/>
+                <w:sz w:val="32"/>
+                <w:szCs w:val="40"/>
+              </w:rPr>
+              <w:t xml:space="preserve"> mÉÑlÉþ¶É</w:t>
+            </w:r>
+            <w:r>
+              <w:rPr>
+                <w:rFonts w:ascii="BRH Malayalam Extra" w:hAnsi="BRH Malayalam Extra" w:cs="BRH Devanagari Extra"/>
+                <w:color w:val="000000"/>
+                <w:szCs w:val="40"/>
+              </w:rPr>
+              <w:t>–</w:t>
+            </w:r>
+            <w:r>
+              <w:rPr>
+                <w:rFonts w:ascii="BRH Devanagari Extra" w:hAnsi="BRH Devanagari Extra" w:cs="BRH Devanagari Extra"/>
+                <w:color w:val="000000"/>
+                <w:sz w:val="32"/>
+                <w:szCs w:val="40"/>
+              </w:rPr>
+              <w:t>ÂqÉç cÉ</w:t>
+            </w:r>
+            <w:r>
+              <w:rPr>
+                <w:rFonts w:ascii="BRH Malayalam Extra" w:hAnsi="BRH Malayalam Extra" w:cs="BRH Devanagari Extra"/>
+                <w:color w:val="000000"/>
+                <w:szCs w:val="40"/>
+              </w:rPr>
+              <w:t>–</w:t>
+            </w:r>
+            <w:r>
+              <w:rPr>
+                <w:rFonts w:ascii="BRH Devanagari Extra" w:hAnsi="BRH Devanagari Extra" w:cs="BRH Devanagari Extra"/>
+                <w:color w:val="000000"/>
+                <w:sz w:val="32"/>
+                <w:szCs w:val="40"/>
+              </w:rPr>
+              <w:t>ÂqÉç mÉÑlÉ</w:t>
+            </w:r>
+            <w:r>
+              <w:rPr>
+                <w:rFonts w:ascii="BRH Malayalam Extra" w:hAnsi="BRH Malayalam Extra" w:cs="BRH Devanagari Extra"/>
+                <w:color w:val="000000"/>
+                <w:szCs w:val="40"/>
+              </w:rPr>
+              <w:t>–</w:t>
+            </w:r>
+            <w:r>
+              <w:rPr>
+                <w:rFonts w:ascii="BRH Devanagari Extra" w:hAnsi="BRH Devanagari Extra" w:cs="BRH Devanagari Extra"/>
+                <w:color w:val="000000"/>
+                <w:sz w:val="32"/>
+                <w:szCs w:val="40"/>
+              </w:rPr>
+              <w:t xml:space="preserve"> Uå</w:t>
+            </w:r>
+            <w:r>
+              <w:rPr>
+                <w:rFonts w:ascii="BRH Devanagari Extra" w:hAnsi="BRH Devanagari Extra" w:cs="BRH Devanagari Extra"/>
+                <w:color w:val="000000"/>
+                <w:sz w:val="32"/>
+                <w:szCs w:val="40"/>
+                <w:highlight w:val="yellow"/>
+              </w:rPr>
+              <w:t>ir</w:t>
+            </w:r>
+            <w:r>
+              <w:rPr>
+                <w:rFonts w:ascii="BRH Devanagari Extra" w:hAnsi="BRH Devanagari Extra" w:cs="BRH Devanagari Extra"/>
+                <w:color w:val="000000"/>
+                <w:sz w:val="32"/>
+                <w:szCs w:val="40"/>
+              </w:rPr>
+              <w:t xml:space="preserve">ÉåirÉþ | </w:t>
+            </w:r>
+          </w:p>
+          <w:p>
+            <w:pPr>
+              <w:widowControl w:val="0"/>
+              <w:autoSpaceDE w:val="0"/>
+              <w:autoSpaceDN w:val="0"/>
+              <w:adjustRightInd w:val="0"/>
+              <w:spacing w:before="0" w:line="240" w:lineRule="auto"/>
+              <w:rPr>
+                <w:rFonts w:ascii="BRH Devanagari Extra" w:hAnsi="BRH Devanagari Extra" w:cs="BRH Devanagari Extra"/>
+                <w:color w:val="000000"/>
+                <w:sz w:val="32"/>
+                <w:szCs w:val="40"/>
+              </w:rPr>
+            </w:pPr>
+            <w:r>
+              <w:rPr>
+                <w:rFonts w:cs="BRH Devanagari Extra"/>
+                <w:color w:val="000000"/>
+                <w:szCs w:val="40"/>
+              </w:rPr>
+              <w:t>65</w:t>
+            </w:r>
+            <w:r>
+              <w:rPr>
+                <w:rFonts w:ascii="BRH Devanagari Extra" w:hAnsi="BRH Devanagari Extra" w:cs="BRH Devanagari Extra"/>
+                <w:color w:val="000000"/>
+                <w:sz w:val="32"/>
+                <w:szCs w:val="40"/>
+              </w:rPr>
+              <w:t>)</w:t>
+            </w:r>
+            <w:r>
+              <w:rPr>
+                <w:rFonts w:ascii="BRH Devanagari Extra" w:hAnsi="BRH Devanagari Extra" w:cs="BRH Devanagari Extra"/>
+                <w:color w:val="000000"/>
+                <w:sz w:val="32"/>
+                <w:szCs w:val="40"/>
+              </w:rPr>
+              <w:tab/>
+            </w:r>
+            <w:r>
+              <w:rPr>
+                <w:rFonts w:cs="BRH Devanagari Extra"/>
+                <w:color w:val="000000"/>
+                <w:szCs w:val="40"/>
+              </w:rPr>
+              <w:t>2</w:t>
+            </w:r>
+            <w:r>
+              <w:rPr>
+                <w:rFonts w:ascii="BRH Devanagari Extra" w:hAnsi="BRH Devanagari Extra" w:cs="BRH Devanagari Extra"/>
+                <w:color w:val="000000"/>
+                <w:sz w:val="32"/>
+                <w:szCs w:val="40"/>
+              </w:rPr>
+              <w:t>.</w:t>
+            </w:r>
+            <w:r>
+              <w:rPr>
+                <w:rFonts w:cs="BRH Devanagari Extra"/>
+                <w:color w:val="000000"/>
+                <w:szCs w:val="40"/>
+              </w:rPr>
+              <w:t>3</w:t>
+            </w:r>
+            <w:r>
+              <w:rPr>
+                <w:rFonts w:ascii="BRH Devanagari Extra" w:hAnsi="BRH Devanagari Extra" w:cs="BRH Devanagari Extra"/>
+                <w:color w:val="000000"/>
+                <w:sz w:val="32"/>
+                <w:szCs w:val="40"/>
+              </w:rPr>
+              <w:t>.</w:t>
+            </w:r>
+            <w:r>
+              <w:rPr>
+                <w:rFonts w:cs="BRH Devanagari Extra"/>
+                <w:color w:val="000000"/>
+                <w:szCs w:val="40"/>
+              </w:rPr>
+              <w:t>12</w:t>
+            </w:r>
+            <w:r>
+              <w:rPr>
+                <w:rFonts w:ascii="BRH Devanagari Extra" w:hAnsi="BRH Devanagari Extra" w:cs="BRH Devanagari Extra"/>
+                <w:color w:val="000000"/>
+                <w:sz w:val="32"/>
+                <w:szCs w:val="40"/>
+              </w:rPr>
+              <w:t>.</w:t>
+            </w:r>
+            <w:r>
+              <w:rPr>
+                <w:rFonts w:cs="BRH Devanagari Extra"/>
+                <w:color w:val="000000"/>
+                <w:szCs w:val="40"/>
+              </w:rPr>
+              <w:t>2</w:t>
+            </w:r>
+            <w:r>
+              <w:rPr>
+                <w:rFonts w:ascii="BRH Devanagari Extra" w:hAnsi="BRH Devanagari Extra" w:cs="BRH Devanagari Extra"/>
+                <w:color w:val="000000"/>
+                <w:sz w:val="32"/>
+                <w:szCs w:val="40"/>
+              </w:rPr>
+              <w:t>(</w:t>
+            </w:r>
+            <w:r>
+              <w:rPr>
+                <w:rFonts w:cs="BRH Devanagari Extra"/>
+                <w:color w:val="000000"/>
+                <w:szCs w:val="40"/>
+              </w:rPr>
+              <w:t>51</w:t>
+            </w:r>
+            <w:r>
+              <w:rPr>
+                <w:rFonts w:ascii="BRH Devanagari Extra" w:hAnsi="BRH Devanagari Extra" w:cs="BRH Devanagari Extra"/>
+                <w:color w:val="000000"/>
+                <w:sz w:val="32"/>
+                <w:szCs w:val="40"/>
+              </w:rPr>
+              <w:t>)</w:t>
+            </w:r>
+            <w:proofErr w:type="gramStart"/>
+            <w:r>
+              <w:rPr>
+                <w:rFonts w:ascii="BRH Devanagari Extra" w:hAnsi="BRH Devanagari Extra" w:cs="BRH Devanagari Extra"/>
+                <w:color w:val="000000"/>
+                <w:sz w:val="32"/>
+                <w:szCs w:val="40"/>
+              </w:rPr>
+              <w:t>-  mÉÑlÉþÈ</w:t>
+            </w:r>
+            <w:proofErr w:type="gramEnd"/>
+            <w:r>
+              <w:rPr>
+                <w:rFonts w:ascii="BRH Devanagari Extra" w:hAnsi="BRH Devanagari Extra" w:cs="BRH Devanagari Extra"/>
+                <w:color w:val="000000"/>
+                <w:sz w:val="32"/>
+                <w:szCs w:val="40"/>
+              </w:rPr>
+              <w:t xml:space="preserve"> | L</w:t>
+            </w:r>
+            <w:r>
+              <w:rPr>
+                <w:rFonts w:ascii="BRH Devanagari Extra" w:hAnsi="BRH Devanagari Extra" w:cs="BRH Devanagari Extra"/>
+                <w:color w:val="000000"/>
+                <w:sz w:val="32"/>
+                <w:szCs w:val="40"/>
+                <w:highlight w:val="yellow"/>
+              </w:rPr>
+              <w:t>irÉåirÉþ</w:t>
+            </w:r>
+            <w:r>
+              <w:rPr>
+                <w:rFonts w:ascii="BRH Devanagari Extra" w:hAnsi="BRH Devanagari Extra" w:cs="BRH Devanagari Extra"/>
+                <w:color w:val="000000"/>
+                <w:sz w:val="32"/>
+                <w:szCs w:val="40"/>
+              </w:rPr>
+              <w:t xml:space="preserve"> | ÌlÉÈ |</w:t>
+            </w:r>
+          </w:p>
+          <w:p>
+            <w:pPr>
+              <w:widowControl w:val="0"/>
+              <w:autoSpaceDE w:val="0"/>
+              <w:autoSpaceDN w:val="0"/>
+              <w:adjustRightInd w:val="0"/>
+              <w:spacing w:before="0" w:line="240" w:lineRule="auto"/>
+              <w:rPr>
+                <w:rFonts w:ascii="BRH Devanagari Extra" w:hAnsi="BRH Devanagari Extra" w:cs="BRH Devanagari Extra"/>
+                <w:color w:val="000000"/>
+                <w:sz w:val="32"/>
+                <w:szCs w:val="40"/>
+              </w:rPr>
+            </w:pPr>
+            <w:r>
+              <w:rPr>
+                <w:rFonts w:ascii="BRH Devanagari Extra" w:hAnsi="BRH Devanagari Extra" w:cs="BRH Devanagari Extra"/>
+                <w:color w:val="000000"/>
+                <w:sz w:val="32"/>
+                <w:szCs w:val="40"/>
+              </w:rPr>
+              <w:t>mÉÑlÉ</w:t>
+            </w:r>
+            <w:r>
+              <w:rPr>
+                <w:rFonts w:ascii="BRH Malayalam Extra" w:hAnsi="BRH Malayalam Extra" w:cs="BRH Devanagari Extra"/>
+                <w:color w:val="000000"/>
+                <w:szCs w:val="40"/>
+              </w:rPr>
+              <w:t>–</w:t>
+            </w:r>
+            <w:r>
+              <w:rPr>
+                <w:rFonts w:ascii="BRH Devanagari Extra" w:hAnsi="BRH Devanagari Extra" w:cs="BRH Devanagari Extra"/>
+                <w:color w:val="000000"/>
+                <w:sz w:val="32"/>
+                <w:szCs w:val="40"/>
+              </w:rPr>
+              <w:t xml:space="preserve"> UåirÉå</w:t>
+            </w:r>
+            <w:r>
+              <w:rPr>
+                <w:rFonts w:ascii="BRH Devanagari Extra" w:hAnsi="BRH Devanagari Extra" w:cs="BRH Devanagari Extra"/>
+                <w:color w:val="000000"/>
+                <w:sz w:val="32"/>
+                <w:szCs w:val="40"/>
+                <w:highlight w:val="yellow"/>
+              </w:rPr>
+              <w:t>irÉæir</w:t>
+            </w:r>
+            <w:r>
+              <w:rPr>
+                <w:rFonts w:ascii="BRH Devanagari Extra" w:hAnsi="BRH Devanagari Extra" w:cs="BRH Devanagari Extra"/>
+                <w:color w:val="000000"/>
+                <w:sz w:val="32"/>
+                <w:szCs w:val="40"/>
+              </w:rPr>
+              <w:t>ÉåirÉ</w:t>
+            </w:r>
+            <w:r>
+              <w:rPr>
+                <w:rFonts w:ascii="BRH Malayalam Extra" w:hAnsi="BRH Malayalam Extra" w:cs="BRH Devanagari Extra"/>
+                <w:color w:val="000000"/>
+                <w:szCs w:val="40"/>
+              </w:rPr>
+              <w:t>–</w:t>
+            </w:r>
+            <w:r>
+              <w:rPr>
+                <w:rFonts w:ascii="BRH Devanagari Extra" w:hAnsi="BRH Devanagari Extra" w:cs="BRH Devanagari Extra"/>
+                <w:color w:val="000000"/>
+                <w:sz w:val="32"/>
+                <w:szCs w:val="40"/>
+              </w:rPr>
+              <w:t xml:space="preserve"> mÉÑlÉ</w:t>
+            </w:r>
+            <w:r>
+              <w:rPr>
+                <w:rFonts w:ascii="BRH Malayalam Extra" w:hAnsi="BRH Malayalam Extra" w:cs="BRH Devanagari Extra"/>
+                <w:color w:val="000000"/>
+                <w:szCs w:val="40"/>
+              </w:rPr>
+              <w:t>–</w:t>
+            </w:r>
+            <w:r>
+              <w:rPr>
+                <w:rFonts w:ascii="BRH Devanagari Extra" w:hAnsi="BRH Devanagari Extra" w:cs="BRH Devanagari Extra"/>
+                <w:color w:val="000000"/>
+                <w:sz w:val="32"/>
+                <w:szCs w:val="40"/>
+              </w:rPr>
+              <w:t>È mÉÑlÉ</w:t>
+            </w:r>
+            <w:r>
+              <w:rPr>
+                <w:rFonts w:ascii="BRH Malayalam Extra" w:hAnsi="BRH Malayalam Extra" w:cs="BRH Devanagari Extra"/>
+                <w:color w:val="000000"/>
+                <w:szCs w:val="40"/>
+              </w:rPr>
+              <w:t>–</w:t>
+            </w:r>
+            <w:r>
+              <w:rPr>
+                <w:rFonts w:ascii="BRH Devanagari Extra" w:hAnsi="BRH Devanagari Extra" w:cs="BRH Devanagari Extra"/>
+                <w:color w:val="000000"/>
+                <w:sz w:val="32"/>
+                <w:szCs w:val="40"/>
+              </w:rPr>
+              <w:t xml:space="preserve"> UåirÉåirÉ</w:t>
+            </w:r>
+            <w:r>
+              <w:rPr>
+                <w:rFonts w:ascii="BRH Malayalam Extra" w:hAnsi="BRH Malayalam Extra" w:cs="BRH Devanagari Extra"/>
+                <w:color w:val="000000"/>
+                <w:szCs w:val="40"/>
+              </w:rPr>
+              <w:t>–</w:t>
+            </w:r>
+            <w:r>
+              <w:rPr>
+                <w:rFonts w:ascii="BRH Devanagari Extra" w:hAnsi="BRH Devanagari Extra" w:cs="BRH Devanagari Extra"/>
+                <w:color w:val="000000"/>
+                <w:sz w:val="32"/>
+                <w:szCs w:val="40"/>
+              </w:rPr>
+              <w:t xml:space="preserve"> ÌlÉUç ÍhÉU</w:t>
+            </w:r>
+            <w:r>
+              <w:rPr>
+                <w:rFonts w:ascii="BRH Devanagari Extra" w:hAnsi="BRH Devanagari Extra" w:cs="BRH Devanagari Extra"/>
+                <w:color w:val="000000"/>
+                <w:sz w:val="32"/>
+                <w:szCs w:val="40"/>
+                <w:highlight w:val="yellow"/>
+              </w:rPr>
+              <w:t>åirÉ</w:t>
+            </w:r>
+            <w:r>
+              <w:rPr>
+                <w:rFonts w:ascii="BRH Devanagari Extra" w:hAnsi="BRH Devanagari Extra" w:cs="BRH Devanagari Extra"/>
+                <w:color w:val="000000"/>
+                <w:sz w:val="32"/>
+                <w:szCs w:val="40"/>
+              </w:rPr>
+              <w:t>åirÉ</w:t>
+            </w:r>
+            <w:r>
+              <w:rPr>
+                <w:rFonts w:ascii="BRH Malayalam Extra" w:hAnsi="BRH Malayalam Extra" w:cs="BRH Devanagari Extra"/>
+                <w:color w:val="000000"/>
+                <w:szCs w:val="40"/>
+              </w:rPr>
+              <w:t>–</w:t>
+            </w:r>
+            <w:r>
+              <w:rPr>
+                <w:rFonts w:ascii="BRH Devanagari Extra" w:hAnsi="BRH Devanagari Extra" w:cs="BRH Devanagari Extra"/>
+                <w:color w:val="000000"/>
+                <w:sz w:val="32"/>
+                <w:szCs w:val="40"/>
+              </w:rPr>
+              <w:t xml:space="preserve"> mÉÑlÉ</w:t>
+            </w:r>
+            <w:r>
+              <w:rPr>
+                <w:rFonts w:ascii="BRH Malayalam Extra" w:hAnsi="BRH Malayalam Extra" w:cs="BRH Devanagari Extra"/>
+                <w:color w:val="000000"/>
+                <w:szCs w:val="40"/>
+              </w:rPr>
+              <w:t>–</w:t>
+            </w:r>
+            <w:r>
+              <w:rPr>
+                <w:rFonts w:ascii="BRH Devanagari Extra" w:hAnsi="BRH Devanagari Extra" w:cs="BRH Devanagari Extra"/>
+                <w:color w:val="000000"/>
+                <w:sz w:val="32"/>
+                <w:szCs w:val="40"/>
+              </w:rPr>
+              <w:t>È mÉÑlÉ</w:t>
+            </w:r>
+            <w:r>
+              <w:rPr>
+                <w:rFonts w:ascii="BRH Malayalam Extra" w:hAnsi="BRH Malayalam Extra" w:cs="BRH Devanagari Extra"/>
+                <w:color w:val="000000"/>
+                <w:szCs w:val="40"/>
+              </w:rPr>
+              <w:t>–</w:t>
+            </w:r>
+            <w:r>
+              <w:rPr>
+                <w:rFonts w:ascii="BRH Devanagari Extra" w:hAnsi="BRH Devanagari Extra" w:cs="BRH Devanagari Extra"/>
+                <w:color w:val="000000"/>
+                <w:sz w:val="32"/>
+                <w:szCs w:val="40"/>
+              </w:rPr>
+              <w:t xml:space="preserve"> Uå</w:t>
+            </w:r>
+            <w:r>
+              <w:rPr>
+                <w:rFonts w:ascii="BRH Devanagari Extra" w:hAnsi="BRH Devanagari Extra" w:cs="BRH Devanagari Extra"/>
+                <w:color w:val="000000"/>
+                <w:sz w:val="32"/>
+                <w:szCs w:val="40"/>
+                <w:highlight w:val="yellow"/>
+              </w:rPr>
+              <w:t>irÉ</w:t>
+            </w:r>
+            <w:r>
+              <w:rPr>
+                <w:rFonts w:ascii="BRH Devanagari Extra" w:hAnsi="BRH Devanagari Extra" w:cs="BRH Devanagari Extra"/>
+                <w:color w:val="000000"/>
+                <w:sz w:val="32"/>
+                <w:szCs w:val="40"/>
+              </w:rPr>
+              <w:t>åirÉ</w:t>
+            </w:r>
+            <w:r>
+              <w:rPr>
+                <w:rFonts w:ascii="BRH Malayalam Extra" w:hAnsi="BRH Malayalam Extra" w:cs="BRH Devanagari Extra"/>
+                <w:color w:val="000000"/>
+                <w:szCs w:val="40"/>
+              </w:rPr>
+              <w:t>–</w:t>
+            </w:r>
+            <w:r>
+              <w:rPr>
+                <w:rFonts w:ascii="BRH Devanagari Extra" w:hAnsi="BRH Devanagari Extra" w:cs="BRH Devanagari Extra"/>
+                <w:color w:val="000000"/>
+                <w:sz w:val="32"/>
+                <w:szCs w:val="40"/>
+              </w:rPr>
+              <w:t xml:space="preserve"> ÌlÉÈ | </w:t>
+            </w:r>
+          </w:p>
+          <w:p>
+            <w:pPr>
+              <w:widowControl w:val="0"/>
+              <w:autoSpaceDE w:val="0"/>
+              <w:autoSpaceDN w:val="0"/>
+              <w:adjustRightInd w:val="0"/>
+              <w:spacing w:before="0" w:line="240" w:lineRule="auto"/>
+              <w:rPr>
+                <w:rFonts w:ascii="BRH Devanagari Extra" w:hAnsi="BRH Devanagari Extra" w:cs="BRH Devanagari Extra"/>
+                <w:color w:val="000000"/>
+                <w:sz w:val="32"/>
+                <w:szCs w:val="40"/>
+              </w:rPr>
+            </w:pPr>
+            <w:r>
+              <w:rPr>
+                <w:rFonts w:cs="BRH Devanagari Extra"/>
+                <w:color w:val="000000"/>
+                <w:szCs w:val="40"/>
+              </w:rPr>
+              <w:t>66</w:t>
+            </w:r>
+            <w:r>
+              <w:rPr>
+                <w:rFonts w:ascii="BRH Devanagari Extra" w:hAnsi="BRH Devanagari Extra" w:cs="BRH Devanagari Extra"/>
+                <w:color w:val="000000"/>
+                <w:sz w:val="32"/>
+                <w:szCs w:val="40"/>
+              </w:rPr>
+              <w:t>)</w:t>
+            </w:r>
+            <w:r>
+              <w:rPr>
+                <w:rFonts w:ascii="BRH Devanagari Extra" w:hAnsi="BRH Devanagari Extra" w:cs="BRH Devanagari Extra"/>
+                <w:color w:val="000000"/>
+                <w:sz w:val="32"/>
+                <w:szCs w:val="40"/>
+              </w:rPr>
+              <w:tab/>
+            </w:r>
+            <w:r>
+              <w:rPr>
+                <w:rFonts w:cs="BRH Devanagari Extra"/>
+                <w:color w:val="000000"/>
+                <w:szCs w:val="40"/>
+              </w:rPr>
+              <w:t>2</w:t>
+            </w:r>
+            <w:r>
+              <w:rPr>
+                <w:rFonts w:ascii="BRH Devanagari Extra" w:hAnsi="BRH Devanagari Extra" w:cs="BRH Devanagari Extra"/>
+                <w:color w:val="000000"/>
+                <w:sz w:val="32"/>
+                <w:szCs w:val="40"/>
+              </w:rPr>
+              <w:t>.</w:t>
+            </w:r>
+            <w:r>
+              <w:rPr>
+                <w:rFonts w:cs="BRH Devanagari Extra"/>
+                <w:color w:val="000000"/>
+                <w:szCs w:val="40"/>
+              </w:rPr>
+              <w:t>3</w:t>
+            </w:r>
+            <w:r>
+              <w:rPr>
+                <w:rFonts w:ascii="BRH Devanagari Extra" w:hAnsi="BRH Devanagari Extra" w:cs="BRH Devanagari Extra"/>
+                <w:color w:val="000000"/>
+                <w:sz w:val="32"/>
+                <w:szCs w:val="40"/>
+              </w:rPr>
+              <w:t>.</w:t>
+            </w:r>
+            <w:r>
+              <w:rPr>
+                <w:rFonts w:cs="BRH Devanagari Extra"/>
+                <w:color w:val="000000"/>
+                <w:szCs w:val="40"/>
+              </w:rPr>
+              <w:t>12</w:t>
+            </w:r>
+            <w:r>
+              <w:rPr>
+                <w:rFonts w:ascii="BRH Devanagari Extra" w:hAnsi="BRH Devanagari Extra" w:cs="BRH Devanagari Extra"/>
+                <w:color w:val="000000"/>
+                <w:sz w:val="32"/>
+                <w:szCs w:val="40"/>
+              </w:rPr>
+              <w:t>.</w:t>
+            </w:r>
+            <w:r>
+              <w:rPr>
+                <w:rFonts w:cs="BRH Devanagari Extra"/>
+                <w:color w:val="000000"/>
+                <w:szCs w:val="40"/>
+              </w:rPr>
+              <w:t>2</w:t>
+            </w:r>
+            <w:r>
+              <w:rPr>
+                <w:rFonts w:ascii="BRH Devanagari Extra" w:hAnsi="BRH Devanagari Extra" w:cs="BRH Devanagari Extra"/>
+                <w:color w:val="000000"/>
+                <w:sz w:val="32"/>
+                <w:szCs w:val="40"/>
+              </w:rPr>
+              <w:t>(</w:t>
+            </w:r>
+            <w:r>
+              <w:rPr>
+                <w:rFonts w:cs="BRH Devanagari Extra"/>
+                <w:color w:val="000000"/>
+                <w:szCs w:val="40"/>
+              </w:rPr>
+              <w:t>52</w:t>
+            </w:r>
+            <w:r>
+              <w:rPr>
+                <w:rFonts w:ascii="BRH Devanagari Extra" w:hAnsi="BRH Devanagari Extra" w:cs="BRH Devanagari Extra"/>
+                <w:color w:val="000000"/>
+                <w:sz w:val="32"/>
+                <w:szCs w:val="40"/>
+              </w:rPr>
+              <w:t>)</w:t>
+            </w:r>
+            <w:proofErr w:type="gramStart"/>
+            <w:r>
+              <w:rPr>
+                <w:rFonts w:ascii="BRH Devanagari Extra" w:hAnsi="BRH Devanagari Extra" w:cs="BRH Devanagari Extra"/>
+                <w:color w:val="000000"/>
+                <w:sz w:val="32"/>
+                <w:szCs w:val="40"/>
+              </w:rPr>
+              <w:t>-  L</w:t>
+            </w:r>
+            <w:r>
+              <w:rPr>
+                <w:rFonts w:ascii="BRH Devanagari Extra" w:hAnsi="BRH Devanagari Extra" w:cs="BRH Devanagari Extra"/>
+                <w:color w:val="000000"/>
+                <w:sz w:val="32"/>
+                <w:szCs w:val="40"/>
+                <w:highlight w:val="yellow"/>
+              </w:rPr>
+              <w:t>irÉåirÉþ</w:t>
+            </w:r>
+            <w:proofErr w:type="gramEnd"/>
+            <w:r>
+              <w:rPr>
+                <w:rFonts w:ascii="BRH Devanagari Extra" w:hAnsi="BRH Devanagari Extra" w:cs="BRH Devanagari Extra"/>
+                <w:color w:val="000000"/>
+                <w:sz w:val="32"/>
+                <w:szCs w:val="40"/>
+              </w:rPr>
+              <w:t xml:space="preserve"> | ÌlÉÈ | uÉ</w:t>
+            </w:r>
+            <w:r>
+              <w:rPr>
+                <w:rFonts w:ascii="BRH Malayalam Extra" w:hAnsi="BRH Malayalam Extra" w:cs="BRH Devanagari Extra"/>
+                <w:color w:val="000000"/>
+                <w:szCs w:val="40"/>
+              </w:rPr>
+              <w:t>–</w:t>
+            </w:r>
+            <w:r>
+              <w:rPr>
+                <w:rFonts w:ascii="BRH Devanagari Extra" w:hAnsi="BRH Devanagari Extra" w:cs="BRH Devanagari Extra"/>
+                <w:color w:val="000000"/>
+                <w:sz w:val="32"/>
+                <w:szCs w:val="40"/>
+              </w:rPr>
+              <w:t>mÉå</w:t>
+            </w:r>
+            <w:r>
+              <w:rPr>
+                <w:rFonts w:ascii="BRH Malayalam Extra" w:hAnsi="BRH Malayalam Extra" w:cs="BRH Devanagari Extra"/>
+                <w:color w:val="000000"/>
+                <w:szCs w:val="40"/>
+              </w:rPr>
+              <w:t>–</w:t>
+            </w:r>
+            <w:r>
+              <w:rPr>
+                <w:rFonts w:ascii="BRH Devanagari Extra" w:hAnsi="BRH Devanagari Extra" w:cs="BRH Devanagari Extra"/>
+                <w:color w:val="000000"/>
+                <w:sz w:val="32"/>
+                <w:szCs w:val="40"/>
+              </w:rPr>
+              <w:t>iÉç |</w:t>
+            </w:r>
+          </w:p>
+          <w:p>
+            <w:pPr>
+              <w:widowControl w:val="0"/>
+              <w:autoSpaceDE w:val="0"/>
+              <w:autoSpaceDN w:val="0"/>
+              <w:adjustRightInd w:val="0"/>
+              <w:spacing w:before="0" w:line="240" w:lineRule="auto"/>
+              <w:rPr>
+                <w:rFonts w:ascii="BRH Devanagari Extra" w:hAnsi="BRH Devanagari Extra" w:cs="BRH Devanagari Extra"/>
+                <w:color w:val="000000"/>
+                <w:sz w:val="32"/>
+                <w:szCs w:val="40"/>
+              </w:rPr>
+            </w:pPr>
+            <w:r>
+              <w:rPr>
+                <w:rFonts w:ascii="BRH Devanagari Extra" w:hAnsi="BRH Devanagari Extra" w:cs="BRH Devanagari Extra"/>
+                <w:color w:val="000000"/>
+                <w:sz w:val="32"/>
+                <w:szCs w:val="40"/>
+              </w:rPr>
+              <w:t>LirÉåirÉ</w:t>
+            </w:r>
+            <w:r>
+              <w:rPr>
+                <w:rFonts w:ascii="BRH Malayalam Extra" w:hAnsi="BRH Malayalam Extra" w:cs="BRH Devanagari Extra"/>
+                <w:color w:val="000000"/>
+                <w:szCs w:val="40"/>
+              </w:rPr>
+              <w:t>–</w:t>
+            </w:r>
+            <w:r>
+              <w:rPr>
+                <w:rFonts w:ascii="BRH Devanagari Extra" w:hAnsi="BRH Devanagari Extra" w:cs="BRH Devanagari Extra"/>
+                <w:color w:val="000000"/>
+                <w:sz w:val="32"/>
+                <w:szCs w:val="40"/>
+              </w:rPr>
+              <w:t xml:space="preserve"> ÌlÉUç ÍhÉUåirÉå </w:t>
+            </w:r>
+            <w:r>
+              <w:rPr>
+                <w:rFonts w:ascii="BRH Devanagari Extra" w:hAnsi="BRH Devanagari Extra" w:cs="BRH Devanagari Extra"/>
+                <w:color w:val="000000"/>
+                <w:sz w:val="32"/>
+                <w:szCs w:val="40"/>
+                <w:highlight w:val="yellow"/>
+              </w:rPr>
+              <w:t>irÉæirÉå</w:t>
+            </w:r>
+            <w:r>
+              <w:rPr>
+                <w:rFonts w:ascii="BRH Devanagari Extra" w:hAnsi="BRH Devanagari Extra" w:cs="BRH Devanagari Extra"/>
+                <w:color w:val="000000"/>
+                <w:sz w:val="32"/>
+                <w:szCs w:val="40"/>
+              </w:rPr>
+              <w:t>irÉ</w:t>
+            </w:r>
+            <w:r>
+              <w:rPr>
+                <w:rFonts w:ascii="BRH Malayalam Extra" w:hAnsi="BRH Malayalam Extra" w:cs="BRH Devanagari Extra"/>
+                <w:color w:val="000000"/>
+                <w:szCs w:val="40"/>
+              </w:rPr>
+              <w:t>–</w:t>
+            </w:r>
+            <w:r>
+              <w:rPr>
+                <w:rFonts w:ascii="BRH Devanagari Extra" w:hAnsi="BRH Devanagari Extra" w:cs="BRH Devanagari Extra"/>
+                <w:color w:val="000000"/>
+                <w:sz w:val="32"/>
+                <w:szCs w:val="40"/>
+              </w:rPr>
+              <w:t xml:space="preserve"> ÌlÉUç uÉþmÉåSè uÉmÉå</w:t>
+            </w:r>
+            <w:r>
+              <w:rPr>
+                <w:rFonts w:ascii="BRH Malayalam Extra" w:hAnsi="BRH Malayalam Extra" w:cs="BRH Devanagari Extra"/>
+                <w:color w:val="000000"/>
+                <w:szCs w:val="40"/>
+              </w:rPr>
+              <w:t>–</w:t>
+            </w:r>
+            <w:r>
+              <w:rPr>
+                <w:rFonts w:ascii="BRH Devanagari Extra" w:hAnsi="BRH Devanagari Extra" w:cs="BRH Devanagari Extra"/>
+                <w:color w:val="000000"/>
+                <w:sz w:val="32"/>
+                <w:szCs w:val="40"/>
+              </w:rPr>
+              <w:t xml:space="preserve">lÉç ÌlÉUåirÉå </w:t>
+            </w:r>
+            <w:r>
+              <w:rPr>
+                <w:rFonts w:ascii="BRH Devanagari Extra" w:hAnsi="BRH Devanagari Extra" w:cs="BRH Devanagari Extra"/>
+                <w:color w:val="000000"/>
+                <w:sz w:val="32"/>
+                <w:szCs w:val="40"/>
+                <w:highlight w:val="yellow"/>
+              </w:rPr>
+              <w:t>irÉæirÉå</w:t>
+            </w:r>
+            <w:r>
+              <w:rPr>
+                <w:rFonts w:ascii="BRH Devanagari Extra" w:hAnsi="BRH Devanagari Extra" w:cs="BRH Devanagari Extra"/>
+                <w:color w:val="000000"/>
+                <w:sz w:val="32"/>
+                <w:szCs w:val="40"/>
+              </w:rPr>
+              <w:t>irÉ</w:t>
+            </w:r>
+            <w:r>
+              <w:rPr>
+                <w:rFonts w:ascii="BRH Malayalam Extra" w:hAnsi="BRH Malayalam Extra" w:cs="BRH Devanagari Extra"/>
+                <w:color w:val="000000"/>
+                <w:szCs w:val="40"/>
+              </w:rPr>
+              <w:t>–</w:t>
+            </w:r>
+            <w:r>
+              <w:rPr>
+                <w:rFonts w:ascii="BRH Devanagari Extra" w:hAnsi="BRH Devanagari Extra" w:cs="BRH Devanagari Extra"/>
+                <w:color w:val="000000"/>
+                <w:sz w:val="32"/>
+                <w:szCs w:val="40"/>
+              </w:rPr>
+              <w:t xml:space="preserve"> ÌlÉUç uÉþmÉåiÉç | </w:t>
+            </w:r>
+          </w:p>
+          <w:p>
+            <w:pPr>
+              <w:widowControl w:val="0"/>
+              <w:autoSpaceDE w:val="0"/>
+              <w:autoSpaceDN w:val="0"/>
+              <w:adjustRightInd w:val="0"/>
+              <w:spacing w:before="0" w:line="240" w:lineRule="auto"/>
+              <w:rPr>
+                <w:rFonts w:ascii="BRH Devanagari Extra" w:hAnsi="BRH Devanagari Extra" w:cs="BRH Devanagari Extra"/>
+                <w:color w:val="000000"/>
+                <w:sz w:val="32"/>
+                <w:szCs w:val="40"/>
+                <w:lang w:val="it-IT"/>
+              </w:rPr>
+            </w:pPr>
+            <w:r>
+              <w:rPr>
+                <w:rFonts w:cs="BRH Devanagari Extra"/>
+                <w:color w:val="000000"/>
+                <w:szCs w:val="40"/>
+                <w:lang w:val="it-IT"/>
+              </w:rPr>
+              <w:t>67</w:t>
+            </w:r>
+            <w:r>
+              <w:rPr>
+                <w:rFonts w:ascii="BRH Devanagari Extra" w:hAnsi="BRH Devanagari Extra" w:cs="BRH Devanagari Extra"/>
+                <w:color w:val="000000"/>
+                <w:sz w:val="32"/>
+                <w:szCs w:val="40"/>
+                <w:lang w:val="it-IT"/>
+              </w:rPr>
+              <w:t>)</w:t>
+            </w:r>
+            <w:r>
+              <w:rPr>
+                <w:rFonts w:ascii="BRH Devanagari Extra" w:hAnsi="BRH Devanagari Extra" w:cs="BRH Devanagari Extra"/>
+                <w:color w:val="000000"/>
+                <w:sz w:val="32"/>
+                <w:szCs w:val="40"/>
+                <w:lang w:val="it-IT"/>
+              </w:rPr>
+              <w:tab/>
+            </w:r>
+            <w:r>
+              <w:rPr>
+                <w:rFonts w:cs="BRH Devanagari Extra"/>
+                <w:color w:val="000000"/>
+                <w:szCs w:val="40"/>
+                <w:lang w:val="it-IT"/>
+              </w:rPr>
+              <w:t>2</w:t>
+            </w:r>
+            <w:r>
+              <w:rPr>
+                <w:rFonts w:ascii="BRH Devanagari Extra" w:hAnsi="BRH Devanagari Extra" w:cs="BRH Devanagari Extra"/>
+                <w:color w:val="000000"/>
+                <w:sz w:val="32"/>
+                <w:szCs w:val="40"/>
+                <w:lang w:val="it-IT"/>
+              </w:rPr>
+              <w:t>.</w:t>
+            </w:r>
+            <w:r>
+              <w:rPr>
+                <w:rFonts w:cs="BRH Devanagari Extra"/>
+                <w:color w:val="000000"/>
+                <w:szCs w:val="40"/>
+                <w:lang w:val="it-IT"/>
+              </w:rPr>
+              <w:t>3</w:t>
+            </w:r>
+            <w:r>
+              <w:rPr>
+                <w:rFonts w:ascii="BRH Devanagari Extra" w:hAnsi="BRH Devanagari Extra" w:cs="BRH Devanagari Extra"/>
+                <w:color w:val="000000"/>
+                <w:sz w:val="32"/>
+                <w:szCs w:val="40"/>
+                <w:lang w:val="it-IT"/>
+              </w:rPr>
+              <w:t>.</w:t>
+            </w:r>
+            <w:r>
+              <w:rPr>
+                <w:rFonts w:cs="BRH Devanagari Extra"/>
+                <w:color w:val="000000"/>
+                <w:szCs w:val="40"/>
+                <w:lang w:val="it-IT"/>
+              </w:rPr>
+              <w:t>12</w:t>
+            </w:r>
+            <w:r>
+              <w:rPr>
+                <w:rFonts w:ascii="BRH Devanagari Extra" w:hAnsi="BRH Devanagari Extra" w:cs="BRH Devanagari Extra"/>
+                <w:color w:val="000000"/>
+                <w:sz w:val="32"/>
+                <w:szCs w:val="40"/>
+                <w:lang w:val="it-IT"/>
+              </w:rPr>
+              <w:t>.</w:t>
+            </w:r>
+            <w:r>
+              <w:rPr>
+                <w:rFonts w:cs="BRH Devanagari Extra"/>
+                <w:color w:val="000000"/>
+                <w:szCs w:val="40"/>
+                <w:lang w:val="it-IT"/>
+              </w:rPr>
+              <w:t>2</w:t>
+            </w:r>
+            <w:r>
+              <w:rPr>
+                <w:rFonts w:ascii="BRH Devanagari Extra" w:hAnsi="BRH Devanagari Extra" w:cs="BRH Devanagari Extra"/>
+                <w:color w:val="000000"/>
+                <w:sz w:val="32"/>
+                <w:szCs w:val="40"/>
+                <w:lang w:val="it-IT"/>
+              </w:rPr>
+              <w:t>(</w:t>
+            </w:r>
+            <w:r>
+              <w:rPr>
+                <w:rFonts w:cs="BRH Devanagari Extra"/>
+                <w:color w:val="000000"/>
+                <w:szCs w:val="40"/>
+                <w:lang w:val="it-IT"/>
+              </w:rPr>
+              <w:t>52</w:t>
+            </w:r>
+            <w:r>
+              <w:rPr>
+                <w:rFonts w:ascii="BRH Devanagari Extra" w:hAnsi="BRH Devanagari Extra" w:cs="BRH Devanagari Extra"/>
+                <w:color w:val="000000"/>
+                <w:sz w:val="32"/>
+                <w:szCs w:val="40"/>
+                <w:lang w:val="it-IT"/>
+              </w:rPr>
+              <w:t xml:space="preserve">)-  </w:t>
+            </w:r>
+            <w:r>
+              <w:rPr>
+                <w:rFonts w:ascii="BRH Devanagari Extra" w:hAnsi="BRH Devanagari Extra" w:cs="BRH Devanagari Extra"/>
+                <w:color w:val="000000"/>
+                <w:sz w:val="32"/>
+                <w:szCs w:val="40"/>
+              </w:rPr>
+              <w:t>L</w:t>
+            </w:r>
+            <w:r>
+              <w:rPr>
+                <w:rFonts w:ascii="BRH Devanagari Extra" w:hAnsi="BRH Devanagari Extra" w:cs="BRH Devanagari Extra"/>
+                <w:color w:val="000000"/>
+                <w:sz w:val="32"/>
+                <w:szCs w:val="40"/>
+                <w:highlight w:val="yellow"/>
+              </w:rPr>
+              <w:t>irÉåirÉþ</w:t>
+            </w:r>
+            <w:r>
+              <w:rPr>
+                <w:rFonts w:ascii="BRH Devanagari Extra" w:hAnsi="BRH Devanagari Extra" w:cs="BRH Devanagari Extra"/>
+                <w:color w:val="000000"/>
+                <w:sz w:val="32"/>
+                <w:szCs w:val="40"/>
+              </w:rPr>
+              <w:t xml:space="preserve"> </w:t>
+            </w:r>
+            <w:r>
+              <w:rPr>
+                <w:rFonts w:ascii="BRH Devanagari Extra" w:hAnsi="BRH Devanagari Extra" w:cs="BRH Devanagari Extra"/>
+                <w:color w:val="000000"/>
+                <w:sz w:val="32"/>
+                <w:szCs w:val="40"/>
+                <w:lang w:val="it-IT"/>
+              </w:rPr>
+              <w:t>|</w:t>
+            </w:r>
+          </w:p>
+          <w:p>
+            <w:pPr>
+              <w:widowControl w:val="0"/>
+              <w:autoSpaceDE w:val="0"/>
+              <w:autoSpaceDN w:val="0"/>
+              <w:adjustRightInd w:val="0"/>
+              <w:spacing w:before="0" w:line="240" w:lineRule="auto"/>
+              <w:rPr>
+                <w:rFonts w:ascii="BRH Devanagari Extra" w:hAnsi="BRH Devanagari Extra" w:cs="BRH Devanagari Extra"/>
+                <w:color w:val="000000"/>
+                <w:sz w:val="32"/>
+                <w:szCs w:val="40"/>
+                <w:lang w:val="it-IT"/>
+              </w:rPr>
+            </w:pPr>
+            <w:r>
+              <w:rPr>
+                <w:rFonts w:ascii="BRH Devanagari Extra" w:hAnsi="BRH Devanagari Extra" w:cs="BRH Devanagari Extra"/>
+                <w:color w:val="000000"/>
+                <w:sz w:val="32"/>
+                <w:szCs w:val="40"/>
+                <w:lang w:val="it-IT"/>
+              </w:rPr>
+              <w:t xml:space="preserve">LirÉåirÉÉÿ - CirÉþ | </w:t>
+            </w:r>
+          </w:p>
+          <w:p>
+            <w:pPr>
+              <w:widowControl w:val="0"/>
+              <w:autoSpaceDE w:val="0"/>
+              <w:autoSpaceDN w:val="0"/>
+              <w:adjustRightInd w:val="0"/>
+              <w:spacing w:before="0" w:line="240" w:lineRule="auto"/>
+              <w:rPr>
+                <w:rFonts w:cs="Latha"/>
+                <w:b/>
+                <w:bCs/>
+                <w:szCs w:val="24"/>
+                <w:cs/>
+                <w:lang w:bidi="ta-IN"/>
+              </w:rPr>
+            </w:pPr>
+          </w:p>
+        </w:tc>
+        <w:tc>
+          <w:tcPr>
+            <w:tcW w:w="7371" w:type="dxa"/>
+          </w:tcPr>
+          <w:p>
+            <w:pPr>
+              <w:widowControl w:val="0"/>
+              <w:autoSpaceDE w:val="0"/>
+              <w:autoSpaceDN w:val="0"/>
+              <w:adjustRightInd w:val="0"/>
+              <w:spacing w:before="0" w:line="240" w:lineRule="auto"/>
+              <w:rPr>
+                <w:rFonts w:ascii="BRH Devanagari Extra" w:hAnsi="BRH Devanagari Extra" w:cs="BRH Devanagari Extra"/>
+                <w:color w:val="000000"/>
+                <w:sz w:val="32"/>
+                <w:szCs w:val="40"/>
+                <w:lang w:val="it-IT"/>
+              </w:rPr>
+            </w:pPr>
+            <w:r>
+              <w:rPr>
+                <w:rFonts w:cs="BRH Devanagari Extra"/>
+                <w:color w:val="000000"/>
+                <w:szCs w:val="40"/>
+                <w:lang w:val="it-IT"/>
+              </w:rPr>
+              <w:t>64</w:t>
+            </w:r>
+            <w:r>
+              <w:rPr>
+                <w:rFonts w:ascii="BRH Devanagari Extra" w:hAnsi="BRH Devanagari Extra" w:cs="BRH Devanagari Extra"/>
+                <w:color w:val="000000"/>
+                <w:sz w:val="32"/>
+                <w:szCs w:val="40"/>
+                <w:lang w:val="it-IT"/>
+              </w:rPr>
+              <w:t>)</w:t>
+            </w:r>
+            <w:r>
+              <w:rPr>
+                <w:rFonts w:ascii="BRH Devanagari Extra" w:hAnsi="BRH Devanagari Extra" w:cs="BRH Devanagari Extra"/>
+                <w:color w:val="000000"/>
+                <w:sz w:val="32"/>
+                <w:szCs w:val="40"/>
+                <w:lang w:val="it-IT"/>
+              </w:rPr>
+              <w:tab/>
+            </w:r>
+            <w:r>
+              <w:rPr>
+                <w:rFonts w:cs="BRH Devanagari Extra"/>
+                <w:color w:val="000000"/>
+                <w:szCs w:val="40"/>
+                <w:lang w:val="it-IT"/>
+              </w:rPr>
+              <w:t>2</w:t>
+            </w:r>
+            <w:r>
+              <w:rPr>
+                <w:rFonts w:ascii="BRH Devanagari Extra" w:hAnsi="BRH Devanagari Extra" w:cs="BRH Devanagari Extra"/>
+                <w:color w:val="000000"/>
+                <w:sz w:val="32"/>
+                <w:szCs w:val="40"/>
+                <w:lang w:val="it-IT"/>
+              </w:rPr>
+              <w:t>.</w:t>
+            </w:r>
+            <w:r>
+              <w:rPr>
+                <w:rFonts w:cs="BRH Devanagari Extra"/>
+                <w:color w:val="000000"/>
+                <w:szCs w:val="40"/>
+                <w:lang w:val="it-IT"/>
+              </w:rPr>
+              <w:t>3</w:t>
+            </w:r>
+            <w:r>
+              <w:rPr>
+                <w:rFonts w:ascii="BRH Devanagari Extra" w:hAnsi="BRH Devanagari Extra" w:cs="BRH Devanagari Extra"/>
+                <w:color w:val="000000"/>
+                <w:sz w:val="32"/>
+                <w:szCs w:val="40"/>
+                <w:lang w:val="it-IT"/>
+              </w:rPr>
+              <w:t>.</w:t>
+            </w:r>
+            <w:r>
+              <w:rPr>
+                <w:rFonts w:cs="BRH Devanagari Extra"/>
+                <w:color w:val="000000"/>
+                <w:szCs w:val="40"/>
+                <w:lang w:val="it-IT"/>
+              </w:rPr>
+              <w:t>12</w:t>
+            </w:r>
+            <w:r>
+              <w:rPr>
+                <w:rFonts w:ascii="BRH Devanagari Extra" w:hAnsi="BRH Devanagari Extra" w:cs="BRH Devanagari Extra"/>
+                <w:color w:val="000000"/>
+                <w:sz w:val="32"/>
+                <w:szCs w:val="40"/>
+                <w:lang w:val="it-IT"/>
+              </w:rPr>
+              <w:t>.</w:t>
+            </w:r>
+            <w:r>
+              <w:rPr>
+                <w:rFonts w:cs="BRH Devanagari Extra"/>
+                <w:color w:val="000000"/>
+                <w:szCs w:val="40"/>
+                <w:lang w:val="it-IT"/>
+              </w:rPr>
+              <w:t>2</w:t>
+            </w:r>
+            <w:r>
+              <w:rPr>
+                <w:rFonts w:ascii="BRH Devanagari Extra" w:hAnsi="BRH Devanagari Extra" w:cs="BRH Devanagari Extra"/>
+                <w:color w:val="000000"/>
+                <w:sz w:val="32"/>
+                <w:szCs w:val="40"/>
+                <w:lang w:val="it-IT"/>
+              </w:rPr>
+              <w:t>(</w:t>
+            </w:r>
+            <w:r>
+              <w:rPr>
+                <w:rFonts w:cs="BRH Devanagari Extra"/>
+                <w:color w:val="000000"/>
+                <w:szCs w:val="40"/>
+                <w:lang w:val="it-IT"/>
+              </w:rPr>
+              <w:t>50</w:t>
+            </w:r>
+            <w:r>
+              <w:rPr>
+                <w:rFonts w:ascii="BRH Devanagari Extra" w:hAnsi="BRH Devanagari Extra" w:cs="BRH Devanagari Extra"/>
+                <w:color w:val="000000"/>
+                <w:sz w:val="32"/>
+                <w:szCs w:val="40"/>
+                <w:lang w:val="it-IT"/>
+              </w:rPr>
+              <w:t>)-  cÉ</w:t>
+            </w:r>
+            <w:r>
+              <w:rPr>
+                <w:rFonts w:ascii="BRH Malayalam Extra" w:hAnsi="BRH Malayalam Extra" w:cs="BRH Devanagari Extra"/>
+                <w:color w:val="000000"/>
+                <w:szCs w:val="40"/>
+                <w:lang w:val="it-IT"/>
+              </w:rPr>
+              <w:t>–</w:t>
+            </w:r>
+            <w:r>
+              <w:rPr>
+                <w:rFonts w:ascii="BRH Devanagari Extra" w:hAnsi="BRH Devanagari Extra" w:cs="BRH Devanagari Extra"/>
+                <w:color w:val="000000"/>
+                <w:sz w:val="32"/>
+                <w:szCs w:val="40"/>
+                <w:lang w:val="it-IT"/>
+              </w:rPr>
+              <w:t>ÂqÉç | mÉÑlÉþÈ | L</w:t>
+            </w:r>
+            <w:r>
+              <w:rPr>
+                <w:rFonts w:ascii="BRH Devanagari Extra" w:hAnsi="BRH Devanagari Extra" w:cs="BRH Devanagari Extra"/>
+                <w:color w:val="000000"/>
+                <w:sz w:val="32"/>
+                <w:szCs w:val="40"/>
+                <w:highlight w:val="green"/>
+                <w:lang w:val="it-IT"/>
+              </w:rPr>
+              <w:t>irÉþ</w:t>
+            </w:r>
+            <w:r>
+              <w:rPr>
+                <w:rFonts w:ascii="BRH Devanagari Extra" w:hAnsi="BRH Devanagari Extra" w:cs="BRH Devanagari Extra"/>
+                <w:color w:val="000000"/>
+                <w:sz w:val="32"/>
+                <w:szCs w:val="40"/>
+                <w:lang w:val="it-IT"/>
+              </w:rPr>
+              <w:t xml:space="preserve"> |</w:t>
+            </w:r>
+          </w:p>
+          <w:p>
+            <w:pPr>
+              <w:widowControl w:val="0"/>
+              <w:autoSpaceDE w:val="0"/>
+              <w:autoSpaceDN w:val="0"/>
+              <w:adjustRightInd w:val="0"/>
+              <w:spacing w:before="0" w:line="240" w:lineRule="auto"/>
+              <w:rPr>
+                <w:rFonts w:ascii="BRH Malayalam Extra" w:hAnsi="BRH Malayalam Extra" w:cs="BRH Malayalam Extra"/>
+                <w:color w:val="000000"/>
+                <w:sz w:val="32"/>
+                <w:szCs w:val="40"/>
+                <w:lang w:val="it-IT"/>
+              </w:rPr>
+            </w:pPr>
+            <w:r>
+              <w:rPr>
+                <w:rFonts w:ascii="BRH Devanagari Extra" w:hAnsi="BRH Devanagari Extra" w:cs="BRH Devanagari Extra"/>
+                <w:color w:val="000000"/>
+                <w:sz w:val="32"/>
+                <w:szCs w:val="40"/>
+                <w:lang w:val="it-IT"/>
+              </w:rPr>
+              <w:t>cÉýÂqÉç mÉÑlÉýÈ mÉÑlÉþ ¶ÉýÂqÉç cÉýÂqÉç mÉÑlÉ</w:t>
+            </w:r>
+            <w:r>
+              <w:rPr>
+                <w:rFonts w:ascii="BRH Devanagari Extra" w:hAnsi="BRH Devanagari Extra" w:cs="BRH Devanagari Extra"/>
+                <w:color w:val="000000"/>
+                <w:sz w:val="32"/>
+                <w:szCs w:val="40"/>
+                <w:highlight w:val="green"/>
+                <w:lang w:val="it-IT"/>
+              </w:rPr>
+              <w:t>ýUåirÉåirÉ</w:t>
+            </w:r>
+            <w:r>
+              <w:rPr>
+                <w:rFonts w:ascii="BRH Devanagari Extra" w:hAnsi="BRH Devanagari Extra" w:cs="BRH Devanagari Extra"/>
+                <w:color w:val="000000"/>
+                <w:sz w:val="32"/>
+                <w:szCs w:val="40"/>
+                <w:lang w:val="it-IT"/>
+              </w:rPr>
+              <w:t>ý mÉÑlÉþ ¶ÉýÂqÉç cÉýÂqÉç mÉÑlÉý</w:t>
+            </w:r>
+            <w:r>
+              <w:rPr>
+                <w:rFonts w:ascii="BRH Devanagari Extra" w:hAnsi="BRH Devanagari Extra" w:cs="BRH Devanagari Extra"/>
+                <w:color w:val="000000"/>
+                <w:sz w:val="32"/>
+                <w:szCs w:val="40"/>
+                <w:highlight w:val="green"/>
+                <w:lang w:val="it-IT"/>
+              </w:rPr>
+              <w:t>Uåir</w:t>
+            </w:r>
+            <w:r>
+              <w:rPr>
+                <w:rFonts w:ascii="BRH Devanagari Extra" w:hAnsi="BRH Devanagari Extra" w:cs="BRH Devanagari Extra"/>
+                <w:color w:val="000000"/>
+                <w:sz w:val="32"/>
+                <w:szCs w:val="40"/>
+                <w:lang w:val="it-IT"/>
+              </w:rPr>
+              <w:t>Éþ |</w:t>
+            </w:r>
+            <w:r>
+              <w:rPr>
+                <w:rFonts w:ascii="BRH Devanagari Extra" w:hAnsi="BRH Devanagari Extra" w:cs="BRH Devanagari Extra"/>
+                <w:color w:val="000000"/>
+                <w:sz w:val="32"/>
+                <w:szCs w:val="40"/>
+                <w:lang w:val="it-IT"/>
+              </w:rPr>
+              <w:tab/>
+              <w:t xml:space="preserve"> </w:t>
+            </w:r>
+            <w:r>
+              <w:rPr>
+                <w:rFonts w:ascii="BRH Devanagari Extra" w:hAnsi="BRH Devanagari Extra" w:cs="BRH Devanagari Extra"/>
+                <w:color w:val="000000"/>
+                <w:sz w:val="32"/>
+                <w:szCs w:val="40"/>
+                <w:lang w:val="it-IT"/>
+              </w:rPr>
+              <w:tab/>
+              <w:t xml:space="preserve"> </w:t>
+            </w:r>
+            <w:r>
+              <w:rPr>
+                <w:rFonts w:ascii="BRH Devanagari Extra" w:hAnsi="BRH Devanagari Extra" w:cs="BRH Devanagari Extra"/>
+                <w:color w:val="000000"/>
+                <w:sz w:val="32"/>
+                <w:szCs w:val="40"/>
+                <w:lang w:val="it-IT"/>
+              </w:rPr>
+              <w:tab/>
+            </w:r>
+            <w:r>
+              <w:rPr>
+                <w:rFonts w:ascii="BRH Malayalam Extra" w:hAnsi="BRH Malayalam Extra" w:cs="BRH Malayalam Extra"/>
+                <w:color w:val="000000"/>
+                <w:sz w:val="32"/>
+                <w:szCs w:val="40"/>
+                <w:lang w:val="it-IT"/>
+              </w:rPr>
+              <w:tab/>
+              <w:t xml:space="preserve"> </w:t>
+            </w:r>
+          </w:p>
+          <w:p>
+            <w:pPr>
+              <w:widowControl w:val="0"/>
+              <w:autoSpaceDE w:val="0"/>
+              <w:autoSpaceDN w:val="0"/>
+              <w:adjustRightInd w:val="0"/>
+              <w:spacing w:before="0" w:line="240" w:lineRule="auto"/>
+              <w:rPr>
+                <w:rFonts w:ascii="BRH Devanagari Extra" w:hAnsi="BRH Devanagari Extra" w:cs="BRH Devanagari Extra"/>
+                <w:color w:val="000000"/>
+                <w:sz w:val="32"/>
+                <w:szCs w:val="40"/>
+                <w:lang w:val="it-IT"/>
+              </w:rPr>
+            </w:pPr>
+            <w:r>
+              <w:rPr>
+                <w:rFonts w:cs="BRH Devanagari Extra"/>
+                <w:color w:val="000000"/>
+                <w:szCs w:val="40"/>
+                <w:lang w:val="it-IT"/>
+              </w:rPr>
+              <w:t>65</w:t>
+            </w:r>
+            <w:r>
+              <w:rPr>
+                <w:rFonts w:ascii="BRH Devanagari Extra" w:hAnsi="BRH Devanagari Extra" w:cs="BRH Devanagari Extra"/>
+                <w:color w:val="000000"/>
+                <w:sz w:val="32"/>
+                <w:szCs w:val="40"/>
+                <w:lang w:val="it-IT"/>
+              </w:rPr>
+              <w:t>)</w:t>
+            </w:r>
+            <w:r>
+              <w:rPr>
+                <w:rFonts w:ascii="BRH Devanagari Extra" w:hAnsi="BRH Devanagari Extra" w:cs="BRH Devanagari Extra"/>
+                <w:color w:val="000000"/>
+                <w:sz w:val="32"/>
+                <w:szCs w:val="40"/>
+                <w:lang w:val="it-IT"/>
+              </w:rPr>
+              <w:tab/>
+            </w:r>
+            <w:r>
+              <w:rPr>
+                <w:rFonts w:cs="BRH Devanagari Extra"/>
+                <w:color w:val="000000"/>
+                <w:szCs w:val="40"/>
+                <w:lang w:val="it-IT"/>
+              </w:rPr>
+              <w:t>2</w:t>
+            </w:r>
+            <w:r>
+              <w:rPr>
+                <w:rFonts w:ascii="BRH Devanagari Extra" w:hAnsi="BRH Devanagari Extra" w:cs="BRH Devanagari Extra"/>
+                <w:color w:val="000000"/>
+                <w:sz w:val="32"/>
+                <w:szCs w:val="40"/>
+                <w:lang w:val="it-IT"/>
+              </w:rPr>
+              <w:t>.</w:t>
+            </w:r>
+            <w:r>
+              <w:rPr>
+                <w:rFonts w:cs="BRH Devanagari Extra"/>
+                <w:color w:val="000000"/>
+                <w:szCs w:val="40"/>
+                <w:lang w:val="it-IT"/>
+              </w:rPr>
+              <w:t>3</w:t>
+            </w:r>
+            <w:r>
+              <w:rPr>
+                <w:rFonts w:ascii="BRH Devanagari Extra" w:hAnsi="BRH Devanagari Extra" w:cs="BRH Devanagari Extra"/>
+                <w:color w:val="000000"/>
+                <w:sz w:val="32"/>
+                <w:szCs w:val="40"/>
+                <w:lang w:val="it-IT"/>
+              </w:rPr>
+              <w:t>.</w:t>
+            </w:r>
+            <w:r>
+              <w:rPr>
+                <w:rFonts w:cs="BRH Devanagari Extra"/>
+                <w:color w:val="000000"/>
+                <w:szCs w:val="40"/>
+                <w:lang w:val="it-IT"/>
+              </w:rPr>
+              <w:t>12</w:t>
+            </w:r>
+            <w:r>
+              <w:rPr>
+                <w:rFonts w:ascii="BRH Devanagari Extra" w:hAnsi="BRH Devanagari Extra" w:cs="BRH Devanagari Extra"/>
+                <w:color w:val="000000"/>
+                <w:sz w:val="32"/>
+                <w:szCs w:val="40"/>
+                <w:lang w:val="it-IT"/>
+              </w:rPr>
+              <w:t>.</w:t>
+            </w:r>
+            <w:r>
+              <w:rPr>
+                <w:rFonts w:cs="BRH Devanagari Extra"/>
+                <w:color w:val="000000"/>
+                <w:szCs w:val="40"/>
+                <w:lang w:val="it-IT"/>
+              </w:rPr>
+              <w:t>2</w:t>
+            </w:r>
+            <w:r>
+              <w:rPr>
+                <w:rFonts w:ascii="BRH Devanagari Extra" w:hAnsi="BRH Devanagari Extra" w:cs="BRH Devanagari Extra"/>
+                <w:color w:val="000000"/>
+                <w:sz w:val="32"/>
+                <w:szCs w:val="40"/>
+                <w:lang w:val="it-IT"/>
+              </w:rPr>
+              <w:t>(</w:t>
+            </w:r>
+            <w:r>
+              <w:rPr>
+                <w:rFonts w:cs="BRH Devanagari Extra"/>
+                <w:color w:val="000000"/>
+                <w:szCs w:val="40"/>
+                <w:lang w:val="it-IT"/>
+              </w:rPr>
+              <w:t>51</w:t>
+            </w:r>
+            <w:r>
+              <w:rPr>
+                <w:rFonts w:ascii="BRH Devanagari Extra" w:hAnsi="BRH Devanagari Extra" w:cs="BRH Devanagari Extra"/>
+                <w:color w:val="000000"/>
+                <w:sz w:val="32"/>
+                <w:szCs w:val="40"/>
+                <w:lang w:val="it-IT"/>
+              </w:rPr>
+              <w:t>)-  mÉÑlÉþÈ | L</w:t>
+            </w:r>
+            <w:r>
+              <w:rPr>
+                <w:rFonts w:ascii="BRH Devanagari Extra" w:hAnsi="BRH Devanagari Extra" w:cs="BRH Devanagari Extra"/>
+                <w:color w:val="000000"/>
+                <w:sz w:val="32"/>
+                <w:szCs w:val="40"/>
+                <w:highlight w:val="green"/>
+                <w:lang w:val="it-IT"/>
+              </w:rPr>
+              <w:t>irÉþ</w:t>
+            </w:r>
+            <w:r>
+              <w:rPr>
+                <w:rFonts w:ascii="BRH Devanagari Extra" w:hAnsi="BRH Devanagari Extra" w:cs="BRH Devanagari Extra"/>
+                <w:color w:val="000000"/>
+                <w:sz w:val="32"/>
+                <w:szCs w:val="40"/>
+                <w:lang w:val="it-IT"/>
+              </w:rPr>
+              <w:t xml:space="preserve"> | ÌlÉÈ |</w:t>
+            </w:r>
+          </w:p>
+          <w:p>
+            <w:pPr>
+              <w:widowControl w:val="0"/>
+              <w:autoSpaceDE w:val="0"/>
+              <w:autoSpaceDN w:val="0"/>
+              <w:adjustRightInd w:val="0"/>
+              <w:spacing w:before="0" w:line="240" w:lineRule="auto"/>
+              <w:rPr>
+                <w:rFonts w:ascii="BRH Devanagari Extra" w:hAnsi="BRH Devanagari Extra" w:cs="BRH Devanagari Extra"/>
+                <w:color w:val="000000"/>
+                <w:sz w:val="32"/>
+                <w:szCs w:val="40"/>
+                <w:lang w:val="it-IT"/>
+              </w:rPr>
+            </w:pPr>
+            <w:r>
+              <w:rPr>
+                <w:rFonts w:ascii="BRH Devanagari Extra" w:hAnsi="BRH Devanagari Extra" w:cs="BRH Devanagari Extra"/>
+                <w:color w:val="000000"/>
+                <w:sz w:val="32"/>
+                <w:szCs w:val="40"/>
+                <w:lang w:val="it-IT"/>
+              </w:rPr>
+              <w:t>mÉÑlÉ</w:t>
+            </w:r>
+            <w:r>
+              <w:rPr>
+                <w:rFonts w:ascii="BRH Devanagari Extra" w:hAnsi="BRH Devanagari Extra" w:cs="BRH Devanagari Extra"/>
+                <w:color w:val="000000"/>
+                <w:sz w:val="32"/>
+                <w:szCs w:val="40"/>
+                <w:highlight w:val="green"/>
+                <w:lang w:val="it-IT"/>
+              </w:rPr>
+              <w:t>ýUåirÉåir</w:t>
+            </w:r>
+            <w:r>
+              <w:rPr>
+                <w:rFonts w:ascii="BRH Devanagari Extra" w:hAnsi="BRH Devanagari Extra" w:cs="BRH Devanagari Extra"/>
+                <w:color w:val="000000"/>
+                <w:sz w:val="32"/>
+                <w:szCs w:val="40"/>
+                <w:lang w:val="it-IT"/>
+              </w:rPr>
+              <w:t>Éý mÉÑlÉýÈ mÉÑl</w:t>
+            </w:r>
+            <w:r>
+              <w:rPr>
+                <w:rFonts w:ascii="BRH Devanagari Extra" w:hAnsi="BRH Devanagari Extra" w:cs="BRH Devanagari Extra"/>
+                <w:color w:val="000000"/>
+                <w:sz w:val="32"/>
+                <w:szCs w:val="40"/>
+                <w:highlight w:val="green"/>
+                <w:lang w:val="it-IT"/>
+              </w:rPr>
+              <w:t>ÉýUåirÉ</w:t>
+            </w:r>
+            <w:r>
+              <w:rPr>
+                <w:rFonts w:ascii="BRH Devanagari Extra" w:hAnsi="BRH Devanagari Extra" w:cs="BRH Devanagari Extra"/>
+                <w:color w:val="000000"/>
+                <w:sz w:val="32"/>
+                <w:szCs w:val="40"/>
+                <w:lang w:val="it-IT"/>
+              </w:rPr>
+              <w:t>ý ÌlÉUç Íh</w:t>
+            </w:r>
+            <w:r>
+              <w:rPr>
+                <w:rFonts w:ascii="BRH Devanagari Extra" w:hAnsi="BRH Devanagari Extra" w:cs="BRH Devanagari Extra"/>
+                <w:color w:val="000000"/>
+                <w:sz w:val="32"/>
+                <w:szCs w:val="40"/>
+                <w:highlight w:val="green"/>
+                <w:lang w:val="it-IT"/>
+              </w:rPr>
+              <w:t>ÉUåirÉ</w:t>
+            </w:r>
+            <w:r>
+              <w:rPr>
+                <w:rFonts w:ascii="BRH Devanagari Extra" w:hAnsi="BRH Devanagari Extra" w:cs="BRH Devanagari Extra"/>
+                <w:color w:val="000000"/>
+                <w:sz w:val="32"/>
+                <w:szCs w:val="40"/>
+                <w:lang w:val="it-IT"/>
+              </w:rPr>
+              <w:t>ý mÉÑlÉýÈ  mÉÑlÉý</w:t>
+            </w:r>
+            <w:r>
+              <w:rPr>
+                <w:rFonts w:ascii="BRH Devanagari Extra" w:hAnsi="BRH Devanagari Extra" w:cs="BRH Devanagari Extra"/>
+                <w:color w:val="000000"/>
+                <w:sz w:val="32"/>
+                <w:szCs w:val="40"/>
+                <w:highlight w:val="green"/>
+                <w:lang w:val="it-IT"/>
+              </w:rPr>
+              <w:t>Uåir</w:t>
+            </w:r>
+            <w:r>
+              <w:rPr>
+                <w:rFonts w:ascii="BRH Devanagari Extra" w:hAnsi="BRH Devanagari Extra" w:cs="BRH Devanagari Extra"/>
+                <w:color w:val="000000"/>
+                <w:sz w:val="32"/>
+                <w:szCs w:val="40"/>
+                <w:lang w:val="it-IT"/>
+              </w:rPr>
+              <w:t xml:space="preserve">Éý ÌlÉÈ | </w:t>
+            </w:r>
+          </w:p>
+          <w:p>
+            <w:pPr>
+              <w:widowControl w:val="0"/>
+              <w:autoSpaceDE w:val="0"/>
+              <w:autoSpaceDN w:val="0"/>
+              <w:adjustRightInd w:val="0"/>
+              <w:spacing w:before="0" w:line="240" w:lineRule="auto"/>
+              <w:rPr>
+                <w:rFonts w:ascii="BRH Devanagari Extra" w:hAnsi="BRH Devanagari Extra" w:cs="BRH Devanagari Extra"/>
+                <w:color w:val="000000"/>
+                <w:sz w:val="32"/>
+                <w:szCs w:val="40"/>
+                <w:lang w:val="it-IT"/>
+              </w:rPr>
+            </w:pPr>
+            <w:r>
+              <w:rPr>
+                <w:rFonts w:cs="BRH Devanagari Extra"/>
+                <w:color w:val="000000"/>
+                <w:szCs w:val="40"/>
+                <w:lang w:val="it-IT"/>
+              </w:rPr>
+              <w:t>66</w:t>
+            </w:r>
+            <w:r>
+              <w:rPr>
+                <w:rFonts w:ascii="BRH Devanagari Extra" w:hAnsi="BRH Devanagari Extra" w:cs="BRH Devanagari Extra"/>
+                <w:color w:val="000000"/>
+                <w:sz w:val="32"/>
+                <w:szCs w:val="40"/>
+                <w:lang w:val="it-IT"/>
+              </w:rPr>
+              <w:t>)</w:t>
+            </w:r>
+            <w:r>
+              <w:rPr>
+                <w:rFonts w:ascii="BRH Devanagari Extra" w:hAnsi="BRH Devanagari Extra" w:cs="BRH Devanagari Extra"/>
+                <w:color w:val="000000"/>
+                <w:sz w:val="32"/>
+                <w:szCs w:val="40"/>
+                <w:lang w:val="it-IT"/>
+              </w:rPr>
+              <w:tab/>
+            </w:r>
+            <w:r>
+              <w:rPr>
+                <w:rFonts w:cs="BRH Devanagari Extra"/>
+                <w:color w:val="000000"/>
+                <w:szCs w:val="40"/>
+                <w:lang w:val="it-IT"/>
+              </w:rPr>
+              <w:t>2</w:t>
+            </w:r>
+            <w:r>
+              <w:rPr>
+                <w:rFonts w:ascii="BRH Devanagari Extra" w:hAnsi="BRH Devanagari Extra" w:cs="BRH Devanagari Extra"/>
+                <w:color w:val="000000"/>
+                <w:sz w:val="32"/>
+                <w:szCs w:val="40"/>
+                <w:lang w:val="it-IT"/>
+              </w:rPr>
+              <w:t>.</w:t>
+            </w:r>
+            <w:r>
+              <w:rPr>
+                <w:rFonts w:cs="BRH Devanagari Extra"/>
+                <w:color w:val="000000"/>
+                <w:szCs w:val="40"/>
+                <w:lang w:val="it-IT"/>
+              </w:rPr>
+              <w:t>3</w:t>
+            </w:r>
+            <w:r>
+              <w:rPr>
+                <w:rFonts w:ascii="BRH Devanagari Extra" w:hAnsi="BRH Devanagari Extra" w:cs="BRH Devanagari Extra"/>
+                <w:color w:val="000000"/>
+                <w:sz w:val="32"/>
+                <w:szCs w:val="40"/>
+                <w:lang w:val="it-IT"/>
+              </w:rPr>
+              <w:t>.</w:t>
+            </w:r>
+            <w:r>
+              <w:rPr>
+                <w:rFonts w:cs="BRH Devanagari Extra"/>
+                <w:color w:val="000000"/>
+                <w:szCs w:val="40"/>
+                <w:lang w:val="it-IT"/>
+              </w:rPr>
+              <w:t>12</w:t>
+            </w:r>
+            <w:r>
+              <w:rPr>
+                <w:rFonts w:ascii="BRH Devanagari Extra" w:hAnsi="BRH Devanagari Extra" w:cs="BRH Devanagari Extra"/>
+                <w:color w:val="000000"/>
+                <w:sz w:val="32"/>
+                <w:szCs w:val="40"/>
+                <w:lang w:val="it-IT"/>
+              </w:rPr>
+              <w:t>.</w:t>
+            </w:r>
+            <w:r>
+              <w:rPr>
+                <w:rFonts w:cs="BRH Devanagari Extra"/>
+                <w:color w:val="000000"/>
+                <w:szCs w:val="40"/>
+                <w:lang w:val="it-IT"/>
+              </w:rPr>
+              <w:t>2</w:t>
+            </w:r>
+            <w:r>
+              <w:rPr>
+                <w:rFonts w:ascii="BRH Devanagari Extra" w:hAnsi="BRH Devanagari Extra" w:cs="BRH Devanagari Extra"/>
+                <w:color w:val="000000"/>
+                <w:sz w:val="32"/>
+                <w:szCs w:val="40"/>
+                <w:lang w:val="it-IT"/>
+              </w:rPr>
+              <w:t>(</w:t>
+            </w:r>
+            <w:r>
+              <w:rPr>
+                <w:rFonts w:cs="BRH Devanagari Extra"/>
+                <w:color w:val="000000"/>
+                <w:szCs w:val="40"/>
+                <w:lang w:val="it-IT"/>
+              </w:rPr>
+              <w:t>52</w:t>
+            </w:r>
+            <w:r>
+              <w:rPr>
+                <w:rFonts w:ascii="BRH Devanagari Extra" w:hAnsi="BRH Devanagari Extra" w:cs="BRH Devanagari Extra"/>
+                <w:color w:val="000000"/>
+                <w:sz w:val="32"/>
+                <w:szCs w:val="40"/>
+                <w:lang w:val="it-IT"/>
+              </w:rPr>
+              <w:t>)-  L</w:t>
+            </w:r>
+            <w:r>
+              <w:rPr>
+                <w:rFonts w:ascii="BRH Devanagari Extra" w:hAnsi="BRH Devanagari Extra" w:cs="BRH Devanagari Extra"/>
+                <w:color w:val="000000"/>
+                <w:sz w:val="32"/>
+                <w:szCs w:val="40"/>
+                <w:highlight w:val="green"/>
+                <w:lang w:val="it-IT"/>
+              </w:rPr>
+              <w:t>irÉþ</w:t>
+            </w:r>
+            <w:r>
+              <w:rPr>
+                <w:rFonts w:ascii="BRH Devanagari Extra" w:hAnsi="BRH Devanagari Extra" w:cs="BRH Devanagari Extra"/>
+                <w:color w:val="000000"/>
+                <w:sz w:val="32"/>
+                <w:szCs w:val="40"/>
+                <w:lang w:val="it-IT"/>
+              </w:rPr>
+              <w:t xml:space="preserve"> | ÌlÉÈ | uÉ</w:t>
+            </w:r>
+            <w:r>
+              <w:rPr>
+                <w:rFonts w:ascii="BRH Malayalam Extra" w:hAnsi="BRH Malayalam Extra" w:cs="BRH Devanagari Extra"/>
+                <w:color w:val="000000"/>
+                <w:szCs w:val="40"/>
+                <w:lang w:val="it-IT"/>
+              </w:rPr>
+              <w:t>–</w:t>
+            </w:r>
+            <w:r>
+              <w:rPr>
+                <w:rFonts w:ascii="BRH Devanagari Extra" w:hAnsi="BRH Devanagari Extra" w:cs="BRH Devanagari Extra"/>
+                <w:color w:val="000000"/>
+                <w:sz w:val="32"/>
+                <w:szCs w:val="40"/>
+                <w:lang w:val="it-IT"/>
+              </w:rPr>
+              <w:t>mÉå</w:t>
+            </w:r>
+            <w:r>
+              <w:rPr>
+                <w:rFonts w:ascii="BRH Malayalam Extra" w:hAnsi="BRH Malayalam Extra" w:cs="BRH Devanagari Extra"/>
+                <w:color w:val="000000"/>
+                <w:szCs w:val="40"/>
+                <w:lang w:val="it-IT"/>
+              </w:rPr>
+              <w:t>–</w:t>
+            </w:r>
+            <w:r>
+              <w:rPr>
+                <w:rFonts w:ascii="BRH Devanagari Extra" w:hAnsi="BRH Devanagari Extra" w:cs="BRH Devanagari Extra"/>
+                <w:color w:val="000000"/>
+                <w:sz w:val="32"/>
+                <w:szCs w:val="40"/>
+                <w:lang w:val="it-IT"/>
+              </w:rPr>
+              <w:t>iÉç |</w:t>
+            </w:r>
+          </w:p>
+          <w:p>
+            <w:pPr>
+              <w:widowControl w:val="0"/>
+              <w:autoSpaceDE w:val="0"/>
+              <w:autoSpaceDN w:val="0"/>
+              <w:adjustRightInd w:val="0"/>
+              <w:spacing w:before="0" w:line="240" w:lineRule="auto"/>
+              <w:rPr>
+                <w:rFonts w:ascii="BRH Devanagari Extra" w:hAnsi="BRH Devanagari Extra" w:cs="BRH Devanagari Extra"/>
+                <w:color w:val="000000"/>
+                <w:sz w:val="32"/>
+                <w:szCs w:val="40"/>
+                <w:lang w:val="it-IT"/>
+              </w:rPr>
+            </w:pPr>
+            <w:r>
+              <w:rPr>
+                <w:rFonts w:ascii="BRH Devanagari Extra" w:hAnsi="BRH Devanagari Extra" w:cs="BRH Devanagari Extra"/>
+                <w:color w:val="000000"/>
+                <w:sz w:val="32"/>
+                <w:szCs w:val="40"/>
+                <w:lang w:val="it-IT"/>
+              </w:rPr>
+              <w:t>LirÉåirÉ</w:t>
+            </w:r>
+            <w:r>
+              <w:rPr>
+                <w:rFonts w:ascii="BRH Malayalam Extra" w:hAnsi="BRH Malayalam Extra" w:cs="BRH Devanagari Extra"/>
+                <w:color w:val="000000"/>
+                <w:szCs w:val="40"/>
+                <w:lang w:val="it-IT"/>
+              </w:rPr>
+              <w:t>–</w:t>
+            </w:r>
+            <w:r>
+              <w:rPr>
+                <w:rFonts w:ascii="BRH Devanagari Extra" w:hAnsi="BRH Devanagari Extra" w:cs="BRH Devanagari Extra"/>
+                <w:color w:val="000000"/>
+                <w:sz w:val="32"/>
+                <w:szCs w:val="40"/>
+                <w:lang w:val="it-IT"/>
+              </w:rPr>
+              <w:t xml:space="preserve"> ÌlÉUç ÍhÉUåirÉå irÉæirÉåirÉ</w:t>
+            </w:r>
+            <w:r>
+              <w:rPr>
+                <w:rFonts w:ascii="BRH Malayalam Extra" w:hAnsi="BRH Malayalam Extra" w:cs="BRH Devanagari Extra"/>
+                <w:color w:val="000000"/>
+                <w:szCs w:val="40"/>
+                <w:lang w:val="it-IT"/>
+              </w:rPr>
+              <w:t>–</w:t>
+            </w:r>
+            <w:r>
+              <w:rPr>
+                <w:rFonts w:ascii="BRH Devanagari Extra" w:hAnsi="BRH Devanagari Extra" w:cs="BRH Devanagari Extra"/>
+                <w:color w:val="000000"/>
+                <w:sz w:val="32"/>
+                <w:szCs w:val="40"/>
+                <w:lang w:val="it-IT"/>
+              </w:rPr>
+              <w:t xml:space="preserve"> ÌlÉUç uÉþmÉåSè uÉmÉå</w:t>
+            </w:r>
+            <w:r>
+              <w:rPr>
+                <w:rFonts w:ascii="BRH Malayalam Extra" w:hAnsi="BRH Malayalam Extra" w:cs="BRH Devanagari Extra"/>
+                <w:color w:val="000000"/>
+                <w:szCs w:val="40"/>
+                <w:lang w:val="it-IT"/>
+              </w:rPr>
+              <w:t>–</w:t>
+            </w:r>
+            <w:r>
+              <w:rPr>
+                <w:rFonts w:ascii="BRH Devanagari Extra" w:hAnsi="BRH Devanagari Extra" w:cs="BRH Devanagari Extra"/>
+                <w:color w:val="000000"/>
+                <w:sz w:val="32"/>
+                <w:szCs w:val="40"/>
+                <w:lang w:val="it-IT"/>
+              </w:rPr>
+              <w:t>lÉç ÌlÉUåirÉå irÉæirÉåirÉ</w:t>
+            </w:r>
+            <w:r>
+              <w:rPr>
+                <w:rFonts w:ascii="BRH Malayalam Extra" w:hAnsi="BRH Malayalam Extra" w:cs="BRH Devanagari Extra"/>
+                <w:color w:val="000000"/>
+                <w:szCs w:val="40"/>
+                <w:lang w:val="it-IT"/>
+              </w:rPr>
+              <w:t>–</w:t>
+            </w:r>
+            <w:r>
+              <w:rPr>
+                <w:rFonts w:ascii="BRH Devanagari Extra" w:hAnsi="BRH Devanagari Extra" w:cs="BRH Devanagari Extra"/>
+                <w:color w:val="000000"/>
+                <w:sz w:val="32"/>
+                <w:szCs w:val="40"/>
+                <w:lang w:val="it-IT"/>
+              </w:rPr>
+              <w:t xml:space="preserve"> </w:t>
+            </w:r>
+          </w:p>
+          <w:p>
+            <w:pPr>
+              <w:widowControl w:val="0"/>
+              <w:autoSpaceDE w:val="0"/>
+              <w:autoSpaceDN w:val="0"/>
+              <w:adjustRightInd w:val="0"/>
+              <w:spacing w:before="0" w:line="240" w:lineRule="auto"/>
+              <w:rPr>
+                <w:rFonts w:ascii="BRH Devanagari Extra" w:hAnsi="BRH Devanagari Extra" w:cs="BRH Devanagari Extra"/>
+                <w:color w:val="000000"/>
+                <w:sz w:val="32"/>
+                <w:szCs w:val="40"/>
+                <w:lang w:val="it-IT"/>
+              </w:rPr>
+            </w:pPr>
+            <w:r>
+              <w:rPr>
+                <w:rFonts w:ascii="BRH Devanagari Extra" w:hAnsi="BRH Devanagari Extra" w:cs="BRH Devanagari Extra"/>
+                <w:color w:val="000000"/>
+                <w:sz w:val="32"/>
+                <w:szCs w:val="40"/>
+                <w:lang w:val="it-IT"/>
+              </w:rPr>
+              <w:t xml:space="preserve">ÌlÉUç uÉþmÉåiÉç | </w:t>
+            </w:r>
+          </w:p>
+          <w:p>
+            <w:pPr>
+              <w:widowControl w:val="0"/>
+              <w:autoSpaceDE w:val="0"/>
+              <w:autoSpaceDN w:val="0"/>
+              <w:adjustRightInd w:val="0"/>
+              <w:spacing w:before="0" w:line="240" w:lineRule="auto"/>
+              <w:rPr>
+                <w:rFonts w:ascii="BRH Devanagari Extra" w:hAnsi="BRH Devanagari Extra" w:cs="BRH Devanagari Extra"/>
+                <w:color w:val="000000"/>
+                <w:sz w:val="32"/>
+                <w:szCs w:val="40"/>
+                <w:lang w:val="it-IT"/>
+              </w:rPr>
+            </w:pPr>
+            <w:r>
+              <w:rPr>
+                <w:rFonts w:ascii="BRH Devanagari Extra" w:hAnsi="BRH Devanagari Extra" w:cs="BRH Devanagari Extra"/>
+                <w:color w:val="000000"/>
+                <w:sz w:val="32"/>
+                <w:szCs w:val="40"/>
+                <w:lang w:val="it-IT"/>
+              </w:rPr>
+              <w:t>L</w:t>
+            </w:r>
+            <w:r>
+              <w:rPr>
+                <w:rFonts w:ascii="BRH Devanagari Extra" w:hAnsi="BRH Devanagari Extra" w:cs="BRH Devanagari Extra"/>
+                <w:color w:val="000000"/>
+                <w:sz w:val="32"/>
+                <w:szCs w:val="40"/>
+                <w:highlight w:val="green"/>
+                <w:lang w:val="it-IT"/>
+              </w:rPr>
+              <w:t>irÉ</w:t>
+            </w:r>
+            <w:r>
+              <w:rPr>
+                <w:rFonts w:ascii="BRH Devanagari Extra" w:hAnsi="BRH Devanagari Extra" w:cs="BRH Devanagari Extra"/>
+                <w:color w:val="000000"/>
+                <w:sz w:val="32"/>
+                <w:szCs w:val="40"/>
+                <w:lang w:val="it-IT"/>
+              </w:rPr>
+              <w:t>ý ÌlÉUç ÍhÉ</w:t>
+            </w:r>
+            <w:r>
+              <w:rPr>
+                <w:rFonts w:ascii="BRH Devanagari Extra" w:hAnsi="BRH Devanagari Extra" w:cs="BRH Devanagari Extra"/>
+                <w:color w:val="000000"/>
+                <w:sz w:val="32"/>
+                <w:szCs w:val="40"/>
+                <w:highlight w:val="green"/>
+                <w:lang w:val="it-IT"/>
+              </w:rPr>
+              <w:t>UåirÉãirÉ</w:t>
+            </w:r>
+            <w:r>
+              <w:rPr>
+                <w:rFonts w:ascii="BRH Devanagari Extra" w:hAnsi="BRH Devanagari Extra" w:cs="BRH Devanagari Extra"/>
+                <w:color w:val="000000"/>
+                <w:sz w:val="32"/>
+                <w:szCs w:val="40"/>
+                <w:lang w:val="it-IT"/>
+              </w:rPr>
+              <w:t>ý ÌlÉUç uÉþmÉåSè uÉmÉåýlÉç ÌlÉ</w:t>
+            </w:r>
+            <w:r>
+              <w:rPr>
+                <w:rFonts w:ascii="BRH Devanagari Extra" w:hAnsi="BRH Devanagari Extra" w:cs="BRH Devanagari Extra"/>
+                <w:color w:val="000000"/>
+                <w:sz w:val="32"/>
+                <w:szCs w:val="40"/>
+                <w:highlight w:val="green"/>
+                <w:lang w:val="it-IT"/>
+              </w:rPr>
+              <w:t>UåirÉåir</w:t>
+            </w:r>
+            <w:r>
+              <w:rPr>
+                <w:rFonts w:ascii="BRH Devanagari Extra" w:hAnsi="BRH Devanagari Extra" w:cs="BRH Devanagari Extra"/>
+                <w:color w:val="000000"/>
+                <w:sz w:val="32"/>
+                <w:szCs w:val="40"/>
+                <w:lang w:val="it-IT"/>
+              </w:rPr>
+              <w:t>Éý ÌlÉUç uÉþmÉåiÉç |</w:t>
+            </w:r>
+            <w:r>
+              <w:rPr>
+                <w:rFonts w:ascii="BRH Devanagari Extra" w:hAnsi="BRH Devanagari Extra" w:cs="BRH Devanagari Extra"/>
+                <w:color w:val="000000"/>
+                <w:sz w:val="32"/>
+                <w:szCs w:val="40"/>
+                <w:lang w:val="it-IT"/>
+              </w:rPr>
+              <w:tab/>
+              <w:t xml:space="preserve"> </w:t>
+            </w:r>
+          </w:p>
+          <w:p>
+            <w:pPr>
+              <w:widowControl w:val="0"/>
+              <w:autoSpaceDE w:val="0"/>
+              <w:autoSpaceDN w:val="0"/>
+              <w:adjustRightInd w:val="0"/>
+              <w:spacing w:before="0" w:line="240" w:lineRule="auto"/>
+              <w:rPr>
+                <w:rFonts w:ascii="BRH Devanagari Extra" w:hAnsi="BRH Devanagari Extra" w:cs="BRH Devanagari Extra"/>
+                <w:color w:val="000000"/>
+                <w:sz w:val="32"/>
+                <w:szCs w:val="40"/>
+                <w:lang w:val="it-IT"/>
+              </w:rPr>
+            </w:pPr>
+            <w:r>
+              <w:rPr>
+                <w:rFonts w:cs="BRH Devanagari Extra"/>
+                <w:color w:val="000000"/>
+                <w:szCs w:val="40"/>
+                <w:lang w:val="it-IT"/>
+              </w:rPr>
+              <w:t>67</w:t>
+            </w:r>
+            <w:r>
+              <w:rPr>
+                <w:rFonts w:ascii="BRH Devanagari Extra" w:hAnsi="BRH Devanagari Extra" w:cs="BRH Devanagari Extra"/>
+                <w:color w:val="000000"/>
+                <w:sz w:val="32"/>
+                <w:szCs w:val="40"/>
+                <w:lang w:val="it-IT"/>
+              </w:rPr>
+              <w:t>)</w:t>
+            </w:r>
+            <w:r>
+              <w:rPr>
+                <w:rFonts w:ascii="BRH Devanagari Extra" w:hAnsi="BRH Devanagari Extra" w:cs="BRH Devanagari Extra"/>
+                <w:color w:val="000000"/>
+                <w:sz w:val="32"/>
+                <w:szCs w:val="40"/>
+                <w:lang w:val="it-IT"/>
+              </w:rPr>
+              <w:tab/>
+            </w:r>
+            <w:r>
+              <w:rPr>
+                <w:rFonts w:cs="BRH Devanagari Extra"/>
+                <w:color w:val="000000"/>
+                <w:szCs w:val="40"/>
+                <w:lang w:val="it-IT"/>
+              </w:rPr>
+              <w:t>2</w:t>
+            </w:r>
+            <w:r>
+              <w:rPr>
+                <w:rFonts w:ascii="BRH Devanagari Extra" w:hAnsi="BRH Devanagari Extra" w:cs="BRH Devanagari Extra"/>
+                <w:color w:val="000000"/>
+                <w:sz w:val="32"/>
+                <w:szCs w:val="40"/>
+                <w:lang w:val="it-IT"/>
+              </w:rPr>
+              <w:t>.</w:t>
+            </w:r>
+            <w:r>
+              <w:rPr>
+                <w:rFonts w:cs="BRH Devanagari Extra"/>
+                <w:color w:val="000000"/>
+                <w:szCs w:val="40"/>
+                <w:lang w:val="it-IT"/>
+              </w:rPr>
+              <w:t>3</w:t>
+            </w:r>
+            <w:r>
+              <w:rPr>
+                <w:rFonts w:ascii="BRH Devanagari Extra" w:hAnsi="BRH Devanagari Extra" w:cs="BRH Devanagari Extra"/>
+                <w:color w:val="000000"/>
+                <w:sz w:val="32"/>
+                <w:szCs w:val="40"/>
+                <w:lang w:val="it-IT"/>
+              </w:rPr>
+              <w:t>.</w:t>
+            </w:r>
+            <w:r>
+              <w:rPr>
+                <w:rFonts w:cs="BRH Devanagari Extra"/>
+                <w:color w:val="000000"/>
+                <w:szCs w:val="40"/>
+                <w:lang w:val="it-IT"/>
+              </w:rPr>
+              <w:t>12</w:t>
+            </w:r>
+            <w:r>
+              <w:rPr>
+                <w:rFonts w:ascii="BRH Devanagari Extra" w:hAnsi="BRH Devanagari Extra" w:cs="BRH Devanagari Extra"/>
+                <w:color w:val="000000"/>
+                <w:sz w:val="32"/>
+                <w:szCs w:val="40"/>
+                <w:lang w:val="it-IT"/>
+              </w:rPr>
+              <w:t>.</w:t>
+            </w:r>
+            <w:r>
+              <w:rPr>
+                <w:rFonts w:cs="BRH Devanagari Extra"/>
+                <w:color w:val="000000"/>
+                <w:szCs w:val="40"/>
+                <w:lang w:val="it-IT"/>
+              </w:rPr>
+              <w:t>2</w:t>
+            </w:r>
+            <w:r>
+              <w:rPr>
+                <w:rFonts w:ascii="BRH Devanagari Extra" w:hAnsi="BRH Devanagari Extra" w:cs="BRH Devanagari Extra"/>
+                <w:color w:val="000000"/>
+                <w:sz w:val="32"/>
+                <w:szCs w:val="40"/>
+                <w:lang w:val="it-IT"/>
+              </w:rPr>
+              <w:t>(</w:t>
+            </w:r>
+            <w:r>
+              <w:rPr>
+                <w:rFonts w:cs="BRH Devanagari Extra"/>
+                <w:color w:val="000000"/>
+                <w:szCs w:val="40"/>
+                <w:lang w:val="it-IT"/>
+              </w:rPr>
+              <w:t>52</w:t>
+            </w:r>
+            <w:r>
+              <w:rPr>
+                <w:rFonts w:ascii="BRH Devanagari Extra" w:hAnsi="BRH Devanagari Extra" w:cs="BRH Devanagari Extra"/>
+                <w:color w:val="000000"/>
+                <w:sz w:val="32"/>
+                <w:szCs w:val="40"/>
+                <w:lang w:val="it-IT"/>
+              </w:rPr>
+              <w:t>)-  L</w:t>
+            </w:r>
+            <w:r>
+              <w:rPr>
+                <w:rFonts w:ascii="BRH Devanagari Extra" w:hAnsi="BRH Devanagari Extra" w:cs="BRH Devanagari Extra"/>
+                <w:color w:val="000000"/>
+                <w:sz w:val="32"/>
+                <w:szCs w:val="40"/>
+                <w:highlight w:val="green"/>
+                <w:lang w:val="it-IT"/>
+              </w:rPr>
+              <w:t>irÉþ</w:t>
+            </w:r>
+            <w:r>
+              <w:rPr>
+                <w:rFonts w:ascii="BRH Devanagari Extra" w:hAnsi="BRH Devanagari Extra" w:cs="BRH Devanagari Extra"/>
+                <w:color w:val="000000"/>
+                <w:sz w:val="32"/>
+                <w:szCs w:val="40"/>
+                <w:lang w:val="it-IT"/>
+              </w:rPr>
+              <w:t xml:space="preserve"> |</w:t>
+            </w:r>
+          </w:p>
+          <w:p>
+            <w:pPr>
+              <w:widowControl w:val="0"/>
+              <w:autoSpaceDE w:val="0"/>
+              <w:autoSpaceDN w:val="0"/>
+              <w:adjustRightInd w:val="0"/>
+              <w:spacing w:before="0" w:line="240" w:lineRule="auto"/>
+              <w:rPr>
+                <w:rFonts w:ascii="BRH Devanagari Extra" w:hAnsi="BRH Devanagari Extra" w:cs="BRH Devanagari Extra"/>
+                <w:color w:val="000000"/>
+                <w:sz w:val="32"/>
+                <w:szCs w:val="40"/>
+                <w:lang w:val="it-IT"/>
+              </w:rPr>
+            </w:pPr>
+            <w:r>
+              <w:rPr>
+                <w:rFonts w:ascii="BRH Devanagari Extra" w:hAnsi="BRH Devanagari Extra" w:cs="BRH Devanagari Extra"/>
+                <w:color w:val="000000"/>
+                <w:sz w:val="32"/>
+                <w:szCs w:val="40"/>
+                <w:lang w:val="it-IT"/>
+              </w:rPr>
+              <w:t xml:space="preserve">LirÉåirÉÉÿ - CirÉþ | </w:t>
+            </w:r>
+          </w:p>
+          <w:p>
+            <w:pPr>
+              <w:widowControl w:val="0"/>
+              <w:autoSpaceDE w:val="0"/>
+              <w:autoSpaceDN w:val="0"/>
+              <w:adjustRightInd w:val="0"/>
+              <w:spacing w:before="0" w:line="240" w:lineRule="auto"/>
+              <w:rPr>
+                <w:rFonts w:cs="Latha"/>
+                <w:b/>
+                <w:bCs/>
+                <w:szCs w:val="24"/>
+                <w:cs/>
+                <w:lang w:val="it-IT" w:bidi="ta-IN"/>
+              </w:rPr>
+            </w:pPr>
+          </w:p>
+        </w:tc>
+      </w:tr>
+      <w:tr>
+        <w:trPr>
+          <w:trHeight w:val="899"/>
+        </w:trPr>
+        <w:tc>
+          <w:tcPr>
+            <w:tcW w:w="7166" w:type="dxa"/>
+            <w:tcBorders>
+              <w:top w:val="single" w:sz="4" w:space="0" w:color="000000"/>
+              <w:left w:val="single" w:sz="4" w:space="0" w:color="000000"/>
+              <w:bottom w:val="single" w:sz="4" w:space="0" w:color="000000"/>
+              <w:right w:val="single" w:sz="4" w:space="0" w:color="000000"/>
+            </w:tcBorders>
+          </w:tcPr>
+          <w:p>
+            <w:pPr>
+              <w:widowControl w:val="0"/>
+              <w:autoSpaceDE w:val="0"/>
+              <w:autoSpaceDN w:val="0"/>
+              <w:adjustRightInd w:val="0"/>
+              <w:spacing w:before="0" w:line="240" w:lineRule="auto"/>
+              <w:rPr>
+                <w:rFonts w:cs="Latha"/>
+                <w:b/>
+                <w:bCs/>
+                <w:szCs w:val="24"/>
+                <w:cs/>
+                <w:lang w:val="it-IT" w:bidi="ta-IN"/>
+              </w:rPr>
+            </w:pPr>
+          </w:p>
+        </w:tc>
+        <w:tc>
+          <w:tcPr>
+            <w:tcW w:w="7371" w:type="dxa"/>
+            <w:tcBorders>
+              <w:top w:val="single" w:sz="4" w:space="0" w:color="000000"/>
+              <w:left w:val="single" w:sz="4" w:space="0" w:color="000000"/>
+              <w:bottom w:val="single" w:sz="4" w:space="0" w:color="000000"/>
+              <w:right w:val="single" w:sz="4" w:space="0" w:color="000000"/>
+            </w:tcBorders>
+          </w:tcPr>
+          <w:p>
+            <w:pPr>
+              <w:widowControl w:val="0"/>
+              <w:autoSpaceDE w:val="0"/>
+              <w:autoSpaceDN w:val="0"/>
+              <w:adjustRightInd w:val="0"/>
+              <w:spacing w:before="0" w:line="240" w:lineRule="auto"/>
+              <w:rPr>
+                <w:rFonts w:cs="Latha"/>
+                <w:b/>
+                <w:bCs/>
+                <w:szCs w:val="24"/>
+                <w:cs/>
+                <w:lang w:val="it-IT" w:bidi="ta-IN"/>
+              </w:rPr>
+            </w:pPr>
+          </w:p>
+        </w:tc>
+      </w:tr>
+      <w:tr>
+        <w:trPr>
+          <w:trHeight w:val="899"/>
+        </w:trPr>
+        <w:tc>
+          <w:tcPr>
+            <w:tcW w:w="7166" w:type="dxa"/>
+            <w:tcBorders>
+              <w:top w:val="single" w:sz="4" w:space="0" w:color="000000"/>
+              <w:left w:val="single" w:sz="4" w:space="0" w:color="000000"/>
+              <w:bottom w:val="single" w:sz="4" w:space="0" w:color="000000"/>
+              <w:right w:val="single" w:sz="4" w:space="0" w:color="000000"/>
+            </w:tcBorders>
+          </w:tcPr>
+          <w:p>
+            <w:pPr>
+              <w:widowControl w:val="0"/>
+              <w:autoSpaceDE w:val="0"/>
+              <w:autoSpaceDN w:val="0"/>
+              <w:adjustRightInd w:val="0"/>
+              <w:spacing w:before="0" w:line="240" w:lineRule="auto"/>
+              <w:rPr>
+                <w:rFonts w:cs="Latha"/>
+                <w:b/>
+                <w:bCs/>
+                <w:szCs w:val="24"/>
+                <w:cs/>
+                <w:lang w:val="it-IT" w:bidi="ta-IN"/>
+              </w:rPr>
+            </w:pPr>
+          </w:p>
+        </w:tc>
+        <w:tc>
+          <w:tcPr>
+            <w:tcW w:w="7371" w:type="dxa"/>
+            <w:tcBorders>
+              <w:top w:val="single" w:sz="4" w:space="0" w:color="000000"/>
+              <w:left w:val="single" w:sz="4" w:space="0" w:color="000000"/>
+              <w:bottom w:val="single" w:sz="4" w:space="0" w:color="000000"/>
+              <w:right w:val="single" w:sz="4" w:space="0" w:color="000000"/>
+            </w:tcBorders>
+          </w:tcPr>
+          <w:p>
+            <w:pPr>
+              <w:widowControl w:val="0"/>
+              <w:autoSpaceDE w:val="0"/>
+              <w:autoSpaceDN w:val="0"/>
+              <w:adjustRightInd w:val="0"/>
+              <w:spacing w:before="0" w:line="240" w:lineRule="auto"/>
+              <w:rPr>
+                <w:rFonts w:cs="Latha"/>
+                <w:b/>
+                <w:bCs/>
+                <w:szCs w:val="24"/>
+                <w:cs/>
+                <w:lang w:val="it-IT" w:bidi="ta-IN"/>
+              </w:rPr>
+            </w:pPr>
+          </w:p>
+        </w:tc>
+      </w:tr>
+      <w:tr>
+        <w:trPr>
+          <w:trHeight w:val="899"/>
+        </w:trPr>
+        <w:tc>
+          <w:tcPr>
+            <w:tcW w:w="7166" w:type="dxa"/>
+            <w:tcBorders>
+              <w:top w:val="single" w:sz="4" w:space="0" w:color="000000"/>
+              <w:left w:val="single" w:sz="4" w:space="0" w:color="000000"/>
+              <w:bottom w:val="single" w:sz="4" w:space="0" w:color="000000"/>
+              <w:right w:val="single" w:sz="4" w:space="0" w:color="000000"/>
+            </w:tcBorders>
+          </w:tcPr>
+          <w:p>
+            <w:pPr>
+              <w:widowControl w:val="0"/>
+              <w:autoSpaceDE w:val="0"/>
+              <w:autoSpaceDN w:val="0"/>
+              <w:adjustRightInd w:val="0"/>
+              <w:spacing w:before="0" w:line="240" w:lineRule="auto"/>
+              <w:rPr>
+                <w:rFonts w:cs="Latha"/>
+                <w:b/>
+                <w:bCs/>
+                <w:szCs w:val="24"/>
+                <w:cs/>
+                <w:lang w:val="it-IT" w:bidi="ta-IN"/>
+              </w:rPr>
+            </w:pPr>
+          </w:p>
+        </w:tc>
+        <w:tc>
+          <w:tcPr>
+            <w:tcW w:w="7371" w:type="dxa"/>
+            <w:tcBorders>
+              <w:top w:val="single" w:sz="4" w:space="0" w:color="000000"/>
+              <w:left w:val="single" w:sz="4" w:space="0" w:color="000000"/>
+              <w:bottom w:val="single" w:sz="4" w:space="0" w:color="000000"/>
+              <w:right w:val="single" w:sz="4" w:space="0" w:color="000000"/>
+            </w:tcBorders>
+          </w:tcPr>
+          <w:p>
+            <w:pPr>
+              <w:widowControl w:val="0"/>
+              <w:autoSpaceDE w:val="0"/>
+              <w:autoSpaceDN w:val="0"/>
+              <w:adjustRightInd w:val="0"/>
+              <w:spacing w:before="0" w:line="240" w:lineRule="auto"/>
+              <w:rPr>
+                <w:rFonts w:cs="Latha"/>
+                <w:b/>
+                <w:bCs/>
+                <w:szCs w:val="24"/>
+                <w:cs/>
+                <w:lang w:val="it-IT" w:bidi="ta-IN"/>
+              </w:rPr>
+            </w:pPr>
+          </w:p>
+        </w:tc>
+      </w:tr>
+    </w:tbl>
+    <w:p>
+      <w:pPr>
+        <w:spacing w:before="0" w:line="240" w:lineRule="auto"/>
+        <w:jc w:val="center"/>
+        <w:rPr>
+          <w:b/>
+          <w:bCs/>
+          <w:sz w:val="32"/>
+          <w:szCs w:val="32"/>
+          <w:u w:val="single"/>
+        </w:rPr>
+      </w:pPr>
+    </w:p>
+    <w:p>
+      <w:pPr>
+        <w:spacing w:before="0" w:line="240" w:lineRule="auto"/>
+        <w:jc w:val="center"/>
+        <w:rPr>
+          <w:b/>
+          <w:bCs/>
+          <w:sz w:val="32"/>
+          <w:szCs w:val="32"/>
+          <w:u w:val="single"/>
+        </w:rPr>
+      </w:pPr>
+    </w:p>
     <w:p>
       <w:pPr>
         <w:spacing w:before="0" w:line="240" w:lineRule="auto"/>
@@ -1469,6 +4387,7 @@
                 <w:cs/>
                 <w:lang w:bidi="ta-IN"/>
               </w:rPr>
+              <w:lastRenderedPageBreak/>
               <w:t>1</w:t>
             </w:r>
             <w:r>
@@ -2661,7 +5580,6 @@
                 <w:cs/>
                 <w:lang w:bidi="ta-IN"/>
               </w:rPr>
-              <w:lastRenderedPageBreak/>
               <w:t>3)2.3.2</w:t>
             </w:r>
             <w:r>
@@ -5474,7 +8392,6 @@
                 <w:color w:val="000000"/>
                 <w:sz w:val="32"/>
                 <w:szCs w:val="40"/>
-                <w:lang w:val="it-IT"/>
               </w:rPr>
             </w:pPr>
             <w:r>
@@ -5484,6 +8401,7 @@
                 <w:cs/>
                 <w:lang w:bidi="ta-IN"/>
               </w:rPr>
+              <w:lastRenderedPageBreak/>
               <w:t>ஸம்</w:t>
             </w:r>
             <w:r>
@@ -6271,7 +9189,6 @@
                 <w:color w:val="000000"/>
                 <w:sz w:val="32"/>
                 <w:szCs w:val="40"/>
-                <w:lang w:val="it-IT"/>
               </w:rPr>
             </w:pPr>
           </w:p>
@@ -6296,7 +9213,6 @@
                 <w:cs/>
                 <w:lang w:bidi="ta-IN"/>
               </w:rPr>
-              <w:lastRenderedPageBreak/>
               <w:t>3)2.3.2</w:t>
             </w:r>
             <w:r>
@@ -7518,7 +10434,6 @@
                 <w:color w:val="000000"/>
                 <w:sz w:val="32"/>
                 <w:szCs w:val="40"/>
-                <w:lang w:val="it-IT"/>
               </w:rPr>
               <w:t xml:space="preserve"> </w:t>
             </w:r>
@@ -7561,7 +10476,7 @@
                 <w:b/>
                 <w:bCs/>
                 <w:szCs w:val="24"/>
-                <w:lang w:val="it-IT" w:bidi="ta-IN"/>
+                <w:lang w:bidi="ta-IN"/>
               </w:rPr>
               <w:t>)</w:t>
             </w:r>
@@ -7569,7 +10484,7 @@
               <w:rPr>
                 <w:rFonts w:ascii="Latha" w:hAnsi="Latha" w:cs="Latha"/>
                 <w:szCs w:val="24"/>
-                <w:lang w:val="it-IT" w:bidi="ta-IN"/>
+                <w:lang w:bidi="ta-IN"/>
               </w:rPr>
               <w:tab/>
             </w:r>
@@ -7590,7 +10505,7 @@
                 <w:b/>
                 <w:bCs/>
                 <w:szCs w:val="24"/>
-                <w:lang w:val="it-IT" w:bidi="ta-IN"/>
+                <w:lang w:bidi="ta-IN"/>
               </w:rPr>
               <w:t>.</w:t>
             </w:r>
@@ -7611,7 +10526,7 @@
                 <w:b/>
                 <w:bCs/>
                 <w:szCs w:val="24"/>
-                <w:lang w:val="it-IT" w:bidi="ta-IN"/>
+                <w:lang w:bidi="ta-IN"/>
               </w:rPr>
               <w:t>(</w:t>
             </w:r>
@@ -7632,7 +10547,7 @@
                 <w:b/>
                 <w:bCs/>
                 <w:szCs w:val="24"/>
-                <w:lang w:val="it-IT" w:bidi="ta-IN"/>
+                <w:lang w:bidi="ta-IN"/>
               </w:rPr>
               <w:t>)</w:t>
             </w:r>
@@ -7640,7 +10555,7 @@
               <w:rPr>
                 <w:rFonts w:ascii="Latha" w:hAnsi="Latha" w:cs="Latha"/>
                 <w:szCs w:val="24"/>
-                <w:lang w:val="it-IT" w:bidi="ta-IN"/>
+                <w:lang w:bidi="ta-IN"/>
               </w:rPr>
               <w:t xml:space="preserve">-  </w:t>
             </w:r>
@@ -7660,7 +10575,7 @@
                 <w:bCs/>
                 <w:iCs/>
                 <w:szCs w:val="28"/>
-                <w:lang w:val="it-IT" w:bidi="ta-IN"/>
+                <w:lang w:bidi="ta-IN"/>
               </w:rPr>
               <w:t>†</w:t>
             </w:r>
@@ -7668,7 +10583,7 @@
               <w:rPr>
                 <w:rFonts w:ascii="Latha" w:hAnsi="Latha" w:cs="Latha"/>
                 <w:szCs w:val="24"/>
-                <w:lang w:val="it-IT" w:bidi="ta-IN"/>
+                <w:lang w:bidi="ta-IN"/>
               </w:rPr>
               <w:t xml:space="preserve"> </w:t>
             </w:r>
@@ -7679,7 +10594,7 @@
                 <w:bCs/>
                 <w:iCs/>
                 <w:szCs w:val="28"/>
-                <w:lang w:val="it-IT" w:bidi="ta-IN"/>
+                <w:lang w:bidi="ta-IN"/>
               </w:rPr>
               <w:t>Å</w:t>
             </w:r>
@@ -7820,7 +10735,7 @@
                 <w:bCs/>
                 <w:position w:val="-12"/>
                 <w:szCs w:val="24"/>
-                <w:lang w:val="it-IT" w:bidi="ta-IN"/>
+                <w:lang w:bidi="ta-IN"/>
               </w:rPr>
               <w:t xml:space="preserve"> </w:t>
             </w:r>
@@ -7840,7 +10755,7 @@
                 <w:bCs/>
                 <w:iCs/>
                 <w:szCs w:val="28"/>
-                <w:lang w:val="it-IT" w:bidi="ta-IN"/>
+                <w:lang w:bidi="ta-IN"/>
               </w:rPr>
               <w:t>‡</w:t>
             </w:r>
@@ -7848,7 +10763,7 @@
               <w:rPr>
                 <w:rFonts w:ascii="Latha" w:hAnsi="Latha" w:cs="Latha"/>
                 <w:szCs w:val="24"/>
-                <w:lang w:val="it-IT" w:bidi="ta-IN"/>
+                <w:lang w:bidi="ta-IN"/>
               </w:rPr>
               <w:t xml:space="preserve"> </w:t>
             </w:r>
@@ -7859,7 +10774,7 @@
                 <w:bCs/>
                 <w:iCs/>
                 <w:szCs w:val="28"/>
-                <w:lang w:val="it-IT" w:bidi="ta-IN"/>
+                <w:lang w:bidi="ta-IN"/>
               </w:rPr>
               <w:t>Å</w:t>
             </w:r>
@@ -7983,7 +10898,7 @@
                 <w:bCs/>
                 <w:iCs/>
                 <w:szCs w:val="28"/>
-                <w:lang w:val="it-IT" w:bidi="ta-IN"/>
+                <w:lang w:bidi="ta-IN"/>
               </w:rPr>
               <w:t>†</w:t>
             </w:r>
@@ -7991,7 +10906,7 @@
               <w:rPr>
                 <w:rFonts w:ascii="Latha" w:hAnsi="Latha" w:cs="Latha"/>
                 <w:szCs w:val="24"/>
-                <w:lang w:val="it-IT" w:bidi="ta-IN"/>
+                <w:lang w:bidi="ta-IN"/>
               </w:rPr>
               <w:t xml:space="preserve"> </w:t>
             </w:r>
@@ -8002,7 +10917,7 @@
                 <w:bCs/>
                 <w:iCs/>
                 <w:szCs w:val="28"/>
-                <w:lang w:val="it-IT" w:bidi="ta-IN"/>
+                <w:lang w:bidi="ta-IN"/>
               </w:rPr>
               <w:t>Å</w:t>
             </w:r>
@@ -8152,7 +11067,7 @@
                 <w:bCs/>
                 <w:iCs/>
                 <w:szCs w:val="28"/>
-                <w:lang w:val="it-IT" w:bidi="ta-IN"/>
+                <w:lang w:bidi="ta-IN"/>
               </w:rPr>
               <w:t>‡</w:t>
             </w:r>
@@ -8853,6 +11768,7 @@
                 <w:cs/>
                 <w:lang w:bidi="ta-IN"/>
               </w:rPr>
+              <w:lastRenderedPageBreak/>
               <w:t>24)</w:t>
             </w:r>
             <w:r>
@@ -9909,7 +12825,6 @@
                 <w:cs/>
                 <w:lang w:bidi="ta-IN"/>
               </w:rPr>
-              <w:lastRenderedPageBreak/>
               <w:t>26</w:t>
             </w:r>
             <w:r>
@@ -11087,7 +14002,6 @@
                 <w:cs/>
                 <w:lang w:bidi="ta-IN"/>
               </w:rPr>
-              <w:lastRenderedPageBreak/>
               <w:t>24)</w:t>
             </w:r>
             <w:r>
@@ -12145,7 +15059,6 @@
                 <w:cs/>
                 <w:lang w:bidi="ta-IN"/>
               </w:rPr>
-              <w:lastRenderedPageBreak/>
               <w:t>26</w:t>
             </w:r>
             <w:r>
@@ -14825,7 +17738,6 @@
                 <w:cs/>
                 <w:lang w:bidi="ta-IN"/>
               </w:rPr>
-              <w:lastRenderedPageBreak/>
               <w:t>25</w:t>
             </w:r>
             <w:r>
@@ -15919,7 +18831,6 @@
                 <w:cs/>
                 <w:lang w:bidi="ta-IN"/>
               </w:rPr>
-              <w:lastRenderedPageBreak/>
               <w:t>23)</w:t>
             </w:r>
             <w:r>
@@ -17358,7 +20269,6 @@
                 <w:cs/>
                 <w:lang w:bidi="ta-IN"/>
               </w:rPr>
-              <w:lastRenderedPageBreak/>
               <w:t>25</w:t>
             </w:r>
             <w:r>
@@ -18421,7 +21331,6 @@
                 <w:cs/>
                 <w:lang w:bidi="ta-IN"/>
               </w:rPr>
-              <w:lastRenderedPageBreak/>
               <w:t>42</w:t>
             </w:r>
             <w:r>
@@ -19060,7 +21969,17 @@
                 <w:cs/>
                 <w:lang w:bidi="ta-IN"/>
               </w:rPr>
-              <w:t xml:space="preserve"> ந்த்ய</w:t>
+              <w:t xml:space="preserve"> </w:t>
+            </w:r>
+            <w:r>
+              <w:rPr>
+                <w:rFonts w:ascii="Latha" w:hAnsi="Latha" w:cs="Latha"/>
+                <w:szCs w:val="24"/>
+                <w:cs/>
+                <w:lang w:bidi="ta-IN"/>
+              </w:rPr>
+              <w:lastRenderedPageBreak/>
+              <w:t>ந்த்ய</w:t>
             </w:r>
             <w:r>
               <w:rPr>
@@ -19185,6 +22104,7 @@
                 <w:cs/>
                 <w:lang w:bidi="ta-IN"/>
               </w:rPr>
+              <w:lastRenderedPageBreak/>
               <w:t>42</w:t>
             </w:r>
             <w:r>
@@ -19551,7 +22471,6 @@
                 <w:color w:val="000000"/>
                 <w:sz w:val="32"/>
                 <w:szCs w:val="40"/>
-                <w:lang w:val="it-IT"/>
               </w:rPr>
             </w:pPr>
             <w:r>
@@ -19561,6 +22480,7 @@
                 <w:cs/>
                 <w:lang w:bidi="ta-IN"/>
               </w:rPr>
+              <w:lastRenderedPageBreak/>
               <w:t>அ</w:t>
             </w:r>
             <w:r>
@@ -19974,6 +22894,7 @@
                 <w:cs/>
                 <w:lang w:bidi="ta-IN"/>
               </w:rPr>
+              <w:lastRenderedPageBreak/>
               <w:t>27</w:t>
             </w:r>
             <w:r>
@@ -20233,7 +23154,6 @@
                 <w:color w:val="000000"/>
                 <w:sz w:val="32"/>
                 <w:szCs w:val="40"/>
-                <w:lang w:val="it-IT"/>
               </w:rPr>
             </w:pPr>
             <w:r>
@@ -20797,7 +23717,6 @@
                 <w:color w:val="000000"/>
                 <w:sz w:val="32"/>
                 <w:szCs w:val="40"/>
-                <w:lang w:val="it-IT"/>
               </w:rPr>
             </w:pPr>
           </w:p>
@@ -20813,7 +23732,6 @@
                 <w:color w:val="000000"/>
                 <w:sz w:val="32"/>
                 <w:szCs w:val="40"/>
-                <w:lang w:val="it-IT"/>
               </w:rPr>
             </w:pPr>
           </w:p>
@@ -20837,7 +23755,6 @@
                 <w:cs/>
                 <w:lang w:bidi="ta-IN"/>
               </w:rPr>
-              <w:lastRenderedPageBreak/>
               <w:t>28</w:t>
             </w:r>
             <w:r>
@@ -21118,7 +24035,6 @@
                 <w:color w:val="000000"/>
                 <w:sz w:val="32"/>
                 <w:szCs w:val="40"/>
-                <w:lang w:val="it-IT"/>
               </w:rPr>
             </w:pPr>
             <w:r>
@@ -21981,7 +24897,6 @@
                 <w:color w:val="000000"/>
                 <w:sz w:val="32"/>
                 <w:szCs w:val="40"/>
-                <w:lang w:val="it-IT"/>
               </w:rPr>
             </w:pPr>
             <w:r>
@@ -22132,7 +25047,6 @@
                 <w:rFonts w:cs="BRH Malayalam Extra"/>
                 <w:color w:val="000000"/>
                 <w:szCs w:val="40"/>
-                <w:lang w:val="it-IT"/>
               </w:rPr>
             </w:pPr>
           </w:p>
@@ -22161,7 +25075,6 @@
                 <w:cs/>
                 <w:lang w:bidi="ta-IN"/>
               </w:rPr>
-              <w:lastRenderedPageBreak/>
               <w:t>27</w:t>
             </w:r>
             <w:r>
@@ -22410,7 +25323,6 @@
                 <w:color w:val="000000"/>
                 <w:sz w:val="32"/>
                 <w:szCs w:val="40"/>
-                <w:lang w:val="it-IT"/>
               </w:rPr>
             </w:pPr>
             <w:r>
@@ -22968,7 +25880,6 @@
                 <w:color w:val="000000"/>
                 <w:sz w:val="32"/>
                 <w:szCs w:val="40"/>
-                <w:lang w:val="it-IT"/>
               </w:rPr>
             </w:pPr>
             <w:r>
@@ -22977,7 +25888,6 @@
                 <w:color w:val="000000"/>
                 <w:sz w:val="32"/>
                 <w:szCs w:val="40"/>
-                <w:lang w:val="it-IT"/>
               </w:rPr>
               <w:t xml:space="preserve"> </w:t>
             </w:r>
@@ -22994,7 +25904,6 @@
                 <w:color w:val="000000"/>
                 <w:sz w:val="32"/>
                 <w:szCs w:val="40"/>
-                <w:lang w:val="it-IT"/>
               </w:rPr>
             </w:pPr>
           </w:p>
@@ -23018,7 +25927,6 @@
                 <w:cs/>
                 <w:lang w:bidi="ta-IN"/>
               </w:rPr>
-              <w:lastRenderedPageBreak/>
               <w:t>28</w:t>
             </w:r>
             <w:r>
@@ -23288,7 +26196,6 @@
                 <w:color w:val="000000"/>
                 <w:sz w:val="32"/>
                 <w:szCs w:val="40"/>
-                <w:lang w:val="it-IT"/>
               </w:rPr>
             </w:pPr>
             <w:r>
@@ -23973,7 +26880,6 @@
                 <w:color w:val="000000"/>
                 <w:sz w:val="32"/>
                 <w:szCs w:val="40"/>
-                <w:lang w:val="it-IT"/>
               </w:rPr>
               <w:t xml:space="preserve"> </w:t>
             </w:r>
@@ -24141,7 +27047,6 @@
                 <w:color w:val="000000"/>
                 <w:sz w:val="32"/>
                 <w:szCs w:val="40"/>
-                <w:lang w:val="it-IT"/>
               </w:rPr>
             </w:pPr>
             <w:r>
@@ -24280,7 +27185,6 @@
                 <w:rFonts w:cs="BRH Malayalam Extra"/>
                 <w:color w:val="000000"/>
                 <w:szCs w:val="40"/>
-                <w:lang w:val="it-IT"/>
               </w:rPr>
             </w:pPr>
             <w:r>
@@ -24289,7 +27193,6 @@
                 <w:color w:val="000000"/>
                 <w:sz w:val="32"/>
                 <w:szCs w:val="40"/>
-                <w:lang w:val="it-IT"/>
               </w:rPr>
               <w:t xml:space="preserve"> </w:t>
             </w:r>
@@ -25571,7 +28474,6 @@
                 <w:color w:val="000000"/>
                 <w:sz w:val="32"/>
                 <w:szCs w:val="40"/>
-                <w:lang w:val="it-IT"/>
               </w:rPr>
             </w:pPr>
           </w:p>
@@ -25595,7 +28497,6 @@
                 <w:cs/>
                 <w:lang w:bidi="ta-IN"/>
               </w:rPr>
-              <w:lastRenderedPageBreak/>
               <w:t>17</w:t>
             </w:r>
             <w:r>
@@ -25925,7 +28826,6 @@
                 <w:rFonts w:cs="BRH Malayalam Extra"/>
                 <w:color w:val="000000"/>
                 <w:szCs w:val="40"/>
-                <w:lang w:val="it-IT"/>
               </w:rPr>
             </w:pPr>
             <w:r>
@@ -26729,7 +29629,6 @@
                 <w:szCs w:val="24"/>
                 <w:lang w:bidi="ta-IN"/>
               </w:rPr>
-              <w:lastRenderedPageBreak/>
               <w:t>1</w:t>
             </w:r>
             <w:r>
@@ -26804,6 +29703,7 @@
               </w:rPr>
               <w:t>14)</w:t>
             </w:r>
+            <w:proofErr w:type="gramStart"/>
             <w:r>
               <w:rPr>
                 <w:rFonts w:ascii="Latha" w:hAnsi="Latha" w:cs="Latha"/>
@@ -26821,6 +29721,7 @@
               </w:rPr>
               <w:t>ப்</w:t>
             </w:r>
+            <w:proofErr w:type="gramEnd"/>
             <w:r>
               <w:rPr>
                 <w:rFonts w:ascii="Latha" w:hAnsi="Latha" w:cs="Latha"/>
@@ -27105,7 +30006,6 @@
                 <w:color w:val="000000"/>
                 <w:sz w:val="32"/>
                 <w:szCs w:val="40"/>
-                <w:lang w:val="it-IT"/>
               </w:rPr>
             </w:pPr>
             <w:r>
@@ -27992,7 +30892,6 @@
                 <w:color w:val="000000"/>
                 <w:sz w:val="32"/>
                 <w:szCs w:val="40"/>
-                <w:lang w:val="it-IT"/>
               </w:rPr>
             </w:pPr>
           </w:p>
@@ -28008,7 +30907,6 @@
                 <w:color w:val="000000"/>
                 <w:sz w:val="32"/>
                 <w:szCs w:val="40"/>
-                <w:lang w:val="it-IT"/>
               </w:rPr>
             </w:pPr>
           </w:p>
@@ -28033,7 +30931,6 @@
                 <w:cs/>
                 <w:lang w:bidi="ta-IN"/>
               </w:rPr>
-              <w:lastRenderedPageBreak/>
               <w:t>17</w:t>
             </w:r>
             <w:r>
@@ -28364,7 +31261,6 @@
                 <w:rFonts w:cs="BRH Malayalam Extra"/>
                 <w:color w:val="000000"/>
                 <w:szCs w:val="40"/>
-                <w:lang w:val="it-IT"/>
               </w:rPr>
             </w:pPr>
             <w:r>
@@ -29167,6 +32063,7 @@
                 <w:cs/>
                 <w:lang w:bidi="ta-IN"/>
               </w:rPr>
+              <w:lastRenderedPageBreak/>
               <w:t>32)</w:t>
             </w:r>
             <w:r>
@@ -31463,7 +34360,6 @@
           <w:szCs w:val="32"/>
           <w:u w:val="single"/>
         </w:rPr>
-        <w:lastRenderedPageBreak/>
         <w:t xml:space="preserve">TS </w:t>
       </w:r>
       <w:r>
@@ -31889,7 +34785,7 @@
 </file>
 
 <file path=word/endnotes.xml><?xml version="1.0" encoding="utf-8"?>
-<w:endnotes xmlns:wpc="http://schemas.microsoft.com/office/word/2010/wordprocessingCanvas" xmlns:cx="http://schemas.microsoft.com/office/drawing/2014/chartex" xmlns:cx1="http://schemas.microsoft.com/office/drawing/2015/9/8/chartex" xmlns:cx2="http://schemas.microsoft.com/office/drawing/2015/10/21/chartex" xmlns:cx3="http://schemas.microsoft.com/office/drawing/2016/5/9/chartex" xmlns:cx4="http://schemas.microsoft.com/office/drawing/2016/5/10/chartex" xmlns:cx5="http://schemas.microsoft.com/office/drawing/2016/5/11/chartex" xmlns:cx6="http://schemas.microsoft.com/office/drawing/2016/5/12/chartex" xmlns:cx7="http://schemas.microsoft.com/office/drawing/2016/5/13/chartex" xmlns:cx8="http://schemas.microsoft.com/office/drawing/2016/5/14/chartex" xmlns:mc="http://schemas.openxmlformats.org/markup-compatibility/2006" xmlns:aink="http://schemas.microsoft.com/office/drawing/2016/ink" xmlns:am3d="http://schemas.microsoft.com/office/drawing/2017/model3d" xmlns:o="urn:schemas-microsoft-com:office:office" xmlns:oel="http://schemas.microsoft.com/office/2019/extlst" xmlns:r="http://schemas.openxmlformats.org/officeDocument/2006/relationships" xmlns:m="http://schemas.openxmlformats.org/officeDocument/2006/math" xmlns:v="urn:schemas-microsoft-com:vml" xmlns:wp14="http://schemas.microsoft.com/office/word/2010/wordprocessingDrawing" xmlns:wp="http://schemas.openxmlformats.org/drawingml/2006/wordprocessingDrawing" xmlns:w10="urn:schemas-microsoft-com:office:word" xmlns:w="http://schemas.openxmlformats.org/wordprocessingml/2006/main" xmlns:w14="http://schemas.microsoft.com/office/word/2010/wordml" xmlns:w15="http://schemas.microsoft.com/office/word/2012/wordml" xmlns:w16cex="http://schemas.microsoft.com/office/word/2018/wordml/cex" xmlns:w16cid="http://schemas.microsoft.com/office/word/2016/wordml/cid" xmlns:w16="http://schemas.microsoft.com/office/word/2018/wordml" xmlns:w16sdtdh="http://schemas.microsoft.com/office/word/2020/wordml/sdtdatahash" xmlns:w16se="http://schemas.microsoft.com/office/word/2015/wordml/symex" xmlns:wpg="http://schemas.microsoft.com/office/word/2010/wordprocessingGroup" xmlns:wpi="http://schemas.microsoft.com/office/word/2010/wordprocessingInk" xmlns:wne="http://schemas.microsoft.com/office/word/2006/wordml" xmlns:wps="http://schemas.microsoft.com/office/word/2010/wordprocessingShape" mc:Ignorable="w14 w15 w16se w16cid w16 w16cex w16sdtdh wp14">
+<w:endnotes xmlns:wpc="http://schemas.microsoft.com/office/word/2010/wordprocessingCanvas" xmlns:cx="http://schemas.microsoft.com/office/drawing/2014/chartex" xmlns:cx1="http://schemas.microsoft.com/office/drawing/2015/9/8/chartex" xmlns:cx2="http://schemas.microsoft.com/office/drawing/2015/10/21/chartex" xmlns:cx3="http://schemas.microsoft.com/office/drawing/2016/5/9/chartex" xmlns:cx4="http://schemas.microsoft.com/office/drawing/2016/5/10/chartex" xmlns:cx5="http://schemas.microsoft.com/office/drawing/2016/5/11/chartex" xmlns:cx6="http://schemas.microsoft.com/office/drawing/2016/5/12/chartex" xmlns:cx7="http://schemas.microsoft.com/office/drawing/2016/5/13/chartex" xmlns:cx8="http://schemas.microsoft.com/office/drawing/2016/5/14/chartex" xmlns:mc="http://schemas.openxmlformats.org/markup-compatibility/2006" xmlns:aink="http://schemas.microsoft.com/office/drawing/2016/ink" xmlns:am3d="http://schemas.microsoft.com/office/drawing/2017/model3d" xmlns:o="urn:schemas-microsoft-com:office:office" xmlns:oel="http://schemas.microsoft.com/office/2019/extlst" xmlns:r="http://schemas.openxmlformats.org/officeDocument/2006/relationships" xmlns:m="http://schemas.openxmlformats.org/officeDocument/2006/math" xmlns:v="urn:schemas-microsoft-com:vml" xmlns:wp14="http://schemas.microsoft.com/office/word/2010/wordprocessingDrawing" xmlns:wp="http://schemas.openxmlformats.org/drawingml/2006/wordprocessingDrawing" xmlns:w10="urn:schemas-microsoft-com:office:word" xmlns:w="http://schemas.openxmlformats.org/wordprocessingml/2006/main" xmlns:w14="http://schemas.microsoft.com/office/word/2010/wordml" xmlns:w15="http://schemas.microsoft.com/office/word/2012/wordml" xmlns:w16cex="http://schemas.microsoft.com/office/word/2018/wordml/cex" xmlns:w16cid="http://schemas.microsoft.com/office/word/2016/wordml/cid" xmlns:w16="http://schemas.microsoft.com/office/word/2018/wordml" xmlns:w16du="http://schemas.microsoft.com/office/word/2023/wordml/word16du" xmlns:w16sdtdh="http://schemas.microsoft.com/office/word/2020/wordml/sdtdatahash" xmlns:w16sdtfl="http://schemas.microsoft.com/office/word/2024/wordml/sdtformatlock" xmlns:w16se="http://schemas.microsoft.com/office/word/2015/wordml/symex" xmlns:wpg="http://schemas.microsoft.com/office/word/2010/wordprocessingGroup" xmlns:wpi="http://schemas.microsoft.com/office/word/2010/wordprocessingInk" xmlns:wne="http://schemas.microsoft.com/office/word/2006/wordml" xmlns:wps="http://schemas.microsoft.com/office/word/2010/wordprocessingShape" mc:Ignorable="w14 w15 w16se w16cid w16 w16cex w16sdtdh w16sdtfl w16du wp14">
   <w:endnote w:type="separator" w:id="-1">
     <w:p>
       <w:pPr>
@@ -31914,7 +34810,7 @@
 </file>
 
 <file path=word/footer1.xml><?xml version="1.0" encoding="utf-8"?>
-<w:ftr xmlns:wpc="http://schemas.microsoft.com/office/word/2010/wordprocessingCanvas" xmlns:cx="http://schemas.microsoft.com/office/drawing/2014/chartex" xmlns:cx1="http://schemas.microsoft.com/office/drawing/2015/9/8/chartex" xmlns:cx2="http://schemas.microsoft.com/office/drawing/2015/10/21/chartex" xmlns:cx3="http://schemas.microsoft.com/office/drawing/2016/5/9/chartex" xmlns:cx4="http://schemas.microsoft.com/office/drawing/2016/5/10/chartex" xmlns:cx5="http://schemas.microsoft.com/office/drawing/2016/5/11/chartex" xmlns:cx6="http://schemas.microsoft.com/office/drawing/2016/5/12/chartex" xmlns:cx7="http://schemas.microsoft.com/office/drawing/2016/5/13/chartex" xmlns:cx8="http://schemas.microsoft.com/office/drawing/2016/5/14/chartex" xmlns:mc="http://schemas.openxmlformats.org/markup-compatibility/2006" xmlns:aink="http://schemas.microsoft.com/office/drawing/2016/ink" xmlns:am3d="http://schemas.microsoft.com/office/drawing/2017/model3d" xmlns:o="urn:schemas-microsoft-com:office:office" xmlns:oel="http://schemas.microsoft.com/office/2019/extlst" xmlns:r="http://schemas.openxmlformats.org/officeDocument/2006/relationships" xmlns:m="http://schemas.openxmlformats.org/officeDocument/2006/math" xmlns:v="urn:schemas-microsoft-com:vml" xmlns:wp14="http://schemas.microsoft.com/office/word/2010/wordprocessingDrawing" xmlns:wp="http://schemas.openxmlformats.org/drawingml/2006/wordprocessingDrawing" xmlns:w10="urn:schemas-microsoft-com:office:word" xmlns:w="http://schemas.openxmlformats.org/wordprocessingml/2006/main" xmlns:w14="http://schemas.microsoft.com/office/word/2010/wordml" xmlns:w15="http://schemas.microsoft.com/office/word/2012/wordml" xmlns:w16cex="http://schemas.microsoft.com/office/word/2018/wordml/cex" xmlns:w16cid="http://schemas.microsoft.com/office/word/2016/wordml/cid" xmlns:w16="http://schemas.microsoft.com/office/word/2018/wordml" xmlns:w16sdtdh="http://schemas.microsoft.com/office/word/2020/wordml/sdtdatahash" xmlns:w16se="http://schemas.microsoft.com/office/word/2015/wordml/symex" xmlns:wpg="http://schemas.microsoft.com/office/word/2010/wordprocessingGroup" xmlns:wpi="http://schemas.microsoft.com/office/word/2010/wordprocessingInk" xmlns:wne="http://schemas.microsoft.com/office/word/2006/wordml" xmlns:wps="http://schemas.microsoft.com/office/word/2010/wordprocessingShape" mc:Ignorable="w14 w15 w16se w16cid w16 w16cex w16sdtdh wp14">
+<w:ftr xmlns:wpc="http://schemas.microsoft.com/office/word/2010/wordprocessingCanvas" xmlns:cx="http://schemas.microsoft.com/office/drawing/2014/chartex" xmlns:cx1="http://schemas.microsoft.com/office/drawing/2015/9/8/chartex" xmlns:cx2="http://schemas.microsoft.com/office/drawing/2015/10/21/chartex" xmlns:cx3="http://schemas.microsoft.com/office/drawing/2016/5/9/chartex" xmlns:cx4="http://schemas.microsoft.com/office/drawing/2016/5/10/chartex" xmlns:cx5="http://schemas.microsoft.com/office/drawing/2016/5/11/chartex" xmlns:cx6="http://schemas.microsoft.com/office/drawing/2016/5/12/chartex" xmlns:cx7="http://schemas.microsoft.com/office/drawing/2016/5/13/chartex" xmlns:cx8="http://schemas.microsoft.com/office/drawing/2016/5/14/chartex" xmlns:mc="http://schemas.openxmlformats.org/markup-compatibility/2006" xmlns:aink="http://schemas.microsoft.com/office/drawing/2016/ink" xmlns:am3d="http://schemas.microsoft.com/office/drawing/2017/model3d" xmlns:o="urn:schemas-microsoft-com:office:office" xmlns:oel="http://schemas.microsoft.com/office/2019/extlst" xmlns:r="http://schemas.openxmlformats.org/officeDocument/2006/relationships" xmlns:m="http://schemas.openxmlformats.org/officeDocument/2006/math" xmlns:v="urn:schemas-microsoft-com:vml" xmlns:wp14="http://schemas.microsoft.com/office/word/2010/wordprocessingDrawing" xmlns:wp="http://schemas.openxmlformats.org/drawingml/2006/wordprocessingDrawing" xmlns:w10="urn:schemas-microsoft-com:office:word" xmlns:w="http://schemas.openxmlformats.org/wordprocessingml/2006/main" xmlns:w14="http://schemas.microsoft.com/office/word/2010/wordml" xmlns:w15="http://schemas.microsoft.com/office/word/2012/wordml" xmlns:w16cex="http://schemas.microsoft.com/office/word/2018/wordml/cex" xmlns:w16cid="http://schemas.microsoft.com/office/word/2016/wordml/cid" xmlns:w16="http://schemas.microsoft.com/office/word/2018/wordml" xmlns:w16du="http://schemas.microsoft.com/office/word/2023/wordml/word16du" xmlns:w16sdtdh="http://schemas.microsoft.com/office/word/2020/wordml/sdtdatahash" xmlns:w16sdtfl="http://schemas.microsoft.com/office/word/2024/wordml/sdtformatlock" xmlns:w16se="http://schemas.microsoft.com/office/word/2015/wordml/symex" xmlns:wpg="http://schemas.microsoft.com/office/word/2010/wordprocessingGroup" xmlns:wpi="http://schemas.microsoft.com/office/word/2010/wordprocessingInk" xmlns:wne="http://schemas.microsoft.com/office/word/2006/wordml" xmlns:wps="http://schemas.microsoft.com/office/word/2010/wordprocessingShape" mc:Ignorable="w14 w15 w16se w16cid w16 w16cex w16sdtdh w16sdtfl w16du wp14">
   <w:p>
     <w:pPr>
       <w:pBdr>
@@ -32099,7 +34995,7 @@
 </file>
 
 <file path=word/footer2.xml><?xml version="1.0" encoding="utf-8"?>
-<w:ftr xmlns:wpc="http://schemas.microsoft.com/office/word/2010/wordprocessingCanvas" xmlns:cx="http://schemas.microsoft.com/office/drawing/2014/chartex" xmlns:cx1="http://schemas.microsoft.com/office/drawing/2015/9/8/chartex" xmlns:cx2="http://schemas.microsoft.com/office/drawing/2015/10/21/chartex" xmlns:cx3="http://schemas.microsoft.com/office/drawing/2016/5/9/chartex" xmlns:cx4="http://schemas.microsoft.com/office/drawing/2016/5/10/chartex" xmlns:cx5="http://schemas.microsoft.com/office/drawing/2016/5/11/chartex" xmlns:cx6="http://schemas.microsoft.com/office/drawing/2016/5/12/chartex" xmlns:cx7="http://schemas.microsoft.com/office/drawing/2016/5/13/chartex" xmlns:cx8="http://schemas.microsoft.com/office/drawing/2016/5/14/chartex" xmlns:mc="http://schemas.openxmlformats.org/markup-compatibility/2006" xmlns:aink="http://schemas.microsoft.com/office/drawing/2016/ink" xmlns:am3d="http://schemas.microsoft.com/office/drawing/2017/model3d" xmlns:o="urn:schemas-microsoft-com:office:office" xmlns:oel="http://schemas.microsoft.com/office/2019/extlst" xmlns:r="http://schemas.openxmlformats.org/officeDocument/2006/relationships" xmlns:m="http://schemas.openxmlformats.org/officeDocument/2006/math" xmlns:v="urn:schemas-microsoft-com:vml" xmlns:wp14="http://schemas.microsoft.com/office/word/2010/wordprocessingDrawing" xmlns:wp="http://schemas.openxmlformats.org/drawingml/2006/wordprocessingDrawing" xmlns:w10="urn:schemas-microsoft-com:office:word" xmlns:w="http://schemas.openxmlformats.org/wordprocessingml/2006/main" xmlns:w14="http://schemas.microsoft.com/office/word/2010/wordml" xmlns:w15="http://schemas.microsoft.com/office/word/2012/wordml" xmlns:w16cex="http://schemas.microsoft.com/office/word/2018/wordml/cex" xmlns:w16cid="http://schemas.microsoft.com/office/word/2016/wordml/cid" xmlns:w16="http://schemas.microsoft.com/office/word/2018/wordml" xmlns:w16sdtdh="http://schemas.microsoft.com/office/word/2020/wordml/sdtdatahash" xmlns:w16se="http://schemas.microsoft.com/office/word/2015/wordml/symex" xmlns:wpg="http://schemas.microsoft.com/office/word/2010/wordprocessingGroup" xmlns:wpi="http://schemas.microsoft.com/office/word/2010/wordprocessingInk" xmlns:wne="http://schemas.microsoft.com/office/word/2006/wordml" xmlns:wps="http://schemas.microsoft.com/office/word/2010/wordprocessingShape" mc:Ignorable="w14 w15 w16se w16cid w16 w16cex w16sdtdh wp14">
+<w:ftr xmlns:wpc="http://schemas.microsoft.com/office/word/2010/wordprocessingCanvas" xmlns:cx="http://schemas.microsoft.com/office/drawing/2014/chartex" xmlns:cx1="http://schemas.microsoft.com/office/drawing/2015/9/8/chartex" xmlns:cx2="http://schemas.microsoft.com/office/drawing/2015/10/21/chartex" xmlns:cx3="http://schemas.microsoft.com/office/drawing/2016/5/9/chartex" xmlns:cx4="http://schemas.microsoft.com/office/drawing/2016/5/10/chartex" xmlns:cx5="http://schemas.microsoft.com/office/drawing/2016/5/11/chartex" xmlns:cx6="http://schemas.microsoft.com/office/drawing/2016/5/12/chartex" xmlns:cx7="http://schemas.microsoft.com/office/drawing/2016/5/13/chartex" xmlns:cx8="http://schemas.microsoft.com/office/drawing/2016/5/14/chartex" xmlns:mc="http://schemas.openxmlformats.org/markup-compatibility/2006" xmlns:aink="http://schemas.microsoft.com/office/drawing/2016/ink" xmlns:am3d="http://schemas.microsoft.com/office/drawing/2017/model3d" xmlns:o="urn:schemas-microsoft-com:office:office" xmlns:oel="http://schemas.microsoft.com/office/2019/extlst" xmlns:r="http://schemas.openxmlformats.org/officeDocument/2006/relationships" xmlns:m="http://schemas.openxmlformats.org/officeDocument/2006/math" xmlns:v="urn:schemas-microsoft-com:vml" xmlns:wp14="http://schemas.microsoft.com/office/word/2010/wordprocessingDrawing" xmlns:wp="http://schemas.openxmlformats.org/drawingml/2006/wordprocessingDrawing" xmlns:w10="urn:schemas-microsoft-com:office:word" xmlns:w="http://schemas.openxmlformats.org/wordprocessingml/2006/main" xmlns:w14="http://schemas.microsoft.com/office/word/2010/wordml" xmlns:w15="http://schemas.microsoft.com/office/word/2012/wordml" xmlns:w16cex="http://schemas.microsoft.com/office/word/2018/wordml/cex" xmlns:w16cid="http://schemas.microsoft.com/office/word/2016/wordml/cid" xmlns:w16="http://schemas.microsoft.com/office/word/2018/wordml" xmlns:w16du="http://schemas.microsoft.com/office/word/2023/wordml/word16du" xmlns:w16sdtdh="http://schemas.microsoft.com/office/word/2020/wordml/sdtdatahash" xmlns:w16sdtfl="http://schemas.microsoft.com/office/word/2024/wordml/sdtformatlock" xmlns:w16se="http://schemas.microsoft.com/office/word/2015/wordml/symex" xmlns:wpg="http://schemas.microsoft.com/office/word/2010/wordprocessingGroup" xmlns:wpi="http://schemas.microsoft.com/office/word/2010/wordprocessingInk" xmlns:wne="http://schemas.microsoft.com/office/word/2006/wordml" xmlns:wps="http://schemas.microsoft.com/office/word/2010/wordprocessingShape" mc:Ignorable="w14 w15 w16se w16cid w16 w16cex w16sdtdh w16sdtfl w16du wp14">
   <w:p>
     <w:pPr>
       <w:pBdr>
@@ -32319,7 +35215,7 @@
 </file>
 
 <file path=word/footnotes.xml><?xml version="1.0" encoding="utf-8"?>
-<w:footnotes xmlns:wpc="http://schemas.microsoft.com/office/word/2010/wordprocessingCanvas" xmlns:cx="http://schemas.microsoft.com/office/drawing/2014/chartex" xmlns:cx1="http://schemas.microsoft.com/office/drawing/2015/9/8/chartex" xmlns:cx2="http://schemas.microsoft.com/office/drawing/2015/10/21/chartex" xmlns:cx3="http://schemas.microsoft.com/office/drawing/2016/5/9/chartex" xmlns:cx4="http://schemas.microsoft.com/office/drawing/2016/5/10/chartex" xmlns:cx5="http://schemas.microsoft.com/office/drawing/2016/5/11/chartex" xmlns:cx6="http://schemas.microsoft.com/office/drawing/2016/5/12/chartex" xmlns:cx7="http://schemas.microsoft.com/office/drawing/2016/5/13/chartex" xmlns:cx8="http://schemas.microsoft.com/office/drawing/2016/5/14/chartex" xmlns:mc="http://schemas.openxmlformats.org/markup-compatibility/2006" xmlns:aink="http://schemas.microsoft.com/office/drawing/2016/ink" xmlns:am3d="http://schemas.microsoft.com/office/drawing/2017/model3d" xmlns:o="urn:schemas-microsoft-com:office:office" xmlns:oel="http://schemas.microsoft.com/office/2019/extlst" xmlns:r="http://schemas.openxmlformats.org/officeDocument/2006/relationships" xmlns:m="http://schemas.openxmlformats.org/officeDocument/2006/math" xmlns:v="urn:schemas-microsoft-com:vml" xmlns:wp14="http://schemas.microsoft.com/office/word/2010/wordprocessingDrawing" xmlns:wp="http://schemas.openxmlformats.org/drawingml/2006/wordprocessingDrawing" xmlns:w10="urn:schemas-microsoft-com:office:word" xmlns:w="http://schemas.openxmlformats.org/wordprocessingml/2006/main" xmlns:w14="http://schemas.microsoft.com/office/word/2010/wordml" xmlns:w15="http://schemas.microsoft.com/office/word/2012/wordml" xmlns:w16cex="http://schemas.microsoft.com/office/word/2018/wordml/cex" xmlns:w16cid="http://schemas.microsoft.com/office/word/2016/wordml/cid" xmlns:w16="http://schemas.microsoft.com/office/word/2018/wordml" xmlns:w16sdtdh="http://schemas.microsoft.com/office/word/2020/wordml/sdtdatahash" xmlns:w16se="http://schemas.microsoft.com/office/word/2015/wordml/symex" xmlns:wpg="http://schemas.microsoft.com/office/word/2010/wordprocessingGroup" xmlns:wpi="http://schemas.microsoft.com/office/word/2010/wordprocessingInk" xmlns:wne="http://schemas.microsoft.com/office/word/2006/wordml" xmlns:wps="http://schemas.microsoft.com/office/word/2010/wordprocessingShape" mc:Ignorable="w14 w15 w16se w16cid w16 w16cex w16sdtdh wp14">
+<w:footnotes xmlns:wpc="http://schemas.microsoft.com/office/word/2010/wordprocessingCanvas" xmlns:cx="http://schemas.microsoft.com/office/drawing/2014/chartex" xmlns:cx1="http://schemas.microsoft.com/office/drawing/2015/9/8/chartex" xmlns:cx2="http://schemas.microsoft.com/office/drawing/2015/10/21/chartex" xmlns:cx3="http://schemas.microsoft.com/office/drawing/2016/5/9/chartex" xmlns:cx4="http://schemas.microsoft.com/office/drawing/2016/5/10/chartex" xmlns:cx5="http://schemas.microsoft.com/office/drawing/2016/5/11/chartex" xmlns:cx6="http://schemas.microsoft.com/office/drawing/2016/5/12/chartex" xmlns:cx7="http://schemas.microsoft.com/office/drawing/2016/5/13/chartex" xmlns:cx8="http://schemas.microsoft.com/office/drawing/2016/5/14/chartex" xmlns:mc="http://schemas.openxmlformats.org/markup-compatibility/2006" xmlns:aink="http://schemas.microsoft.com/office/drawing/2016/ink" xmlns:am3d="http://schemas.microsoft.com/office/drawing/2017/model3d" xmlns:o="urn:schemas-microsoft-com:office:office" xmlns:oel="http://schemas.microsoft.com/office/2019/extlst" xmlns:r="http://schemas.openxmlformats.org/officeDocument/2006/relationships" xmlns:m="http://schemas.openxmlformats.org/officeDocument/2006/math" xmlns:v="urn:schemas-microsoft-com:vml" xmlns:wp14="http://schemas.microsoft.com/office/word/2010/wordprocessingDrawing" xmlns:wp="http://schemas.openxmlformats.org/drawingml/2006/wordprocessingDrawing" xmlns:w10="urn:schemas-microsoft-com:office:word" xmlns:w="http://schemas.openxmlformats.org/wordprocessingml/2006/main" xmlns:w14="http://schemas.microsoft.com/office/word/2010/wordml" xmlns:w15="http://schemas.microsoft.com/office/word/2012/wordml" xmlns:w16cex="http://schemas.microsoft.com/office/word/2018/wordml/cex" xmlns:w16cid="http://schemas.microsoft.com/office/word/2016/wordml/cid" xmlns:w16="http://schemas.microsoft.com/office/word/2018/wordml" xmlns:w16du="http://schemas.microsoft.com/office/word/2023/wordml/word16du" xmlns:w16sdtdh="http://schemas.microsoft.com/office/word/2020/wordml/sdtdatahash" xmlns:w16sdtfl="http://schemas.microsoft.com/office/word/2024/wordml/sdtformatlock" xmlns:w16se="http://schemas.microsoft.com/office/word/2015/wordml/symex" xmlns:wpg="http://schemas.microsoft.com/office/word/2010/wordprocessingGroup" xmlns:wpi="http://schemas.microsoft.com/office/word/2010/wordprocessingInk" xmlns:wne="http://schemas.microsoft.com/office/word/2006/wordml" xmlns:wps="http://schemas.microsoft.com/office/word/2010/wordprocessingShape" mc:Ignorable="w14 w15 w16se w16cid w16 w16cex w16sdtdh w16sdtfl w16du wp14">
   <w:footnote w:type="separator" w:id="-1">
     <w:p>
       <w:pPr>
@@ -32344,7 +35240,7 @@
 </file>
 
 <file path=word/header1.xml><?xml version="1.0" encoding="utf-8"?>
-<w:hdr xmlns:wpc="http://schemas.microsoft.com/office/word/2010/wordprocessingCanvas" xmlns:cx="http://schemas.microsoft.com/office/drawing/2014/chartex" xmlns:cx1="http://schemas.microsoft.com/office/drawing/2015/9/8/chartex" xmlns:cx2="http://schemas.microsoft.com/office/drawing/2015/10/21/chartex" xmlns:cx3="http://schemas.microsoft.com/office/drawing/2016/5/9/chartex" xmlns:cx4="http://schemas.microsoft.com/office/drawing/2016/5/10/chartex" xmlns:cx5="http://schemas.microsoft.com/office/drawing/2016/5/11/chartex" xmlns:cx6="http://schemas.microsoft.com/office/drawing/2016/5/12/chartex" xmlns:cx7="http://schemas.microsoft.com/office/drawing/2016/5/13/chartex" xmlns:cx8="http://schemas.microsoft.com/office/drawing/2016/5/14/chartex" xmlns:mc="http://schemas.openxmlformats.org/markup-compatibility/2006" xmlns:aink="http://schemas.microsoft.com/office/drawing/2016/ink" xmlns:am3d="http://schemas.microsoft.com/office/drawing/2017/model3d" xmlns:o="urn:schemas-microsoft-com:office:office" xmlns:oel="http://schemas.microsoft.com/office/2019/extlst" xmlns:r="http://schemas.openxmlformats.org/officeDocument/2006/relationships" xmlns:m="http://schemas.openxmlformats.org/officeDocument/2006/math" xmlns:v="urn:schemas-microsoft-com:vml" xmlns:wp14="http://schemas.microsoft.com/office/word/2010/wordprocessingDrawing" xmlns:wp="http://schemas.openxmlformats.org/drawingml/2006/wordprocessingDrawing" xmlns:w10="urn:schemas-microsoft-com:office:word" xmlns:w="http://schemas.openxmlformats.org/wordprocessingml/2006/main" xmlns:w14="http://schemas.microsoft.com/office/word/2010/wordml" xmlns:w15="http://schemas.microsoft.com/office/word/2012/wordml" xmlns:w16cex="http://schemas.microsoft.com/office/word/2018/wordml/cex" xmlns:w16cid="http://schemas.microsoft.com/office/word/2016/wordml/cid" xmlns:w16="http://schemas.microsoft.com/office/word/2018/wordml" xmlns:w16sdtdh="http://schemas.microsoft.com/office/word/2020/wordml/sdtdatahash" xmlns:w16se="http://schemas.microsoft.com/office/word/2015/wordml/symex" xmlns:wpg="http://schemas.microsoft.com/office/word/2010/wordprocessingGroup" xmlns:wpi="http://schemas.microsoft.com/office/word/2010/wordprocessingInk" xmlns:wne="http://schemas.microsoft.com/office/word/2006/wordml" xmlns:wps="http://schemas.microsoft.com/office/word/2010/wordprocessingShape" mc:Ignorable="w14 w15 w16se w16cid w16 w16cex w16sdtdh wp14">
+<w:hdr xmlns:wpc="http://schemas.microsoft.com/office/word/2010/wordprocessingCanvas" xmlns:cx="http://schemas.microsoft.com/office/drawing/2014/chartex" xmlns:cx1="http://schemas.microsoft.com/office/drawing/2015/9/8/chartex" xmlns:cx2="http://schemas.microsoft.com/office/drawing/2015/10/21/chartex" xmlns:cx3="http://schemas.microsoft.com/office/drawing/2016/5/9/chartex" xmlns:cx4="http://schemas.microsoft.com/office/drawing/2016/5/10/chartex" xmlns:cx5="http://schemas.microsoft.com/office/drawing/2016/5/11/chartex" xmlns:cx6="http://schemas.microsoft.com/office/drawing/2016/5/12/chartex" xmlns:cx7="http://schemas.microsoft.com/office/drawing/2016/5/13/chartex" xmlns:cx8="http://schemas.microsoft.com/office/drawing/2016/5/14/chartex" xmlns:mc="http://schemas.openxmlformats.org/markup-compatibility/2006" xmlns:aink="http://schemas.microsoft.com/office/drawing/2016/ink" xmlns:am3d="http://schemas.microsoft.com/office/drawing/2017/model3d" xmlns:o="urn:schemas-microsoft-com:office:office" xmlns:oel="http://schemas.microsoft.com/office/2019/extlst" xmlns:r="http://schemas.openxmlformats.org/officeDocument/2006/relationships" xmlns:m="http://schemas.openxmlformats.org/officeDocument/2006/math" xmlns:v="urn:schemas-microsoft-com:vml" xmlns:wp14="http://schemas.microsoft.com/office/word/2010/wordprocessingDrawing" xmlns:wp="http://schemas.openxmlformats.org/drawingml/2006/wordprocessingDrawing" xmlns:w10="urn:schemas-microsoft-com:office:word" xmlns:w="http://schemas.openxmlformats.org/wordprocessingml/2006/main" xmlns:w14="http://schemas.microsoft.com/office/word/2010/wordml" xmlns:w15="http://schemas.microsoft.com/office/word/2012/wordml" xmlns:w16cex="http://schemas.microsoft.com/office/word/2018/wordml/cex" xmlns:w16cid="http://schemas.microsoft.com/office/word/2016/wordml/cid" xmlns:w16="http://schemas.microsoft.com/office/word/2018/wordml" xmlns:w16du="http://schemas.microsoft.com/office/word/2023/wordml/word16du" xmlns:w16sdtdh="http://schemas.microsoft.com/office/word/2020/wordml/sdtdatahash" xmlns:w16sdtfl="http://schemas.microsoft.com/office/word/2024/wordml/sdtformatlock" xmlns:w16se="http://schemas.microsoft.com/office/word/2015/wordml/symex" xmlns:wpg="http://schemas.microsoft.com/office/word/2010/wordprocessingGroup" xmlns:wpi="http://schemas.microsoft.com/office/word/2010/wordprocessingInk" xmlns:wne="http://schemas.microsoft.com/office/word/2006/wordml" xmlns:wps="http://schemas.microsoft.com/office/word/2010/wordprocessingShape" mc:Ignorable="w14 w15 w16se w16cid w16 w16cex w16sdtdh w16sdtfl w16du wp14">
   <w:p>
     <w:pPr>
       <w:pStyle w:val="Header"/>
@@ -32365,7 +35261,7 @@
 </file>
 
 <file path=word/header2.xml><?xml version="1.0" encoding="utf-8"?>
-<w:hdr xmlns:wpc="http://schemas.microsoft.com/office/word/2010/wordprocessingCanvas" xmlns:cx="http://schemas.microsoft.com/office/drawing/2014/chartex" xmlns:cx1="http://schemas.microsoft.com/office/drawing/2015/9/8/chartex" xmlns:cx2="http://schemas.microsoft.com/office/drawing/2015/10/21/chartex" xmlns:cx3="http://schemas.microsoft.com/office/drawing/2016/5/9/chartex" xmlns:cx4="http://schemas.microsoft.com/office/drawing/2016/5/10/chartex" xmlns:cx5="http://schemas.microsoft.com/office/drawing/2016/5/11/chartex" xmlns:cx6="http://schemas.microsoft.com/office/drawing/2016/5/12/chartex" xmlns:cx7="http://schemas.microsoft.com/office/drawing/2016/5/13/chartex" xmlns:cx8="http://schemas.microsoft.com/office/drawing/2016/5/14/chartex" xmlns:mc="http://schemas.openxmlformats.org/markup-compatibility/2006" xmlns:aink="http://schemas.microsoft.com/office/drawing/2016/ink" xmlns:am3d="http://schemas.microsoft.com/office/drawing/2017/model3d" xmlns:o="urn:schemas-microsoft-com:office:office" xmlns:oel="http://schemas.microsoft.com/office/2019/extlst" xmlns:r="http://schemas.openxmlformats.org/officeDocument/2006/relationships" xmlns:m="http://schemas.openxmlformats.org/officeDocument/2006/math" xmlns:v="urn:schemas-microsoft-com:vml" xmlns:wp14="http://schemas.microsoft.com/office/word/2010/wordprocessingDrawing" xmlns:wp="http://schemas.openxmlformats.org/drawingml/2006/wordprocessingDrawing" xmlns:w10="urn:schemas-microsoft-com:office:word" xmlns:w="http://schemas.openxmlformats.org/wordprocessingml/2006/main" xmlns:w14="http://schemas.microsoft.com/office/word/2010/wordml" xmlns:w15="http://schemas.microsoft.com/office/word/2012/wordml" xmlns:w16cex="http://schemas.microsoft.com/office/word/2018/wordml/cex" xmlns:w16cid="http://schemas.microsoft.com/office/word/2016/wordml/cid" xmlns:w16="http://schemas.microsoft.com/office/word/2018/wordml" xmlns:w16sdtdh="http://schemas.microsoft.com/office/word/2020/wordml/sdtdatahash" xmlns:w16se="http://schemas.microsoft.com/office/word/2015/wordml/symex" xmlns:wpg="http://schemas.microsoft.com/office/word/2010/wordprocessingGroup" xmlns:wpi="http://schemas.microsoft.com/office/word/2010/wordprocessingInk" xmlns:wne="http://schemas.microsoft.com/office/word/2006/wordml" xmlns:wps="http://schemas.microsoft.com/office/word/2010/wordprocessingShape" mc:Ignorable="w14 w15 w16se w16cid w16 w16cex w16sdtdh wp14">
+<w:hdr xmlns:wpc="http://schemas.microsoft.com/office/word/2010/wordprocessingCanvas" xmlns:cx="http://schemas.microsoft.com/office/drawing/2014/chartex" xmlns:cx1="http://schemas.microsoft.com/office/drawing/2015/9/8/chartex" xmlns:cx2="http://schemas.microsoft.com/office/drawing/2015/10/21/chartex" xmlns:cx3="http://schemas.microsoft.com/office/drawing/2016/5/9/chartex" xmlns:cx4="http://schemas.microsoft.com/office/drawing/2016/5/10/chartex" xmlns:cx5="http://schemas.microsoft.com/office/drawing/2016/5/11/chartex" xmlns:cx6="http://schemas.microsoft.com/office/drawing/2016/5/12/chartex" xmlns:cx7="http://schemas.microsoft.com/office/drawing/2016/5/13/chartex" xmlns:cx8="http://schemas.microsoft.com/office/drawing/2016/5/14/chartex" xmlns:mc="http://schemas.openxmlformats.org/markup-compatibility/2006" xmlns:aink="http://schemas.microsoft.com/office/drawing/2016/ink" xmlns:am3d="http://schemas.microsoft.com/office/drawing/2017/model3d" xmlns:o="urn:schemas-microsoft-com:office:office" xmlns:oel="http://schemas.microsoft.com/office/2019/extlst" xmlns:r="http://schemas.openxmlformats.org/officeDocument/2006/relationships" xmlns:m="http://schemas.openxmlformats.org/officeDocument/2006/math" xmlns:v="urn:schemas-microsoft-com:vml" xmlns:wp14="http://schemas.microsoft.com/office/word/2010/wordprocessingDrawing" xmlns:wp="http://schemas.openxmlformats.org/drawingml/2006/wordprocessingDrawing" xmlns:w10="urn:schemas-microsoft-com:office:word" xmlns:w="http://schemas.openxmlformats.org/wordprocessingml/2006/main" xmlns:w14="http://schemas.microsoft.com/office/word/2010/wordml" xmlns:w15="http://schemas.microsoft.com/office/word/2012/wordml" xmlns:w16cex="http://schemas.microsoft.com/office/word/2018/wordml/cex" xmlns:w16cid="http://schemas.microsoft.com/office/word/2016/wordml/cid" xmlns:w16="http://schemas.microsoft.com/office/word/2018/wordml" xmlns:w16du="http://schemas.microsoft.com/office/word/2023/wordml/word16du" xmlns:w16sdtdh="http://schemas.microsoft.com/office/word/2020/wordml/sdtdatahash" xmlns:w16sdtfl="http://schemas.microsoft.com/office/word/2024/wordml/sdtformatlock" xmlns:w16se="http://schemas.microsoft.com/office/word/2015/wordml/symex" xmlns:wpg="http://schemas.microsoft.com/office/word/2010/wordprocessingGroup" xmlns:wpi="http://schemas.microsoft.com/office/word/2010/wordprocessingInk" xmlns:wne="http://schemas.microsoft.com/office/word/2006/wordml" xmlns:wps="http://schemas.microsoft.com/office/word/2010/wordprocessingShape" mc:Ignorable="w14 w15 w16se w16cid w16 w16cex w16sdtdh w16sdtfl w16du wp14">
   <w:p>
     <w:pPr>
       <w:pStyle w:val="Header"/>
@@ -32378,7 +35274,7 @@
 </file>
 
 <file path=word/styles.xml><?xml version="1.0" encoding="utf-8"?>
-<w:styles xmlns:mc="http://schemas.openxmlformats.org/markup-compatibility/2006" xmlns:r="http://schemas.openxmlformats.org/officeDocument/2006/relationships" xmlns:w="http://schemas.openxmlformats.org/wordprocessingml/2006/main" xmlns:w14="http://schemas.microsoft.com/office/word/2010/wordml" xmlns:w15="http://schemas.microsoft.com/office/word/2012/wordml" xmlns:w16cex="http://schemas.microsoft.com/office/word/2018/wordml/cex" xmlns:w16cid="http://schemas.microsoft.com/office/word/2016/wordml/cid" xmlns:w16="http://schemas.microsoft.com/office/word/2018/wordml" xmlns:w16sdtdh="http://schemas.microsoft.com/office/word/2020/wordml/sdtdatahash" xmlns:w16se="http://schemas.microsoft.com/office/word/2015/wordml/symex" mc:Ignorable="w14 w15 w16se w16cid w16 w16cex w16sdtdh">
+<w:styles xmlns:mc="http://schemas.openxmlformats.org/markup-compatibility/2006" xmlns:r="http://schemas.openxmlformats.org/officeDocument/2006/relationships" xmlns:w="http://schemas.openxmlformats.org/wordprocessingml/2006/main" xmlns:w14="http://schemas.microsoft.com/office/word/2010/wordml" xmlns:w15="http://schemas.microsoft.com/office/word/2012/wordml" xmlns:w16cex="http://schemas.microsoft.com/office/word/2018/wordml/cex" xmlns:w16cid="http://schemas.microsoft.com/office/word/2016/wordml/cid" xmlns:w16="http://schemas.microsoft.com/office/word/2018/wordml" xmlns:w16du="http://schemas.microsoft.com/office/word/2023/wordml/word16du" xmlns:w16sdtdh="http://schemas.microsoft.com/office/word/2020/wordml/sdtdatahash" xmlns:w16sdtfl="http://schemas.microsoft.com/office/word/2024/wordml/sdtformatlock" xmlns:w16se="http://schemas.microsoft.com/office/word/2015/wordml/symex" mc:Ignorable="w14 w15 w16se w16cid w16 w16cex w16sdtdh w16sdtfl w16du">
   <w:docDefaults>
     <w:rPrDefault>
       <w:rPr>

--- a/TS Jatai Ghanam Project/TS 2.3/TS 2.3 Ghanam Tamil Corrections.docx
+++ b/TS Jatai Ghanam Project/TS 2.3/TS 2.3 Ghanam Tamil Corrections.docx
@@ -1,6 +1,6 @@
 
 <file path=word/document.xml><?xml version="1.0" encoding="utf-8"?>
-<w:document xmlns:wpc="http://schemas.microsoft.com/office/word/2010/wordprocessingCanvas" xmlns:cx="http://schemas.microsoft.com/office/drawing/2014/chartex" xmlns:cx1="http://schemas.microsoft.com/office/drawing/2015/9/8/chartex" xmlns:cx2="http://schemas.microsoft.com/office/drawing/2015/10/21/chartex" xmlns:cx3="http://schemas.microsoft.com/office/drawing/2016/5/9/chartex" xmlns:cx4="http://schemas.microsoft.com/office/drawing/2016/5/10/chartex" xmlns:cx5="http://schemas.microsoft.com/office/drawing/2016/5/11/chartex" xmlns:cx6="http://schemas.microsoft.com/office/drawing/2016/5/12/chartex" xmlns:cx7="http://schemas.microsoft.com/office/drawing/2016/5/13/chartex" xmlns:cx8="http://schemas.microsoft.com/office/drawing/2016/5/14/chartex" xmlns:mc="http://schemas.openxmlformats.org/markup-compatibility/2006" xmlns:aink="http://schemas.microsoft.com/office/drawing/2016/ink" xmlns:am3d="http://schemas.microsoft.com/office/drawing/2017/model3d" xmlns:o="urn:schemas-microsoft-com:office:office" xmlns:oel="http://schemas.microsoft.com/office/2019/extlst" xmlns:r="http://schemas.openxmlformats.org/officeDocument/2006/relationships" xmlns:m="http://schemas.openxmlformats.org/officeDocument/2006/math" xmlns:v="urn:schemas-microsoft-com:vml" xmlns:wp14="http://schemas.microsoft.com/office/word/2010/wordprocessingDrawing" xmlns:wp="http://schemas.openxmlformats.org/drawingml/2006/wordprocessingDrawing" xmlns:w10="urn:schemas-microsoft-com:office:word" xmlns:w="http://schemas.openxmlformats.org/wordprocessingml/2006/main" xmlns:w14="http://schemas.microsoft.com/office/word/2010/wordml" xmlns:w15="http://schemas.microsoft.com/office/word/2012/wordml" xmlns:w16cex="http://schemas.microsoft.com/office/word/2018/wordml/cex" xmlns:w16cid="http://schemas.microsoft.com/office/word/2016/wordml/cid" xmlns:w16="http://schemas.microsoft.com/office/word/2018/wordml" xmlns:w16du="http://schemas.microsoft.com/office/word/2023/wordml/word16du" xmlns:w16sdtdh="http://schemas.microsoft.com/office/word/2020/wordml/sdtdatahash" xmlns:w16sdtfl="http://schemas.microsoft.com/office/word/2024/wordml/sdtformatlock" xmlns:w16se="http://schemas.microsoft.com/office/word/2015/wordml/symex" xmlns:wpg="http://schemas.microsoft.com/office/word/2010/wordprocessingGroup" xmlns:wpi="http://schemas.microsoft.com/office/word/2010/wordprocessingInk" xmlns:wne="http://schemas.microsoft.com/office/word/2006/wordml" xmlns:wps="http://schemas.microsoft.com/office/word/2010/wordprocessingShape" mc:Ignorable="w14 w15 w16se w16cid w16 w16cex w16sdtdh w16sdtfl w16du wp14">
+<w:document xmlns:wpc="http://schemas.microsoft.com/office/word/2010/wordprocessingCanvas" xmlns:cx="http://schemas.microsoft.com/office/drawing/2014/chartex" xmlns:cx1="http://schemas.microsoft.com/office/drawing/2015/9/8/chartex" xmlns:cx2="http://schemas.microsoft.com/office/drawing/2015/10/21/chartex" xmlns:cx3="http://schemas.microsoft.com/office/drawing/2016/5/9/chartex" xmlns:cx4="http://schemas.microsoft.com/office/drawing/2016/5/10/chartex" xmlns:cx5="http://schemas.microsoft.com/office/drawing/2016/5/11/chartex" xmlns:cx6="http://schemas.microsoft.com/office/drawing/2016/5/12/chartex" xmlns:cx7="http://schemas.microsoft.com/office/drawing/2016/5/13/chartex" xmlns:cx8="http://schemas.microsoft.com/office/drawing/2016/5/14/chartex" xmlns:mc="http://schemas.openxmlformats.org/markup-compatibility/2006" xmlns:aink="http://schemas.microsoft.com/office/drawing/2016/ink" xmlns:am3d="http://schemas.microsoft.com/office/drawing/2017/model3d" xmlns:o="urn:schemas-microsoft-com:office:office" xmlns:oel="http://schemas.microsoft.com/office/2019/extlst" xmlns:r="http://schemas.openxmlformats.org/officeDocument/2006/relationships" xmlns:m="http://schemas.openxmlformats.org/officeDocument/2006/math" xmlns:v="urn:schemas-microsoft-com:vml" xmlns:wp14="http://schemas.microsoft.com/office/word/2010/wordprocessingDrawing" xmlns:wp="http://schemas.openxmlformats.org/drawingml/2006/wordprocessingDrawing" xmlns:w10="urn:schemas-microsoft-com:office:word" xmlns:w="http://schemas.openxmlformats.org/wordprocessingml/2006/main" xmlns:w14="http://schemas.microsoft.com/office/word/2010/wordml" xmlns:w15="http://schemas.microsoft.com/office/word/2012/wordml" xmlns:w16cei="http://schemas.microsoft.com/office/word/2026/wordml/cei" xmlns:w16cex="http://schemas.microsoft.com/office/word/2018/wordml/cex" xmlns:w16cid="http://schemas.microsoft.com/office/word/2016/wordml/cid" xmlns:w16="http://schemas.microsoft.com/office/word/2018/wordml" xmlns:w16du="http://schemas.microsoft.com/office/word/2023/wordml/word16du" xmlns:w16sdtdh="http://schemas.microsoft.com/office/word/2020/wordml/sdtdatahash" xmlns:w16sdtfl="http://schemas.microsoft.com/office/word/2024/wordml/sdtformatlock" xmlns:w16se="http://schemas.microsoft.com/office/word/2015/wordml/symex" xmlns:wpg="http://schemas.microsoft.com/office/word/2010/wordprocessingGroup" xmlns:wpi="http://schemas.microsoft.com/office/word/2010/wordprocessingInk" xmlns:wne="http://schemas.microsoft.com/office/word/2006/wordml" xmlns:wps="http://schemas.microsoft.com/office/word/2010/wordprocessingShape" mc:Ignorable="w14 w15 w16se w16cid w16 w16cex w16sdtdh w16sdtfl w16du wp14">
   <w:body>
     <w:p>
       <w:pPr>
@@ -305,19 +305,8 @@
                 <w:sz w:val="32"/>
                 <w:szCs w:val="40"/>
               </w:rPr>
-              <w:t>)</w:t>
-            </w:r>
-            <w:proofErr w:type="gramStart"/>
-            <w:r>
-              <w:rPr>
-                <w:rFonts w:ascii="BRH Devanagari Extra" w:hAnsi="BRH Devanagari Extra" w:cs="BRH Devanagari Extra"/>
-                <w:color w:val="000000"/>
-                <w:sz w:val="32"/>
-                <w:szCs w:val="40"/>
-              </w:rPr>
-              <w:t>-  cÉ</w:t>
-            </w:r>
-            <w:proofErr w:type="gramEnd"/>
+              <w:t>)-  cÉ</w:t>
+            </w:r>
             <w:r>
               <w:rPr>
                 <w:rFonts w:ascii="BRH Malayalam Extra" w:hAnsi="BRH Malayalam Extra" w:cs="BRH Devanagari Extra"/>
@@ -693,27 +682,7 @@
                 <w:sz w:val="32"/>
                 <w:szCs w:val="40"/>
               </w:rPr>
-              <w:t>)</w:t>
-            </w:r>
-            <w:proofErr w:type="gramStart"/>
-            <w:r>
-              <w:rPr>
-                <w:rFonts w:ascii="BRH Devanagari Extra" w:hAnsi="BRH Devanagari Extra" w:cs="BRH Devanagari Extra"/>
-                <w:color w:val="000000"/>
-                <w:sz w:val="32"/>
-                <w:szCs w:val="40"/>
-              </w:rPr>
-              <w:t>-  mÉÑlÉþÈ</w:t>
-            </w:r>
-            <w:proofErr w:type="gramEnd"/>
-            <w:r>
-              <w:rPr>
-                <w:rFonts w:ascii="BRH Devanagari Extra" w:hAnsi="BRH Devanagari Extra" w:cs="BRH Devanagari Extra"/>
-                <w:color w:val="000000"/>
-                <w:sz w:val="32"/>
-                <w:szCs w:val="40"/>
-              </w:rPr>
-              <w:t xml:space="preserve"> | L</w:t>
+              <w:t>)-  mÉÑlÉþÈ | L</w:t>
             </w:r>
             <w:r>
               <w:rPr>
@@ -1092,29 +1061,18 @@
                 <w:sz w:val="32"/>
                 <w:szCs w:val="40"/>
               </w:rPr>
-              <w:t>)</w:t>
-            </w:r>
-            <w:proofErr w:type="gramStart"/>
+              <w:t>)-  L</w:t>
+            </w:r>
             <w:r>
               <w:rPr>
                 <w:rFonts w:ascii="BRH Devanagari Extra" w:hAnsi="BRH Devanagari Extra" w:cs="BRH Devanagari Extra"/>
                 <w:color w:val="000000"/>
                 <w:sz w:val="32"/>
                 <w:szCs w:val="40"/>
-              </w:rPr>
-              <w:t>-  L</w:t>
-            </w:r>
-            <w:r>
-              <w:rPr>
-                <w:rFonts w:ascii="BRH Devanagari Extra" w:hAnsi="BRH Devanagari Extra" w:cs="BRH Devanagari Extra"/>
-                <w:color w:val="000000"/>
-                <w:sz w:val="32"/>
-                <w:szCs w:val="40"/>
                 <w:highlight w:val="yellow"/>
               </w:rPr>
               <w:t>irÉåirÉþ</w:t>
             </w:r>
-            <w:proofErr w:type="gramEnd"/>
             <w:r>
               <w:rPr>
                 <w:rFonts w:ascii="BRH Devanagari Extra" w:hAnsi="BRH Devanagari Extra" w:cs="BRH Devanagari Extra"/>
@@ -2712,7 +2670,7 @@
       </w:tr>
       <w:tr>
         <w:trPr>
-          <w:trHeight w:val="899"/>
+          <w:trHeight w:val="2644"/>
         </w:trPr>
         <w:tc>
           <w:tcPr>
@@ -2732,14 +2690,571 @@
               <w:adjustRightInd w:val="0"/>
               <w:spacing w:before="0" w:line="240" w:lineRule="auto"/>
               <w:rPr>
+                <w:rFonts w:ascii="BRH Devanagari Extra" w:hAnsi="BRH Devanagari Extra" w:cs="BRH Devanagari Extra"/>
+                <w:color w:val="000000"/>
+                <w:sz w:val="32"/>
+                <w:szCs w:val="40"/>
+              </w:rPr>
+            </w:pPr>
+            <w:r>
+              <w:rPr>
+                <w:rFonts w:cs="BRH Devanagari Extra"/>
+                <w:color w:val="000000"/>
+                <w:szCs w:val="40"/>
+              </w:rPr>
+              <w:lastRenderedPageBreak/>
+              <w:t>64</w:t>
+            </w:r>
+            <w:r>
+              <w:rPr>
+                <w:rFonts w:ascii="BRH Devanagari Extra" w:hAnsi="BRH Devanagari Extra" w:cs="BRH Devanagari Extra"/>
+                <w:color w:val="000000"/>
+                <w:sz w:val="32"/>
+                <w:szCs w:val="40"/>
+              </w:rPr>
+              <w:t>)</w:t>
+            </w:r>
+            <w:r>
+              <w:rPr>
+                <w:rFonts w:ascii="BRH Devanagari Extra" w:hAnsi="BRH Devanagari Extra" w:cs="BRH Devanagari Extra"/>
+                <w:color w:val="000000"/>
+                <w:sz w:val="32"/>
+                <w:szCs w:val="40"/>
+              </w:rPr>
+              <w:tab/>
+            </w:r>
+            <w:r>
+              <w:rPr>
+                <w:rFonts w:cs="BRH Devanagari Extra"/>
+                <w:color w:val="000000"/>
+                <w:szCs w:val="40"/>
+              </w:rPr>
+              <w:t>2</w:t>
+            </w:r>
+            <w:r>
+              <w:rPr>
+                <w:rFonts w:ascii="BRH Devanagari Extra" w:hAnsi="BRH Devanagari Extra" w:cs="BRH Devanagari Extra"/>
+                <w:color w:val="000000"/>
+                <w:sz w:val="32"/>
+                <w:szCs w:val="40"/>
+              </w:rPr>
+              <w:t>.</w:t>
+            </w:r>
+            <w:r>
+              <w:rPr>
+                <w:rFonts w:cs="BRH Devanagari Extra"/>
+                <w:color w:val="000000"/>
+                <w:szCs w:val="40"/>
+              </w:rPr>
+              <w:t>3</w:t>
+            </w:r>
+            <w:r>
+              <w:rPr>
+                <w:rFonts w:ascii="BRH Devanagari Extra" w:hAnsi="BRH Devanagari Extra" w:cs="BRH Devanagari Extra"/>
+                <w:color w:val="000000"/>
+                <w:sz w:val="32"/>
+                <w:szCs w:val="40"/>
+              </w:rPr>
+              <w:t>.</w:t>
+            </w:r>
+            <w:r>
+              <w:rPr>
+                <w:rFonts w:cs="BRH Devanagari Extra"/>
+                <w:color w:val="000000"/>
+                <w:szCs w:val="40"/>
+              </w:rPr>
+              <w:t>5</w:t>
+            </w:r>
+            <w:r>
+              <w:rPr>
+                <w:rFonts w:ascii="BRH Devanagari Extra" w:hAnsi="BRH Devanagari Extra" w:cs="BRH Devanagari Extra"/>
+                <w:color w:val="000000"/>
+                <w:sz w:val="32"/>
+                <w:szCs w:val="40"/>
+              </w:rPr>
+              <w:t>.</w:t>
+            </w:r>
+            <w:r>
+              <w:rPr>
+                <w:rFonts w:cs="BRH Devanagari Extra"/>
+                <w:color w:val="000000"/>
+                <w:szCs w:val="40"/>
+              </w:rPr>
+              <w:t>3</w:t>
+            </w:r>
+            <w:r>
+              <w:rPr>
+                <w:rFonts w:ascii="BRH Devanagari Extra" w:hAnsi="BRH Devanagari Extra" w:cs="BRH Devanagari Extra"/>
+                <w:color w:val="000000"/>
+                <w:sz w:val="32"/>
+                <w:szCs w:val="40"/>
+              </w:rPr>
+              <w:t>(</w:t>
+            </w:r>
+            <w:r>
+              <w:rPr>
+                <w:rFonts w:cs="BRH Devanagari Extra"/>
+                <w:color w:val="000000"/>
+                <w:szCs w:val="40"/>
+              </w:rPr>
+              <w:t>57</w:t>
+            </w:r>
+            <w:r>
+              <w:rPr>
+                <w:rFonts w:ascii="BRH Devanagari Extra" w:hAnsi="BRH Devanagari Extra" w:cs="BRH Devanagari Extra"/>
+                <w:color w:val="000000"/>
+                <w:sz w:val="32"/>
+                <w:szCs w:val="40"/>
+              </w:rPr>
+              <w:t>)-  CÌiÉþ | rÉÉ</w:t>
+            </w:r>
+            <w:r>
+              <w:rPr>
+                <w:rFonts w:ascii="BRH Malayalam Extra" w:hAnsi="BRH Malayalam Extra" w:cs="BRH Devanagari Extra"/>
+                <w:color w:val="000000"/>
+                <w:szCs w:val="40"/>
+              </w:rPr>
+              <w:t>–</w:t>
+            </w:r>
+            <w:r>
+              <w:rPr>
+                <w:rFonts w:ascii="BRH Devanagari Extra" w:hAnsi="BRH Devanagari Extra" w:cs="BRH Devanagari Extra"/>
+                <w:color w:val="000000"/>
+                <w:sz w:val="32"/>
+                <w:szCs w:val="40"/>
+              </w:rPr>
+              <w:t>erÉÉÿ | AÉ |</w:t>
+            </w:r>
+          </w:p>
+          <w:p>
+            <w:pPr>
+              <w:widowControl w:val="0"/>
+              <w:autoSpaceDE w:val="0"/>
+              <w:autoSpaceDN w:val="0"/>
+              <w:adjustRightInd w:val="0"/>
+              <w:spacing w:before="0" w:line="240" w:lineRule="auto"/>
+              <w:rPr>
+                <w:rFonts w:ascii="BRH Devanagari Extra" w:hAnsi="BRH Devanagari Extra" w:cs="BRH Devanagari Extra"/>
+                <w:color w:val="000000"/>
+                <w:sz w:val="32"/>
+                <w:szCs w:val="40"/>
+              </w:rPr>
+            </w:pPr>
+            <w:r>
+              <w:rPr>
+                <w:rFonts w:ascii="BRH Devanagari Extra" w:hAnsi="BRH Devanagari Extra" w:cs="BRH Devanagari Extra"/>
+                <w:color w:val="000000"/>
+                <w:sz w:val="32"/>
+                <w:szCs w:val="40"/>
+              </w:rPr>
+              <w:t>CÌiÉþ rÉÉ</w:t>
+            </w:r>
+            <w:r>
+              <w:rPr>
+                <w:rFonts w:ascii="BRH Malayalam Extra" w:hAnsi="BRH Malayalam Extra" w:cs="BRH Devanagari Extra"/>
+                <w:color w:val="000000"/>
+                <w:szCs w:val="40"/>
+              </w:rPr>
+              <w:t>–</w:t>
+            </w:r>
+            <w:r>
+              <w:rPr>
+                <w:rFonts w:ascii="BRH Devanagari Extra" w:hAnsi="BRH Devanagari Extra" w:cs="BRH Devanagari Extra"/>
+                <w:color w:val="000000"/>
+                <w:sz w:val="32"/>
+                <w:szCs w:val="40"/>
+              </w:rPr>
+              <w:t>erÉÉþ rÉÉ</w:t>
+            </w:r>
+            <w:r>
+              <w:rPr>
+                <w:rFonts w:ascii="BRH Malayalam Extra" w:hAnsi="BRH Malayalam Extra" w:cs="BRH Devanagari Extra"/>
+                <w:color w:val="000000"/>
+                <w:szCs w:val="40"/>
+              </w:rPr>
+              <w:t>–</w:t>
+            </w:r>
+            <w:r>
+              <w:rPr>
+                <w:rFonts w:ascii="BRH Devanagari Extra" w:hAnsi="BRH Devanagari Extra" w:cs="BRH Devanagari Extra"/>
+                <w:color w:val="000000"/>
+                <w:sz w:val="32"/>
+                <w:szCs w:val="40"/>
+              </w:rPr>
+              <w:t>erÉåþiÉÏÌiÉþ rÉÉ</w:t>
+            </w:r>
+            <w:r>
+              <w:rPr>
+                <w:rFonts w:ascii="BRH Malayalam Extra" w:hAnsi="BRH Malayalam Extra" w:cs="BRH Devanagari Extra"/>
+                <w:color w:val="000000"/>
+                <w:szCs w:val="40"/>
+              </w:rPr>
+              <w:t>–</w:t>
+            </w:r>
+            <w:r>
+              <w:rPr>
+                <w:rFonts w:ascii="BRH Devanagari Extra" w:hAnsi="BRH Devanagari Extra" w:cs="BRH Devanagari Extra"/>
+                <w:color w:val="000000"/>
+                <w:sz w:val="32"/>
+                <w:szCs w:val="40"/>
+                <w:highlight w:val="yellow"/>
+              </w:rPr>
+              <w:t>erÉÉ</w:t>
+            </w:r>
+            <w:r>
+              <w:rPr>
+                <w:rFonts w:ascii="BRH Devanagari Extra" w:hAnsi="BRH Devanagari Extra" w:cs="BRH Devanagari Extra"/>
+                <w:color w:val="000000"/>
+                <w:sz w:val="32"/>
+                <w:szCs w:val="40"/>
+              </w:rPr>
+              <w:t>þ ÅÅrÉÉ</w:t>
+            </w:r>
+            <w:r>
+              <w:rPr>
+                <w:rFonts w:ascii="BRH Malayalam Extra" w:hAnsi="BRH Malayalam Extra" w:cs="BRH Devanagari Extra"/>
+                <w:color w:val="000000"/>
+                <w:szCs w:val="40"/>
+              </w:rPr>
+              <w:t>–</w:t>
+            </w:r>
+            <w:r>
+              <w:rPr>
+                <w:rFonts w:ascii="BRH Devanagari Extra" w:hAnsi="BRH Devanagari Extra" w:cs="BRH Devanagari Extra"/>
+                <w:color w:val="000000"/>
+                <w:sz w:val="32"/>
+                <w:szCs w:val="40"/>
+              </w:rPr>
+              <w:t>erÉåþiÉÏÌiÉþ rÉÉ</w:t>
+            </w:r>
+            <w:r>
+              <w:rPr>
+                <w:rFonts w:ascii="BRH Malayalam Extra" w:hAnsi="BRH Malayalam Extra" w:cs="BRH Devanagari Extra"/>
+                <w:color w:val="000000"/>
+                <w:szCs w:val="40"/>
+              </w:rPr>
+              <w:t>–</w:t>
+            </w:r>
+            <w:r>
+              <w:rPr>
+                <w:rFonts w:ascii="BRH Devanagari Extra" w:hAnsi="BRH Devanagari Extra" w:cs="BRH Devanagari Extra"/>
+                <w:color w:val="000000"/>
+                <w:sz w:val="32"/>
+                <w:szCs w:val="40"/>
+                <w:highlight w:val="yellow"/>
+              </w:rPr>
+              <w:t>erÉÉ</w:t>
+            </w:r>
+            <w:r>
+              <w:rPr>
+                <w:rFonts w:ascii="BRH Devanagari Extra" w:hAnsi="BRH Devanagari Extra" w:cs="BRH Devanagari Extra"/>
+                <w:color w:val="000000"/>
+                <w:sz w:val="32"/>
+                <w:szCs w:val="40"/>
+              </w:rPr>
+              <w:t xml:space="preserve">ÿ | </w:t>
+            </w:r>
+          </w:p>
+          <w:p>
+            <w:pPr>
+              <w:widowControl w:val="0"/>
+              <w:autoSpaceDE w:val="0"/>
+              <w:autoSpaceDN w:val="0"/>
+              <w:adjustRightInd w:val="0"/>
+              <w:spacing w:before="0" w:line="240" w:lineRule="auto"/>
+              <w:rPr>
+                <w:rFonts w:ascii="BRH Devanagari Extra" w:hAnsi="BRH Devanagari Extra" w:cs="BRH Devanagari Extra"/>
+                <w:color w:val="000000"/>
+                <w:sz w:val="32"/>
+                <w:szCs w:val="40"/>
+              </w:rPr>
+            </w:pPr>
+            <w:r>
+              <w:rPr>
+                <w:rFonts w:cs="BRH Devanagari Extra"/>
+                <w:color w:val="000000"/>
+                <w:szCs w:val="40"/>
+              </w:rPr>
+              <w:t>65</w:t>
+            </w:r>
+            <w:r>
+              <w:rPr>
+                <w:rFonts w:ascii="BRH Devanagari Extra" w:hAnsi="BRH Devanagari Extra" w:cs="BRH Devanagari Extra"/>
+                <w:color w:val="000000"/>
+                <w:sz w:val="32"/>
+                <w:szCs w:val="40"/>
+              </w:rPr>
+              <w:t>)</w:t>
+            </w:r>
+            <w:r>
+              <w:rPr>
+                <w:rFonts w:ascii="BRH Devanagari Extra" w:hAnsi="BRH Devanagari Extra" w:cs="BRH Devanagari Extra"/>
+                <w:color w:val="000000"/>
+                <w:sz w:val="32"/>
+                <w:szCs w:val="40"/>
+              </w:rPr>
+              <w:tab/>
+            </w:r>
+            <w:r>
+              <w:rPr>
+                <w:rFonts w:cs="BRH Devanagari Extra"/>
+                <w:color w:val="000000"/>
+                <w:szCs w:val="40"/>
+              </w:rPr>
+              <w:t>2</w:t>
+            </w:r>
+            <w:r>
+              <w:rPr>
+                <w:rFonts w:ascii="BRH Devanagari Extra" w:hAnsi="BRH Devanagari Extra" w:cs="BRH Devanagari Extra"/>
+                <w:color w:val="000000"/>
+                <w:sz w:val="32"/>
+                <w:szCs w:val="40"/>
+              </w:rPr>
+              <w:t>.</w:t>
+            </w:r>
+            <w:r>
+              <w:rPr>
+                <w:rFonts w:cs="BRH Devanagari Extra"/>
+                <w:color w:val="000000"/>
+                <w:szCs w:val="40"/>
+              </w:rPr>
+              <w:t>3</w:t>
+            </w:r>
+            <w:r>
+              <w:rPr>
+                <w:rFonts w:ascii="BRH Devanagari Extra" w:hAnsi="BRH Devanagari Extra" w:cs="BRH Devanagari Extra"/>
+                <w:color w:val="000000"/>
+                <w:sz w:val="32"/>
+                <w:szCs w:val="40"/>
+              </w:rPr>
+              <w:t>.</w:t>
+            </w:r>
+            <w:r>
+              <w:rPr>
+                <w:rFonts w:cs="BRH Devanagari Extra"/>
+                <w:color w:val="000000"/>
+                <w:szCs w:val="40"/>
+              </w:rPr>
+              <w:t>5</w:t>
+            </w:r>
+            <w:r>
+              <w:rPr>
+                <w:rFonts w:ascii="BRH Devanagari Extra" w:hAnsi="BRH Devanagari Extra" w:cs="BRH Devanagari Extra"/>
+                <w:color w:val="000000"/>
+                <w:sz w:val="32"/>
+                <w:szCs w:val="40"/>
+              </w:rPr>
+              <w:t>.</w:t>
+            </w:r>
+            <w:r>
+              <w:rPr>
+                <w:rFonts w:cs="BRH Devanagari Extra"/>
+                <w:color w:val="000000"/>
+                <w:szCs w:val="40"/>
+              </w:rPr>
+              <w:t>3</w:t>
+            </w:r>
+            <w:r>
+              <w:rPr>
+                <w:rFonts w:ascii="BRH Devanagari Extra" w:hAnsi="BRH Devanagari Extra" w:cs="BRH Devanagari Extra"/>
+                <w:color w:val="000000"/>
+                <w:sz w:val="32"/>
+                <w:szCs w:val="40"/>
+              </w:rPr>
+              <w:t>(</w:t>
+            </w:r>
+            <w:r>
+              <w:rPr>
+                <w:rFonts w:cs="BRH Devanagari Extra"/>
+                <w:color w:val="000000"/>
+                <w:szCs w:val="40"/>
+              </w:rPr>
+              <w:t>58</w:t>
+            </w:r>
+            <w:r>
+              <w:rPr>
+                <w:rFonts w:ascii="BRH Devanagari Extra" w:hAnsi="BRH Devanagari Extra" w:cs="BRH Devanagari Extra"/>
+                <w:color w:val="000000"/>
+                <w:sz w:val="32"/>
+                <w:szCs w:val="40"/>
+              </w:rPr>
+              <w:t>)-  rÉÉ</w:t>
+            </w:r>
+            <w:r>
+              <w:rPr>
+                <w:rFonts w:ascii="BRH Malayalam Extra" w:hAnsi="BRH Malayalam Extra" w:cs="BRH Devanagari Extra"/>
+                <w:color w:val="000000"/>
+                <w:szCs w:val="40"/>
+              </w:rPr>
+              <w:t>–</w:t>
+            </w:r>
+            <w:r>
+              <w:rPr>
+                <w:rFonts w:ascii="BRH Devanagari Extra" w:hAnsi="BRH Devanagari Extra" w:cs="BRH Devanagari Extra"/>
+                <w:color w:val="000000"/>
+                <w:sz w:val="32"/>
+                <w:szCs w:val="40"/>
+              </w:rPr>
+              <w:t>erÉÉÿ | AÉ | L</w:t>
+            </w:r>
+            <w:r>
+              <w:rPr>
+                <w:rFonts w:ascii="BRH Malayalam Extra" w:hAnsi="BRH Malayalam Extra" w:cs="BRH Devanagari Extra"/>
+                <w:color w:val="000000"/>
+                <w:szCs w:val="40"/>
+              </w:rPr>
+              <w:t>–</w:t>
+            </w:r>
+            <w:r>
+              <w:rPr>
+                <w:rFonts w:ascii="BRH Devanagari Extra" w:hAnsi="BRH Devanagari Extra" w:cs="BRH Devanagari Extra"/>
+                <w:color w:val="000000"/>
+                <w:sz w:val="32"/>
+                <w:szCs w:val="40"/>
+              </w:rPr>
+              <w:t xml:space="preserve">uÉ | </w:t>
+            </w:r>
+          </w:p>
+          <w:p>
+            <w:pPr>
+              <w:widowControl w:val="0"/>
+              <w:autoSpaceDE w:val="0"/>
+              <w:autoSpaceDN w:val="0"/>
+              <w:adjustRightInd w:val="0"/>
+              <w:spacing w:before="0" w:line="240" w:lineRule="auto"/>
+              <w:rPr>
                 <w:rFonts w:cs="Latha"/>
                 <w:b/>
                 <w:bCs/>
                 <w:szCs w:val="24"/>
                 <w:cs/>
-                <w:lang w:val="it-IT" w:bidi="ta-IN"/>
+                <w:lang w:bidi="ta-IN"/>
               </w:rPr>
             </w:pPr>
+            <w:r>
+              <w:rPr>
+                <w:rFonts w:ascii="BRH Devanagari Extra" w:hAnsi="BRH Devanagari Extra" w:cs="BRH Devanagari Extra"/>
+                <w:color w:val="000000"/>
+                <w:sz w:val="32"/>
+                <w:szCs w:val="40"/>
+              </w:rPr>
+              <w:t>rÉÉ</w:t>
+            </w:r>
+            <w:r>
+              <w:rPr>
+                <w:rFonts w:ascii="BRH Malayalam Extra" w:hAnsi="BRH Malayalam Extra" w:cs="BRH Devanagari Extra"/>
+                <w:color w:val="000000"/>
+                <w:szCs w:val="40"/>
+              </w:rPr>
+              <w:t>–</w:t>
+            </w:r>
+            <w:r>
+              <w:rPr>
+                <w:rFonts w:ascii="BRH Devanagari Extra" w:hAnsi="BRH Devanagari Extra" w:cs="BRH Devanagari Extra"/>
+                <w:color w:val="000000"/>
+                <w:sz w:val="32"/>
+                <w:szCs w:val="40"/>
+                <w:highlight w:val="yellow"/>
+              </w:rPr>
+              <w:t>erÉ</w:t>
+            </w:r>
+            <w:r>
+              <w:rPr>
+                <w:rFonts w:ascii="BRH Devanagari Extra" w:hAnsi="BRH Devanagari Extra" w:cs="BRH Devanagari Extra"/>
+                <w:color w:val="000000"/>
+                <w:sz w:val="32"/>
+                <w:szCs w:val="40"/>
+              </w:rPr>
+              <w:t>Éþ ÅÅrÉÉ</w:t>
+            </w:r>
+            <w:r>
+              <w:rPr>
+                <w:rFonts w:ascii="BRH Malayalam Extra" w:hAnsi="BRH Malayalam Extra" w:cs="BRH Devanagari Extra"/>
+                <w:color w:val="000000"/>
+                <w:szCs w:val="40"/>
+              </w:rPr>
+              <w:t>–</w:t>
+            </w:r>
+            <w:r>
+              <w:rPr>
+                <w:rFonts w:ascii="BRH Devanagari Extra" w:hAnsi="BRH Devanagari Extra" w:cs="BRH Devanagari Extra"/>
+                <w:color w:val="000000"/>
+                <w:sz w:val="32"/>
+                <w:szCs w:val="40"/>
+              </w:rPr>
+              <w:t>erÉÉþ rÉÉ</w:t>
+            </w:r>
+            <w:r>
+              <w:rPr>
+                <w:rFonts w:ascii="BRH Malayalam Extra" w:hAnsi="BRH Malayalam Extra" w:cs="BRH Devanagari Extra"/>
+                <w:color w:val="000000"/>
+                <w:szCs w:val="40"/>
+              </w:rPr>
+              <w:t>–</w:t>
+            </w:r>
+            <w:r>
+              <w:rPr>
+                <w:rFonts w:ascii="BRH Devanagari Extra" w:hAnsi="BRH Devanagari Extra" w:cs="BRH Devanagari Extra"/>
+                <w:color w:val="000000"/>
+                <w:sz w:val="32"/>
+                <w:szCs w:val="40"/>
+                <w:highlight w:val="yellow"/>
+              </w:rPr>
+              <w:t>erÉ</w:t>
+            </w:r>
+            <w:r>
+              <w:rPr>
+                <w:rFonts w:ascii="BRH Devanagari Extra" w:hAnsi="BRH Devanagari Extra" w:cs="BRH Devanagari Extra"/>
+                <w:color w:val="000000"/>
+                <w:sz w:val="32"/>
+                <w:szCs w:val="40"/>
+              </w:rPr>
+              <w:t>æþuÉæuÉÉ rÉÉ</w:t>
+            </w:r>
+            <w:r>
+              <w:rPr>
+                <w:rFonts w:ascii="BRH Malayalam Extra" w:hAnsi="BRH Malayalam Extra" w:cs="BRH Devanagari Extra"/>
+                <w:color w:val="000000"/>
+                <w:szCs w:val="40"/>
+              </w:rPr>
+              <w:t>–</w:t>
+            </w:r>
+            <w:r>
+              <w:rPr>
+                <w:rFonts w:ascii="BRH Devanagari Extra" w:hAnsi="BRH Devanagari Extra" w:cs="BRH Devanagari Extra"/>
+                <w:color w:val="000000"/>
+                <w:sz w:val="32"/>
+                <w:szCs w:val="40"/>
+              </w:rPr>
+              <w:t>erÉÉþ rÉÉ</w:t>
+            </w:r>
+            <w:r>
+              <w:rPr>
+                <w:rFonts w:ascii="BRH Malayalam Extra" w:hAnsi="BRH Malayalam Extra" w:cs="BRH Devanagari Extra"/>
+                <w:color w:val="000000"/>
+                <w:szCs w:val="40"/>
+              </w:rPr>
+              <w:t>–</w:t>
+            </w:r>
+            <w:r>
+              <w:rPr>
+                <w:rFonts w:ascii="BRH Devanagari Extra" w:hAnsi="BRH Devanagari Extra" w:cs="BRH Devanagari Extra"/>
+                <w:color w:val="000000"/>
+                <w:sz w:val="32"/>
+                <w:szCs w:val="40"/>
+                <w:highlight w:val="yellow"/>
+              </w:rPr>
+              <w:t>erÉæ</w:t>
+            </w:r>
+            <w:r>
+              <w:rPr>
+                <w:rFonts w:ascii="BRH Devanagari Extra" w:hAnsi="BRH Devanagari Extra" w:cs="BRH Devanagari Extra"/>
+                <w:color w:val="000000"/>
+                <w:sz w:val="32"/>
+                <w:szCs w:val="40"/>
+              </w:rPr>
+              <w:t xml:space="preserve">þuÉ | </w:t>
+            </w:r>
           </w:p>
         </w:tc>
         <w:tc>
@@ -2760,31 +3275,157 @@
               <w:adjustRightInd w:val="0"/>
               <w:spacing w:before="0" w:line="240" w:lineRule="auto"/>
               <w:rPr>
-                <w:rFonts w:cs="Latha"/>
-                <w:b/>
-                <w:bCs/>
-                <w:szCs w:val="24"/>
-                <w:cs/>
-                <w:lang w:val="it-IT" w:bidi="ta-IN"/>
+                <w:rFonts w:ascii="BRH Devanagari Extra" w:hAnsi="BRH Devanagari Extra" w:cs="BRH Devanagari Extra"/>
+                <w:color w:val="000000"/>
+                <w:sz w:val="32"/>
+                <w:szCs w:val="40"/>
+                <w:lang w:val="it-IT"/>
               </w:rPr>
             </w:pPr>
+            <w:r>
+              <w:rPr>
+                <w:rFonts w:cs="BRH Devanagari Extra"/>
+                <w:color w:val="000000"/>
+                <w:szCs w:val="40"/>
+                <w:lang w:val="it-IT"/>
+              </w:rPr>
+              <w:t>64</w:t>
+            </w:r>
+            <w:r>
+              <w:rPr>
+                <w:rFonts w:ascii="BRH Devanagari Extra" w:hAnsi="BRH Devanagari Extra" w:cs="BRH Devanagari Extra"/>
+                <w:color w:val="000000"/>
+                <w:sz w:val="32"/>
+                <w:szCs w:val="40"/>
+                <w:lang w:val="it-IT"/>
+              </w:rPr>
+              <w:t>)</w:t>
+            </w:r>
+            <w:r>
+              <w:rPr>
+                <w:rFonts w:ascii="BRH Devanagari Extra" w:hAnsi="BRH Devanagari Extra" w:cs="BRH Devanagari Extra"/>
+                <w:color w:val="000000"/>
+                <w:sz w:val="32"/>
+                <w:szCs w:val="40"/>
+                <w:lang w:val="it-IT"/>
+              </w:rPr>
+              <w:tab/>
+            </w:r>
+            <w:r>
+              <w:rPr>
+                <w:rFonts w:cs="BRH Devanagari Extra"/>
+                <w:color w:val="000000"/>
+                <w:szCs w:val="40"/>
+                <w:lang w:val="it-IT"/>
+              </w:rPr>
+              <w:t>2</w:t>
+            </w:r>
+            <w:r>
+              <w:rPr>
+                <w:rFonts w:ascii="BRH Devanagari Extra" w:hAnsi="BRH Devanagari Extra" w:cs="BRH Devanagari Extra"/>
+                <w:color w:val="000000"/>
+                <w:sz w:val="32"/>
+                <w:szCs w:val="40"/>
+                <w:lang w:val="it-IT"/>
+              </w:rPr>
+              <w:t>.</w:t>
+            </w:r>
+            <w:r>
+              <w:rPr>
+                <w:rFonts w:cs="BRH Devanagari Extra"/>
+                <w:color w:val="000000"/>
+                <w:szCs w:val="40"/>
+                <w:lang w:val="it-IT"/>
+              </w:rPr>
+              <w:t>3</w:t>
+            </w:r>
+            <w:r>
+              <w:rPr>
+                <w:rFonts w:ascii="BRH Devanagari Extra" w:hAnsi="BRH Devanagari Extra" w:cs="BRH Devanagari Extra"/>
+                <w:color w:val="000000"/>
+                <w:sz w:val="32"/>
+                <w:szCs w:val="40"/>
+                <w:lang w:val="it-IT"/>
+              </w:rPr>
+              <w:t>.</w:t>
+            </w:r>
+            <w:r>
+              <w:rPr>
+                <w:rFonts w:cs="BRH Devanagari Extra"/>
+                <w:color w:val="000000"/>
+                <w:szCs w:val="40"/>
+                <w:lang w:val="it-IT"/>
+              </w:rPr>
+              <w:t>5</w:t>
+            </w:r>
+            <w:r>
+              <w:rPr>
+                <w:rFonts w:ascii="BRH Devanagari Extra" w:hAnsi="BRH Devanagari Extra" w:cs="BRH Devanagari Extra"/>
+                <w:color w:val="000000"/>
+                <w:sz w:val="32"/>
+                <w:szCs w:val="40"/>
+                <w:lang w:val="it-IT"/>
+              </w:rPr>
+              <w:t>.</w:t>
+            </w:r>
+            <w:r>
+              <w:rPr>
+                <w:rFonts w:cs="BRH Devanagari Extra"/>
+                <w:color w:val="000000"/>
+                <w:szCs w:val="40"/>
+                <w:lang w:val="it-IT"/>
+              </w:rPr>
+              <w:t>3</w:t>
+            </w:r>
+            <w:r>
+              <w:rPr>
+                <w:rFonts w:ascii="BRH Devanagari Extra" w:hAnsi="BRH Devanagari Extra" w:cs="BRH Devanagari Extra"/>
+                <w:color w:val="000000"/>
+                <w:sz w:val="32"/>
+                <w:szCs w:val="40"/>
+                <w:lang w:val="it-IT"/>
+              </w:rPr>
+              <w:t>(</w:t>
+            </w:r>
+            <w:r>
+              <w:rPr>
+                <w:rFonts w:cs="BRH Devanagari Extra"/>
+                <w:color w:val="000000"/>
+                <w:szCs w:val="40"/>
+                <w:lang w:val="it-IT"/>
+              </w:rPr>
+              <w:t>57</w:t>
+            </w:r>
+            <w:r>
+              <w:rPr>
+                <w:rFonts w:ascii="BRH Devanagari Extra" w:hAnsi="BRH Devanagari Extra" w:cs="BRH Devanagari Extra"/>
+                <w:color w:val="000000"/>
+                <w:sz w:val="32"/>
+                <w:szCs w:val="40"/>
+                <w:lang w:val="it-IT"/>
+              </w:rPr>
+              <w:t>)-  CÌiÉþ | rÉÉ</w:t>
+            </w:r>
+            <w:r>
+              <w:rPr>
+                <w:rFonts w:ascii="BRH Malayalam Extra" w:hAnsi="BRH Malayalam Extra" w:cs="BRH Devanagari Extra"/>
+                <w:color w:val="000000"/>
+                <w:szCs w:val="40"/>
+                <w:lang w:val="it-IT"/>
+              </w:rPr>
+              <w:t>–</w:t>
+            </w:r>
+            <w:r>
+              <w:rPr>
+                <w:rFonts w:ascii="BRH Devanagari Extra" w:hAnsi="BRH Devanagari Extra" w:cs="BRH Devanagari Extra"/>
+                <w:color w:val="000000"/>
+                <w:sz w:val="32"/>
+                <w:szCs w:val="40"/>
+                <w:lang w:val="it-IT"/>
+              </w:rPr>
+              <w:t xml:space="preserve">erÉÉÿ | AÉ | </w:t>
+            </w:r>
           </w:p>
-        </w:tc>
-      </w:tr>
-      <w:tr>
-        <w:trPr>
-          <w:trHeight w:val="899"/>
-        </w:trPr>
-        <w:tc>
-          <w:tcPr>
-            <w:tcW w:w="7166" w:type="dxa"/>
-            <w:tcBorders>
-              <w:top w:val="single" w:sz="4" w:space="0" w:color="000000"/>
-              <w:left w:val="single" w:sz="4" w:space="0" w:color="000000"/>
-              <w:bottom w:val="single" w:sz="4" w:space="0" w:color="000000"/>
-              <w:right w:val="single" w:sz="4" w:space="0" w:color="000000"/>
-            </w:tcBorders>
-          </w:tcPr>
           <w:p>
             <w:pPr>
               <w:widowControl w:val="0"/>
@@ -2793,26 +3434,142 @@
               <w:adjustRightInd w:val="0"/>
               <w:spacing w:before="0" w:line="240" w:lineRule="auto"/>
               <w:rPr>
-                <w:rFonts w:cs="Latha"/>
-                <w:b/>
-                <w:bCs/>
-                <w:szCs w:val="24"/>
-                <w:cs/>
-                <w:lang w:val="it-IT" w:bidi="ta-IN"/>
+                <w:rFonts w:ascii="BRH Devanagari Extra" w:hAnsi="BRH Devanagari Extra" w:cs="BRH Devanagari Extra"/>
+                <w:color w:val="000000"/>
+                <w:sz w:val="32"/>
+                <w:szCs w:val="40"/>
+                <w:lang w:val="it-IT"/>
               </w:rPr>
             </w:pPr>
+            <w:r>
+              <w:rPr>
+                <w:rFonts w:ascii="BRH Devanagari Extra" w:hAnsi="BRH Devanagari Extra" w:cs="BRH Devanagari Extra"/>
+                <w:color w:val="000000"/>
+                <w:sz w:val="32"/>
+                <w:szCs w:val="40"/>
+                <w:lang w:val="it-IT"/>
+              </w:rPr>
+              <w:t>CÌiÉþ rÉÉ</w:t>
+            </w:r>
+            <w:r>
+              <w:rPr>
+                <w:rFonts w:ascii="BRH Malayalam Extra" w:hAnsi="BRH Malayalam Extra" w:cs="BRH Devanagari Extra"/>
+                <w:color w:val="000000"/>
+                <w:szCs w:val="40"/>
+                <w:lang w:val="it-IT"/>
+              </w:rPr>
+              <w:t>–</w:t>
+            </w:r>
+            <w:r>
+              <w:rPr>
+                <w:rFonts w:ascii="BRH Devanagari Extra" w:hAnsi="BRH Devanagari Extra" w:cs="BRH Devanagari Extra"/>
+                <w:color w:val="000000"/>
+                <w:sz w:val="32"/>
+                <w:szCs w:val="40"/>
+                <w:lang w:val="it-IT"/>
+              </w:rPr>
+              <w:t>erÉÉþ rÉÉ</w:t>
+            </w:r>
+            <w:r>
+              <w:rPr>
+                <w:rFonts w:ascii="BRH Malayalam Extra" w:hAnsi="BRH Malayalam Extra" w:cs="BRH Devanagari Extra"/>
+                <w:color w:val="000000"/>
+                <w:szCs w:val="40"/>
+                <w:lang w:val="it-IT"/>
+              </w:rPr>
+              <w:t>–</w:t>
+            </w:r>
+            <w:r>
+              <w:rPr>
+                <w:rFonts w:ascii="BRH Devanagari Extra" w:hAnsi="BRH Devanagari Extra" w:cs="BRH Devanagari Extra"/>
+                <w:color w:val="000000"/>
+                <w:sz w:val="32"/>
+                <w:szCs w:val="40"/>
+                <w:lang w:val="it-IT"/>
+              </w:rPr>
+              <w:t>erÉåþiÉÏÌiÉþ rÉÉ</w:t>
+            </w:r>
+            <w:r>
+              <w:rPr>
+                <w:rFonts w:ascii="BRH Malayalam Extra" w:hAnsi="BRH Malayalam Extra" w:cs="BRH Devanagari Extra"/>
+                <w:color w:val="000000"/>
+                <w:szCs w:val="40"/>
+                <w:lang w:val="it-IT"/>
+              </w:rPr>
+              <w:t>–</w:t>
+            </w:r>
+            <w:r>
+              <w:rPr>
+                <w:rFonts w:ascii="BRH Devanagari Extra" w:hAnsi="BRH Devanagari Extra" w:cs="BRH Devanagari Extra"/>
+                <w:color w:val="000000"/>
+                <w:sz w:val="32"/>
+                <w:szCs w:val="40"/>
+                <w:highlight w:val="green"/>
+                <w:lang w:val="it-IT"/>
+              </w:rPr>
+              <w:t>erÉÉ</w:t>
+            </w:r>
+            <w:r>
+              <w:rPr>
+                <w:rFonts w:ascii="BRH Devanagari Extra" w:hAnsi="BRH Devanagari Extra" w:cs="BRH Devanagari Extra"/>
+                <w:color w:val="000000"/>
+                <w:sz w:val="32"/>
+                <w:szCs w:val="40"/>
+                <w:lang w:val="it-IT"/>
+              </w:rPr>
+              <w:t xml:space="preserve"> ÅÅrÉÉ</w:t>
+            </w:r>
+            <w:r>
+              <w:rPr>
+                <w:rFonts w:ascii="BRH Malayalam Extra" w:hAnsi="BRH Malayalam Extra" w:cs="BRH Devanagari Extra"/>
+                <w:color w:val="000000"/>
+                <w:szCs w:val="40"/>
+                <w:lang w:val="it-IT"/>
+              </w:rPr>
+              <w:t>–</w:t>
+            </w:r>
+            <w:r>
+              <w:rPr>
+                <w:rFonts w:ascii="BRH Devanagari Extra" w:hAnsi="BRH Devanagari Extra" w:cs="BRH Devanagari Extra"/>
+                <w:color w:val="000000"/>
+                <w:sz w:val="32"/>
+                <w:szCs w:val="40"/>
+                <w:lang w:val="it-IT"/>
+              </w:rPr>
+              <w:t>erÉåþiÉÏÌiÉþ rÉÉ</w:t>
+            </w:r>
+            <w:r>
+              <w:rPr>
+                <w:rFonts w:ascii="BRH Malayalam Extra" w:hAnsi="BRH Malayalam Extra" w:cs="BRH Devanagari Extra"/>
+                <w:color w:val="000000"/>
+                <w:szCs w:val="40"/>
+                <w:highlight w:val="green"/>
+                <w:lang w:val="it-IT"/>
+              </w:rPr>
+              <w:t>–</w:t>
+            </w:r>
+            <w:r>
+              <w:rPr>
+                <w:rFonts w:ascii="BRH Devanagari Extra" w:hAnsi="BRH Devanagari Extra" w:cs="BRH Devanagari Extra"/>
+                <w:color w:val="000000"/>
+                <w:sz w:val="32"/>
+                <w:szCs w:val="40"/>
+                <w:highlight w:val="green"/>
+                <w:lang w:val="it-IT"/>
+              </w:rPr>
+              <w:t>erÉÉ</w:t>
+            </w:r>
+            <w:r>
+              <w:rPr>
+                <w:rFonts w:ascii="BRH Devanagari Extra" w:hAnsi="BRH Devanagari Extra" w:cs="BRH Devanagari Extra"/>
+                <w:color w:val="000000"/>
+                <w:sz w:val="32"/>
+                <w:szCs w:val="40"/>
+                <w:lang w:val="it-IT"/>
+              </w:rPr>
+              <w:t xml:space="preserve"> | </w:t>
+            </w:r>
           </w:p>
-        </w:tc>
-        <w:tc>
-          <w:tcPr>
-            <w:tcW w:w="7371" w:type="dxa"/>
-            <w:tcBorders>
-              <w:top w:val="single" w:sz="4" w:space="0" w:color="000000"/>
-              <w:left w:val="single" w:sz="4" w:space="0" w:color="000000"/>
-              <w:bottom w:val="single" w:sz="4" w:space="0" w:color="000000"/>
-              <w:right w:val="single" w:sz="4" w:space="0" w:color="000000"/>
-            </w:tcBorders>
-          </w:tcPr>
           <w:p>
             <w:pPr>
               <w:widowControl w:val="0"/>
@@ -2821,31 +3578,176 @@
               <w:adjustRightInd w:val="0"/>
               <w:spacing w:before="0" w:line="240" w:lineRule="auto"/>
               <w:rPr>
-                <w:rFonts w:cs="Latha"/>
-                <w:b/>
-                <w:bCs/>
-                <w:szCs w:val="24"/>
-                <w:cs/>
-                <w:lang w:val="it-IT" w:bidi="ta-IN"/>
+                <w:rFonts w:ascii="BRH Devanagari Extra" w:hAnsi="BRH Devanagari Extra" w:cs="BRH Devanagari Extra"/>
+                <w:color w:val="000000"/>
+                <w:sz w:val="32"/>
+                <w:szCs w:val="40"/>
+                <w:lang w:val="it-IT"/>
               </w:rPr>
             </w:pPr>
+            <w:r>
+              <w:rPr>
+                <w:rFonts w:cs="BRH Devanagari Extra"/>
+                <w:color w:val="000000"/>
+                <w:szCs w:val="40"/>
+                <w:lang w:val="it-IT"/>
+              </w:rPr>
+              <w:t>65</w:t>
+            </w:r>
+            <w:r>
+              <w:rPr>
+                <w:rFonts w:ascii="BRH Devanagari Extra" w:hAnsi="BRH Devanagari Extra" w:cs="BRH Devanagari Extra"/>
+                <w:color w:val="000000"/>
+                <w:sz w:val="32"/>
+                <w:szCs w:val="40"/>
+                <w:lang w:val="it-IT"/>
+              </w:rPr>
+              <w:t>)</w:t>
+            </w:r>
+            <w:r>
+              <w:rPr>
+                <w:rFonts w:ascii="BRH Devanagari Extra" w:hAnsi="BRH Devanagari Extra" w:cs="BRH Devanagari Extra"/>
+                <w:color w:val="000000"/>
+                <w:sz w:val="32"/>
+                <w:szCs w:val="40"/>
+                <w:lang w:val="it-IT"/>
+              </w:rPr>
+              <w:tab/>
+            </w:r>
+            <w:r>
+              <w:rPr>
+                <w:rFonts w:cs="BRH Devanagari Extra"/>
+                <w:color w:val="000000"/>
+                <w:szCs w:val="40"/>
+                <w:lang w:val="it-IT"/>
+              </w:rPr>
+              <w:t>2</w:t>
+            </w:r>
+            <w:r>
+              <w:rPr>
+                <w:rFonts w:ascii="BRH Devanagari Extra" w:hAnsi="BRH Devanagari Extra" w:cs="BRH Devanagari Extra"/>
+                <w:color w:val="000000"/>
+                <w:sz w:val="32"/>
+                <w:szCs w:val="40"/>
+                <w:lang w:val="it-IT"/>
+              </w:rPr>
+              <w:t>.</w:t>
+            </w:r>
+            <w:r>
+              <w:rPr>
+                <w:rFonts w:cs="BRH Devanagari Extra"/>
+                <w:color w:val="000000"/>
+                <w:szCs w:val="40"/>
+                <w:lang w:val="it-IT"/>
+              </w:rPr>
+              <w:t>3</w:t>
+            </w:r>
+            <w:r>
+              <w:rPr>
+                <w:rFonts w:ascii="BRH Devanagari Extra" w:hAnsi="BRH Devanagari Extra" w:cs="BRH Devanagari Extra"/>
+                <w:color w:val="000000"/>
+                <w:sz w:val="32"/>
+                <w:szCs w:val="40"/>
+                <w:lang w:val="it-IT"/>
+              </w:rPr>
+              <w:t>.</w:t>
+            </w:r>
+            <w:r>
+              <w:rPr>
+                <w:rFonts w:cs="BRH Devanagari Extra"/>
+                <w:color w:val="000000"/>
+                <w:szCs w:val="40"/>
+                <w:lang w:val="it-IT"/>
+              </w:rPr>
+              <w:t>5</w:t>
+            </w:r>
+            <w:r>
+              <w:rPr>
+                <w:rFonts w:ascii="BRH Devanagari Extra" w:hAnsi="BRH Devanagari Extra" w:cs="BRH Devanagari Extra"/>
+                <w:color w:val="000000"/>
+                <w:sz w:val="32"/>
+                <w:szCs w:val="40"/>
+                <w:lang w:val="it-IT"/>
+              </w:rPr>
+              <w:t>.</w:t>
+            </w:r>
+            <w:r>
+              <w:rPr>
+                <w:rFonts w:cs="BRH Devanagari Extra"/>
+                <w:color w:val="000000"/>
+                <w:szCs w:val="40"/>
+                <w:lang w:val="it-IT"/>
+              </w:rPr>
+              <w:t>3</w:t>
+            </w:r>
+            <w:r>
+              <w:rPr>
+                <w:rFonts w:ascii="BRH Devanagari Extra" w:hAnsi="BRH Devanagari Extra" w:cs="BRH Devanagari Extra"/>
+                <w:color w:val="000000"/>
+                <w:sz w:val="32"/>
+                <w:szCs w:val="40"/>
+                <w:lang w:val="it-IT"/>
+              </w:rPr>
+              <w:t>(</w:t>
+            </w:r>
+            <w:r>
+              <w:rPr>
+                <w:rFonts w:cs="BRH Devanagari Extra"/>
+                <w:color w:val="000000"/>
+                <w:szCs w:val="40"/>
+                <w:lang w:val="it-IT"/>
+              </w:rPr>
+              <w:t>58</w:t>
+            </w:r>
+            <w:r>
+              <w:rPr>
+                <w:rFonts w:ascii="BRH Devanagari Extra" w:hAnsi="BRH Devanagari Extra" w:cs="BRH Devanagari Extra"/>
+                <w:color w:val="000000"/>
+                <w:sz w:val="32"/>
+                <w:szCs w:val="40"/>
+                <w:lang w:val="it-IT"/>
+              </w:rPr>
+              <w:t>)-  rÉÉ</w:t>
+            </w:r>
+            <w:r>
+              <w:rPr>
+                <w:rFonts w:ascii="BRH Malayalam Extra" w:hAnsi="BRH Malayalam Extra" w:cs="BRH Devanagari Extra"/>
+                <w:color w:val="000000"/>
+                <w:szCs w:val="40"/>
+                <w:lang w:val="it-IT"/>
+              </w:rPr>
+              <w:t>–</w:t>
+            </w:r>
+            <w:r>
+              <w:rPr>
+                <w:rFonts w:ascii="BRH Devanagari Extra" w:hAnsi="BRH Devanagari Extra" w:cs="BRH Devanagari Extra"/>
+                <w:color w:val="000000"/>
+                <w:sz w:val="32"/>
+                <w:szCs w:val="40"/>
+                <w:lang w:val="it-IT"/>
+              </w:rPr>
+              <w:t>erÉÉÿ | AÉ | L</w:t>
+            </w:r>
+            <w:r>
+              <w:rPr>
+                <w:rFonts w:ascii="BRH Malayalam Extra" w:hAnsi="BRH Malayalam Extra" w:cs="BRH Devanagari Extra"/>
+                <w:color w:val="000000"/>
+                <w:szCs w:val="40"/>
+                <w:lang w:val="it-IT"/>
+              </w:rPr>
+              <w:t>–</w:t>
+            </w:r>
+            <w:r>
+              <w:rPr>
+                <w:rFonts w:ascii="BRH Devanagari Extra" w:hAnsi="BRH Devanagari Extra" w:cs="BRH Devanagari Extra"/>
+                <w:color w:val="000000"/>
+                <w:sz w:val="32"/>
+                <w:szCs w:val="40"/>
+                <w:lang w:val="it-IT"/>
+              </w:rPr>
+              <w:t xml:space="preserve">uÉ | </w:t>
+            </w:r>
           </w:p>
-        </w:tc>
-      </w:tr>
-      <w:tr>
-        <w:trPr>
-          <w:trHeight w:val="899"/>
-        </w:trPr>
-        <w:tc>
-          <w:tcPr>
-            <w:tcW w:w="7166" w:type="dxa"/>
-            <w:tcBorders>
-              <w:top w:val="single" w:sz="4" w:space="0" w:color="000000"/>
-              <w:left w:val="single" w:sz="4" w:space="0" w:color="000000"/>
-              <w:bottom w:val="single" w:sz="4" w:space="0" w:color="000000"/>
-              <w:right w:val="single" w:sz="4" w:space="0" w:color="000000"/>
-            </w:tcBorders>
-          </w:tcPr>
           <w:p>
             <w:pPr>
               <w:widowControl w:val="0"/>
@@ -2862,34 +3764,166 @@
                 <w:lang w:val="it-IT" w:bidi="ta-IN"/>
               </w:rPr>
             </w:pPr>
-          </w:p>
-        </w:tc>
-        <w:tc>
-          <w:tcPr>
-            <w:tcW w:w="7371" w:type="dxa"/>
-            <w:tcBorders>
-              <w:top w:val="single" w:sz="4" w:space="0" w:color="000000"/>
-              <w:left w:val="single" w:sz="4" w:space="0" w:color="000000"/>
-              <w:bottom w:val="single" w:sz="4" w:space="0" w:color="000000"/>
-              <w:right w:val="single" w:sz="4" w:space="0" w:color="000000"/>
-            </w:tcBorders>
-          </w:tcPr>
-          <w:p>
-            <w:pPr>
-              <w:widowControl w:val="0"/>
-              <w:autoSpaceDE w:val="0"/>
-              <w:autoSpaceDN w:val="0"/>
-              <w:adjustRightInd w:val="0"/>
-              <w:spacing w:before="0" w:line="240" w:lineRule="auto"/>
-              <w:rPr>
-                <w:rFonts w:cs="Latha"/>
-                <w:b/>
-                <w:bCs/>
-                <w:szCs w:val="24"/>
-                <w:cs/>
-                <w:lang w:val="it-IT" w:bidi="ta-IN"/>
-              </w:rPr>
-            </w:pPr>
+            <w:r>
+              <w:rPr>
+                <w:rFonts w:ascii="BRH Devanagari Extra" w:hAnsi="BRH Devanagari Extra" w:cs="BRH Devanagari Extra"/>
+                <w:color w:val="000000"/>
+                <w:sz w:val="32"/>
+                <w:szCs w:val="40"/>
+                <w:lang w:val="it-IT"/>
+              </w:rPr>
+              <w:t>rÉÉ</w:t>
+            </w:r>
+            <w:r>
+              <w:rPr>
+                <w:rFonts w:ascii="BRH Malayalam Extra" w:hAnsi="BRH Malayalam Extra" w:cs="BRH Devanagari Extra"/>
+                <w:color w:val="000000"/>
+                <w:szCs w:val="40"/>
+                <w:lang w:val="it-IT"/>
+              </w:rPr>
+              <w:t>–</w:t>
+            </w:r>
+            <w:r>
+              <w:rPr>
+                <w:rFonts w:ascii="BRH Devanagari Extra" w:hAnsi="BRH Devanagari Extra" w:cs="BRH Devanagari Extra"/>
+                <w:color w:val="000000"/>
+                <w:sz w:val="32"/>
+                <w:szCs w:val="40"/>
+                <w:highlight w:val="green"/>
+                <w:lang w:val="it-IT"/>
+              </w:rPr>
+              <w:t>erÉÉ</w:t>
+            </w:r>
+            <w:r>
+              <w:rPr>
+                <w:rFonts w:ascii="BRH Devanagari Extra" w:hAnsi="BRH Devanagari Extra" w:cs="BRH Devanagari Extra"/>
+                <w:color w:val="000000"/>
+                <w:sz w:val="32"/>
+                <w:szCs w:val="40"/>
+                <w:lang w:val="it-IT"/>
+              </w:rPr>
+              <w:t xml:space="preserve"> ÅÅrÉÉ</w:t>
+            </w:r>
+            <w:r>
+              <w:rPr>
+                <w:rFonts w:ascii="BRH Malayalam Extra" w:hAnsi="BRH Malayalam Extra" w:cs="BRH Devanagari Extra"/>
+                <w:color w:val="000000"/>
+                <w:szCs w:val="40"/>
+                <w:lang w:val="it-IT"/>
+              </w:rPr>
+              <w:t>–</w:t>
+            </w:r>
+            <w:r>
+              <w:rPr>
+                <w:rFonts w:ascii="BRH Devanagari Extra" w:hAnsi="BRH Devanagari Extra" w:cs="BRH Devanagari Extra"/>
+                <w:color w:val="000000"/>
+                <w:sz w:val="32"/>
+                <w:szCs w:val="40"/>
+                <w:lang w:val="it-IT"/>
+              </w:rPr>
+              <w:t>erÉÉþ rÉÉ</w:t>
+            </w:r>
+            <w:r>
+              <w:rPr>
+                <w:rFonts w:ascii="BRH Malayalam Extra" w:hAnsi="BRH Malayalam Extra" w:cs="BRH Devanagari Extra"/>
+                <w:color w:val="000000"/>
+                <w:szCs w:val="40"/>
+                <w:highlight w:val="green"/>
+                <w:lang w:val="it-IT"/>
+              </w:rPr>
+              <w:t>–</w:t>
+            </w:r>
+            <w:r>
+              <w:rPr>
+                <w:rFonts w:ascii="BRH Devanagari Extra" w:hAnsi="BRH Devanagari Extra" w:cs="BRH Devanagari Extra"/>
+                <w:color w:val="000000"/>
+                <w:sz w:val="32"/>
+                <w:szCs w:val="40"/>
+                <w:highlight w:val="green"/>
+                <w:lang w:val="it-IT"/>
+              </w:rPr>
+              <w:t>erÉ</w:t>
+            </w:r>
+            <w:r>
+              <w:rPr>
+                <w:rFonts w:ascii="BRH Devanagari Extra" w:hAnsi="BRH Devanagari Extra" w:cs="BRH Devanagari Extra"/>
+                <w:color w:val="000000"/>
+                <w:sz w:val="32"/>
+                <w:szCs w:val="40"/>
+                <w:lang w:val="it-IT"/>
+              </w:rPr>
+              <w:t>æu</w:t>
+            </w:r>
+            <w:r>
+              <w:rPr>
+                <w:rFonts w:ascii="BRH Devanagari Extra" w:hAnsi="BRH Devanagari Extra" w:cs="BRH Devanagari Extra"/>
+                <w:color w:val="000000"/>
+                <w:sz w:val="32"/>
+                <w:szCs w:val="40"/>
+                <w:lang w:val="it-IT"/>
+              </w:rPr>
+              <w:t>ÉæuÉÉ rÉÉ</w:t>
+            </w:r>
+            <w:r>
+              <w:rPr>
+                <w:rFonts w:ascii="BRH Malayalam Extra" w:hAnsi="BRH Malayalam Extra" w:cs="BRH Devanagari Extra"/>
+                <w:color w:val="000000"/>
+                <w:szCs w:val="40"/>
+                <w:lang w:val="it-IT"/>
+              </w:rPr>
+              <w:t>–</w:t>
+            </w:r>
+            <w:r>
+              <w:rPr>
+                <w:rFonts w:ascii="BRH Devanagari Extra" w:hAnsi="BRH Devanagari Extra" w:cs="BRH Devanagari Extra"/>
+                <w:color w:val="000000"/>
+                <w:sz w:val="32"/>
+                <w:szCs w:val="40"/>
+                <w:lang w:val="it-IT"/>
+              </w:rPr>
+              <w:t>erÉÉþ rÉÉ</w:t>
+            </w:r>
+            <w:r>
+              <w:rPr>
+                <w:rFonts w:ascii="BRH Malayalam Extra" w:hAnsi="BRH Malayalam Extra" w:cs="BRH Devanagari Extra"/>
+                <w:color w:val="000000"/>
+                <w:szCs w:val="40"/>
+                <w:lang w:val="it-IT"/>
+              </w:rPr>
+              <w:t>–</w:t>
+            </w:r>
+            <w:r>
+              <w:rPr>
+                <w:rFonts w:ascii="BRH Devanagari Extra" w:hAnsi="BRH Devanagari Extra" w:cs="BRH Devanagari Extra"/>
+                <w:color w:val="000000"/>
+                <w:sz w:val="32"/>
+                <w:szCs w:val="40"/>
+                <w:highlight w:val="green"/>
+                <w:lang w:val="it-IT"/>
+              </w:rPr>
+              <w:t>erÉ</w:t>
+            </w:r>
+            <w:r>
+              <w:rPr>
+                <w:rFonts w:ascii="BRH Devanagari Extra" w:hAnsi="BRH Devanagari Extra" w:cs="BRH Devanagari Extra"/>
+                <w:color w:val="000000"/>
+                <w:sz w:val="32"/>
+                <w:szCs w:val="40"/>
+                <w:highlight w:val="yellow"/>
+                <w:lang w:val="it-IT"/>
+              </w:rPr>
+              <w:t>æ</w:t>
+            </w:r>
+            <w:r>
+              <w:rPr>
+                <w:rFonts w:ascii="BRH Devanagari Extra" w:hAnsi="BRH Devanagari Extra" w:cs="BRH Devanagari Extra"/>
+                <w:color w:val="000000"/>
+                <w:sz w:val="32"/>
+                <w:szCs w:val="40"/>
+                <w:lang w:val="it-IT"/>
+              </w:rPr>
+              <w:t xml:space="preserve">uÉ | </w:t>
+            </w:r>
           </w:p>
         </w:tc>
       </w:tr>
@@ -2904,8 +3938,20 @@
           <w:sz w:val="32"/>
           <w:szCs w:val="32"/>
           <w:u w:val="single"/>
+          <w:lang w:val="it-IT"/>
         </w:rPr>
       </w:pPr>
+      <w:r>
+        <w:rPr>
+          <w:b/>
+          <w:bCs/>
+          <w:sz w:val="32"/>
+          <w:szCs w:val="32"/>
+          <w:u w:val="single"/>
+          <w:lang w:val="it-IT"/>
+        </w:rPr>
+        <w:t>============</w:t>
+      </w:r>
     </w:p>
     <w:p>
       <w:pPr>
@@ -2917,6 +3963,7 @@
           <w:sz w:val="32"/>
           <w:szCs w:val="32"/>
           <w:u w:val="single"/>
+          <w:lang w:val="it-IT"/>
         </w:rPr>
       </w:pPr>
     </w:p>
@@ -4387,7 +5434,6 @@
                 <w:cs/>
                 <w:lang w:bidi="ta-IN"/>
               </w:rPr>
-              <w:lastRenderedPageBreak/>
               <w:t>1</w:t>
             </w:r>
             <w:r>
@@ -4759,6 +5805,7 @@
                 <w:cs/>
                 <w:lang w:bidi="ta-IN"/>
               </w:rPr>
+              <w:lastRenderedPageBreak/>
               <w:t>ஸம்</w:t>
             </w:r>
             <w:r>
@@ -29703,7 +30750,6 @@
               </w:rPr>
               <w:t>14)</w:t>
             </w:r>
-            <w:proofErr w:type="gramStart"/>
             <w:r>
               <w:rPr>
                 <w:rFonts w:ascii="Latha" w:hAnsi="Latha" w:cs="Latha"/>
@@ -29721,7 +30767,6 @@
               </w:rPr>
               <w:t>ப்</w:t>
             </w:r>
-            <w:proofErr w:type="gramEnd"/>
             <w:r>
               <w:rPr>
                 <w:rFonts w:ascii="Latha" w:hAnsi="Latha" w:cs="Latha"/>
@@ -34785,7 +35830,7 @@
 </file>
 
 <file path=word/endnotes.xml><?xml version="1.0" encoding="utf-8"?>
-<w:endnotes xmlns:wpc="http://schemas.microsoft.com/office/word/2010/wordprocessingCanvas" xmlns:cx="http://schemas.microsoft.com/office/drawing/2014/chartex" xmlns:cx1="http://schemas.microsoft.com/office/drawing/2015/9/8/chartex" xmlns:cx2="http://schemas.microsoft.com/office/drawing/2015/10/21/chartex" xmlns:cx3="http://schemas.microsoft.com/office/drawing/2016/5/9/chartex" xmlns:cx4="http://schemas.microsoft.com/office/drawing/2016/5/10/chartex" xmlns:cx5="http://schemas.microsoft.com/office/drawing/2016/5/11/chartex" xmlns:cx6="http://schemas.microsoft.com/office/drawing/2016/5/12/chartex" xmlns:cx7="http://schemas.microsoft.com/office/drawing/2016/5/13/chartex" xmlns:cx8="http://schemas.microsoft.com/office/drawing/2016/5/14/chartex" xmlns:mc="http://schemas.openxmlformats.org/markup-compatibility/2006" xmlns:aink="http://schemas.microsoft.com/office/drawing/2016/ink" xmlns:am3d="http://schemas.microsoft.com/office/drawing/2017/model3d" xmlns:o="urn:schemas-microsoft-com:office:office" xmlns:oel="http://schemas.microsoft.com/office/2019/extlst" xmlns:r="http://schemas.openxmlformats.org/officeDocument/2006/relationships" xmlns:m="http://schemas.openxmlformats.org/officeDocument/2006/math" xmlns:v="urn:schemas-microsoft-com:vml" xmlns:wp14="http://schemas.microsoft.com/office/word/2010/wordprocessingDrawing" xmlns:wp="http://schemas.openxmlformats.org/drawingml/2006/wordprocessingDrawing" xmlns:w10="urn:schemas-microsoft-com:office:word" xmlns:w="http://schemas.openxmlformats.org/wordprocessingml/2006/main" xmlns:w14="http://schemas.microsoft.com/office/word/2010/wordml" xmlns:w15="http://schemas.microsoft.com/office/word/2012/wordml" xmlns:w16cex="http://schemas.microsoft.com/office/word/2018/wordml/cex" xmlns:w16cid="http://schemas.microsoft.com/office/word/2016/wordml/cid" xmlns:w16="http://schemas.microsoft.com/office/word/2018/wordml" xmlns:w16du="http://schemas.microsoft.com/office/word/2023/wordml/word16du" xmlns:w16sdtdh="http://schemas.microsoft.com/office/word/2020/wordml/sdtdatahash" xmlns:w16sdtfl="http://schemas.microsoft.com/office/word/2024/wordml/sdtformatlock" xmlns:w16se="http://schemas.microsoft.com/office/word/2015/wordml/symex" xmlns:wpg="http://schemas.microsoft.com/office/word/2010/wordprocessingGroup" xmlns:wpi="http://schemas.microsoft.com/office/word/2010/wordprocessingInk" xmlns:wne="http://schemas.microsoft.com/office/word/2006/wordml" xmlns:wps="http://schemas.microsoft.com/office/word/2010/wordprocessingShape" mc:Ignorable="w14 w15 w16se w16cid w16 w16cex w16sdtdh w16sdtfl w16du wp14">
+<w:endnotes xmlns:wpc="http://schemas.microsoft.com/office/word/2010/wordprocessingCanvas" xmlns:cx="http://schemas.microsoft.com/office/drawing/2014/chartex" xmlns:cx1="http://schemas.microsoft.com/office/drawing/2015/9/8/chartex" xmlns:cx2="http://schemas.microsoft.com/office/drawing/2015/10/21/chartex" xmlns:cx3="http://schemas.microsoft.com/office/drawing/2016/5/9/chartex" xmlns:cx4="http://schemas.microsoft.com/office/drawing/2016/5/10/chartex" xmlns:cx5="http://schemas.microsoft.com/office/drawing/2016/5/11/chartex" xmlns:cx6="http://schemas.microsoft.com/office/drawing/2016/5/12/chartex" xmlns:cx7="http://schemas.microsoft.com/office/drawing/2016/5/13/chartex" xmlns:cx8="http://schemas.microsoft.com/office/drawing/2016/5/14/chartex" xmlns:mc="http://schemas.openxmlformats.org/markup-compatibility/2006" xmlns:aink="http://schemas.microsoft.com/office/drawing/2016/ink" xmlns:am3d="http://schemas.microsoft.com/office/drawing/2017/model3d" xmlns:o="urn:schemas-microsoft-com:office:office" xmlns:oel="http://schemas.microsoft.com/office/2019/extlst" xmlns:r="http://schemas.openxmlformats.org/officeDocument/2006/relationships" xmlns:m="http://schemas.openxmlformats.org/officeDocument/2006/math" xmlns:v="urn:schemas-microsoft-com:vml" xmlns:wp14="http://schemas.microsoft.com/office/word/2010/wordprocessingDrawing" xmlns:wp="http://schemas.openxmlformats.org/drawingml/2006/wordprocessingDrawing" xmlns:w10="urn:schemas-microsoft-com:office:word" xmlns:w="http://schemas.openxmlformats.org/wordprocessingml/2006/main" xmlns:w14="http://schemas.microsoft.com/office/word/2010/wordml" xmlns:w15="http://schemas.microsoft.com/office/word/2012/wordml" xmlns:w16cei="http://schemas.microsoft.com/office/word/2026/wordml/cei" xmlns:w16cex="http://schemas.microsoft.com/office/word/2018/wordml/cex" xmlns:w16cid="http://schemas.microsoft.com/office/word/2016/wordml/cid" xmlns:w16="http://schemas.microsoft.com/office/word/2018/wordml" xmlns:w16du="http://schemas.microsoft.com/office/word/2023/wordml/word16du" xmlns:w16sdtdh="http://schemas.microsoft.com/office/word/2020/wordml/sdtdatahash" xmlns:w16sdtfl="http://schemas.microsoft.com/office/word/2024/wordml/sdtformatlock" xmlns:w16se="http://schemas.microsoft.com/office/word/2015/wordml/symex" xmlns:wpg="http://schemas.microsoft.com/office/word/2010/wordprocessingGroup" xmlns:wpi="http://schemas.microsoft.com/office/word/2010/wordprocessingInk" xmlns:wne="http://schemas.microsoft.com/office/word/2006/wordml" xmlns:wps="http://schemas.microsoft.com/office/word/2010/wordprocessingShape" mc:Ignorable="w14 w15 w16se w16cid w16 w16cex w16sdtdh w16sdtfl w16du wp14">
   <w:endnote w:type="separator" w:id="-1">
     <w:p>
       <w:pPr>
@@ -34810,7 +35855,7 @@
 </file>
 
 <file path=word/footer1.xml><?xml version="1.0" encoding="utf-8"?>
-<w:ftr xmlns:wpc="http://schemas.microsoft.com/office/word/2010/wordprocessingCanvas" xmlns:cx="http://schemas.microsoft.com/office/drawing/2014/chartex" xmlns:cx1="http://schemas.microsoft.com/office/drawing/2015/9/8/chartex" xmlns:cx2="http://schemas.microsoft.com/office/drawing/2015/10/21/chartex" xmlns:cx3="http://schemas.microsoft.com/office/drawing/2016/5/9/chartex" xmlns:cx4="http://schemas.microsoft.com/office/drawing/2016/5/10/chartex" xmlns:cx5="http://schemas.microsoft.com/office/drawing/2016/5/11/chartex" xmlns:cx6="http://schemas.microsoft.com/office/drawing/2016/5/12/chartex" xmlns:cx7="http://schemas.microsoft.com/office/drawing/2016/5/13/chartex" xmlns:cx8="http://schemas.microsoft.com/office/drawing/2016/5/14/chartex" xmlns:mc="http://schemas.openxmlformats.org/markup-compatibility/2006" xmlns:aink="http://schemas.microsoft.com/office/drawing/2016/ink" xmlns:am3d="http://schemas.microsoft.com/office/drawing/2017/model3d" xmlns:o="urn:schemas-microsoft-com:office:office" xmlns:oel="http://schemas.microsoft.com/office/2019/extlst" xmlns:r="http://schemas.openxmlformats.org/officeDocument/2006/relationships" xmlns:m="http://schemas.openxmlformats.org/officeDocument/2006/math" xmlns:v="urn:schemas-microsoft-com:vml" xmlns:wp14="http://schemas.microsoft.com/office/word/2010/wordprocessingDrawing" xmlns:wp="http://schemas.openxmlformats.org/drawingml/2006/wordprocessingDrawing" xmlns:w10="urn:schemas-microsoft-com:office:word" xmlns:w="http://schemas.openxmlformats.org/wordprocessingml/2006/main" xmlns:w14="http://schemas.microsoft.com/office/word/2010/wordml" xmlns:w15="http://schemas.microsoft.com/office/word/2012/wordml" xmlns:w16cex="http://schemas.microsoft.com/office/word/2018/wordml/cex" xmlns:w16cid="http://schemas.microsoft.com/office/word/2016/wordml/cid" xmlns:w16="http://schemas.microsoft.com/office/word/2018/wordml" xmlns:w16du="http://schemas.microsoft.com/office/word/2023/wordml/word16du" xmlns:w16sdtdh="http://schemas.microsoft.com/office/word/2020/wordml/sdtdatahash" xmlns:w16sdtfl="http://schemas.microsoft.com/office/word/2024/wordml/sdtformatlock" xmlns:w16se="http://schemas.microsoft.com/office/word/2015/wordml/symex" xmlns:wpg="http://schemas.microsoft.com/office/word/2010/wordprocessingGroup" xmlns:wpi="http://schemas.microsoft.com/office/word/2010/wordprocessingInk" xmlns:wne="http://schemas.microsoft.com/office/word/2006/wordml" xmlns:wps="http://schemas.microsoft.com/office/word/2010/wordprocessingShape" mc:Ignorable="w14 w15 w16se w16cid w16 w16cex w16sdtdh w16sdtfl w16du wp14">
+<w:ftr xmlns:wpc="http://schemas.microsoft.com/office/word/2010/wordprocessingCanvas" xmlns:cx="http://schemas.microsoft.com/office/drawing/2014/chartex" xmlns:cx1="http://schemas.microsoft.com/office/drawing/2015/9/8/chartex" xmlns:cx2="http://schemas.microsoft.com/office/drawing/2015/10/21/chartex" xmlns:cx3="http://schemas.microsoft.com/office/drawing/2016/5/9/chartex" xmlns:cx4="http://schemas.microsoft.com/office/drawing/2016/5/10/chartex" xmlns:cx5="http://schemas.microsoft.com/office/drawing/2016/5/11/chartex" xmlns:cx6="http://schemas.microsoft.com/office/drawing/2016/5/12/chartex" xmlns:cx7="http://schemas.microsoft.com/office/drawing/2016/5/13/chartex" xmlns:cx8="http://schemas.microsoft.com/office/drawing/2016/5/14/chartex" xmlns:mc="http://schemas.openxmlformats.org/markup-compatibility/2006" xmlns:aink="http://schemas.microsoft.com/office/drawing/2016/ink" xmlns:am3d="http://schemas.microsoft.com/office/drawing/2017/model3d" xmlns:o="urn:schemas-microsoft-com:office:office" xmlns:oel="http://schemas.microsoft.com/office/2019/extlst" xmlns:r="http://schemas.openxmlformats.org/officeDocument/2006/relationships" xmlns:m="http://schemas.openxmlformats.org/officeDocument/2006/math" xmlns:v="urn:schemas-microsoft-com:vml" xmlns:wp14="http://schemas.microsoft.com/office/word/2010/wordprocessingDrawing" xmlns:wp="http://schemas.openxmlformats.org/drawingml/2006/wordprocessingDrawing" xmlns:w10="urn:schemas-microsoft-com:office:word" xmlns:w="http://schemas.openxmlformats.org/wordprocessingml/2006/main" xmlns:w14="http://schemas.microsoft.com/office/word/2010/wordml" xmlns:w15="http://schemas.microsoft.com/office/word/2012/wordml" xmlns:w16cei="http://schemas.microsoft.com/office/word/2026/wordml/cei" xmlns:w16cex="http://schemas.microsoft.com/office/word/2018/wordml/cex" xmlns:w16cid="http://schemas.microsoft.com/office/word/2016/wordml/cid" xmlns:w16="http://schemas.microsoft.com/office/word/2018/wordml" xmlns:w16du="http://schemas.microsoft.com/office/word/2023/wordml/word16du" xmlns:w16sdtdh="http://schemas.microsoft.com/office/word/2020/wordml/sdtdatahash" xmlns:w16sdtfl="http://schemas.microsoft.com/office/word/2024/wordml/sdtformatlock" xmlns:w16se="http://schemas.microsoft.com/office/word/2015/wordml/symex" xmlns:wpg="http://schemas.microsoft.com/office/word/2010/wordprocessingGroup" xmlns:wpi="http://schemas.microsoft.com/office/word/2010/wordprocessingInk" xmlns:wne="http://schemas.microsoft.com/office/word/2006/wordml" xmlns:wps="http://schemas.microsoft.com/office/word/2010/wordprocessingShape" mc:Ignorable="w14 w15 w16se w16cid w16 w16cex w16sdtdh w16sdtfl w16du wp14">
   <w:p>
     <w:pPr>
       <w:pBdr>
@@ -34995,7 +36040,7 @@
 </file>
 
 <file path=word/footer2.xml><?xml version="1.0" encoding="utf-8"?>
-<w:ftr xmlns:wpc="http://schemas.microsoft.com/office/word/2010/wordprocessingCanvas" xmlns:cx="http://schemas.microsoft.com/office/drawing/2014/chartex" xmlns:cx1="http://schemas.microsoft.com/office/drawing/2015/9/8/chartex" xmlns:cx2="http://schemas.microsoft.com/office/drawing/2015/10/21/chartex" xmlns:cx3="http://schemas.microsoft.com/office/drawing/2016/5/9/chartex" xmlns:cx4="http://schemas.microsoft.com/office/drawing/2016/5/10/chartex" xmlns:cx5="http://schemas.microsoft.com/office/drawing/2016/5/11/chartex" xmlns:cx6="http://schemas.microsoft.com/office/drawing/2016/5/12/chartex" xmlns:cx7="http://schemas.microsoft.com/office/drawing/2016/5/13/chartex" xmlns:cx8="http://schemas.microsoft.com/office/drawing/2016/5/14/chartex" xmlns:mc="http://schemas.openxmlformats.org/markup-compatibility/2006" xmlns:aink="http://schemas.microsoft.com/office/drawing/2016/ink" xmlns:am3d="http://schemas.microsoft.com/office/drawing/2017/model3d" xmlns:o="urn:schemas-microsoft-com:office:office" xmlns:oel="http://schemas.microsoft.com/office/2019/extlst" xmlns:r="http://schemas.openxmlformats.org/officeDocument/2006/relationships" xmlns:m="http://schemas.openxmlformats.org/officeDocument/2006/math" xmlns:v="urn:schemas-microsoft-com:vml" xmlns:wp14="http://schemas.microsoft.com/office/word/2010/wordprocessingDrawing" xmlns:wp="http://schemas.openxmlformats.org/drawingml/2006/wordprocessingDrawing" xmlns:w10="urn:schemas-microsoft-com:office:word" xmlns:w="http://schemas.openxmlformats.org/wordprocessingml/2006/main" xmlns:w14="http://schemas.microsoft.com/office/word/2010/wordml" xmlns:w15="http://schemas.microsoft.com/office/word/2012/wordml" xmlns:w16cex="http://schemas.microsoft.com/office/word/2018/wordml/cex" xmlns:w16cid="http://schemas.microsoft.com/office/word/2016/wordml/cid" xmlns:w16="http://schemas.microsoft.com/office/word/2018/wordml" xmlns:w16du="http://schemas.microsoft.com/office/word/2023/wordml/word16du" xmlns:w16sdtdh="http://schemas.microsoft.com/office/word/2020/wordml/sdtdatahash" xmlns:w16sdtfl="http://schemas.microsoft.com/office/word/2024/wordml/sdtformatlock" xmlns:w16se="http://schemas.microsoft.com/office/word/2015/wordml/symex" xmlns:wpg="http://schemas.microsoft.com/office/word/2010/wordprocessingGroup" xmlns:wpi="http://schemas.microsoft.com/office/word/2010/wordprocessingInk" xmlns:wne="http://schemas.microsoft.com/office/word/2006/wordml" xmlns:wps="http://schemas.microsoft.com/office/word/2010/wordprocessingShape" mc:Ignorable="w14 w15 w16se w16cid w16 w16cex w16sdtdh w16sdtfl w16du wp14">
+<w:ftr xmlns:wpc="http://schemas.microsoft.com/office/word/2010/wordprocessingCanvas" xmlns:cx="http://schemas.microsoft.com/office/drawing/2014/chartex" xmlns:cx1="http://schemas.microsoft.com/office/drawing/2015/9/8/chartex" xmlns:cx2="http://schemas.microsoft.com/office/drawing/2015/10/21/chartex" xmlns:cx3="http://schemas.microsoft.com/office/drawing/2016/5/9/chartex" xmlns:cx4="http://schemas.microsoft.com/office/drawing/2016/5/10/chartex" xmlns:cx5="http://schemas.microsoft.com/office/drawing/2016/5/11/chartex" xmlns:cx6="http://schemas.microsoft.com/office/drawing/2016/5/12/chartex" xmlns:cx7="http://schemas.microsoft.com/office/drawing/2016/5/13/chartex" xmlns:cx8="http://schemas.microsoft.com/office/drawing/2016/5/14/chartex" xmlns:mc="http://schemas.openxmlformats.org/markup-compatibility/2006" xmlns:aink="http://schemas.microsoft.com/office/drawing/2016/ink" xmlns:am3d="http://schemas.microsoft.com/office/drawing/2017/model3d" xmlns:o="urn:schemas-microsoft-com:office:office" xmlns:oel="http://schemas.microsoft.com/office/2019/extlst" xmlns:r="http://schemas.openxmlformats.org/officeDocument/2006/relationships" xmlns:m="http://schemas.openxmlformats.org/officeDocument/2006/math" xmlns:v="urn:schemas-microsoft-com:vml" xmlns:wp14="http://schemas.microsoft.com/office/word/2010/wordprocessingDrawing" xmlns:wp="http://schemas.openxmlformats.org/drawingml/2006/wordprocessingDrawing" xmlns:w10="urn:schemas-microsoft-com:office:word" xmlns:w="http://schemas.openxmlformats.org/wordprocessingml/2006/main" xmlns:w14="http://schemas.microsoft.com/office/word/2010/wordml" xmlns:w15="http://schemas.microsoft.com/office/word/2012/wordml" xmlns:w16cei="http://schemas.microsoft.com/office/word/2026/wordml/cei" xmlns:w16cex="http://schemas.microsoft.com/office/word/2018/wordml/cex" xmlns:w16cid="http://schemas.microsoft.com/office/word/2016/wordml/cid" xmlns:w16="http://schemas.microsoft.com/office/word/2018/wordml" xmlns:w16du="http://schemas.microsoft.com/office/word/2023/wordml/word16du" xmlns:w16sdtdh="http://schemas.microsoft.com/office/word/2020/wordml/sdtdatahash" xmlns:w16sdtfl="http://schemas.microsoft.com/office/word/2024/wordml/sdtformatlock" xmlns:w16se="http://schemas.microsoft.com/office/word/2015/wordml/symex" xmlns:wpg="http://schemas.microsoft.com/office/word/2010/wordprocessingGroup" xmlns:wpi="http://schemas.microsoft.com/office/word/2010/wordprocessingInk" xmlns:wne="http://schemas.microsoft.com/office/word/2006/wordml" xmlns:wps="http://schemas.microsoft.com/office/word/2010/wordprocessingShape" mc:Ignorable="w14 w15 w16se w16cid w16 w16cex w16sdtdh w16sdtfl w16du wp14">
   <w:p>
     <w:pPr>
       <w:pBdr>
@@ -35215,7 +36260,7 @@
 </file>
 
 <file path=word/footnotes.xml><?xml version="1.0" encoding="utf-8"?>
-<w:footnotes xmlns:wpc="http://schemas.microsoft.com/office/word/2010/wordprocessingCanvas" xmlns:cx="http://schemas.microsoft.com/office/drawing/2014/chartex" xmlns:cx1="http://schemas.microsoft.com/office/drawing/2015/9/8/chartex" xmlns:cx2="http://schemas.microsoft.com/office/drawing/2015/10/21/chartex" xmlns:cx3="http://schemas.microsoft.com/office/drawing/2016/5/9/chartex" xmlns:cx4="http://schemas.microsoft.com/office/drawing/2016/5/10/chartex" xmlns:cx5="http://schemas.microsoft.com/office/drawing/2016/5/11/chartex" xmlns:cx6="http://schemas.microsoft.com/office/drawing/2016/5/12/chartex" xmlns:cx7="http://schemas.microsoft.com/office/drawing/2016/5/13/chartex" xmlns:cx8="http://schemas.microsoft.com/office/drawing/2016/5/14/chartex" xmlns:mc="http://schemas.openxmlformats.org/markup-compatibility/2006" xmlns:aink="http://schemas.microsoft.com/office/drawing/2016/ink" xmlns:am3d="http://schemas.microsoft.com/office/drawing/2017/model3d" xmlns:o="urn:schemas-microsoft-com:office:office" xmlns:oel="http://schemas.microsoft.com/office/2019/extlst" xmlns:r="http://schemas.openxmlformats.org/officeDocument/2006/relationships" xmlns:m="http://schemas.openxmlformats.org/officeDocument/2006/math" xmlns:v="urn:schemas-microsoft-com:vml" xmlns:wp14="http://schemas.microsoft.com/office/word/2010/wordprocessingDrawing" xmlns:wp="http://schemas.openxmlformats.org/drawingml/2006/wordprocessingDrawing" xmlns:w10="urn:schemas-microsoft-com:office:word" xmlns:w="http://schemas.openxmlformats.org/wordprocessingml/2006/main" xmlns:w14="http://schemas.microsoft.com/office/word/2010/wordml" xmlns:w15="http://schemas.microsoft.com/office/word/2012/wordml" xmlns:w16cex="http://schemas.microsoft.com/office/word/2018/wordml/cex" xmlns:w16cid="http://schemas.microsoft.com/office/word/2016/wordml/cid" xmlns:w16="http://schemas.microsoft.com/office/word/2018/wordml" xmlns:w16du="http://schemas.microsoft.com/office/word/2023/wordml/word16du" xmlns:w16sdtdh="http://schemas.microsoft.com/office/word/2020/wordml/sdtdatahash" xmlns:w16sdtfl="http://schemas.microsoft.com/office/word/2024/wordml/sdtformatlock" xmlns:w16se="http://schemas.microsoft.com/office/word/2015/wordml/symex" xmlns:wpg="http://schemas.microsoft.com/office/word/2010/wordprocessingGroup" xmlns:wpi="http://schemas.microsoft.com/office/word/2010/wordprocessingInk" xmlns:wne="http://schemas.microsoft.com/office/word/2006/wordml" xmlns:wps="http://schemas.microsoft.com/office/word/2010/wordprocessingShape" mc:Ignorable="w14 w15 w16se w16cid w16 w16cex w16sdtdh w16sdtfl w16du wp14">
+<w:footnotes xmlns:wpc="http://schemas.microsoft.com/office/word/2010/wordprocessingCanvas" xmlns:cx="http://schemas.microsoft.com/office/drawing/2014/chartex" xmlns:cx1="http://schemas.microsoft.com/office/drawing/2015/9/8/chartex" xmlns:cx2="http://schemas.microsoft.com/office/drawing/2015/10/21/chartex" xmlns:cx3="http://schemas.microsoft.com/office/drawing/2016/5/9/chartex" xmlns:cx4="http://schemas.microsoft.com/office/drawing/2016/5/10/chartex" xmlns:cx5="http://schemas.microsoft.com/office/drawing/2016/5/11/chartex" xmlns:cx6="http://schemas.microsoft.com/office/drawing/2016/5/12/chartex" xmlns:cx7="http://schemas.microsoft.com/office/drawing/2016/5/13/chartex" xmlns:cx8="http://schemas.microsoft.com/office/drawing/2016/5/14/chartex" xmlns:mc="http://schemas.openxmlformats.org/markup-compatibility/2006" xmlns:aink="http://schemas.microsoft.com/office/drawing/2016/ink" xmlns:am3d="http://schemas.microsoft.com/office/drawing/2017/model3d" xmlns:o="urn:schemas-microsoft-com:office:office" xmlns:oel="http://schemas.microsoft.com/office/2019/extlst" xmlns:r="http://schemas.openxmlformats.org/officeDocument/2006/relationships" xmlns:m="http://schemas.openxmlformats.org/officeDocument/2006/math" xmlns:v="urn:schemas-microsoft-com:vml" xmlns:wp14="http://schemas.microsoft.com/office/word/2010/wordprocessingDrawing" xmlns:wp="http://schemas.openxmlformats.org/drawingml/2006/wordprocessingDrawing" xmlns:w10="urn:schemas-microsoft-com:office:word" xmlns:w="http://schemas.openxmlformats.org/wordprocessingml/2006/main" xmlns:w14="http://schemas.microsoft.com/office/word/2010/wordml" xmlns:w15="http://schemas.microsoft.com/office/word/2012/wordml" xmlns:w16cei="http://schemas.microsoft.com/office/word/2026/wordml/cei" xmlns:w16cex="http://schemas.microsoft.com/office/word/2018/wordml/cex" xmlns:w16cid="http://schemas.microsoft.com/office/word/2016/wordml/cid" xmlns:w16="http://schemas.microsoft.com/office/word/2018/wordml" xmlns:w16du="http://schemas.microsoft.com/office/word/2023/wordml/word16du" xmlns:w16sdtdh="http://schemas.microsoft.com/office/word/2020/wordml/sdtdatahash" xmlns:w16sdtfl="http://schemas.microsoft.com/office/word/2024/wordml/sdtformatlock" xmlns:w16se="http://schemas.microsoft.com/office/word/2015/wordml/symex" xmlns:wpg="http://schemas.microsoft.com/office/word/2010/wordprocessingGroup" xmlns:wpi="http://schemas.microsoft.com/office/word/2010/wordprocessingInk" xmlns:wne="http://schemas.microsoft.com/office/word/2006/wordml" xmlns:wps="http://schemas.microsoft.com/office/word/2010/wordprocessingShape" mc:Ignorable="w14 w15 w16se w16cid w16 w16cex w16sdtdh w16sdtfl w16du wp14">
   <w:footnote w:type="separator" w:id="-1">
     <w:p>
       <w:pPr>
@@ -35240,7 +36285,7 @@
 </file>
 
 <file path=word/header1.xml><?xml version="1.0" encoding="utf-8"?>
-<w:hdr xmlns:wpc="http://schemas.microsoft.com/office/word/2010/wordprocessingCanvas" xmlns:cx="http://schemas.microsoft.com/office/drawing/2014/chartex" xmlns:cx1="http://schemas.microsoft.com/office/drawing/2015/9/8/chartex" xmlns:cx2="http://schemas.microsoft.com/office/drawing/2015/10/21/chartex" xmlns:cx3="http://schemas.microsoft.com/office/drawing/2016/5/9/chartex" xmlns:cx4="http://schemas.microsoft.com/office/drawing/2016/5/10/chartex" xmlns:cx5="http://schemas.microsoft.com/office/drawing/2016/5/11/chartex" xmlns:cx6="http://schemas.microsoft.com/office/drawing/2016/5/12/chartex" xmlns:cx7="http://schemas.microsoft.com/office/drawing/2016/5/13/chartex" xmlns:cx8="http://schemas.microsoft.com/office/drawing/2016/5/14/chartex" xmlns:mc="http://schemas.openxmlformats.org/markup-compatibility/2006" xmlns:aink="http://schemas.microsoft.com/office/drawing/2016/ink" xmlns:am3d="http://schemas.microsoft.com/office/drawing/2017/model3d" xmlns:o="urn:schemas-microsoft-com:office:office" xmlns:oel="http://schemas.microsoft.com/office/2019/extlst" xmlns:r="http://schemas.openxmlformats.org/officeDocument/2006/relationships" xmlns:m="http://schemas.openxmlformats.org/officeDocument/2006/math" xmlns:v="urn:schemas-microsoft-com:vml" xmlns:wp14="http://schemas.microsoft.com/office/word/2010/wordprocessingDrawing" xmlns:wp="http://schemas.openxmlformats.org/drawingml/2006/wordprocessingDrawing" xmlns:w10="urn:schemas-microsoft-com:office:word" xmlns:w="http://schemas.openxmlformats.org/wordprocessingml/2006/main" xmlns:w14="http://schemas.microsoft.com/office/word/2010/wordml" xmlns:w15="http://schemas.microsoft.com/office/word/2012/wordml" xmlns:w16cex="http://schemas.microsoft.com/office/word/2018/wordml/cex" xmlns:w16cid="http://schemas.microsoft.com/office/word/2016/wordml/cid" xmlns:w16="http://schemas.microsoft.com/office/word/2018/wordml" xmlns:w16du="http://schemas.microsoft.com/office/word/2023/wordml/word16du" xmlns:w16sdtdh="http://schemas.microsoft.com/office/word/2020/wordml/sdtdatahash" xmlns:w16sdtfl="http://schemas.microsoft.com/office/word/2024/wordml/sdtformatlock" xmlns:w16se="http://schemas.microsoft.com/office/word/2015/wordml/symex" xmlns:wpg="http://schemas.microsoft.com/office/word/2010/wordprocessingGroup" xmlns:wpi="http://schemas.microsoft.com/office/word/2010/wordprocessingInk" xmlns:wne="http://schemas.microsoft.com/office/word/2006/wordml" xmlns:wps="http://schemas.microsoft.com/office/word/2010/wordprocessingShape" mc:Ignorable="w14 w15 w16se w16cid w16 w16cex w16sdtdh w16sdtfl w16du wp14">
+<w:hdr xmlns:wpc="http://schemas.microsoft.com/office/word/2010/wordprocessingCanvas" xmlns:cx="http://schemas.microsoft.com/office/drawing/2014/chartex" xmlns:cx1="http://schemas.microsoft.com/office/drawing/2015/9/8/chartex" xmlns:cx2="http://schemas.microsoft.com/office/drawing/2015/10/21/chartex" xmlns:cx3="http://schemas.microsoft.com/office/drawing/2016/5/9/chartex" xmlns:cx4="http://schemas.microsoft.com/office/drawing/2016/5/10/chartex" xmlns:cx5="http://schemas.microsoft.com/office/drawing/2016/5/11/chartex" xmlns:cx6="http://schemas.microsoft.com/office/drawing/2016/5/12/chartex" xmlns:cx7="http://schemas.microsoft.com/office/drawing/2016/5/13/chartex" xmlns:cx8="http://schemas.microsoft.com/office/drawing/2016/5/14/chartex" xmlns:mc="http://schemas.openxmlformats.org/markup-compatibility/2006" xmlns:aink="http://schemas.microsoft.com/office/drawing/2016/ink" xmlns:am3d="http://schemas.microsoft.com/office/drawing/2017/model3d" xmlns:o="urn:schemas-microsoft-com:office:office" xmlns:oel="http://schemas.microsoft.com/office/2019/extlst" xmlns:r="http://schemas.openxmlformats.org/officeDocument/2006/relationships" xmlns:m="http://schemas.openxmlformats.org/officeDocument/2006/math" xmlns:v="urn:schemas-microsoft-com:vml" xmlns:wp14="http://schemas.microsoft.com/office/word/2010/wordprocessingDrawing" xmlns:wp="http://schemas.openxmlformats.org/drawingml/2006/wordprocessingDrawing" xmlns:w10="urn:schemas-microsoft-com:office:word" xmlns:w="http://schemas.openxmlformats.org/wordprocessingml/2006/main" xmlns:w14="http://schemas.microsoft.com/office/word/2010/wordml" xmlns:w15="http://schemas.microsoft.com/office/word/2012/wordml" xmlns:w16cei="http://schemas.microsoft.com/office/word/2026/wordml/cei" xmlns:w16cex="http://schemas.microsoft.com/office/word/2018/wordml/cex" xmlns:w16cid="http://schemas.microsoft.com/office/word/2016/wordml/cid" xmlns:w16="http://schemas.microsoft.com/office/word/2018/wordml" xmlns:w16du="http://schemas.microsoft.com/office/word/2023/wordml/word16du" xmlns:w16sdtdh="http://schemas.microsoft.com/office/word/2020/wordml/sdtdatahash" xmlns:w16sdtfl="http://schemas.microsoft.com/office/word/2024/wordml/sdtformatlock" xmlns:w16se="http://schemas.microsoft.com/office/word/2015/wordml/symex" xmlns:wpg="http://schemas.microsoft.com/office/word/2010/wordprocessingGroup" xmlns:wpi="http://schemas.microsoft.com/office/word/2010/wordprocessingInk" xmlns:wne="http://schemas.microsoft.com/office/word/2006/wordml" xmlns:wps="http://schemas.microsoft.com/office/word/2010/wordprocessingShape" mc:Ignorable="w14 w15 w16se w16cid w16 w16cex w16sdtdh w16sdtfl w16du wp14">
   <w:p>
     <w:pPr>
       <w:pStyle w:val="Header"/>
@@ -35261,7 +36306,7 @@
 </file>
 
 <file path=word/header2.xml><?xml version="1.0" encoding="utf-8"?>
-<w:hdr xmlns:wpc="http://schemas.microsoft.com/office/word/2010/wordprocessingCanvas" xmlns:cx="http://schemas.microsoft.com/office/drawing/2014/chartex" xmlns:cx1="http://schemas.microsoft.com/office/drawing/2015/9/8/chartex" xmlns:cx2="http://schemas.microsoft.com/office/drawing/2015/10/21/chartex" xmlns:cx3="http://schemas.microsoft.com/office/drawing/2016/5/9/chartex" xmlns:cx4="http://schemas.microsoft.com/office/drawing/2016/5/10/chartex" xmlns:cx5="http://schemas.microsoft.com/office/drawing/2016/5/11/chartex" xmlns:cx6="http://schemas.microsoft.com/office/drawing/2016/5/12/chartex" xmlns:cx7="http://schemas.microsoft.com/office/drawing/2016/5/13/chartex" xmlns:cx8="http://schemas.microsoft.com/office/drawing/2016/5/14/chartex" xmlns:mc="http://schemas.openxmlformats.org/markup-compatibility/2006" xmlns:aink="http://schemas.microsoft.com/office/drawing/2016/ink" xmlns:am3d="http://schemas.microsoft.com/office/drawing/2017/model3d" xmlns:o="urn:schemas-microsoft-com:office:office" xmlns:oel="http://schemas.microsoft.com/office/2019/extlst" xmlns:r="http://schemas.openxmlformats.org/officeDocument/2006/relationships" xmlns:m="http://schemas.openxmlformats.org/officeDocument/2006/math" xmlns:v="urn:schemas-microsoft-com:vml" xmlns:wp14="http://schemas.microsoft.com/office/word/2010/wordprocessingDrawing" xmlns:wp="http://schemas.openxmlformats.org/drawingml/2006/wordprocessingDrawing" xmlns:w10="urn:schemas-microsoft-com:office:word" xmlns:w="http://schemas.openxmlformats.org/wordprocessingml/2006/main" xmlns:w14="http://schemas.microsoft.com/office/word/2010/wordml" xmlns:w15="http://schemas.microsoft.com/office/word/2012/wordml" xmlns:w16cex="http://schemas.microsoft.com/office/word/2018/wordml/cex" xmlns:w16cid="http://schemas.microsoft.com/office/word/2016/wordml/cid" xmlns:w16="http://schemas.microsoft.com/office/word/2018/wordml" xmlns:w16du="http://schemas.microsoft.com/office/word/2023/wordml/word16du" xmlns:w16sdtdh="http://schemas.microsoft.com/office/word/2020/wordml/sdtdatahash" xmlns:w16sdtfl="http://schemas.microsoft.com/office/word/2024/wordml/sdtformatlock" xmlns:w16se="http://schemas.microsoft.com/office/word/2015/wordml/symex" xmlns:wpg="http://schemas.microsoft.com/office/word/2010/wordprocessingGroup" xmlns:wpi="http://schemas.microsoft.com/office/word/2010/wordprocessingInk" xmlns:wne="http://schemas.microsoft.com/office/word/2006/wordml" xmlns:wps="http://schemas.microsoft.com/office/word/2010/wordprocessingShape" mc:Ignorable="w14 w15 w16se w16cid w16 w16cex w16sdtdh w16sdtfl w16du wp14">
+<w:hdr xmlns:wpc="http://schemas.microsoft.com/office/word/2010/wordprocessingCanvas" xmlns:cx="http://schemas.microsoft.com/office/drawing/2014/chartex" xmlns:cx1="http://schemas.microsoft.com/office/drawing/2015/9/8/chartex" xmlns:cx2="http://schemas.microsoft.com/office/drawing/2015/10/21/chartex" xmlns:cx3="http://schemas.microsoft.com/office/drawing/2016/5/9/chartex" xmlns:cx4="http://schemas.microsoft.com/office/drawing/2016/5/10/chartex" xmlns:cx5="http://schemas.microsoft.com/office/drawing/2016/5/11/chartex" xmlns:cx6="http://schemas.microsoft.com/office/drawing/2016/5/12/chartex" xmlns:cx7="http://schemas.microsoft.com/office/drawing/2016/5/13/chartex" xmlns:cx8="http://schemas.microsoft.com/office/drawing/2016/5/14/chartex" xmlns:mc="http://schemas.openxmlformats.org/markup-compatibility/2006" xmlns:aink="http://schemas.microsoft.com/office/drawing/2016/ink" xmlns:am3d="http://schemas.microsoft.com/office/drawing/2017/model3d" xmlns:o="urn:schemas-microsoft-com:office:office" xmlns:oel="http://schemas.microsoft.com/office/2019/extlst" xmlns:r="http://schemas.openxmlformats.org/officeDocument/2006/relationships" xmlns:m="http://schemas.openxmlformats.org/officeDocument/2006/math" xmlns:v="urn:schemas-microsoft-com:vml" xmlns:wp14="http://schemas.microsoft.com/office/word/2010/wordprocessingDrawing" xmlns:wp="http://schemas.openxmlformats.org/drawingml/2006/wordprocessingDrawing" xmlns:w10="urn:schemas-microsoft-com:office:word" xmlns:w="http://schemas.openxmlformats.org/wordprocessingml/2006/main" xmlns:w14="http://schemas.microsoft.com/office/word/2010/wordml" xmlns:w15="http://schemas.microsoft.com/office/word/2012/wordml" xmlns:w16cei="http://schemas.microsoft.com/office/word/2026/wordml/cei" xmlns:w16cex="http://schemas.microsoft.com/office/word/2018/wordml/cex" xmlns:w16cid="http://schemas.microsoft.com/office/word/2016/wordml/cid" xmlns:w16="http://schemas.microsoft.com/office/word/2018/wordml" xmlns:w16du="http://schemas.microsoft.com/office/word/2023/wordml/word16du" xmlns:w16sdtdh="http://schemas.microsoft.com/office/word/2020/wordml/sdtdatahash" xmlns:w16sdtfl="http://schemas.microsoft.com/office/word/2024/wordml/sdtformatlock" xmlns:w16se="http://schemas.microsoft.com/office/word/2015/wordml/symex" xmlns:wpg="http://schemas.microsoft.com/office/word/2010/wordprocessingGroup" xmlns:wpi="http://schemas.microsoft.com/office/word/2010/wordprocessingInk" xmlns:wne="http://schemas.microsoft.com/office/word/2006/wordml" xmlns:wps="http://schemas.microsoft.com/office/word/2010/wordprocessingShape" mc:Ignorable="w14 w15 w16se w16cid w16 w16cex w16sdtdh w16sdtfl w16du wp14">
   <w:p>
     <w:pPr>
       <w:pStyle w:val="Header"/>

--- a/TS Jatai Ghanam Project/TS 2.3/TS 2.3 Ghanam Tamil Corrections.docx
+++ b/TS Jatai Ghanam Project/TS 2.3/TS 2.3 Ghanam Tamil Corrections.docx
@@ -9,9 +9,7 @@
         <w:rPr>
           <w:b/>
           <w:bCs/>
-          <w:sz w:val="32"/>
-          <w:szCs w:val="32"/>
-          <w:u w:val="single"/>
+          <w:szCs w:val="24"/>
         </w:rPr>
       </w:pPr>
       <w:r>
@@ -70,29 +68,33 @@
           <w:bCs/>
           <w:sz w:val="32"/>
           <w:szCs w:val="32"/>
-          <w:highlight w:val="red"/>
           <w:u w:val="single"/>
         </w:rPr>
-        <w:t>?????</w:t>
+        <w:t>31st July 2026</w:t>
       </w:r>
-    </w:p>
-    <w:p>
-      <w:pPr>
-        <w:spacing w:before="0" w:line="240" w:lineRule="auto"/>
-        <w:jc w:val="center"/>
+      <w:r>
         <w:rPr>
           <w:b/>
           <w:bCs/>
           <w:sz w:val="28"/>
           <w:szCs w:val="32"/>
         </w:rPr>
-      </w:pPr>
+        <w:t xml:space="preserve"> </w:t>
+      </w:r>
       <w:r>
         <w:rPr>
           <w:b/>
           <w:bCs/>
           <w:sz w:val="28"/>
           <w:szCs w:val="32"/>
+        </w:rPr>
+        <w:br/>
+      </w:r>
+      <w:r>
+        <w:rPr>
+          <w:b/>
+          <w:bCs/>
+          <w:szCs w:val="24"/>
         </w:rPr>
         <w:t>(ignore those which are already incorporated in your book’s version and date)</w:t>
       </w:r>
@@ -184,164 +186,741 @@
           </w:tcPr>
           <w:p>
             <w:pPr>
-              <w:widowControl w:val="0"/>
               <w:autoSpaceDE w:val="0"/>
               <w:autoSpaceDN w:val="0"/>
               <w:adjustRightInd w:val="0"/>
-              <w:spacing w:before="0" w:line="240" w:lineRule="auto"/>
-              <w:rPr>
-                <w:rFonts w:ascii="BRH Devanagari Extra" w:hAnsi="BRH Devanagari Extra" w:cs="BRH Devanagari Extra"/>
-                <w:color w:val="000000"/>
-                <w:sz w:val="32"/>
-                <w:szCs w:val="40"/>
+              <w:rPr>
+                <w:rFonts w:ascii="Latha" w:hAnsi="Latha" w:cs="Latha"/>
+                <w:szCs w:val="24"/>
+                <w:lang w:bidi="ta-IN"/>
               </w:rPr>
             </w:pPr>
             <w:r>
               <w:rPr>
-                <w:rFonts w:cs="BRH Devanagari Extra"/>
-                <w:color w:val="000000"/>
-                <w:szCs w:val="40"/>
-              </w:rPr>
-              <w:t>64</w:t>
-            </w:r>
-            <w:r>
-              <w:rPr>
-                <w:rFonts w:ascii="BRH Devanagari Extra" w:hAnsi="BRH Devanagari Extra" w:cs="BRH Devanagari Extra"/>
-                <w:color w:val="000000"/>
-                <w:sz w:val="32"/>
-                <w:szCs w:val="40"/>
+                <w:rFonts w:cs="Latha"/>
+                <w:b/>
+                <w:bCs/>
+                <w:szCs w:val="24"/>
+                <w:cs/>
+                <w:lang w:bidi="ta-IN"/>
+              </w:rPr>
+              <w:t>64)</w:t>
+            </w:r>
+            <w:r>
+              <w:rPr>
+                <w:rFonts w:ascii="Latha" w:hAnsi="Latha" w:cs="Latha"/>
+                <w:szCs w:val="24"/>
+                <w:lang w:bidi="ta-IN"/>
+              </w:rPr>
+              <w:tab/>
+            </w:r>
+            <w:r>
+              <w:rPr>
+                <w:rFonts w:cs="Latha"/>
+                <w:b/>
+                <w:bCs/>
+                <w:szCs w:val="24"/>
+                <w:cs/>
+                <w:lang w:bidi="ta-IN"/>
+              </w:rPr>
+              <w:t>2.3.</w:t>
+            </w:r>
+            <w:r>
+              <w:rPr>
+                <w:rFonts w:cs="Latha"/>
+                <w:b/>
+                <w:bCs/>
+                <w:szCs w:val="24"/>
+                <w:cs/>
+                <w:lang w:bidi="ta-IN"/>
+              </w:rPr>
+              <w:t>12</w:t>
+            </w:r>
+            <w:r>
+              <w:rPr>
+                <w:rFonts w:cs="Latha"/>
+                <w:b/>
+                <w:bCs/>
+                <w:szCs w:val="24"/>
+                <w:lang w:bidi="ta-IN"/>
+              </w:rPr>
+              <w:t>.2(</w:t>
+            </w:r>
+            <w:r>
+              <w:rPr>
+                <w:rFonts w:cs="Latha"/>
+                <w:b/>
+                <w:bCs/>
+                <w:szCs w:val="24"/>
+                <w:cs/>
+                <w:lang w:bidi="ta-IN"/>
+              </w:rPr>
+              <w:t>5</w:t>
+            </w:r>
+            <w:r>
+              <w:rPr>
+                <w:rFonts w:cs="Latha"/>
+                <w:b/>
+                <w:bCs/>
+                <w:szCs w:val="24"/>
+                <w:lang w:bidi="ta-IN"/>
+              </w:rPr>
+              <w:t>0)</w:t>
+            </w:r>
+            <w:r>
+              <w:rPr>
+                <w:rFonts w:ascii="Latha" w:hAnsi="Latha" w:cs="Latha"/>
+                <w:szCs w:val="24"/>
+                <w:lang w:bidi="ta-IN"/>
+              </w:rPr>
+              <w:t xml:space="preserve">-  </w:t>
+            </w:r>
+            <w:r>
+              <w:rPr>
+                <w:rFonts w:ascii="Latha" w:hAnsi="Latha" w:cs="Latha"/>
+                <w:szCs w:val="24"/>
+                <w:cs/>
+                <w:lang w:bidi="ta-IN"/>
+              </w:rPr>
+              <w:t>ச</w:t>
+            </w:r>
+            <w:r>
+              <w:rPr>
+                <w:rFonts w:ascii="BRH Tamil Tab Extra" w:hAnsi="BRH Tamil Tab Extra" w:cs="Latha"/>
+                <w:b/>
+                <w:bCs/>
+                <w:iCs/>
+                <w:szCs w:val="28"/>
+                <w:lang w:bidi="ta-IN"/>
+              </w:rPr>
+              <w:t>…</w:t>
+            </w:r>
+            <w:r>
+              <w:rPr>
+                <w:rFonts w:ascii="Latha" w:hAnsi="Latha" w:cs="Latha"/>
+                <w:szCs w:val="24"/>
+                <w:cs/>
+                <w:lang w:bidi="ta-IN"/>
+              </w:rPr>
+              <w:t xml:space="preserve">ரும் </w:t>
+            </w:r>
+            <w:r>
+              <w:rPr>
+                <w:rFonts w:ascii="Latha" w:hAnsi="Latha" w:cs="Latha"/>
+                <w:szCs w:val="24"/>
+                <w:lang w:bidi="ta-IN"/>
+              </w:rPr>
+              <w:t xml:space="preserve">| </w:t>
+            </w:r>
+            <w:r>
+              <w:rPr>
+                <w:rFonts w:ascii="Latha" w:hAnsi="Latha" w:cs="Latha"/>
+                <w:szCs w:val="24"/>
+                <w:cs/>
+                <w:lang w:bidi="ta-IN"/>
+              </w:rPr>
+              <w:t>புன</w:t>
+            </w:r>
+            <w:r>
+              <w:rPr>
+                <w:rFonts w:ascii="BRH Tamil Tab Extra" w:hAnsi="BRH Tamil Tab Extra" w:cs="Latha"/>
+                <w:b/>
+                <w:bCs/>
+                <w:iCs/>
+                <w:szCs w:val="28"/>
+                <w:lang w:bidi="ta-IN"/>
+              </w:rPr>
+              <w:t>†</w:t>
+            </w:r>
+            <w:r>
+              <w:rPr>
+                <w:rFonts w:ascii="Latha" w:hAnsi="Latha" w:cs="Latha"/>
+                <w:b/>
+                <w:bCs/>
+                <w:szCs w:val="28"/>
+                <w:cs/>
+                <w:lang w:bidi="ta-IN"/>
+              </w:rPr>
+              <w:t>:</w:t>
+            </w:r>
+            <w:r>
+              <w:rPr>
+                <w:rFonts w:ascii="Latha" w:hAnsi="Latha" w:cs="Latha"/>
+                <w:szCs w:val="24"/>
+                <w:cs/>
+                <w:lang w:bidi="ta-IN"/>
+              </w:rPr>
+              <w:t xml:space="preserve"> </w:t>
+            </w:r>
+            <w:r>
+              <w:rPr>
+                <w:rFonts w:ascii="Latha" w:hAnsi="Latha" w:cs="Latha"/>
+                <w:szCs w:val="24"/>
+                <w:lang w:bidi="ta-IN"/>
+              </w:rPr>
+              <w:t xml:space="preserve">| </w:t>
+            </w:r>
+            <w:r>
+              <w:rPr>
+                <w:rFonts w:ascii="Latha" w:hAnsi="Latha" w:cs="Latha"/>
+                <w:szCs w:val="24"/>
+                <w:highlight w:val="yellow"/>
+                <w:cs/>
+                <w:lang w:bidi="ta-IN"/>
+              </w:rPr>
+              <w:t>ஏத்யேத்ய</w:t>
+            </w:r>
+            <w:r>
+              <w:rPr>
+                <w:rFonts w:ascii="BRH Tamil Tab Extra" w:hAnsi="BRH Tamil Tab Extra" w:cs="Latha"/>
+                <w:b/>
+                <w:bCs/>
+                <w:iCs/>
+                <w:szCs w:val="28"/>
+                <w:highlight w:val="yellow"/>
+                <w:lang w:bidi="ta-IN"/>
+              </w:rPr>
+              <w:t>†</w:t>
+            </w:r>
+            <w:r>
+              <w:rPr>
+                <w:rFonts w:ascii="Latha" w:hAnsi="Latha" w:cs="Latha"/>
+                <w:szCs w:val="24"/>
+                <w:lang w:bidi="ta-IN"/>
+              </w:rPr>
+              <w:t xml:space="preserve"> |</w:t>
+            </w:r>
+          </w:p>
+          <w:p>
+            <w:pPr>
+              <w:autoSpaceDE w:val="0"/>
+              <w:autoSpaceDN w:val="0"/>
+              <w:adjustRightInd w:val="0"/>
+              <w:rPr>
+                <w:rFonts w:ascii="Latha" w:hAnsi="Latha" w:cs="Latha"/>
+                <w:szCs w:val="24"/>
+                <w:lang w:bidi="ta-IN"/>
+              </w:rPr>
+            </w:pPr>
+            <w:r>
+              <w:rPr>
+                <w:rFonts w:ascii="Latha" w:hAnsi="Latha" w:cs="Latha"/>
+                <w:szCs w:val="24"/>
+                <w:cs/>
+                <w:lang w:bidi="ta-IN"/>
+              </w:rPr>
+              <w:t>ச</w:t>
+            </w:r>
+            <w:r>
+              <w:rPr>
+                <w:rFonts w:ascii="BRH Tamil Tab Extra" w:hAnsi="BRH Tamil Tab Extra" w:cs="Latha"/>
+                <w:b/>
+                <w:bCs/>
+                <w:iCs/>
+                <w:szCs w:val="28"/>
+                <w:lang w:bidi="ta-IN"/>
+              </w:rPr>
+              <w:t>…</w:t>
+            </w:r>
+            <w:r>
+              <w:rPr>
+                <w:rFonts w:ascii="Latha" w:hAnsi="Latha" w:cs="Latha"/>
+                <w:szCs w:val="24"/>
+                <w:cs/>
+                <w:lang w:bidi="ta-IN"/>
+              </w:rPr>
+              <w:t>ரும் புன</w:t>
+            </w:r>
+            <w:r>
+              <w:rPr>
+                <w:rFonts w:ascii="BRH Tamil Tab Extra" w:hAnsi="BRH Tamil Tab Extra" w:cs="Latha"/>
+                <w:b/>
+                <w:bCs/>
+                <w:iCs/>
+                <w:szCs w:val="28"/>
+                <w:lang w:bidi="ta-IN"/>
+              </w:rPr>
+              <w:t>…</w:t>
+            </w:r>
+            <w:r>
+              <w:rPr>
+                <w:rFonts w:ascii="Latha" w:hAnsi="Latha" w:cs="Latha"/>
+                <w:b/>
+                <w:bCs/>
+                <w:szCs w:val="28"/>
+                <w:cs/>
+                <w:lang w:bidi="ta-IN"/>
+              </w:rPr>
+              <w:t>:</w:t>
+            </w:r>
+            <w:r>
+              <w:rPr>
+                <w:rFonts w:ascii="Latha" w:hAnsi="Latha" w:cs="Latha"/>
+                <w:szCs w:val="24"/>
+                <w:cs/>
+                <w:lang w:bidi="ta-IN"/>
+              </w:rPr>
+              <w:t xml:space="preserve"> புன</w:t>
+            </w:r>
+            <w:r>
+              <w:rPr>
+                <w:rFonts w:ascii="BRH Tamil Tab Extra" w:hAnsi="BRH Tamil Tab Extra" w:cs="Latha"/>
+                <w:b/>
+                <w:bCs/>
+                <w:iCs/>
+                <w:szCs w:val="28"/>
+                <w:lang w:bidi="ta-IN"/>
+              </w:rPr>
+              <w:t>†</w:t>
+            </w:r>
+            <w:r>
+              <w:rPr>
+                <w:rFonts w:ascii="Latha" w:hAnsi="Latha" w:cs="Latha"/>
+                <w:szCs w:val="24"/>
+                <w:cs/>
+                <w:lang w:bidi="ta-IN"/>
+              </w:rPr>
+              <w:t>ஶ்ச</w:t>
+            </w:r>
+            <w:r>
+              <w:rPr>
+                <w:rFonts w:ascii="BRH Tamil Tab Extra" w:hAnsi="BRH Tamil Tab Extra" w:cs="Latha"/>
+                <w:b/>
+                <w:bCs/>
+                <w:iCs/>
+                <w:szCs w:val="28"/>
+                <w:lang w:bidi="ta-IN"/>
+              </w:rPr>
+              <w:t>…</w:t>
+            </w:r>
+            <w:r>
+              <w:rPr>
+                <w:rFonts w:ascii="Latha" w:hAnsi="Latha" w:cs="Latha"/>
+                <w:szCs w:val="24"/>
+                <w:cs/>
+                <w:lang w:bidi="ta-IN"/>
+              </w:rPr>
+              <w:t>ரும் ச</w:t>
+            </w:r>
+            <w:r>
+              <w:rPr>
+                <w:rFonts w:ascii="BRH Tamil Tab Extra" w:hAnsi="BRH Tamil Tab Extra" w:cs="Latha"/>
+                <w:b/>
+                <w:bCs/>
+                <w:iCs/>
+                <w:szCs w:val="28"/>
+                <w:lang w:bidi="ta-IN"/>
+              </w:rPr>
+              <w:t>…</w:t>
+            </w:r>
+            <w:r>
+              <w:rPr>
+                <w:rFonts w:ascii="Latha" w:hAnsi="Latha" w:cs="Latha"/>
+                <w:szCs w:val="24"/>
+                <w:cs/>
+                <w:lang w:bidi="ta-IN"/>
+              </w:rPr>
+              <w:t>ரும் புன</w:t>
+            </w:r>
+            <w:r>
+              <w:rPr>
+                <w:rFonts w:ascii="BRH Tamil Tab Extra" w:hAnsi="BRH Tamil Tab Extra" w:cs="Latha"/>
+                <w:b/>
+                <w:bCs/>
+                <w:iCs/>
+                <w:szCs w:val="28"/>
+                <w:lang w:bidi="ta-IN"/>
+              </w:rPr>
+              <w:t>…</w:t>
+            </w:r>
+            <w:r>
+              <w:rPr>
+                <w:rFonts w:ascii="Latha" w:hAnsi="Latha" w:cs="Latha"/>
+                <w:szCs w:val="24"/>
+                <w:lang w:bidi="ta-IN"/>
+              </w:rPr>
+              <w:t xml:space="preserve"> </w:t>
+            </w:r>
+            <w:r>
+              <w:rPr>
+                <w:rFonts w:ascii="Latha" w:hAnsi="Latha" w:cs="Latha"/>
+                <w:szCs w:val="24"/>
+                <w:cs/>
+                <w:lang w:bidi="ta-IN"/>
+              </w:rPr>
+              <w:t xml:space="preserve">ரேத்யே </w:t>
+            </w:r>
+            <w:r>
+              <w:rPr>
+                <w:rFonts w:ascii="Latha" w:hAnsi="Latha" w:cs="Latha"/>
+                <w:szCs w:val="24"/>
+                <w:highlight w:val="yellow"/>
+                <w:cs/>
+                <w:lang w:bidi="ta-IN"/>
+              </w:rPr>
+              <w:t>த்யைத்யேத்ய</w:t>
+            </w:r>
+            <w:r>
+              <w:rPr>
+                <w:rFonts w:ascii="BRH Tamil Tab Extra" w:hAnsi="BRH Tamil Tab Extra" w:cs="Latha"/>
+                <w:b/>
+                <w:bCs/>
+                <w:iCs/>
+                <w:szCs w:val="28"/>
+                <w:lang w:bidi="ta-IN"/>
+              </w:rPr>
+              <w:t>…</w:t>
+            </w:r>
+            <w:r>
+              <w:rPr>
+                <w:rFonts w:ascii="Latha" w:hAnsi="Latha" w:cs="Latha"/>
+                <w:szCs w:val="24"/>
+                <w:lang w:bidi="ta-IN"/>
+              </w:rPr>
+              <w:t xml:space="preserve"> </w:t>
+            </w:r>
+            <w:r>
+              <w:rPr>
+                <w:rFonts w:ascii="Latha" w:hAnsi="Latha" w:cs="Latha"/>
+                <w:szCs w:val="24"/>
+                <w:cs/>
+                <w:lang w:bidi="ta-IN"/>
+              </w:rPr>
+              <w:t>புன</w:t>
+            </w:r>
+            <w:r>
+              <w:rPr>
+                <w:rFonts w:ascii="BRH Tamil Tab Extra" w:hAnsi="BRH Tamil Tab Extra" w:cs="Latha"/>
+                <w:b/>
+                <w:bCs/>
+                <w:iCs/>
+                <w:szCs w:val="28"/>
+                <w:lang w:bidi="ta-IN"/>
+              </w:rPr>
+              <w:t>†</w:t>
+            </w:r>
+            <w:r>
+              <w:rPr>
+                <w:rFonts w:ascii="Latha" w:hAnsi="Latha" w:cs="Latha"/>
+                <w:szCs w:val="24"/>
+                <w:cs/>
+                <w:lang w:bidi="ta-IN"/>
+              </w:rPr>
+              <w:t>ஶ்ச</w:t>
+            </w:r>
+            <w:r>
+              <w:rPr>
+                <w:rFonts w:ascii="BRH Tamil Tab Extra" w:hAnsi="BRH Tamil Tab Extra" w:cs="Latha"/>
+                <w:b/>
+                <w:bCs/>
+                <w:iCs/>
+                <w:szCs w:val="28"/>
+                <w:lang w:bidi="ta-IN"/>
+              </w:rPr>
+              <w:t>…</w:t>
+            </w:r>
+            <w:r>
+              <w:rPr>
+                <w:rFonts w:ascii="Latha" w:hAnsi="Latha" w:cs="Latha"/>
+                <w:szCs w:val="24"/>
+                <w:cs/>
+                <w:lang w:bidi="ta-IN"/>
+              </w:rPr>
+              <w:t>ரும் ச</w:t>
+            </w:r>
+            <w:r>
+              <w:rPr>
+                <w:rFonts w:ascii="BRH Tamil Tab Extra" w:hAnsi="BRH Tamil Tab Extra" w:cs="Latha"/>
+                <w:b/>
+                <w:bCs/>
+                <w:iCs/>
+                <w:szCs w:val="28"/>
+                <w:lang w:bidi="ta-IN"/>
+              </w:rPr>
+              <w:t>…</w:t>
+            </w:r>
+            <w:r>
+              <w:rPr>
+                <w:rFonts w:ascii="Latha" w:hAnsi="Latha" w:cs="Latha"/>
+                <w:szCs w:val="24"/>
+                <w:cs/>
+                <w:lang w:bidi="ta-IN"/>
+              </w:rPr>
+              <w:t>ரும் புன</w:t>
+            </w:r>
+            <w:r>
+              <w:rPr>
+                <w:rFonts w:ascii="BRH Tamil Tab Extra" w:hAnsi="BRH Tamil Tab Extra" w:cs="Latha"/>
+                <w:b/>
+                <w:bCs/>
+                <w:iCs/>
+                <w:szCs w:val="28"/>
+                <w:lang w:bidi="ta-IN"/>
+              </w:rPr>
+              <w:t>…</w:t>
+            </w:r>
+            <w:r>
+              <w:rPr>
+                <w:rFonts w:ascii="Latha" w:hAnsi="Latha" w:cs="Latha"/>
+                <w:szCs w:val="24"/>
+                <w:lang w:bidi="ta-IN"/>
+              </w:rPr>
+              <w:t xml:space="preserve"> </w:t>
+            </w:r>
+            <w:r>
+              <w:rPr>
+                <w:rFonts w:ascii="Latha" w:hAnsi="Latha" w:cs="Latha"/>
+                <w:szCs w:val="24"/>
+                <w:highlight w:val="yellow"/>
+                <w:cs/>
+                <w:lang w:bidi="ta-IN"/>
+              </w:rPr>
+              <w:t>ரேத்யேத்ய</w:t>
+            </w:r>
+            <w:r>
+              <w:rPr>
+                <w:rFonts w:ascii="BRH Tamil Tab Extra" w:hAnsi="BRH Tamil Tab Extra" w:cs="Latha"/>
+                <w:b/>
+                <w:bCs/>
+                <w:iCs/>
+                <w:szCs w:val="28"/>
+                <w:lang w:bidi="ta-IN"/>
+              </w:rPr>
+              <w:t>†</w:t>
+            </w:r>
+            <w:r>
+              <w:rPr>
+                <w:rFonts w:ascii="Latha" w:hAnsi="Latha" w:cs="Latha"/>
+                <w:szCs w:val="24"/>
+                <w:lang w:bidi="ta-IN"/>
+              </w:rPr>
+              <w:t xml:space="preserve"> | </w:t>
+            </w:r>
+          </w:p>
+          <w:p>
+            <w:pPr>
+              <w:autoSpaceDE w:val="0"/>
+              <w:autoSpaceDN w:val="0"/>
+              <w:adjustRightInd w:val="0"/>
+              <w:rPr>
+                <w:rFonts w:ascii="Latha" w:hAnsi="Latha" w:cs="Latha"/>
+                <w:szCs w:val="24"/>
+                <w:lang w:bidi="ta-IN"/>
+              </w:rPr>
+            </w:pPr>
+            <w:r>
+              <w:rPr>
+                <w:rFonts w:cs="Latha"/>
+                <w:b/>
+                <w:bCs/>
+                <w:szCs w:val="24"/>
+                <w:cs/>
+                <w:lang w:bidi="ta-IN"/>
+              </w:rPr>
+              <w:t>65</w:t>
+            </w:r>
+            <w:r>
+              <w:rPr>
+                <w:rFonts w:cs="Latha"/>
+                <w:b/>
+                <w:bCs/>
+                <w:szCs w:val="24"/>
+                <w:lang w:bidi="ta-IN"/>
               </w:rPr>
               <w:t>)</w:t>
             </w:r>
             <w:r>
               <w:rPr>
-                <w:rFonts w:ascii="BRH Devanagari Extra" w:hAnsi="BRH Devanagari Extra" w:cs="BRH Devanagari Extra"/>
-                <w:color w:val="000000"/>
-                <w:sz w:val="32"/>
-                <w:szCs w:val="40"/>
+                <w:rFonts w:ascii="Latha" w:hAnsi="Latha" w:cs="Latha"/>
+                <w:szCs w:val="24"/>
+                <w:lang w:bidi="ta-IN"/>
               </w:rPr>
               <w:tab/>
             </w:r>
             <w:r>
               <w:rPr>
-                <w:rFonts w:cs="BRH Devanagari Extra"/>
-                <w:color w:val="000000"/>
-                <w:szCs w:val="40"/>
-              </w:rPr>
-              <w:t>2</w:t>
-            </w:r>
-            <w:r>
-              <w:rPr>
-                <w:rFonts w:ascii="BRH Devanagari Extra" w:hAnsi="BRH Devanagari Extra" w:cs="BRH Devanagari Extra"/>
-                <w:color w:val="000000"/>
-                <w:sz w:val="32"/>
-                <w:szCs w:val="40"/>
-              </w:rPr>
-              <w:t>.</w:t>
-            </w:r>
-            <w:r>
-              <w:rPr>
-                <w:rFonts w:cs="BRH Devanagari Extra"/>
-                <w:color w:val="000000"/>
-                <w:szCs w:val="40"/>
-              </w:rPr>
-              <w:t>3</w:t>
-            </w:r>
-            <w:r>
-              <w:rPr>
-                <w:rFonts w:ascii="BRH Devanagari Extra" w:hAnsi="BRH Devanagari Extra" w:cs="BRH Devanagari Extra"/>
-                <w:color w:val="000000"/>
-                <w:sz w:val="32"/>
-                <w:szCs w:val="40"/>
-              </w:rPr>
-              <w:t>.</w:t>
-            </w:r>
-            <w:r>
-              <w:rPr>
-                <w:rFonts w:cs="BRH Devanagari Extra"/>
-                <w:color w:val="000000"/>
-                <w:szCs w:val="40"/>
+                <w:rFonts w:cs="Latha"/>
+                <w:b/>
+                <w:bCs/>
+                <w:szCs w:val="24"/>
+                <w:cs/>
+                <w:lang w:bidi="ta-IN"/>
+              </w:rPr>
+              <w:t>2.3.</w:t>
+            </w:r>
+            <w:r>
+              <w:rPr>
+                <w:rFonts w:cs="Latha"/>
+                <w:b/>
+                <w:bCs/>
+                <w:szCs w:val="24"/>
+                <w:cs/>
+                <w:lang w:bidi="ta-IN"/>
               </w:rPr>
               <w:t>12</w:t>
             </w:r>
             <w:r>
               <w:rPr>
-                <w:rFonts w:ascii="BRH Devanagari Extra" w:hAnsi="BRH Devanagari Extra" w:cs="BRH Devanagari Extra"/>
-                <w:color w:val="000000"/>
-                <w:sz w:val="32"/>
-                <w:szCs w:val="40"/>
-              </w:rPr>
-              <w:t>.</w:t>
-            </w:r>
-            <w:r>
-              <w:rPr>
-                <w:rFonts w:cs="BRH Devanagari Extra"/>
-                <w:color w:val="000000"/>
-                <w:szCs w:val="40"/>
-              </w:rPr>
-              <w:t>2</w:t>
-            </w:r>
-            <w:r>
-              <w:rPr>
-                <w:rFonts w:ascii="BRH Devanagari Extra" w:hAnsi="BRH Devanagari Extra" w:cs="BRH Devanagari Extra"/>
-                <w:color w:val="000000"/>
-                <w:sz w:val="32"/>
-                <w:szCs w:val="40"/>
-              </w:rPr>
-              <w:t>(</w:t>
-            </w:r>
-            <w:r>
-              <w:rPr>
-                <w:rFonts w:cs="BRH Devanagari Extra"/>
-                <w:color w:val="000000"/>
-                <w:szCs w:val="40"/>
-              </w:rPr>
-              <w:t>50</w:t>
-            </w:r>
-            <w:r>
-              <w:rPr>
-                <w:rFonts w:ascii="BRH Devanagari Extra" w:hAnsi="BRH Devanagari Extra" w:cs="BRH Devanagari Extra"/>
-                <w:color w:val="000000"/>
-                <w:sz w:val="32"/>
-                <w:szCs w:val="40"/>
-              </w:rPr>
-              <w:t>)-  cÉ</w:t>
-            </w:r>
-            <w:r>
-              <w:rPr>
-                <w:rFonts w:ascii="BRH Malayalam Extra" w:hAnsi="BRH Malayalam Extra" w:cs="BRH Devanagari Extra"/>
-                <w:color w:val="000000"/>
-                <w:szCs w:val="40"/>
-              </w:rPr>
-              <w:t>–</w:t>
-            </w:r>
-            <w:r>
-              <w:rPr>
-                <w:rFonts w:ascii="BRH Devanagari Extra" w:hAnsi="BRH Devanagari Extra" w:cs="BRH Devanagari Extra"/>
-                <w:color w:val="000000"/>
-                <w:sz w:val="32"/>
-                <w:szCs w:val="40"/>
-              </w:rPr>
-              <w:t>ÂqÉç | mÉÑlÉþÈ | L</w:t>
-            </w:r>
-            <w:r>
-              <w:rPr>
-                <w:rFonts w:ascii="BRH Devanagari Extra" w:hAnsi="BRH Devanagari Extra" w:cs="BRH Devanagari Extra"/>
-                <w:color w:val="000000"/>
-                <w:sz w:val="32"/>
-                <w:szCs w:val="40"/>
+                <w:rFonts w:cs="Latha"/>
+                <w:b/>
+                <w:bCs/>
+                <w:szCs w:val="24"/>
+                <w:lang w:bidi="ta-IN"/>
+              </w:rPr>
+              <w:t>.2(</w:t>
+            </w:r>
+            <w:r>
+              <w:rPr>
+                <w:rFonts w:cs="Latha"/>
+                <w:b/>
+                <w:bCs/>
+                <w:szCs w:val="24"/>
+                <w:cs/>
+                <w:lang w:bidi="ta-IN"/>
+              </w:rPr>
+              <w:t>51</w:t>
+            </w:r>
+            <w:r>
+              <w:rPr>
+                <w:rFonts w:cs="Latha"/>
+                <w:b/>
+                <w:bCs/>
+                <w:szCs w:val="24"/>
+                <w:lang w:bidi="ta-IN"/>
+              </w:rPr>
+              <w:t>)</w:t>
+            </w:r>
+            <w:r>
+              <w:rPr>
+                <w:rFonts w:ascii="Latha" w:hAnsi="Latha" w:cs="Latha"/>
+                <w:szCs w:val="24"/>
+                <w:lang w:bidi="ta-IN"/>
+              </w:rPr>
+              <w:t xml:space="preserve">-  </w:t>
+            </w:r>
+            <w:r>
+              <w:rPr>
+                <w:rFonts w:ascii="Latha" w:hAnsi="Latha" w:cs="Latha"/>
+                <w:szCs w:val="24"/>
+                <w:cs/>
+                <w:lang w:bidi="ta-IN"/>
+              </w:rPr>
+              <w:t>புன</w:t>
+            </w:r>
+            <w:r>
+              <w:rPr>
+                <w:rFonts w:ascii="BRH Tamil Tab Extra" w:hAnsi="BRH Tamil Tab Extra" w:cs="Latha"/>
+                <w:b/>
+                <w:bCs/>
+                <w:iCs/>
+                <w:szCs w:val="28"/>
+                <w:lang w:bidi="ta-IN"/>
+              </w:rPr>
+              <w:t>†</w:t>
+            </w:r>
+            <w:r>
+              <w:rPr>
+                <w:rFonts w:ascii="Latha" w:hAnsi="Latha" w:cs="Latha"/>
+                <w:b/>
+                <w:bCs/>
+                <w:szCs w:val="28"/>
+                <w:cs/>
+                <w:lang w:bidi="ta-IN"/>
+              </w:rPr>
+              <w:t>:</w:t>
+            </w:r>
+            <w:r>
+              <w:rPr>
+                <w:rFonts w:ascii="Latha" w:hAnsi="Latha" w:cs="Latha"/>
+                <w:szCs w:val="24"/>
+                <w:cs/>
+                <w:lang w:bidi="ta-IN"/>
+              </w:rPr>
+              <w:t xml:space="preserve"> </w:t>
+            </w:r>
+            <w:r>
+              <w:rPr>
+                <w:rFonts w:ascii="Latha" w:hAnsi="Latha" w:cs="Latha"/>
+                <w:szCs w:val="24"/>
+                <w:lang w:bidi="ta-IN"/>
+              </w:rPr>
+              <w:t xml:space="preserve">| </w:t>
+            </w:r>
+            <w:r>
+              <w:rPr>
+                <w:rFonts w:ascii="Latha" w:hAnsi="Latha" w:cs="Latha"/>
+                <w:szCs w:val="24"/>
+                <w:cs/>
+                <w:lang w:bidi="ta-IN"/>
+              </w:rPr>
+              <w:t>ஏத்</w:t>
+            </w:r>
+            <w:r>
+              <w:rPr>
+                <w:rFonts w:ascii="Latha" w:hAnsi="Latha" w:cs="Latha"/>
+                <w:szCs w:val="24"/>
                 <w:highlight w:val="yellow"/>
-              </w:rPr>
-              <w:t>irÉåirÉþ</w:t>
-            </w:r>
-            <w:r>
-              <w:rPr>
-                <w:rFonts w:ascii="BRH Devanagari Extra" w:hAnsi="BRH Devanagari Extra" w:cs="BRH Devanagari Extra"/>
-                <w:color w:val="000000"/>
-                <w:sz w:val="32"/>
-                <w:szCs w:val="40"/>
-              </w:rPr>
-              <w:t xml:space="preserve"> |</w:t>
+                <w:cs/>
+                <w:lang w:bidi="ta-IN"/>
+              </w:rPr>
+              <w:t>யேத்ய</w:t>
+            </w:r>
+            <w:r>
+              <w:rPr>
+                <w:rFonts w:ascii="BRH Tamil Tab Extra" w:hAnsi="BRH Tamil Tab Extra" w:cs="Latha"/>
+                <w:b/>
+                <w:bCs/>
+                <w:iCs/>
+                <w:szCs w:val="28"/>
+                <w:highlight w:val="yellow"/>
+                <w:lang w:bidi="ta-IN"/>
+              </w:rPr>
+              <w:t>†</w:t>
+            </w:r>
+            <w:r>
+              <w:rPr>
+                <w:rFonts w:ascii="Latha" w:hAnsi="Latha" w:cs="Latha"/>
+                <w:szCs w:val="24"/>
+                <w:lang w:bidi="ta-IN"/>
+              </w:rPr>
+              <w:t xml:space="preserve"> | </w:t>
+            </w:r>
+            <w:r>
+              <w:rPr>
+                <w:rFonts w:ascii="Latha" w:hAnsi="Latha" w:cs="Latha"/>
+                <w:szCs w:val="24"/>
+                <w:cs/>
+                <w:lang w:bidi="ta-IN"/>
+              </w:rPr>
+              <w:t>நி</w:t>
+            </w:r>
+            <w:r>
+              <w:rPr>
+                <w:rFonts w:ascii="Latha" w:hAnsi="Latha" w:cs="Latha"/>
+                <w:b/>
+                <w:bCs/>
+                <w:szCs w:val="28"/>
+                <w:cs/>
+                <w:lang w:bidi="ta-IN"/>
+              </w:rPr>
+              <w:t>:</w:t>
+            </w:r>
+            <w:r>
+              <w:rPr>
+                <w:rFonts w:ascii="Latha" w:hAnsi="Latha" w:cs="Latha"/>
+                <w:szCs w:val="24"/>
+                <w:cs/>
+                <w:lang w:bidi="ta-IN"/>
+              </w:rPr>
+              <w:t xml:space="preserve"> </w:t>
+            </w:r>
+            <w:r>
+              <w:rPr>
+                <w:rFonts w:ascii="Latha" w:hAnsi="Latha" w:cs="Latha"/>
+                <w:szCs w:val="24"/>
+                <w:lang w:bidi="ta-IN"/>
+              </w:rPr>
+              <w:t>|</w:t>
             </w:r>
           </w:p>
           <w:p>
@@ -352,211 +931,922 @@
               <w:adjustRightInd w:val="0"/>
               <w:spacing w:before="0" w:line="240" w:lineRule="auto"/>
               <w:rPr>
-                <w:rFonts w:ascii="BRH Devanagari Extra" w:hAnsi="BRH Devanagari Extra" w:cs="BRH Devanagari Extra"/>
-                <w:color w:val="000000"/>
-                <w:sz w:val="32"/>
-                <w:szCs w:val="40"/>
+                <w:rFonts w:ascii="Latha" w:hAnsi="Latha" w:cs="Latha"/>
+                <w:szCs w:val="24"/>
+                <w:lang w:bidi="ta-IN"/>
               </w:rPr>
             </w:pPr>
             <w:r>
               <w:rPr>
-                <w:rFonts w:ascii="BRH Devanagari Extra" w:hAnsi="BRH Devanagari Extra" w:cs="BRH Devanagari Extra"/>
-                <w:color w:val="000000"/>
-                <w:sz w:val="32"/>
-                <w:szCs w:val="40"/>
-              </w:rPr>
-              <w:t>cÉ</w:t>
-            </w:r>
-            <w:r>
-              <w:rPr>
-                <w:rFonts w:ascii="BRH Malayalam Extra" w:hAnsi="BRH Malayalam Extra" w:cs="BRH Devanagari Extra"/>
-                <w:color w:val="000000"/>
-                <w:szCs w:val="40"/>
-              </w:rPr>
-              <w:t>–</w:t>
-            </w:r>
-            <w:r>
-              <w:rPr>
-                <w:rFonts w:ascii="BRH Devanagari Extra" w:hAnsi="BRH Devanagari Extra" w:cs="BRH Devanagari Extra"/>
-                <w:color w:val="000000"/>
-                <w:sz w:val="32"/>
-                <w:szCs w:val="40"/>
-              </w:rPr>
-              <w:t>ÂqÉç mÉÑlÉ</w:t>
-            </w:r>
-            <w:r>
-              <w:rPr>
-                <w:rFonts w:ascii="BRH Malayalam Extra" w:hAnsi="BRH Malayalam Extra" w:cs="BRH Devanagari Extra"/>
-                <w:color w:val="000000"/>
-                <w:szCs w:val="40"/>
-              </w:rPr>
-              <w:t>–</w:t>
-            </w:r>
-            <w:r>
-              <w:rPr>
-                <w:rFonts w:ascii="BRH Devanagari Extra" w:hAnsi="BRH Devanagari Extra" w:cs="BRH Devanagari Extra"/>
-                <w:color w:val="000000"/>
-                <w:sz w:val="32"/>
-                <w:szCs w:val="40"/>
-              </w:rPr>
-              <w:t>È mÉÑlÉþ¶É</w:t>
-            </w:r>
-            <w:r>
-              <w:rPr>
-                <w:rFonts w:ascii="BRH Malayalam Extra" w:hAnsi="BRH Malayalam Extra" w:cs="BRH Devanagari Extra"/>
-                <w:color w:val="000000"/>
-                <w:szCs w:val="40"/>
-              </w:rPr>
-              <w:t>–</w:t>
-            </w:r>
-            <w:r>
-              <w:rPr>
-                <w:rFonts w:ascii="BRH Devanagari Extra" w:hAnsi="BRH Devanagari Extra" w:cs="BRH Devanagari Extra"/>
-                <w:color w:val="000000"/>
-                <w:sz w:val="32"/>
-                <w:szCs w:val="40"/>
-              </w:rPr>
-              <w:t>ÂqÉç cÉ</w:t>
-            </w:r>
-            <w:r>
-              <w:rPr>
-                <w:rFonts w:ascii="BRH Malayalam Extra" w:hAnsi="BRH Malayalam Extra" w:cs="BRH Devanagari Extra"/>
-                <w:color w:val="000000"/>
-                <w:szCs w:val="40"/>
-              </w:rPr>
-              <w:t>–</w:t>
-            </w:r>
-            <w:r>
-              <w:rPr>
-                <w:rFonts w:ascii="BRH Devanagari Extra" w:hAnsi="BRH Devanagari Extra" w:cs="BRH Devanagari Extra"/>
-                <w:color w:val="000000"/>
-                <w:sz w:val="32"/>
-                <w:szCs w:val="40"/>
-              </w:rPr>
-              <w:t>ÂqÉç mÉÑlÉ</w:t>
-            </w:r>
-            <w:r>
-              <w:rPr>
-                <w:rFonts w:ascii="BRH Malayalam Extra" w:hAnsi="BRH Malayalam Extra" w:cs="BRH Devanagari Extra"/>
-                <w:color w:val="000000"/>
-                <w:szCs w:val="40"/>
-              </w:rPr>
-              <w:t>–</w:t>
-            </w:r>
-            <w:r>
-              <w:rPr>
-                <w:rFonts w:ascii="BRH Devanagari Extra" w:hAnsi="BRH Devanagari Extra" w:cs="BRH Devanagari Extra"/>
-                <w:color w:val="000000"/>
-                <w:sz w:val="32"/>
-                <w:szCs w:val="40"/>
-              </w:rPr>
-              <w:t xml:space="preserve"> UåirÉå </w:t>
-            </w:r>
-            <w:r>
-              <w:rPr>
-                <w:rFonts w:ascii="BRH Devanagari Extra" w:hAnsi="BRH Devanagari Extra" w:cs="BRH Devanagari Extra"/>
-                <w:color w:val="000000"/>
-                <w:sz w:val="32"/>
-                <w:szCs w:val="40"/>
+                <w:rFonts w:ascii="Latha" w:hAnsi="Latha" w:cs="Latha"/>
+                <w:szCs w:val="24"/>
+                <w:cs/>
+                <w:lang w:bidi="ta-IN"/>
+              </w:rPr>
+              <w:t>புன</w:t>
+            </w:r>
+            <w:r>
+              <w:rPr>
+                <w:rFonts w:ascii="BRH Tamil Tab Extra" w:hAnsi="BRH Tamil Tab Extra" w:cs="Latha"/>
+                <w:b/>
+                <w:bCs/>
+                <w:iCs/>
+                <w:szCs w:val="28"/>
+                <w:lang w:bidi="ta-IN"/>
+              </w:rPr>
+              <w:t>…</w:t>
+            </w:r>
+            <w:r>
+              <w:rPr>
+                <w:rFonts w:ascii="Latha" w:hAnsi="Latha" w:cs="Latha"/>
+                <w:szCs w:val="24"/>
+                <w:lang w:bidi="ta-IN"/>
+              </w:rPr>
+              <w:t xml:space="preserve"> </w:t>
+            </w:r>
+            <w:r>
+              <w:rPr>
+                <w:rFonts w:ascii="Latha" w:hAnsi="Latha" w:cs="Latha"/>
+                <w:szCs w:val="24"/>
                 <w:highlight w:val="yellow"/>
-              </w:rPr>
-              <w:t>irÉæirÉ</w:t>
-            </w:r>
-            <w:r>
-              <w:rPr>
-                <w:rFonts w:ascii="BRH Devanagari Extra" w:hAnsi="BRH Devanagari Extra" w:cs="BRH Devanagari Extra"/>
-                <w:color w:val="000000"/>
-                <w:sz w:val="32"/>
-                <w:szCs w:val="40"/>
-              </w:rPr>
-              <w:t>åirÉ</w:t>
-            </w:r>
-            <w:r>
-              <w:rPr>
-                <w:rFonts w:ascii="BRH Malayalam Extra" w:hAnsi="BRH Malayalam Extra" w:cs="BRH Devanagari Extra"/>
-                <w:color w:val="000000"/>
-                <w:szCs w:val="40"/>
-              </w:rPr>
-              <w:t>–</w:t>
-            </w:r>
-            <w:r>
-              <w:rPr>
-                <w:rFonts w:ascii="BRH Devanagari Extra" w:hAnsi="BRH Devanagari Extra" w:cs="BRH Devanagari Extra"/>
-                <w:color w:val="000000"/>
-                <w:sz w:val="32"/>
-                <w:szCs w:val="40"/>
-              </w:rPr>
-              <w:t xml:space="preserve"> mÉÑlÉþ¶É</w:t>
-            </w:r>
-            <w:r>
-              <w:rPr>
-                <w:rFonts w:ascii="BRH Malayalam Extra" w:hAnsi="BRH Malayalam Extra" w:cs="BRH Devanagari Extra"/>
-                <w:color w:val="000000"/>
-                <w:szCs w:val="40"/>
-              </w:rPr>
-              <w:t>–</w:t>
-            </w:r>
-            <w:r>
-              <w:rPr>
-                <w:rFonts w:ascii="BRH Devanagari Extra" w:hAnsi="BRH Devanagari Extra" w:cs="BRH Devanagari Extra"/>
-                <w:color w:val="000000"/>
-                <w:sz w:val="32"/>
-                <w:szCs w:val="40"/>
-              </w:rPr>
-              <w:t>ÂqÉç cÉ</w:t>
-            </w:r>
-            <w:r>
-              <w:rPr>
-                <w:rFonts w:ascii="BRH Malayalam Extra" w:hAnsi="BRH Malayalam Extra" w:cs="BRH Devanagari Extra"/>
-                <w:color w:val="000000"/>
-                <w:szCs w:val="40"/>
-              </w:rPr>
-              <w:t>–</w:t>
-            </w:r>
-            <w:r>
-              <w:rPr>
-                <w:rFonts w:ascii="BRH Devanagari Extra" w:hAnsi="BRH Devanagari Extra" w:cs="BRH Devanagari Extra"/>
-                <w:color w:val="000000"/>
-                <w:sz w:val="32"/>
-                <w:szCs w:val="40"/>
-              </w:rPr>
-              <w:t>ÂqÉç mÉÑlÉ</w:t>
-            </w:r>
-            <w:r>
-              <w:rPr>
-                <w:rFonts w:ascii="BRH Malayalam Extra" w:hAnsi="BRH Malayalam Extra" w:cs="BRH Devanagari Extra"/>
-                <w:color w:val="000000"/>
-                <w:szCs w:val="40"/>
-              </w:rPr>
-              <w:t>–</w:t>
-            </w:r>
-            <w:r>
-              <w:rPr>
-                <w:rFonts w:ascii="BRH Devanagari Extra" w:hAnsi="BRH Devanagari Extra" w:cs="BRH Devanagari Extra"/>
-                <w:color w:val="000000"/>
-                <w:sz w:val="32"/>
-                <w:szCs w:val="40"/>
-              </w:rPr>
-              <w:t xml:space="preserve"> Uå</w:t>
-            </w:r>
-            <w:r>
-              <w:rPr>
-                <w:rFonts w:ascii="BRH Devanagari Extra" w:hAnsi="BRH Devanagari Extra" w:cs="BRH Devanagari Extra"/>
-                <w:color w:val="000000"/>
-                <w:sz w:val="32"/>
-                <w:szCs w:val="40"/>
+                <w:cs/>
+                <w:lang w:bidi="ta-IN"/>
+              </w:rPr>
+              <w:t>ரேத்யேத்யைத்யே</w:t>
+            </w:r>
+            <w:r>
+              <w:rPr>
+                <w:rFonts w:ascii="Latha" w:hAnsi="Latha" w:cs="Latha"/>
+                <w:szCs w:val="24"/>
+                <w:cs/>
+                <w:lang w:bidi="ta-IN"/>
+              </w:rPr>
+              <w:t>த்ய</w:t>
+            </w:r>
+            <w:r>
+              <w:rPr>
+                <w:rFonts w:ascii="BRH Tamil Tab Extra" w:hAnsi="BRH Tamil Tab Extra" w:cs="Latha"/>
+                <w:b/>
+                <w:bCs/>
+                <w:iCs/>
+                <w:szCs w:val="28"/>
+                <w:lang w:bidi="ta-IN"/>
+              </w:rPr>
+              <w:t>…</w:t>
+            </w:r>
+            <w:r>
+              <w:rPr>
+                <w:rFonts w:ascii="Latha" w:hAnsi="Latha" w:cs="Latha"/>
+                <w:szCs w:val="24"/>
+                <w:lang w:bidi="ta-IN"/>
+              </w:rPr>
+              <w:t xml:space="preserve"> </w:t>
+            </w:r>
+            <w:r>
+              <w:rPr>
+                <w:rFonts w:ascii="Latha" w:hAnsi="Latha" w:cs="Latha"/>
+                <w:szCs w:val="24"/>
+                <w:cs/>
+                <w:lang w:bidi="ta-IN"/>
+              </w:rPr>
+              <w:t>புன</w:t>
+            </w:r>
+            <w:r>
+              <w:rPr>
+                <w:rFonts w:ascii="BRH Tamil Tab Extra" w:hAnsi="BRH Tamil Tab Extra" w:cs="Latha"/>
+                <w:b/>
+                <w:bCs/>
+                <w:iCs/>
+                <w:szCs w:val="28"/>
+                <w:lang w:bidi="ta-IN"/>
+              </w:rPr>
+              <w:t>…</w:t>
+            </w:r>
+            <w:r>
+              <w:rPr>
+                <w:rFonts w:ascii="Latha" w:hAnsi="Latha" w:cs="Latha"/>
+                <w:b/>
+                <w:bCs/>
+                <w:szCs w:val="28"/>
+                <w:cs/>
+                <w:lang w:bidi="ta-IN"/>
+              </w:rPr>
+              <w:t>:</w:t>
+            </w:r>
+            <w:r>
+              <w:rPr>
+                <w:rFonts w:ascii="Latha" w:hAnsi="Latha" w:cs="Latha"/>
+                <w:szCs w:val="24"/>
+                <w:cs/>
+                <w:lang w:bidi="ta-IN"/>
+              </w:rPr>
+              <w:t xml:space="preserve"> புன</w:t>
+            </w:r>
+            <w:r>
+              <w:rPr>
+                <w:rFonts w:ascii="BRH Tamil Tab Extra" w:hAnsi="BRH Tamil Tab Extra" w:cs="Latha"/>
+                <w:b/>
+                <w:bCs/>
+                <w:iCs/>
+                <w:szCs w:val="28"/>
+                <w:lang w:bidi="ta-IN"/>
+              </w:rPr>
+              <w:t>…</w:t>
+            </w:r>
+            <w:r>
+              <w:rPr>
+                <w:rFonts w:ascii="Latha" w:hAnsi="Latha" w:cs="Latha"/>
+                <w:szCs w:val="24"/>
+                <w:lang w:bidi="ta-IN"/>
+              </w:rPr>
+              <w:t xml:space="preserve"> </w:t>
+            </w:r>
+            <w:r>
+              <w:rPr>
+                <w:rFonts w:ascii="Latha" w:hAnsi="Latha" w:cs="Latha"/>
+                <w:szCs w:val="24"/>
+                <w:cs/>
+                <w:lang w:bidi="ta-IN"/>
+              </w:rPr>
+              <w:t>ரேத்யேத்ய</w:t>
+            </w:r>
+            <w:r>
+              <w:rPr>
+                <w:rFonts w:ascii="BRH Tamil Tab Extra" w:hAnsi="BRH Tamil Tab Extra" w:cs="Latha"/>
+                <w:b/>
+                <w:bCs/>
+                <w:iCs/>
+                <w:szCs w:val="28"/>
+                <w:lang w:bidi="ta-IN"/>
+              </w:rPr>
+              <w:t>…</w:t>
+            </w:r>
+            <w:r>
+              <w:rPr>
+                <w:rFonts w:ascii="Latha" w:hAnsi="Latha" w:cs="Latha"/>
+                <w:szCs w:val="24"/>
+                <w:lang w:bidi="ta-IN"/>
+              </w:rPr>
+              <w:t xml:space="preserve"> </w:t>
+            </w:r>
+            <w:r>
+              <w:rPr>
+                <w:rFonts w:ascii="Latha" w:hAnsi="Latha" w:cs="Latha"/>
+                <w:szCs w:val="24"/>
+                <w:cs/>
+                <w:lang w:bidi="ta-IN"/>
+              </w:rPr>
+              <w:t xml:space="preserve">நிர் </w:t>
+            </w:r>
+            <w:r>
+              <w:rPr>
+                <w:rFonts w:ascii="Latha" w:hAnsi="Latha" w:cs="Latha"/>
+                <w:szCs w:val="24"/>
                 <w:highlight w:val="yellow"/>
-              </w:rPr>
-              <w:t>ir</w:t>
-            </w:r>
-            <w:r>
-              <w:rPr>
-                <w:rFonts w:ascii="BRH Devanagari Extra" w:hAnsi="BRH Devanagari Extra" w:cs="BRH Devanagari Extra"/>
-                <w:color w:val="000000"/>
-                <w:sz w:val="32"/>
-                <w:szCs w:val="40"/>
-              </w:rPr>
-              <w:t xml:space="preserve">ÉåirÉþ | </w:t>
+                <w:cs/>
+                <w:lang w:bidi="ta-IN"/>
+              </w:rPr>
+              <w:t>ணிரேத்யே</w:t>
+            </w:r>
+            <w:r>
+              <w:rPr>
+                <w:rFonts w:ascii="Latha" w:hAnsi="Latha" w:cs="Latha"/>
+                <w:szCs w:val="24"/>
+                <w:cs/>
+                <w:lang w:bidi="ta-IN"/>
+              </w:rPr>
+              <w:t>த்ய</w:t>
+            </w:r>
+            <w:r>
+              <w:rPr>
+                <w:rFonts w:ascii="BRH Tamil Tab Extra" w:hAnsi="BRH Tamil Tab Extra" w:cs="Latha"/>
+                <w:b/>
+                <w:bCs/>
+                <w:iCs/>
+                <w:szCs w:val="28"/>
+                <w:lang w:bidi="ta-IN"/>
+              </w:rPr>
+              <w:t>…</w:t>
+            </w:r>
+            <w:r>
+              <w:rPr>
+                <w:rFonts w:ascii="Latha" w:hAnsi="Latha" w:cs="Latha"/>
+                <w:szCs w:val="24"/>
+                <w:lang w:bidi="ta-IN"/>
+              </w:rPr>
+              <w:t xml:space="preserve"> </w:t>
+            </w:r>
+            <w:r>
+              <w:rPr>
+                <w:rFonts w:ascii="Latha" w:hAnsi="Latha" w:cs="Latha"/>
+                <w:szCs w:val="24"/>
+                <w:cs/>
+                <w:lang w:bidi="ta-IN"/>
+              </w:rPr>
+              <w:t>புன</w:t>
+            </w:r>
+            <w:r>
+              <w:rPr>
+                <w:rFonts w:ascii="BRH Tamil Tab Extra" w:hAnsi="BRH Tamil Tab Extra" w:cs="Latha"/>
+                <w:b/>
+                <w:bCs/>
+                <w:iCs/>
+                <w:szCs w:val="28"/>
+                <w:lang w:bidi="ta-IN"/>
+              </w:rPr>
+              <w:t>…</w:t>
+            </w:r>
+            <w:r>
+              <w:rPr>
+                <w:rFonts w:ascii="Latha" w:hAnsi="Latha" w:cs="Latha"/>
+                <w:b/>
+                <w:bCs/>
+                <w:szCs w:val="28"/>
+                <w:cs/>
+                <w:lang w:bidi="ta-IN"/>
+              </w:rPr>
+              <w:t>:</w:t>
+            </w:r>
+            <w:r>
+              <w:rPr>
+                <w:rFonts w:ascii="Latha" w:hAnsi="Latha" w:cs="Latha"/>
+                <w:szCs w:val="24"/>
+                <w:cs/>
+                <w:lang w:bidi="ta-IN"/>
+              </w:rPr>
+              <w:t xml:space="preserve"> புன</w:t>
+            </w:r>
+            <w:r>
+              <w:rPr>
+                <w:rFonts w:ascii="BRH Tamil Tab Extra" w:hAnsi="BRH Tamil Tab Extra" w:cs="Latha"/>
+                <w:b/>
+                <w:bCs/>
+                <w:iCs/>
+                <w:szCs w:val="28"/>
+                <w:lang w:bidi="ta-IN"/>
+              </w:rPr>
+              <w:t>…</w:t>
+            </w:r>
+            <w:r>
+              <w:rPr>
+                <w:rFonts w:ascii="Latha" w:hAnsi="Latha" w:cs="Latha"/>
+                <w:szCs w:val="24"/>
+                <w:lang w:bidi="ta-IN"/>
+              </w:rPr>
+              <w:t xml:space="preserve"> </w:t>
+            </w:r>
+            <w:r>
+              <w:rPr>
+                <w:rFonts w:ascii="Latha" w:hAnsi="Latha" w:cs="Latha"/>
+                <w:szCs w:val="24"/>
+                <w:highlight w:val="yellow"/>
+                <w:cs/>
+                <w:lang w:bidi="ta-IN"/>
+              </w:rPr>
+              <w:t>ரேத்யேத்ய</w:t>
+            </w:r>
+            <w:r>
+              <w:rPr>
+                <w:rFonts w:ascii="BRH Tamil Tab Extra" w:hAnsi="BRH Tamil Tab Extra" w:cs="Latha"/>
+                <w:b/>
+                <w:bCs/>
+                <w:iCs/>
+                <w:szCs w:val="28"/>
+                <w:lang w:bidi="ta-IN"/>
+              </w:rPr>
+              <w:t>…</w:t>
+            </w:r>
+            <w:r>
+              <w:rPr>
+                <w:rFonts w:ascii="Latha" w:hAnsi="Latha" w:cs="Latha"/>
+                <w:szCs w:val="24"/>
+                <w:lang w:bidi="ta-IN"/>
+              </w:rPr>
+              <w:t xml:space="preserve"> </w:t>
+            </w:r>
+            <w:r>
+              <w:rPr>
+                <w:rFonts w:ascii="Latha" w:hAnsi="Latha" w:cs="Latha"/>
+                <w:szCs w:val="24"/>
+                <w:cs/>
+                <w:lang w:bidi="ta-IN"/>
+              </w:rPr>
+              <w:t>நி</w:t>
+            </w:r>
+            <w:r>
+              <w:rPr>
+                <w:rFonts w:ascii="Latha" w:hAnsi="Latha" w:cs="Latha"/>
+                <w:b/>
+                <w:bCs/>
+                <w:szCs w:val="28"/>
+                <w:cs/>
+                <w:lang w:bidi="ta-IN"/>
+              </w:rPr>
+              <w:t>:</w:t>
+            </w:r>
+            <w:r>
+              <w:rPr>
+                <w:rFonts w:ascii="Latha" w:hAnsi="Latha" w:cs="Latha"/>
+                <w:szCs w:val="24"/>
+                <w:cs/>
+                <w:lang w:bidi="ta-IN"/>
+              </w:rPr>
+              <w:t xml:space="preserve"> </w:t>
+            </w:r>
+            <w:r>
+              <w:rPr>
+                <w:rFonts w:ascii="Latha" w:hAnsi="Latha" w:cs="Latha"/>
+                <w:szCs w:val="24"/>
+                <w:lang w:bidi="ta-IN"/>
+              </w:rPr>
+              <w:t>|</w:t>
+            </w:r>
+          </w:p>
+          <w:p>
+            <w:pPr>
+              <w:autoSpaceDE w:val="0"/>
+              <w:autoSpaceDN w:val="0"/>
+              <w:adjustRightInd w:val="0"/>
+              <w:rPr>
+                <w:rFonts w:ascii="Latha" w:hAnsi="Latha" w:cs="Latha"/>
+                <w:szCs w:val="24"/>
+                <w:lang w:bidi="ta-IN"/>
+              </w:rPr>
+            </w:pPr>
+            <w:r>
+              <w:rPr>
+                <w:rFonts w:cs="Latha"/>
+                <w:b/>
+                <w:bCs/>
+                <w:szCs w:val="24"/>
+                <w:cs/>
+                <w:lang w:bidi="ta-IN"/>
+              </w:rPr>
+              <w:t>66</w:t>
+            </w:r>
+            <w:r>
+              <w:rPr>
+                <w:rFonts w:cs="Latha"/>
+                <w:b/>
+                <w:bCs/>
+                <w:szCs w:val="24"/>
+                <w:lang w:bidi="ta-IN"/>
+              </w:rPr>
+              <w:t>)</w:t>
+            </w:r>
+            <w:r>
+              <w:rPr>
+                <w:rFonts w:ascii="Latha" w:hAnsi="Latha" w:cs="Latha"/>
+                <w:szCs w:val="24"/>
+                <w:lang w:bidi="ta-IN"/>
+              </w:rPr>
+              <w:tab/>
+            </w:r>
+            <w:r>
+              <w:rPr>
+                <w:rFonts w:cs="Latha"/>
+                <w:b/>
+                <w:bCs/>
+                <w:szCs w:val="24"/>
+                <w:cs/>
+                <w:lang w:bidi="ta-IN"/>
+              </w:rPr>
+              <w:t>2.3.</w:t>
+            </w:r>
+            <w:r>
+              <w:rPr>
+                <w:rFonts w:cs="Latha"/>
+                <w:b/>
+                <w:bCs/>
+                <w:szCs w:val="24"/>
+                <w:cs/>
+                <w:lang w:bidi="ta-IN"/>
+              </w:rPr>
+              <w:t>12</w:t>
+            </w:r>
+            <w:r>
+              <w:rPr>
+                <w:rFonts w:cs="Latha"/>
+                <w:b/>
+                <w:bCs/>
+                <w:szCs w:val="24"/>
+                <w:lang w:bidi="ta-IN"/>
+              </w:rPr>
+              <w:t>.2(</w:t>
+            </w:r>
+            <w:r>
+              <w:rPr>
+                <w:rFonts w:cs="Latha"/>
+                <w:b/>
+                <w:bCs/>
+                <w:szCs w:val="24"/>
+                <w:cs/>
+                <w:lang w:bidi="ta-IN"/>
+              </w:rPr>
+              <w:t>52)</w:t>
+            </w:r>
+            <w:r>
+              <w:rPr>
+                <w:rFonts w:ascii="Latha" w:hAnsi="Latha" w:cs="Latha"/>
+                <w:szCs w:val="24"/>
+                <w:lang w:bidi="ta-IN"/>
+              </w:rPr>
+              <w:t xml:space="preserve">-  </w:t>
+            </w:r>
+            <w:r>
+              <w:rPr>
+                <w:rFonts w:ascii="Latha" w:hAnsi="Latha" w:cs="Latha"/>
+                <w:szCs w:val="24"/>
+                <w:cs/>
+                <w:lang w:bidi="ta-IN"/>
+              </w:rPr>
+              <w:t>ஏ</w:t>
+            </w:r>
+            <w:r>
+              <w:rPr>
+                <w:rFonts w:ascii="Latha" w:hAnsi="Latha" w:cs="Latha"/>
+                <w:szCs w:val="24"/>
+                <w:highlight w:val="yellow"/>
+                <w:cs/>
+                <w:lang w:bidi="ta-IN"/>
+              </w:rPr>
+              <w:t>த்யேத்ய</w:t>
+            </w:r>
+            <w:r>
+              <w:rPr>
+                <w:rFonts w:ascii="BRH Tamil Tab Extra" w:hAnsi="BRH Tamil Tab Extra" w:cs="Latha"/>
+                <w:b/>
+                <w:bCs/>
+                <w:iCs/>
+                <w:szCs w:val="28"/>
+                <w:lang w:bidi="ta-IN"/>
+              </w:rPr>
+              <w:t>†</w:t>
+            </w:r>
+            <w:r>
+              <w:rPr>
+                <w:rFonts w:ascii="Latha" w:hAnsi="Latha" w:cs="Latha"/>
+                <w:szCs w:val="24"/>
+                <w:lang w:bidi="ta-IN"/>
+              </w:rPr>
+              <w:t xml:space="preserve"> | </w:t>
+            </w:r>
+            <w:r>
+              <w:rPr>
+                <w:rFonts w:ascii="Latha" w:hAnsi="Latha" w:cs="Latha"/>
+                <w:szCs w:val="24"/>
+                <w:cs/>
+                <w:lang w:bidi="ta-IN"/>
+              </w:rPr>
+              <w:t>நி</w:t>
+            </w:r>
+            <w:r>
+              <w:rPr>
+                <w:rFonts w:ascii="Latha" w:hAnsi="Latha" w:cs="Latha"/>
+                <w:b/>
+                <w:bCs/>
+                <w:szCs w:val="28"/>
+                <w:cs/>
+                <w:lang w:bidi="ta-IN"/>
+              </w:rPr>
+              <w:t>:</w:t>
+            </w:r>
+            <w:r>
+              <w:rPr>
+                <w:rFonts w:ascii="Latha" w:hAnsi="Latha" w:cs="Latha"/>
+                <w:szCs w:val="24"/>
+                <w:cs/>
+                <w:lang w:bidi="ta-IN"/>
+              </w:rPr>
+              <w:t xml:space="preserve"> </w:t>
+            </w:r>
+            <w:r>
+              <w:rPr>
+                <w:rFonts w:ascii="Latha" w:hAnsi="Latha" w:cs="Latha"/>
+                <w:szCs w:val="24"/>
+                <w:lang w:bidi="ta-IN"/>
+              </w:rPr>
+              <w:t xml:space="preserve">| </w:t>
+            </w:r>
+            <w:r>
+              <w:rPr>
+                <w:rFonts w:ascii="Latha" w:hAnsi="Latha" w:cs="Latha"/>
+                <w:szCs w:val="24"/>
+                <w:cs/>
+                <w:lang w:bidi="ta-IN"/>
+              </w:rPr>
+              <w:t>வ</w:t>
+            </w:r>
+            <w:r>
+              <w:rPr>
+                <w:rFonts w:ascii="BRH Tamil Tab Extra" w:hAnsi="BRH Tamil Tab Extra" w:cs="Latha"/>
+                <w:b/>
+                <w:bCs/>
+                <w:iCs/>
+                <w:szCs w:val="28"/>
+                <w:lang w:bidi="ta-IN"/>
+              </w:rPr>
+              <w:t>…</w:t>
+            </w:r>
+            <w:r>
+              <w:rPr>
+                <w:rFonts w:ascii="Latha" w:hAnsi="Latha" w:cs="Latha"/>
+                <w:szCs w:val="24"/>
+                <w:cs/>
+                <w:lang w:bidi="ta-IN"/>
+              </w:rPr>
+              <w:t>பே</w:t>
+            </w:r>
+            <w:r>
+              <w:rPr>
+                <w:rFonts w:ascii="BRH Tamil Tab Extra" w:hAnsi="BRH Tamil Tab Extra" w:cs="Latha"/>
+                <w:b/>
+                <w:bCs/>
+                <w:iCs/>
+                <w:szCs w:val="28"/>
+                <w:lang w:bidi="ta-IN"/>
+              </w:rPr>
+              <w:t>…</w:t>
+            </w:r>
+            <w:r>
+              <w:rPr>
+                <w:rFonts w:ascii="Latha" w:hAnsi="Latha" w:cs="Latha"/>
+                <w:szCs w:val="24"/>
+                <w:cs/>
+                <w:lang w:bidi="ta-IN"/>
+              </w:rPr>
+              <w:t xml:space="preserve">த் </w:t>
+            </w:r>
+            <w:r>
+              <w:rPr>
+                <w:rFonts w:ascii="Latha" w:hAnsi="Latha" w:cs="Latha"/>
+                <w:szCs w:val="24"/>
+                <w:lang w:bidi="ta-IN"/>
+              </w:rPr>
+              <w:t>|</w:t>
+            </w:r>
+          </w:p>
+          <w:p>
+            <w:pPr>
+              <w:autoSpaceDE w:val="0"/>
+              <w:autoSpaceDN w:val="0"/>
+              <w:adjustRightInd w:val="0"/>
+              <w:rPr>
+                <w:rFonts w:ascii="Latha" w:hAnsi="Latha" w:cs="Latha"/>
+                <w:szCs w:val="24"/>
+                <w:lang w:bidi="ta-IN"/>
+              </w:rPr>
+            </w:pPr>
+            <w:r>
+              <w:rPr>
+                <w:rFonts w:ascii="Latha" w:hAnsi="Latha" w:cs="Latha"/>
+                <w:szCs w:val="24"/>
+                <w:cs/>
+                <w:lang w:bidi="ta-IN"/>
+              </w:rPr>
+              <w:t>ஏ</w:t>
+            </w:r>
+            <w:r>
+              <w:rPr>
+                <w:rFonts w:ascii="Latha" w:hAnsi="Latha" w:cs="Latha"/>
+                <w:szCs w:val="24"/>
+                <w:highlight w:val="yellow"/>
+                <w:cs/>
+                <w:lang w:bidi="ta-IN"/>
+              </w:rPr>
+              <w:t>த்யேத்ய</w:t>
+            </w:r>
+            <w:r>
+              <w:rPr>
+                <w:rFonts w:ascii="BRH Tamil Tab Extra" w:hAnsi="BRH Tamil Tab Extra" w:cs="Latha"/>
+                <w:b/>
+                <w:bCs/>
+                <w:iCs/>
+                <w:szCs w:val="28"/>
+                <w:lang w:bidi="ta-IN"/>
+              </w:rPr>
+              <w:t>…</w:t>
+            </w:r>
+            <w:r>
+              <w:rPr>
+                <w:rFonts w:ascii="Latha" w:hAnsi="Latha" w:cs="Latha"/>
+                <w:szCs w:val="24"/>
+                <w:lang w:bidi="ta-IN"/>
+              </w:rPr>
+              <w:t xml:space="preserve"> </w:t>
+            </w:r>
+            <w:r>
+              <w:rPr>
+                <w:rFonts w:ascii="Latha" w:hAnsi="Latha" w:cs="Latha"/>
+                <w:szCs w:val="24"/>
+                <w:cs/>
+                <w:lang w:bidi="ta-IN"/>
+              </w:rPr>
+              <w:t xml:space="preserve">நிர் ணிரேத்யே </w:t>
+            </w:r>
+            <w:r>
+              <w:rPr>
+                <w:rFonts w:ascii="Latha" w:hAnsi="Latha" w:cs="Latha"/>
+                <w:szCs w:val="24"/>
+                <w:highlight w:val="yellow"/>
+                <w:cs/>
+                <w:lang w:bidi="ta-IN"/>
+              </w:rPr>
+              <w:t>த்யைத்யேத்ய</w:t>
+            </w:r>
+            <w:r>
+              <w:rPr>
+                <w:rFonts w:ascii="BRH Tamil Tab Extra" w:hAnsi="BRH Tamil Tab Extra" w:cs="Latha"/>
+                <w:b/>
+                <w:bCs/>
+                <w:iCs/>
+                <w:szCs w:val="28"/>
+                <w:lang w:bidi="ta-IN"/>
+              </w:rPr>
+              <w:t>…</w:t>
+            </w:r>
+            <w:r>
+              <w:rPr>
+                <w:rFonts w:ascii="Latha" w:hAnsi="Latha" w:cs="Latha"/>
+                <w:szCs w:val="24"/>
+                <w:lang w:bidi="ta-IN"/>
+              </w:rPr>
+              <w:t xml:space="preserve"> </w:t>
+            </w:r>
+            <w:r>
+              <w:rPr>
+                <w:rFonts w:ascii="Latha" w:hAnsi="Latha" w:cs="Latha"/>
+                <w:szCs w:val="24"/>
+                <w:cs/>
+                <w:lang w:bidi="ta-IN"/>
+              </w:rPr>
+              <w:t>நிர் வ</w:t>
+            </w:r>
+            <w:r>
+              <w:rPr>
+                <w:rFonts w:ascii="BRH Tamil Tab Extra" w:hAnsi="BRH Tamil Tab Extra" w:cs="Latha"/>
+                <w:b/>
+                <w:bCs/>
+                <w:iCs/>
+                <w:szCs w:val="28"/>
+                <w:lang w:bidi="ta-IN"/>
+              </w:rPr>
+              <w:t>†</w:t>
+            </w:r>
+            <w:r>
+              <w:rPr>
+                <w:rFonts w:ascii="Latha" w:hAnsi="Latha" w:cs="Latha"/>
+                <w:szCs w:val="24"/>
+                <w:cs/>
+                <w:lang w:bidi="ta-IN"/>
+              </w:rPr>
+              <w:t>பேத்</w:t>
+            </w:r>
+            <w:r>
+              <w:rPr>
+                <w:rFonts w:ascii="Latha" w:hAnsi="Latha" w:cs="Latha"/>
+                <w:b/>
+                <w:bCs/>
+                <w:position w:val="-12"/>
+                <w:szCs w:val="24"/>
+                <w:cs/>
+                <w:lang w:bidi="ta-IN"/>
+              </w:rPr>
+              <w:t>3</w:t>
+            </w:r>
+            <w:r>
+              <w:rPr>
+                <w:rFonts w:ascii="Latha" w:hAnsi="Latha" w:cs="Latha"/>
+                <w:szCs w:val="24"/>
+                <w:cs/>
+                <w:lang w:bidi="ta-IN"/>
+              </w:rPr>
+              <w:t xml:space="preserve"> வபே</w:t>
+            </w:r>
+            <w:r>
+              <w:rPr>
+                <w:rFonts w:ascii="BRH Tamil Tab Extra" w:hAnsi="BRH Tamil Tab Extra" w:cs="Latha"/>
+                <w:b/>
+                <w:bCs/>
+                <w:iCs/>
+                <w:szCs w:val="28"/>
+                <w:lang w:bidi="ta-IN"/>
+              </w:rPr>
+              <w:t>…</w:t>
+            </w:r>
+            <w:r>
+              <w:rPr>
+                <w:rFonts w:ascii="Latha" w:hAnsi="Latha" w:cs="Latha"/>
+                <w:szCs w:val="24"/>
+                <w:cs/>
+                <w:lang w:bidi="ta-IN"/>
+              </w:rPr>
+              <w:t xml:space="preserve">ன் நிரேத்யே </w:t>
+            </w:r>
+            <w:r>
+              <w:rPr>
+                <w:rFonts w:ascii="Latha" w:hAnsi="Latha" w:cs="Latha"/>
+                <w:szCs w:val="24"/>
+                <w:highlight w:val="yellow"/>
+                <w:cs/>
+                <w:lang w:bidi="ta-IN"/>
+              </w:rPr>
+              <w:t>த்யைத்யேத்ய</w:t>
+            </w:r>
+            <w:r>
+              <w:rPr>
+                <w:rFonts w:ascii="BRH Tamil Tab Extra" w:hAnsi="BRH Tamil Tab Extra" w:cs="Latha"/>
+                <w:b/>
+                <w:bCs/>
+                <w:iCs/>
+                <w:szCs w:val="28"/>
+                <w:lang w:bidi="ta-IN"/>
+              </w:rPr>
+              <w:t>…</w:t>
+            </w:r>
+            <w:r>
+              <w:rPr>
+                <w:rFonts w:ascii="Latha" w:hAnsi="Latha" w:cs="Latha"/>
+                <w:szCs w:val="24"/>
+                <w:lang w:bidi="ta-IN"/>
+              </w:rPr>
+              <w:t xml:space="preserve"> </w:t>
+            </w:r>
+            <w:r>
+              <w:rPr>
+                <w:rFonts w:ascii="Latha" w:hAnsi="Latha" w:cs="Latha"/>
+                <w:szCs w:val="24"/>
+                <w:cs/>
+                <w:lang w:bidi="ta-IN"/>
+              </w:rPr>
+              <w:t>நிர் வ</w:t>
+            </w:r>
+            <w:r>
+              <w:rPr>
+                <w:rFonts w:ascii="BRH Tamil Tab Extra" w:hAnsi="BRH Tamil Tab Extra" w:cs="Latha"/>
+                <w:b/>
+                <w:bCs/>
+                <w:iCs/>
+                <w:szCs w:val="28"/>
+                <w:lang w:bidi="ta-IN"/>
+              </w:rPr>
+              <w:t>†</w:t>
+            </w:r>
+            <w:r>
+              <w:rPr>
+                <w:rFonts w:ascii="Latha" w:hAnsi="Latha" w:cs="Latha"/>
+                <w:szCs w:val="24"/>
+                <w:cs/>
+                <w:lang w:bidi="ta-IN"/>
+              </w:rPr>
+              <w:t xml:space="preserve">பேத் </w:t>
+            </w:r>
+            <w:r>
+              <w:rPr>
+                <w:rFonts w:ascii="Latha" w:hAnsi="Latha" w:cs="Latha"/>
+                <w:szCs w:val="24"/>
+                <w:lang w:bidi="ta-IN"/>
+              </w:rPr>
+              <w:t xml:space="preserve">| </w:t>
+            </w:r>
+          </w:p>
+          <w:p>
+            <w:pPr>
+              <w:autoSpaceDE w:val="0"/>
+              <w:autoSpaceDN w:val="0"/>
+              <w:adjustRightInd w:val="0"/>
+              <w:rPr>
+                <w:rFonts w:ascii="Latha" w:hAnsi="Latha" w:cs="Latha"/>
+                <w:szCs w:val="24"/>
+                <w:lang w:bidi="ta-IN"/>
+              </w:rPr>
+            </w:pPr>
+            <w:r>
+              <w:rPr>
+                <w:rFonts w:cs="Latha"/>
+                <w:b/>
+                <w:bCs/>
+                <w:szCs w:val="24"/>
+                <w:cs/>
+                <w:lang w:bidi="ta-IN"/>
+              </w:rPr>
+              <w:t>67</w:t>
+            </w:r>
+            <w:r>
+              <w:rPr>
+                <w:rFonts w:cs="Latha"/>
+                <w:b/>
+                <w:bCs/>
+                <w:szCs w:val="24"/>
+                <w:lang w:bidi="ta-IN"/>
+              </w:rPr>
+              <w:t>)</w:t>
+            </w:r>
+            <w:r>
+              <w:rPr>
+                <w:rFonts w:ascii="Latha" w:hAnsi="Latha" w:cs="Latha"/>
+                <w:szCs w:val="24"/>
+                <w:lang w:bidi="ta-IN"/>
+              </w:rPr>
+              <w:tab/>
+            </w:r>
+            <w:r>
+              <w:rPr>
+                <w:rFonts w:cs="Latha"/>
+                <w:b/>
+                <w:bCs/>
+                <w:szCs w:val="24"/>
+                <w:cs/>
+                <w:lang w:bidi="ta-IN"/>
+              </w:rPr>
+              <w:t>2.3.</w:t>
+            </w:r>
+            <w:r>
+              <w:rPr>
+                <w:rFonts w:cs="Latha"/>
+                <w:b/>
+                <w:bCs/>
+                <w:szCs w:val="24"/>
+                <w:cs/>
+                <w:lang w:bidi="ta-IN"/>
+              </w:rPr>
+              <w:t>12</w:t>
+            </w:r>
+            <w:r>
+              <w:rPr>
+                <w:rFonts w:cs="Latha"/>
+                <w:b/>
+                <w:bCs/>
+                <w:szCs w:val="24"/>
+                <w:lang w:bidi="ta-IN"/>
+              </w:rPr>
+              <w:t>.2(</w:t>
+            </w:r>
+            <w:r>
+              <w:rPr>
+                <w:rFonts w:cs="Latha"/>
+                <w:b/>
+                <w:bCs/>
+                <w:szCs w:val="24"/>
+                <w:cs/>
+                <w:lang w:bidi="ta-IN"/>
+              </w:rPr>
+              <w:t>52)</w:t>
+            </w:r>
+            <w:r>
+              <w:rPr>
+                <w:rFonts w:ascii="Latha" w:hAnsi="Latha" w:cs="Latha"/>
+                <w:szCs w:val="24"/>
+                <w:lang w:bidi="ta-IN"/>
+              </w:rPr>
+              <w:t xml:space="preserve">-  </w:t>
+            </w:r>
+            <w:r>
+              <w:rPr>
+                <w:rFonts w:ascii="Latha" w:hAnsi="Latha" w:cs="Latha"/>
+                <w:szCs w:val="24"/>
+                <w:cs/>
+                <w:lang w:bidi="ta-IN"/>
+              </w:rPr>
+              <w:t>ஏத்</w:t>
+            </w:r>
+            <w:r>
+              <w:rPr>
+                <w:rFonts w:ascii="Latha" w:hAnsi="Latha" w:cs="Latha"/>
+                <w:szCs w:val="24"/>
+                <w:highlight w:val="yellow"/>
+                <w:cs/>
+                <w:lang w:bidi="ta-IN"/>
+              </w:rPr>
+              <w:t>யேத்</w:t>
+            </w:r>
+            <w:r>
+              <w:rPr>
+                <w:rFonts w:ascii="Latha" w:hAnsi="Latha" w:cs="Latha"/>
+                <w:szCs w:val="24"/>
+                <w:cs/>
+                <w:lang w:bidi="ta-IN"/>
+              </w:rPr>
+              <w:t>ய</w:t>
+            </w:r>
+            <w:r>
+              <w:rPr>
+                <w:rFonts w:ascii="BRH Tamil Tab Extra" w:hAnsi="BRH Tamil Tab Extra" w:cs="Latha"/>
+                <w:b/>
+                <w:bCs/>
+                <w:iCs/>
+                <w:szCs w:val="28"/>
+                <w:lang w:bidi="ta-IN"/>
+              </w:rPr>
+              <w:t>†</w:t>
+            </w:r>
+            <w:r>
+              <w:rPr>
+                <w:rFonts w:ascii="Latha" w:hAnsi="Latha" w:cs="Latha"/>
+                <w:szCs w:val="24"/>
+                <w:lang w:bidi="ta-IN"/>
+              </w:rPr>
+              <w:t xml:space="preserve"> |</w:t>
             </w:r>
           </w:p>
           <w:p>
@@ -571,884 +1861,64 @@
                 <w:color w:val="000000"/>
                 <w:sz w:val="32"/>
                 <w:szCs w:val="40"/>
+                <w:lang w:val="it-IT"/>
               </w:rPr>
             </w:pPr>
             <w:r>
               <w:rPr>
-                <w:rFonts w:cs="BRH Devanagari Extra"/>
-                <w:color w:val="000000"/>
-                <w:szCs w:val="40"/>
-              </w:rPr>
-              <w:t>65</w:t>
-            </w:r>
-            <w:r>
-              <w:rPr>
-                <w:rFonts w:ascii="BRH Devanagari Extra" w:hAnsi="BRH Devanagari Extra" w:cs="BRH Devanagari Extra"/>
-                <w:color w:val="000000"/>
-                <w:sz w:val="32"/>
-                <w:szCs w:val="40"/>
-              </w:rPr>
-              <w:t>)</w:t>
-            </w:r>
-            <w:r>
-              <w:rPr>
-                <w:rFonts w:ascii="BRH Devanagari Extra" w:hAnsi="BRH Devanagari Extra" w:cs="BRH Devanagari Extra"/>
-                <w:color w:val="000000"/>
-                <w:sz w:val="32"/>
-                <w:szCs w:val="40"/>
-              </w:rPr>
-              <w:tab/>
-            </w:r>
-            <w:r>
-              <w:rPr>
-                <w:rFonts w:cs="BRH Devanagari Extra"/>
-                <w:color w:val="000000"/>
-                <w:szCs w:val="40"/>
-              </w:rPr>
-              <w:t>2</w:t>
-            </w:r>
-            <w:r>
-              <w:rPr>
-                <w:rFonts w:ascii="BRH Devanagari Extra" w:hAnsi="BRH Devanagari Extra" w:cs="BRH Devanagari Extra"/>
-                <w:color w:val="000000"/>
-                <w:sz w:val="32"/>
-                <w:szCs w:val="40"/>
-              </w:rPr>
-              <w:t>.</w:t>
-            </w:r>
-            <w:r>
-              <w:rPr>
-                <w:rFonts w:cs="BRH Devanagari Extra"/>
-                <w:color w:val="000000"/>
-                <w:szCs w:val="40"/>
-              </w:rPr>
-              <w:t>3</w:t>
-            </w:r>
-            <w:r>
-              <w:rPr>
-                <w:rFonts w:ascii="BRH Devanagari Extra" w:hAnsi="BRH Devanagari Extra" w:cs="BRH Devanagari Extra"/>
-                <w:color w:val="000000"/>
-                <w:sz w:val="32"/>
-                <w:szCs w:val="40"/>
-              </w:rPr>
-              <w:t>.</w:t>
-            </w:r>
-            <w:r>
-              <w:rPr>
-                <w:rFonts w:cs="BRH Devanagari Extra"/>
-                <w:color w:val="000000"/>
-                <w:szCs w:val="40"/>
-              </w:rPr>
-              <w:t>12</w:t>
-            </w:r>
-            <w:r>
-              <w:rPr>
-                <w:rFonts w:ascii="BRH Devanagari Extra" w:hAnsi="BRH Devanagari Extra" w:cs="BRH Devanagari Extra"/>
-                <w:color w:val="000000"/>
-                <w:sz w:val="32"/>
-                <w:szCs w:val="40"/>
-              </w:rPr>
-              <w:t>.</w:t>
-            </w:r>
-            <w:r>
-              <w:rPr>
-                <w:rFonts w:cs="BRH Devanagari Extra"/>
-                <w:color w:val="000000"/>
-                <w:szCs w:val="40"/>
-              </w:rPr>
-              <w:t>2</w:t>
-            </w:r>
-            <w:r>
-              <w:rPr>
-                <w:rFonts w:ascii="BRH Devanagari Extra" w:hAnsi="BRH Devanagari Extra" w:cs="BRH Devanagari Extra"/>
-                <w:color w:val="000000"/>
-                <w:sz w:val="32"/>
-                <w:szCs w:val="40"/>
-              </w:rPr>
-              <w:t>(</w:t>
-            </w:r>
-            <w:r>
-              <w:rPr>
-                <w:rFonts w:cs="BRH Devanagari Extra"/>
-                <w:color w:val="000000"/>
-                <w:szCs w:val="40"/>
-              </w:rPr>
-              <w:t>51</w:t>
-            </w:r>
-            <w:r>
-              <w:rPr>
-                <w:rFonts w:ascii="BRH Devanagari Extra" w:hAnsi="BRH Devanagari Extra" w:cs="BRH Devanagari Extra"/>
-                <w:color w:val="000000"/>
-                <w:sz w:val="32"/>
-                <w:szCs w:val="40"/>
-              </w:rPr>
-              <w:t>)-  mÉÑlÉþÈ | L</w:t>
-            </w:r>
-            <w:r>
-              <w:rPr>
-                <w:rFonts w:ascii="BRH Devanagari Extra" w:hAnsi="BRH Devanagari Extra" w:cs="BRH Devanagari Extra"/>
-                <w:color w:val="000000"/>
-                <w:sz w:val="32"/>
-                <w:szCs w:val="40"/>
-                <w:highlight w:val="yellow"/>
-              </w:rPr>
-              <w:t>irÉåirÉþ</w:t>
-            </w:r>
-            <w:r>
-              <w:rPr>
-                <w:rFonts w:ascii="BRH Devanagari Extra" w:hAnsi="BRH Devanagari Extra" w:cs="BRH Devanagari Extra"/>
-                <w:color w:val="000000"/>
-                <w:sz w:val="32"/>
-                <w:szCs w:val="40"/>
-              </w:rPr>
-              <w:t xml:space="preserve"> | ÌlÉÈ |</w:t>
-            </w:r>
-          </w:p>
-          <w:p>
-            <w:pPr>
-              <w:widowControl w:val="0"/>
-              <w:autoSpaceDE w:val="0"/>
-              <w:autoSpaceDN w:val="0"/>
-              <w:adjustRightInd w:val="0"/>
-              <w:spacing w:before="0" w:line="240" w:lineRule="auto"/>
-              <w:rPr>
-                <w:rFonts w:ascii="BRH Devanagari Extra" w:hAnsi="BRH Devanagari Extra" w:cs="BRH Devanagari Extra"/>
-                <w:color w:val="000000"/>
-                <w:sz w:val="32"/>
-                <w:szCs w:val="40"/>
-              </w:rPr>
-            </w:pPr>
-            <w:r>
-              <w:rPr>
-                <w:rFonts w:ascii="BRH Devanagari Extra" w:hAnsi="BRH Devanagari Extra" w:cs="BRH Devanagari Extra"/>
-                <w:color w:val="000000"/>
-                <w:sz w:val="32"/>
-                <w:szCs w:val="40"/>
-              </w:rPr>
-              <w:t>mÉÑlÉ</w:t>
-            </w:r>
-            <w:r>
-              <w:rPr>
-                <w:rFonts w:ascii="BRH Malayalam Extra" w:hAnsi="BRH Malayalam Extra" w:cs="BRH Devanagari Extra"/>
-                <w:color w:val="000000"/>
-                <w:szCs w:val="40"/>
-              </w:rPr>
-              <w:t>–</w:t>
-            </w:r>
-            <w:r>
-              <w:rPr>
-                <w:rFonts w:ascii="BRH Devanagari Extra" w:hAnsi="BRH Devanagari Extra" w:cs="BRH Devanagari Extra"/>
-                <w:color w:val="000000"/>
-                <w:sz w:val="32"/>
-                <w:szCs w:val="40"/>
-              </w:rPr>
-              <w:t xml:space="preserve"> UåirÉå</w:t>
-            </w:r>
-            <w:r>
-              <w:rPr>
-                <w:rFonts w:ascii="BRH Devanagari Extra" w:hAnsi="BRH Devanagari Extra" w:cs="BRH Devanagari Extra"/>
-                <w:color w:val="000000"/>
-                <w:sz w:val="32"/>
-                <w:szCs w:val="40"/>
-                <w:highlight w:val="yellow"/>
-              </w:rPr>
-              <w:t>irÉæir</w:t>
-            </w:r>
-            <w:r>
-              <w:rPr>
-                <w:rFonts w:ascii="BRH Devanagari Extra" w:hAnsi="BRH Devanagari Extra" w:cs="BRH Devanagari Extra"/>
-                <w:color w:val="000000"/>
-                <w:sz w:val="32"/>
-                <w:szCs w:val="40"/>
-              </w:rPr>
-              <w:t>ÉåirÉ</w:t>
-            </w:r>
-            <w:r>
-              <w:rPr>
-                <w:rFonts w:ascii="BRH Malayalam Extra" w:hAnsi="BRH Malayalam Extra" w:cs="BRH Devanagari Extra"/>
-                <w:color w:val="000000"/>
-                <w:szCs w:val="40"/>
-              </w:rPr>
-              <w:t>–</w:t>
-            </w:r>
-            <w:r>
-              <w:rPr>
-                <w:rFonts w:ascii="BRH Devanagari Extra" w:hAnsi="BRH Devanagari Extra" w:cs="BRH Devanagari Extra"/>
-                <w:color w:val="000000"/>
-                <w:sz w:val="32"/>
-                <w:szCs w:val="40"/>
-              </w:rPr>
-              <w:t xml:space="preserve"> mÉÑlÉ</w:t>
-            </w:r>
-            <w:r>
-              <w:rPr>
-                <w:rFonts w:ascii="BRH Malayalam Extra" w:hAnsi="BRH Malayalam Extra" w:cs="BRH Devanagari Extra"/>
-                <w:color w:val="000000"/>
-                <w:szCs w:val="40"/>
-              </w:rPr>
-              <w:t>–</w:t>
-            </w:r>
-            <w:r>
-              <w:rPr>
-                <w:rFonts w:ascii="BRH Devanagari Extra" w:hAnsi="BRH Devanagari Extra" w:cs="BRH Devanagari Extra"/>
-                <w:color w:val="000000"/>
-                <w:sz w:val="32"/>
-                <w:szCs w:val="40"/>
-              </w:rPr>
-              <w:t>È mÉÑlÉ</w:t>
-            </w:r>
-            <w:r>
-              <w:rPr>
-                <w:rFonts w:ascii="BRH Malayalam Extra" w:hAnsi="BRH Malayalam Extra" w:cs="BRH Devanagari Extra"/>
-                <w:color w:val="000000"/>
-                <w:szCs w:val="40"/>
-              </w:rPr>
-              <w:t>–</w:t>
-            </w:r>
-            <w:r>
-              <w:rPr>
-                <w:rFonts w:ascii="BRH Devanagari Extra" w:hAnsi="BRH Devanagari Extra" w:cs="BRH Devanagari Extra"/>
-                <w:color w:val="000000"/>
-                <w:sz w:val="32"/>
-                <w:szCs w:val="40"/>
-              </w:rPr>
-              <w:t xml:space="preserve"> UåirÉåirÉ</w:t>
-            </w:r>
-            <w:r>
-              <w:rPr>
-                <w:rFonts w:ascii="BRH Malayalam Extra" w:hAnsi="BRH Malayalam Extra" w:cs="BRH Devanagari Extra"/>
-                <w:color w:val="000000"/>
-                <w:szCs w:val="40"/>
-              </w:rPr>
-              <w:t>–</w:t>
-            </w:r>
-            <w:r>
-              <w:rPr>
-                <w:rFonts w:ascii="BRH Devanagari Extra" w:hAnsi="BRH Devanagari Extra" w:cs="BRH Devanagari Extra"/>
-                <w:color w:val="000000"/>
-                <w:sz w:val="32"/>
-                <w:szCs w:val="40"/>
-              </w:rPr>
-              <w:t xml:space="preserve"> ÌlÉUç ÍhÉU</w:t>
-            </w:r>
-            <w:r>
-              <w:rPr>
-                <w:rFonts w:ascii="BRH Devanagari Extra" w:hAnsi="BRH Devanagari Extra" w:cs="BRH Devanagari Extra"/>
-                <w:color w:val="000000"/>
-                <w:sz w:val="32"/>
-                <w:szCs w:val="40"/>
-                <w:highlight w:val="yellow"/>
-              </w:rPr>
-              <w:t>åirÉ</w:t>
-            </w:r>
-            <w:r>
-              <w:rPr>
-                <w:rFonts w:ascii="BRH Devanagari Extra" w:hAnsi="BRH Devanagari Extra" w:cs="BRH Devanagari Extra"/>
-                <w:color w:val="000000"/>
-                <w:sz w:val="32"/>
-                <w:szCs w:val="40"/>
-              </w:rPr>
-              <w:t>åirÉ</w:t>
-            </w:r>
-            <w:r>
-              <w:rPr>
-                <w:rFonts w:ascii="BRH Malayalam Extra" w:hAnsi="BRH Malayalam Extra" w:cs="BRH Devanagari Extra"/>
-                <w:color w:val="000000"/>
-                <w:szCs w:val="40"/>
-              </w:rPr>
-              <w:t>–</w:t>
-            </w:r>
-            <w:r>
-              <w:rPr>
-                <w:rFonts w:ascii="BRH Devanagari Extra" w:hAnsi="BRH Devanagari Extra" w:cs="BRH Devanagari Extra"/>
-                <w:color w:val="000000"/>
-                <w:sz w:val="32"/>
-                <w:szCs w:val="40"/>
-              </w:rPr>
-              <w:t xml:space="preserve"> mÉÑlÉ</w:t>
-            </w:r>
-            <w:r>
-              <w:rPr>
-                <w:rFonts w:ascii="BRH Malayalam Extra" w:hAnsi="BRH Malayalam Extra" w:cs="BRH Devanagari Extra"/>
-                <w:color w:val="000000"/>
-                <w:szCs w:val="40"/>
-              </w:rPr>
-              <w:t>–</w:t>
-            </w:r>
-            <w:r>
-              <w:rPr>
-                <w:rFonts w:ascii="BRH Devanagari Extra" w:hAnsi="BRH Devanagari Extra" w:cs="BRH Devanagari Extra"/>
-                <w:color w:val="000000"/>
-                <w:sz w:val="32"/>
-                <w:szCs w:val="40"/>
-              </w:rPr>
-              <w:t>È mÉÑlÉ</w:t>
-            </w:r>
-            <w:r>
-              <w:rPr>
-                <w:rFonts w:ascii="BRH Malayalam Extra" w:hAnsi="BRH Malayalam Extra" w:cs="BRH Devanagari Extra"/>
-                <w:color w:val="000000"/>
-                <w:szCs w:val="40"/>
-              </w:rPr>
-              <w:t>–</w:t>
-            </w:r>
-            <w:r>
-              <w:rPr>
-                <w:rFonts w:ascii="BRH Devanagari Extra" w:hAnsi="BRH Devanagari Extra" w:cs="BRH Devanagari Extra"/>
-                <w:color w:val="000000"/>
-                <w:sz w:val="32"/>
-                <w:szCs w:val="40"/>
-              </w:rPr>
-              <w:t xml:space="preserve"> Uå</w:t>
-            </w:r>
-            <w:r>
-              <w:rPr>
-                <w:rFonts w:ascii="BRH Devanagari Extra" w:hAnsi="BRH Devanagari Extra" w:cs="BRH Devanagari Extra"/>
-                <w:color w:val="000000"/>
-                <w:sz w:val="32"/>
-                <w:szCs w:val="40"/>
-                <w:highlight w:val="yellow"/>
-              </w:rPr>
-              <w:t>irÉ</w:t>
-            </w:r>
-            <w:r>
-              <w:rPr>
-                <w:rFonts w:ascii="BRH Devanagari Extra" w:hAnsi="BRH Devanagari Extra" w:cs="BRH Devanagari Extra"/>
-                <w:color w:val="000000"/>
-                <w:sz w:val="32"/>
-                <w:szCs w:val="40"/>
-              </w:rPr>
-              <w:t>åirÉ</w:t>
-            </w:r>
-            <w:r>
-              <w:rPr>
-                <w:rFonts w:ascii="BRH Malayalam Extra" w:hAnsi="BRH Malayalam Extra" w:cs="BRH Devanagari Extra"/>
-                <w:color w:val="000000"/>
-                <w:szCs w:val="40"/>
-              </w:rPr>
-              <w:t>–</w:t>
-            </w:r>
-            <w:r>
-              <w:rPr>
-                <w:rFonts w:ascii="BRH Devanagari Extra" w:hAnsi="BRH Devanagari Extra" w:cs="BRH Devanagari Extra"/>
-                <w:color w:val="000000"/>
-                <w:sz w:val="32"/>
-                <w:szCs w:val="40"/>
-              </w:rPr>
-              <w:t xml:space="preserve"> ÌlÉÈ | </w:t>
-            </w:r>
-          </w:p>
-          <w:p>
-            <w:pPr>
-              <w:widowControl w:val="0"/>
-              <w:autoSpaceDE w:val="0"/>
-              <w:autoSpaceDN w:val="0"/>
-              <w:adjustRightInd w:val="0"/>
-              <w:spacing w:before="0" w:line="240" w:lineRule="auto"/>
-              <w:rPr>
-                <w:rFonts w:ascii="BRH Devanagari Extra" w:hAnsi="BRH Devanagari Extra" w:cs="BRH Devanagari Extra"/>
-                <w:color w:val="000000"/>
-                <w:sz w:val="32"/>
-                <w:szCs w:val="40"/>
-              </w:rPr>
-            </w:pPr>
-            <w:r>
-              <w:rPr>
-                <w:rFonts w:cs="BRH Devanagari Extra"/>
-                <w:color w:val="000000"/>
-                <w:szCs w:val="40"/>
-              </w:rPr>
-              <w:t>66</w:t>
-            </w:r>
-            <w:r>
-              <w:rPr>
-                <w:rFonts w:ascii="BRH Devanagari Extra" w:hAnsi="BRH Devanagari Extra" w:cs="BRH Devanagari Extra"/>
-                <w:color w:val="000000"/>
-                <w:sz w:val="32"/>
-                <w:szCs w:val="40"/>
-              </w:rPr>
-              <w:t>)</w:t>
-            </w:r>
-            <w:r>
-              <w:rPr>
-                <w:rFonts w:ascii="BRH Devanagari Extra" w:hAnsi="BRH Devanagari Extra" w:cs="BRH Devanagari Extra"/>
-                <w:color w:val="000000"/>
-                <w:sz w:val="32"/>
-                <w:szCs w:val="40"/>
-              </w:rPr>
-              <w:tab/>
-            </w:r>
-            <w:r>
-              <w:rPr>
-                <w:rFonts w:cs="BRH Devanagari Extra"/>
-                <w:color w:val="000000"/>
-                <w:szCs w:val="40"/>
-              </w:rPr>
-              <w:t>2</w:t>
-            </w:r>
-            <w:r>
-              <w:rPr>
-                <w:rFonts w:ascii="BRH Devanagari Extra" w:hAnsi="BRH Devanagari Extra" w:cs="BRH Devanagari Extra"/>
-                <w:color w:val="000000"/>
-                <w:sz w:val="32"/>
-                <w:szCs w:val="40"/>
-              </w:rPr>
-              <w:t>.</w:t>
-            </w:r>
-            <w:r>
-              <w:rPr>
-                <w:rFonts w:cs="BRH Devanagari Extra"/>
-                <w:color w:val="000000"/>
-                <w:szCs w:val="40"/>
-              </w:rPr>
-              <w:t>3</w:t>
-            </w:r>
-            <w:r>
-              <w:rPr>
-                <w:rFonts w:ascii="BRH Devanagari Extra" w:hAnsi="BRH Devanagari Extra" w:cs="BRH Devanagari Extra"/>
-                <w:color w:val="000000"/>
-                <w:sz w:val="32"/>
-                <w:szCs w:val="40"/>
-              </w:rPr>
-              <w:t>.</w:t>
-            </w:r>
-            <w:r>
-              <w:rPr>
-                <w:rFonts w:cs="BRH Devanagari Extra"/>
-                <w:color w:val="000000"/>
-                <w:szCs w:val="40"/>
-              </w:rPr>
-              <w:t>12</w:t>
-            </w:r>
-            <w:r>
-              <w:rPr>
-                <w:rFonts w:ascii="BRH Devanagari Extra" w:hAnsi="BRH Devanagari Extra" w:cs="BRH Devanagari Extra"/>
-                <w:color w:val="000000"/>
-                <w:sz w:val="32"/>
-                <w:szCs w:val="40"/>
-              </w:rPr>
-              <w:t>.</w:t>
-            </w:r>
-            <w:r>
-              <w:rPr>
-                <w:rFonts w:cs="BRH Devanagari Extra"/>
-                <w:color w:val="000000"/>
-                <w:szCs w:val="40"/>
-              </w:rPr>
-              <w:t>2</w:t>
-            </w:r>
-            <w:r>
-              <w:rPr>
-                <w:rFonts w:ascii="BRH Devanagari Extra" w:hAnsi="BRH Devanagari Extra" w:cs="BRH Devanagari Extra"/>
-                <w:color w:val="000000"/>
-                <w:sz w:val="32"/>
-                <w:szCs w:val="40"/>
-              </w:rPr>
-              <w:t>(</w:t>
-            </w:r>
-            <w:r>
-              <w:rPr>
-                <w:rFonts w:cs="BRH Devanagari Extra"/>
-                <w:color w:val="000000"/>
-                <w:szCs w:val="40"/>
-              </w:rPr>
-              <w:t>52</w:t>
-            </w:r>
-            <w:r>
-              <w:rPr>
-                <w:rFonts w:ascii="BRH Devanagari Extra" w:hAnsi="BRH Devanagari Extra" w:cs="BRH Devanagari Extra"/>
-                <w:color w:val="000000"/>
-                <w:sz w:val="32"/>
-                <w:szCs w:val="40"/>
-              </w:rPr>
-              <w:t>)-  L</w:t>
-            </w:r>
-            <w:r>
-              <w:rPr>
-                <w:rFonts w:ascii="BRH Devanagari Extra" w:hAnsi="BRH Devanagari Extra" w:cs="BRH Devanagari Extra"/>
-                <w:color w:val="000000"/>
-                <w:sz w:val="32"/>
-                <w:szCs w:val="40"/>
-                <w:highlight w:val="yellow"/>
-              </w:rPr>
-              <w:t>irÉåirÉþ</w:t>
-            </w:r>
-            <w:r>
-              <w:rPr>
-                <w:rFonts w:ascii="BRH Devanagari Extra" w:hAnsi="BRH Devanagari Extra" w:cs="BRH Devanagari Extra"/>
-                <w:color w:val="000000"/>
-                <w:sz w:val="32"/>
-                <w:szCs w:val="40"/>
-              </w:rPr>
-              <w:t xml:space="preserve"> | ÌlÉÈ | uÉ</w:t>
-            </w:r>
-            <w:r>
-              <w:rPr>
-                <w:rFonts w:ascii="BRH Malayalam Extra" w:hAnsi="BRH Malayalam Extra" w:cs="BRH Devanagari Extra"/>
-                <w:color w:val="000000"/>
-                <w:szCs w:val="40"/>
-              </w:rPr>
-              <w:t>–</w:t>
-            </w:r>
-            <w:r>
-              <w:rPr>
-                <w:rFonts w:ascii="BRH Devanagari Extra" w:hAnsi="BRH Devanagari Extra" w:cs="BRH Devanagari Extra"/>
-                <w:color w:val="000000"/>
-                <w:sz w:val="32"/>
-                <w:szCs w:val="40"/>
-              </w:rPr>
-              <w:t>mÉå</w:t>
-            </w:r>
-            <w:r>
-              <w:rPr>
-                <w:rFonts w:ascii="BRH Malayalam Extra" w:hAnsi="BRH Malayalam Extra" w:cs="BRH Devanagari Extra"/>
-                <w:color w:val="000000"/>
-                <w:szCs w:val="40"/>
-              </w:rPr>
-              <w:t>–</w:t>
-            </w:r>
-            <w:r>
-              <w:rPr>
-                <w:rFonts w:ascii="BRH Devanagari Extra" w:hAnsi="BRH Devanagari Extra" w:cs="BRH Devanagari Extra"/>
-                <w:color w:val="000000"/>
-                <w:sz w:val="32"/>
-                <w:szCs w:val="40"/>
-              </w:rPr>
-              <w:t>iÉç |</w:t>
-            </w:r>
-          </w:p>
-          <w:p>
-            <w:pPr>
-              <w:widowControl w:val="0"/>
-              <w:autoSpaceDE w:val="0"/>
-              <w:autoSpaceDN w:val="0"/>
-              <w:adjustRightInd w:val="0"/>
-              <w:spacing w:before="0" w:line="240" w:lineRule="auto"/>
-              <w:rPr>
-                <w:rFonts w:ascii="BRH Devanagari Extra" w:hAnsi="BRH Devanagari Extra" w:cs="BRH Devanagari Extra"/>
-                <w:color w:val="000000"/>
-                <w:sz w:val="32"/>
-                <w:szCs w:val="40"/>
-              </w:rPr>
-            </w:pPr>
-            <w:r>
-              <w:rPr>
-                <w:rFonts w:ascii="BRH Devanagari Extra" w:hAnsi="BRH Devanagari Extra" w:cs="BRH Devanagari Extra"/>
-                <w:color w:val="000000"/>
-                <w:sz w:val="32"/>
-                <w:szCs w:val="40"/>
-              </w:rPr>
-              <w:t>LirÉåirÉ</w:t>
-            </w:r>
-            <w:r>
-              <w:rPr>
-                <w:rFonts w:ascii="BRH Malayalam Extra" w:hAnsi="BRH Malayalam Extra" w:cs="BRH Devanagari Extra"/>
-                <w:color w:val="000000"/>
-                <w:szCs w:val="40"/>
-              </w:rPr>
-              <w:t>–</w:t>
-            </w:r>
-            <w:r>
-              <w:rPr>
-                <w:rFonts w:ascii="BRH Devanagari Extra" w:hAnsi="BRH Devanagari Extra" w:cs="BRH Devanagari Extra"/>
-                <w:color w:val="000000"/>
-                <w:sz w:val="32"/>
-                <w:szCs w:val="40"/>
-              </w:rPr>
-              <w:t xml:space="preserve"> ÌlÉUç ÍhÉUåirÉå </w:t>
-            </w:r>
-            <w:r>
-              <w:rPr>
-                <w:rFonts w:ascii="BRH Devanagari Extra" w:hAnsi="BRH Devanagari Extra" w:cs="BRH Devanagari Extra"/>
-                <w:color w:val="000000"/>
-                <w:sz w:val="32"/>
-                <w:szCs w:val="40"/>
-                <w:highlight w:val="yellow"/>
-              </w:rPr>
-              <w:t>irÉæirÉå</w:t>
-            </w:r>
-            <w:r>
-              <w:rPr>
-                <w:rFonts w:ascii="BRH Devanagari Extra" w:hAnsi="BRH Devanagari Extra" w:cs="BRH Devanagari Extra"/>
-                <w:color w:val="000000"/>
-                <w:sz w:val="32"/>
-                <w:szCs w:val="40"/>
-              </w:rPr>
-              <w:t>irÉ</w:t>
-            </w:r>
-            <w:r>
-              <w:rPr>
-                <w:rFonts w:ascii="BRH Malayalam Extra" w:hAnsi="BRH Malayalam Extra" w:cs="BRH Devanagari Extra"/>
-                <w:color w:val="000000"/>
-                <w:szCs w:val="40"/>
-              </w:rPr>
-              <w:t>–</w:t>
-            </w:r>
-            <w:r>
-              <w:rPr>
-                <w:rFonts w:ascii="BRH Devanagari Extra" w:hAnsi="BRH Devanagari Extra" w:cs="BRH Devanagari Extra"/>
-                <w:color w:val="000000"/>
-                <w:sz w:val="32"/>
-                <w:szCs w:val="40"/>
-              </w:rPr>
-              <w:t xml:space="preserve"> ÌlÉUç uÉþmÉåSè uÉmÉå</w:t>
-            </w:r>
-            <w:r>
-              <w:rPr>
-                <w:rFonts w:ascii="BRH Malayalam Extra" w:hAnsi="BRH Malayalam Extra" w:cs="BRH Devanagari Extra"/>
-                <w:color w:val="000000"/>
-                <w:szCs w:val="40"/>
-              </w:rPr>
-              <w:t>–</w:t>
-            </w:r>
-            <w:r>
-              <w:rPr>
-                <w:rFonts w:ascii="BRH Devanagari Extra" w:hAnsi="BRH Devanagari Extra" w:cs="BRH Devanagari Extra"/>
-                <w:color w:val="000000"/>
-                <w:sz w:val="32"/>
-                <w:szCs w:val="40"/>
-              </w:rPr>
-              <w:t xml:space="preserve">lÉç ÌlÉUåirÉå </w:t>
-            </w:r>
-            <w:r>
-              <w:rPr>
-                <w:rFonts w:ascii="BRH Devanagari Extra" w:hAnsi="BRH Devanagari Extra" w:cs="BRH Devanagari Extra"/>
-                <w:color w:val="000000"/>
-                <w:sz w:val="32"/>
-                <w:szCs w:val="40"/>
-                <w:highlight w:val="yellow"/>
-              </w:rPr>
-              <w:t>irÉæirÉå</w:t>
-            </w:r>
-            <w:r>
-              <w:rPr>
-                <w:rFonts w:ascii="BRH Devanagari Extra" w:hAnsi="BRH Devanagari Extra" w:cs="BRH Devanagari Extra"/>
-                <w:color w:val="000000"/>
-                <w:sz w:val="32"/>
-                <w:szCs w:val="40"/>
-              </w:rPr>
-              <w:t>irÉ</w:t>
-            </w:r>
-            <w:r>
-              <w:rPr>
-                <w:rFonts w:ascii="BRH Malayalam Extra" w:hAnsi="BRH Malayalam Extra" w:cs="BRH Devanagari Extra"/>
-                <w:color w:val="000000"/>
-                <w:szCs w:val="40"/>
-              </w:rPr>
-              <w:t>–</w:t>
-            </w:r>
-            <w:r>
-              <w:rPr>
-                <w:rFonts w:ascii="BRH Devanagari Extra" w:hAnsi="BRH Devanagari Extra" w:cs="BRH Devanagari Extra"/>
-                <w:color w:val="000000"/>
-                <w:sz w:val="32"/>
-                <w:szCs w:val="40"/>
-              </w:rPr>
-              <w:t xml:space="preserve"> ÌlÉUç uÉþmÉåiÉç | </w:t>
-            </w:r>
-          </w:p>
-          <w:p>
-            <w:pPr>
-              <w:widowControl w:val="0"/>
-              <w:autoSpaceDE w:val="0"/>
-              <w:autoSpaceDN w:val="0"/>
-              <w:adjustRightInd w:val="0"/>
-              <w:spacing w:before="0" w:line="240" w:lineRule="auto"/>
-              <w:rPr>
-                <w:rFonts w:ascii="BRH Devanagari Extra" w:hAnsi="BRH Devanagari Extra" w:cs="BRH Devanagari Extra"/>
-                <w:color w:val="000000"/>
-                <w:sz w:val="32"/>
-                <w:szCs w:val="40"/>
-                <w:lang w:val="it-IT"/>
-              </w:rPr>
-            </w:pPr>
-            <w:r>
-              <w:rPr>
-                <w:rFonts w:cs="BRH Devanagari Extra"/>
-                <w:color w:val="000000"/>
-                <w:szCs w:val="40"/>
-                <w:lang w:val="it-IT"/>
-              </w:rPr>
-              <w:t>67</w:t>
-            </w:r>
-            <w:r>
-              <w:rPr>
-                <w:rFonts w:ascii="BRH Devanagari Extra" w:hAnsi="BRH Devanagari Extra" w:cs="BRH Devanagari Extra"/>
-                <w:color w:val="000000"/>
-                <w:sz w:val="32"/>
-                <w:szCs w:val="40"/>
-                <w:lang w:val="it-IT"/>
-              </w:rPr>
-              <w:t>)</w:t>
-            </w:r>
-            <w:r>
-              <w:rPr>
-                <w:rFonts w:ascii="BRH Devanagari Extra" w:hAnsi="BRH Devanagari Extra" w:cs="BRH Devanagari Extra"/>
-                <w:color w:val="000000"/>
-                <w:sz w:val="32"/>
-                <w:szCs w:val="40"/>
-                <w:lang w:val="it-IT"/>
-              </w:rPr>
-              <w:tab/>
-            </w:r>
-            <w:r>
-              <w:rPr>
-                <w:rFonts w:cs="BRH Devanagari Extra"/>
-                <w:color w:val="000000"/>
-                <w:szCs w:val="40"/>
-                <w:lang w:val="it-IT"/>
-              </w:rPr>
-              <w:t>2</w:t>
-            </w:r>
-            <w:r>
-              <w:rPr>
-                <w:rFonts w:ascii="BRH Devanagari Extra" w:hAnsi="BRH Devanagari Extra" w:cs="BRH Devanagari Extra"/>
-                <w:color w:val="000000"/>
-                <w:sz w:val="32"/>
-                <w:szCs w:val="40"/>
-                <w:lang w:val="it-IT"/>
-              </w:rPr>
-              <w:t>.</w:t>
-            </w:r>
-            <w:r>
-              <w:rPr>
-                <w:rFonts w:cs="BRH Devanagari Extra"/>
-                <w:color w:val="000000"/>
-                <w:szCs w:val="40"/>
-                <w:lang w:val="it-IT"/>
-              </w:rPr>
-              <w:t>3</w:t>
-            </w:r>
-            <w:r>
-              <w:rPr>
-                <w:rFonts w:ascii="BRH Devanagari Extra" w:hAnsi="BRH Devanagari Extra" w:cs="BRH Devanagari Extra"/>
-                <w:color w:val="000000"/>
-                <w:sz w:val="32"/>
-                <w:szCs w:val="40"/>
-                <w:lang w:val="it-IT"/>
-              </w:rPr>
-              <w:t>.</w:t>
-            </w:r>
-            <w:r>
-              <w:rPr>
-                <w:rFonts w:cs="BRH Devanagari Extra"/>
-                <w:color w:val="000000"/>
-                <w:szCs w:val="40"/>
-                <w:lang w:val="it-IT"/>
-              </w:rPr>
-              <w:t>12</w:t>
-            </w:r>
-            <w:r>
-              <w:rPr>
-                <w:rFonts w:ascii="BRH Devanagari Extra" w:hAnsi="BRH Devanagari Extra" w:cs="BRH Devanagari Extra"/>
-                <w:color w:val="000000"/>
-                <w:sz w:val="32"/>
-                <w:szCs w:val="40"/>
-                <w:lang w:val="it-IT"/>
-              </w:rPr>
-              <w:t>.</w:t>
-            </w:r>
-            <w:r>
-              <w:rPr>
-                <w:rFonts w:cs="BRH Devanagari Extra"/>
-                <w:color w:val="000000"/>
-                <w:szCs w:val="40"/>
-                <w:lang w:val="it-IT"/>
-              </w:rPr>
-              <w:t>2</w:t>
-            </w:r>
-            <w:r>
-              <w:rPr>
-                <w:rFonts w:ascii="BRH Devanagari Extra" w:hAnsi="BRH Devanagari Extra" w:cs="BRH Devanagari Extra"/>
-                <w:color w:val="000000"/>
-                <w:sz w:val="32"/>
-                <w:szCs w:val="40"/>
-                <w:lang w:val="it-IT"/>
-              </w:rPr>
-              <w:t>(</w:t>
-            </w:r>
-            <w:r>
-              <w:rPr>
-                <w:rFonts w:cs="BRH Devanagari Extra"/>
-                <w:color w:val="000000"/>
-                <w:szCs w:val="40"/>
-                <w:lang w:val="it-IT"/>
-              </w:rPr>
-              <w:t>52</w:t>
-            </w:r>
-            <w:r>
-              <w:rPr>
-                <w:rFonts w:ascii="BRH Devanagari Extra" w:hAnsi="BRH Devanagari Extra" w:cs="BRH Devanagari Extra"/>
-                <w:color w:val="000000"/>
-                <w:sz w:val="32"/>
-                <w:szCs w:val="40"/>
-                <w:lang w:val="it-IT"/>
-              </w:rPr>
-              <w:t xml:space="preserve">)-  </w:t>
-            </w:r>
-            <w:r>
-              <w:rPr>
-                <w:rFonts w:ascii="BRH Devanagari Extra" w:hAnsi="BRH Devanagari Extra" w:cs="BRH Devanagari Extra"/>
-                <w:color w:val="000000"/>
-                <w:sz w:val="32"/>
-                <w:szCs w:val="40"/>
-              </w:rPr>
-              <w:t>L</w:t>
-            </w:r>
-            <w:r>
-              <w:rPr>
-                <w:rFonts w:ascii="BRH Devanagari Extra" w:hAnsi="BRH Devanagari Extra" w:cs="BRH Devanagari Extra"/>
-                <w:color w:val="000000"/>
-                <w:sz w:val="32"/>
-                <w:szCs w:val="40"/>
-                <w:highlight w:val="yellow"/>
-              </w:rPr>
-              <w:t>irÉåirÉþ</w:t>
-            </w:r>
-            <w:r>
-              <w:rPr>
-                <w:rFonts w:ascii="BRH Devanagari Extra" w:hAnsi="BRH Devanagari Extra" w:cs="BRH Devanagari Extra"/>
-                <w:color w:val="000000"/>
-                <w:sz w:val="32"/>
-                <w:szCs w:val="40"/>
-              </w:rPr>
-              <w:t xml:space="preserve"> </w:t>
-            </w:r>
-            <w:r>
-              <w:rPr>
-                <w:rFonts w:ascii="BRH Devanagari Extra" w:hAnsi="BRH Devanagari Extra" w:cs="BRH Devanagari Extra"/>
-                <w:color w:val="000000"/>
-                <w:sz w:val="32"/>
-                <w:szCs w:val="40"/>
-                <w:lang w:val="it-IT"/>
-              </w:rPr>
-              <w:t>|</w:t>
-            </w:r>
-          </w:p>
-          <w:p>
-            <w:pPr>
-              <w:widowControl w:val="0"/>
-              <w:autoSpaceDE w:val="0"/>
-              <w:autoSpaceDN w:val="0"/>
-              <w:adjustRightInd w:val="0"/>
-              <w:spacing w:before="0" w:line="240" w:lineRule="auto"/>
-              <w:rPr>
-                <w:rFonts w:ascii="BRH Devanagari Extra" w:hAnsi="BRH Devanagari Extra" w:cs="BRH Devanagari Extra"/>
-                <w:color w:val="000000"/>
-                <w:sz w:val="32"/>
-                <w:szCs w:val="40"/>
-                <w:lang w:val="it-IT"/>
-              </w:rPr>
-            </w:pPr>
-            <w:r>
-              <w:rPr>
-                <w:rFonts w:ascii="BRH Devanagari Extra" w:hAnsi="BRH Devanagari Extra" w:cs="BRH Devanagari Extra"/>
-                <w:color w:val="000000"/>
-                <w:sz w:val="32"/>
-                <w:szCs w:val="40"/>
-                <w:lang w:val="it-IT"/>
-              </w:rPr>
-              <w:t xml:space="preserve">LirÉåirÉÉÿ - CirÉþ | </w:t>
+                <w:rFonts w:ascii="Latha" w:hAnsi="Latha" w:cs="Latha"/>
+                <w:szCs w:val="24"/>
+                <w:cs/>
+                <w:lang w:bidi="ta-IN"/>
+              </w:rPr>
+              <w:t>ஏத்யேத்யா</w:t>
+            </w:r>
+            <w:r>
+              <w:rPr>
+                <w:rFonts w:ascii="BRH Tamil Tab Extra" w:hAnsi="BRH Tamil Tab Extra" w:cs="Latha"/>
+                <w:b/>
+                <w:bCs/>
+                <w:iCs/>
+                <w:szCs w:val="28"/>
+                <w:lang w:bidi="ta-IN"/>
+              </w:rPr>
+              <w:t>‡</w:t>
+            </w:r>
+            <w:r>
+              <w:rPr>
+                <w:rFonts w:ascii="Latha" w:hAnsi="Latha" w:cs="Latha"/>
+                <w:szCs w:val="24"/>
+                <w:lang w:bidi="ta-IN"/>
+              </w:rPr>
+              <w:t xml:space="preserve"> - </w:t>
+            </w:r>
+            <w:r>
+              <w:rPr>
+                <w:rFonts w:ascii="Latha" w:hAnsi="Latha" w:cs="Latha"/>
+                <w:szCs w:val="24"/>
+                <w:cs/>
+                <w:lang w:bidi="ta-IN"/>
+              </w:rPr>
+              <w:t>இத்ய</w:t>
+            </w:r>
+            <w:r>
+              <w:rPr>
+                <w:rFonts w:ascii="BRH Tamil Tab Extra" w:hAnsi="BRH Tamil Tab Extra" w:cs="Latha"/>
+                <w:b/>
+                <w:bCs/>
+                <w:iCs/>
+                <w:szCs w:val="28"/>
+                <w:lang w:bidi="ta-IN"/>
+              </w:rPr>
+              <w:t>†</w:t>
+            </w:r>
+            <w:r>
+              <w:rPr>
+                <w:rFonts w:ascii="Latha" w:hAnsi="Latha" w:cs="Latha"/>
+                <w:szCs w:val="24"/>
+                <w:lang w:bidi="ta-IN"/>
+              </w:rPr>
+              <w:t xml:space="preserve"> |</w:t>
             </w:r>
           </w:p>
           <w:p>
@@ -1475,180 +1945,207 @@
           </w:tcPr>
           <w:p>
             <w:pPr>
-              <w:widowControl w:val="0"/>
               <w:autoSpaceDE w:val="0"/>
               <w:autoSpaceDN w:val="0"/>
               <w:adjustRightInd w:val="0"/>
-              <w:spacing w:before="0" w:line="240" w:lineRule="auto"/>
-              <w:rPr>
-                <w:rFonts w:ascii="BRH Devanagari Extra" w:hAnsi="BRH Devanagari Extra" w:cs="BRH Devanagari Extra"/>
-                <w:color w:val="000000"/>
-                <w:sz w:val="32"/>
-                <w:szCs w:val="40"/>
-                <w:lang w:val="it-IT"/>
+              <w:rPr>
+                <w:rFonts w:ascii="Latha" w:hAnsi="Latha" w:cs="Latha"/>
+                <w:szCs w:val="24"/>
+                <w:lang w:bidi="ta-IN"/>
               </w:rPr>
             </w:pPr>
             <w:r>
               <w:rPr>
-                <w:rFonts w:cs="BRH Devanagari Extra"/>
-                <w:color w:val="000000"/>
-                <w:szCs w:val="40"/>
-                <w:lang w:val="it-IT"/>
-              </w:rPr>
-              <w:t>64</w:t>
-            </w:r>
-            <w:r>
-              <w:rPr>
-                <w:rFonts w:ascii="BRH Devanagari Extra" w:hAnsi="BRH Devanagari Extra" w:cs="BRH Devanagari Extra"/>
-                <w:color w:val="000000"/>
-                <w:sz w:val="32"/>
-                <w:szCs w:val="40"/>
-                <w:lang w:val="it-IT"/>
-              </w:rPr>
-              <w:t>)</w:t>
-            </w:r>
-            <w:r>
-              <w:rPr>
-                <w:rFonts w:ascii="BRH Devanagari Extra" w:hAnsi="BRH Devanagari Extra" w:cs="BRH Devanagari Extra"/>
-                <w:color w:val="000000"/>
-                <w:sz w:val="32"/>
-                <w:szCs w:val="40"/>
-                <w:lang w:val="it-IT"/>
+                <w:rFonts w:cs="Latha"/>
+                <w:b/>
+                <w:bCs/>
+                <w:szCs w:val="24"/>
+                <w:cs/>
+                <w:lang w:bidi="ta-IN"/>
+              </w:rPr>
+              <w:t>64)</w:t>
+            </w:r>
+            <w:r>
+              <w:rPr>
+                <w:rFonts w:ascii="Latha" w:hAnsi="Latha" w:cs="Latha"/>
+                <w:szCs w:val="24"/>
+                <w:lang w:bidi="ta-IN"/>
               </w:rPr>
               <w:tab/>
             </w:r>
             <w:r>
               <w:rPr>
-                <w:rFonts w:cs="BRH Devanagari Extra"/>
-                <w:color w:val="000000"/>
-                <w:szCs w:val="40"/>
-                <w:lang w:val="it-IT"/>
-              </w:rPr>
-              <w:t>2</w:t>
-            </w:r>
-            <w:r>
-              <w:rPr>
-                <w:rFonts w:ascii="BRH Devanagari Extra" w:hAnsi="BRH Devanagari Extra" w:cs="BRH Devanagari Extra"/>
-                <w:color w:val="000000"/>
-                <w:sz w:val="32"/>
-                <w:szCs w:val="40"/>
-                <w:lang w:val="it-IT"/>
-              </w:rPr>
-              <w:t>.</w:t>
-            </w:r>
-            <w:r>
-              <w:rPr>
-                <w:rFonts w:cs="BRH Devanagari Extra"/>
-                <w:color w:val="000000"/>
-                <w:szCs w:val="40"/>
-                <w:lang w:val="it-IT"/>
-              </w:rPr>
-              <w:t>3</w:t>
-            </w:r>
-            <w:r>
-              <w:rPr>
-                <w:rFonts w:ascii="BRH Devanagari Extra" w:hAnsi="BRH Devanagari Extra" w:cs="BRH Devanagari Extra"/>
-                <w:color w:val="000000"/>
-                <w:sz w:val="32"/>
-                <w:szCs w:val="40"/>
-                <w:lang w:val="it-IT"/>
-              </w:rPr>
-              <w:t>.</w:t>
-            </w:r>
-            <w:r>
-              <w:rPr>
-                <w:rFonts w:cs="BRH Devanagari Extra"/>
-                <w:color w:val="000000"/>
-                <w:szCs w:val="40"/>
-                <w:lang w:val="it-IT"/>
+                <w:rFonts w:cs="Latha"/>
+                <w:b/>
+                <w:bCs/>
+                <w:szCs w:val="24"/>
+                <w:cs/>
+                <w:lang w:bidi="ta-IN"/>
+              </w:rPr>
+              <w:t>2.3.</w:t>
+            </w:r>
+            <w:r>
+              <w:rPr>
+                <w:rFonts w:cs="Latha"/>
+                <w:b/>
+                <w:bCs/>
+                <w:szCs w:val="24"/>
+                <w:cs/>
+                <w:lang w:bidi="ta-IN"/>
               </w:rPr>
               <w:t>12</w:t>
             </w:r>
             <w:r>
               <w:rPr>
-                <w:rFonts w:ascii="BRH Devanagari Extra" w:hAnsi="BRH Devanagari Extra" w:cs="BRH Devanagari Extra"/>
-                <w:color w:val="000000"/>
-                <w:sz w:val="32"/>
-                <w:szCs w:val="40"/>
-                <w:lang w:val="it-IT"/>
-              </w:rPr>
-              <w:t>.</w:t>
-            </w:r>
-            <w:r>
-              <w:rPr>
-                <w:rFonts w:cs="BRH Devanagari Extra"/>
-                <w:color w:val="000000"/>
-                <w:szCs w:val="40"/>
-                <w:lang w:val="it-IT"/>
-              </w:rPr>
-              <w:t>2</w:t>
-            </w:r>
-            <w:r>
-              <w:rPr>
-                <w:rFonts w:ascii="BRH Devanagari Extra" w:hAnsi="BRH Devanagari Extra" w:cs="BRH Devanagari Extra"/>
-                <w:color w:val="000000"/>
-                <w:sz w:val="32"/>
-                <w:szCs w:val="40"/>
-                <w:lang w:val="it-IT"/>
-              </w:rPr>
-              <w:t>(</w:t>
-            </w:r>
-            <w:r>
-              <w:rPr>
-                <w:rFonts w:cs="BRH Devanagari Extra"/>
-                <w:color w:val="000000"/>
-                <w:szCs w:val="40"/>
-                <w:lang w:val="it-IT"/>
-              </w:rPr>
-              <w:t>50</w:t>
-            </w:r>
-            <w:r>
-              <w:rPr>
-                <w:rFonts w:ascii="BRH Devanagari Extra" w:hAnsi="BRH Devanagari Extra" w:cs="BRH Devanagari Extra"/>
-                <w:color w:val="000000"/>
-                <w:sz w:val="32"/>
-                <w:szCs w:val="40"/>
-                <w:lang w:val="it-IT"/>
-              </w:rPr>
-              <w:t>)-  cÉ</w:t>
-            </w:r>
-            <w:r>
-              <w:rPr>
-                <w:rFonts w:ascii="BRH Malayalam Extra" w:hAnsi="BRH Malayalam Extra" w:cs="BRH Devanagari Extra"/>
-                <w:color w:val="000000"/>
-                <w:szCs w:val="40"/>
-                <w:lang w:val="it-IT"/>
-              </w:rPr>
-              <w:t>–</w:t>
-            </w:r>
-            <w:r>
-              <w:rPr>
-                <w:rFonts w:ascii="BRH Devanagari Extra" w:hAnsi="BRH Devanagari Extra" w:cs="BRH Devanagari Extra"/>
-                <w:color w:val="000000"/>
-                <w:sz w:val="32"/>
-                <w:szCs w:val="40"/>
-                <w:lang w:val="it-IT"/>
-              </w:rPr>
-              <w:t>ÂqÉç | mÉÑlÉþÈ | L</w:t>
-            </w:r>
-            <w:r>
-              <w:rPr>
-                <w:rFonts w:ascii="BRH Devanagari Extra" w:hAnsi="BRH Devanagari Extra" w:cs="BRH Devanagari Extra"/>
-                <w:color w:val="000000"/>
-                <w:sz w:val="32"/>
-                <w:szCs w:val="40"/>
+                <w:rFonts w:cs="Latha"/>
+                <w:b/>
+                <w:bCs/>
+                <w:szCs w:val="24"/>
+                <w:lang w:bidi="ta-IN"/>
+              </w:rPr>
+              <w:t>.2(</w:t>
+            </w:r>
+            <w:r>
+              <w:rPr>
+                <w:rFonts w:cs="Latha"/>
+                <w:b/>
+                <w:bCs/>
+                <w:szCs w:val="24"/>
+                <w:cs/>
+                <w:lang w:bidi="ta-IN"/>
+              </w:rPr>
+              <w:t>5</w:t>
+            </w:r>
+            <w:r>
+              <w:rPr>
+                <w:rFonts w:cs="Latha"/>
+                <w:b/>
+                <w:bCs/>
+                <w:szCs w:val="24"/>
+                <w:lang w:bidi="ta-IN"/>
+              </w:rPr>
+              <w:t>0)</w:t>
+            </w:r>
+            <w:r>
+              <w:rPr>
+                <w:rFonts w:ascii="Latha" w:hAnsi="Latha" w:cs="Latha"/>
+                <w:szCs w:val="24"/>
+                <w:lang w:bidi="ta-IN"/>
+              </w:rPr>
+              <w:t xml:space="preserve">-  </w:t>
+            </w:r>
+            <w:r>
+              <w:rPr>
+                <w:rFonts w:ascii="Latha" w:hAnsi="Latha" w:cs="Latha"/>
+                <w:szCs w:val="24"/>
+                <w:cs/>
+                <w:lang w:bidi="ta-IN"/>
+              </w:rPr>
+              <w:t>ச</w:t>
+            </w:r>
+            <w:r>
+              <w:rPr>
+                <w:rFonts w:ascii="BRH Tamil Tab Extra" w:hAnsi="BRH Tamil Tab Extra" w:cs="Latha"/>
+                <w:b/>
+                <w:bCs/>
+                <w:iCs/>
+                <w:szCs w:val="28"/>
+                <w:lang w:bidi="ta-IN"/>
+              </w:rPr>
+              <w:t>…</w:t>
+            </w:r>
+            <w:r>
+              <w:rPr>
+                <w:rFonts w:ascii="Latha" w:hAnsi="Latha" w:cs="Latha"/>
+                <w:szCs w:val="24"/>
+                <w:cs/>
+                <w:lang w:bidi="ta-IN"/>
+              </w:rPr>
+              <w:t xml:space="preserve">ரும் </w:t>
+            </w:r>
+            <w:r>
+              <w:rPr>
+                <w:rFonts w:ascii="Latha" w:hAnsi="Latha" w:cs="Latha"/>
+                <w:szCs w:val="24"/>
+                <w:lang w:bidi="ta-IN"/>
+              </w:rPr>
+              <w:t xml:space="preserve">| </w:t>
+            </w:r>
+            <w:r>
+              <w:rPr>
+                <w:rFonts w:ascii="Latha" w:hAnsi="Latha" w:cs="Latha"/>
+                <w:szCs w:val="24"/>
+                <w:cs/>
+                <w:lang w:bidi="ta-IN"/>
+              </w:rPr>
+              <w:t>புன</w:t>
+            </w:r>
+            <w:r>
+              <w:rPr>
+                <w:rFonts w:ascii="BRH Tamil Tab Extra" w:hAnsi="BRH Tamil Tab Extra" w:cs="Latha"/>
+                <w:b/>
+                <w:bCs/>
+                <w:iCs/>
+                <w:szCs w:val="28"/>
+                <w:lang w:bidi="ta-IN"/>
+              </w:rPr>
+              <w:t>†</w:t>
+            </w:r>
+            <w:r>
+              <w:rPr>
+                <w:rFonts w:ascii="Latha" w:hAnsi="Latha" w:cs="Latha"/>
+                <w:b/>
+                <w:bCs/>
+                <w:szCs w:val="28"/>
+                <w:cs/>
+                <w:lang w:bidi="ta-IN"/>
+              </w:rPr>
+              <w:t>:</w:t>
+            </w:r>
+            <w:r>
+              <w:rPr>
+                <w:rFonts w:ascii="Latha" w:hAnsi="Latha" w:cs="Latha"/>
+                <w:szCs w:val="24"/>
+                <w:cs/>
+                <w:lang w:bidi="ta-IN"/>
+              </w:rPr>
+              <w:t xml:space="preserve"> </w:t>
+            </w:r>
+            <w:r>
+              <w:rPr>
+                <w:rFonts w:ascii="Latha" w:hAnsi="Latha" w:cs="Latha"/>
+                <w:szCs w:val="24"/>
+                <w:lang w:bidi="ta-IN"/>
+              </w:rPr>
+              <w:t xml:space="preserve">| </w:t>
+            </w:r>
+            <w:r>
+              <w:rPr>
+                <w:rFonts w:ascii="Latha" w:hAnsi="Latha" w:cs="Latha"/>
+                <w:szCs w:val="24"/>
                 <w:highlight w:val="green"/>
-                <w:lang w:val="it-IT"/>
-              </w:rPr>
-              <w:t>irÉþ</w:t>
-            </w:r>
-            <w:r>
-              <w:rPr>
-                <w:rFonts w:ascii="BRH Devanagari Extra" w:hAnsi="BRH Devanagari Extra" w:cs="BRH Devanagari Extra"/>
-                <w:color w:val="000000"/>
-                <w:sz w:val="32"/>
-                <w:szCs w:val="40"/>
-                <w:lang w:val="it-IT"/>
+                <w:cs/>
+                <w:lang w:bidi="ta-IN"/>
+              </w:rPr>
+              <w:t>ஏத்ய</w:t>
+            </w:r>
+            <w:r>
+              <w:rPr>
+                <w:rFonts w:ascii="BRH Tamil Tab Extra" w:hAnsi="BRH Tamil Tab Extra" w:cs="Latha"/>
+                <w:b/>
+                <w:bCs/>
+                <w:iCs/>
+                <w:szCs w:val="28"/>
+                <w:highlight w:val="yellow"/>
+                <w:lang w:bidi="ta-IN"/>
+              </w:rPr>
+              <w:t>†</w:t>
+            </w:r>
+            <w:r>
+              <w:rPr>
+                <w:rFonts w:ascii="Latha" w:hAnsi="Latha" w:cs="Latha"/>
+                <w:szCs w:val="24"/>
+                <w:lang w:bidi="ta-IN"/>
               </w:rPr>
               <w:t xml:space="preserve"> |</w:t>
             </w:r>
@@ -1661,107 +2158,529 @@
               <w:adjustRightInd w:val="0"/>
               <w:spacing w:before="0" w:line="240" w:lineRule="auto"/>
               <w:rPr>
-                <w:rFonts w:ascii="BRH Malayalam Extra" w:hAnsi="BRH Malayalam Extra" w:cs="BRH Malayalam Extra"/>
-                <w:color w:val="000000"/>
-                <w:sz w:val="32"/>
-                <w:szCs w:val="40"/>
-                <w:lang w:val="it-IT"/>
-              </w:rPr>
-            </w:pPr>
-            <w:r>
-              <w:rPr>
                 <w:rFonts w:ascii="BRH Devanagari Extra" w:hAnsi="BRH Devanagari Extra" w:cs="BRH Devanagari Extra"/>
                 <w:color w:val="000000"/>
                 <w:sz w:val="32"/>
                 <w:szCs w:val="40"/>
                 <w:lang w:val="it-IT"/>
               </w:rPr>
-              <w:t>cÉýÂqÉç mÉÑlÉýÈ mÉÑlÉþ ¶ÉýÂqÉç cÉýÂqÉç mÉÑlÉ</w:t>
-            </w:r>
-            <w:r>
-              <w:rPr>
-                <w:rFonts w:ascii="BRH Devanagari Extra" w:hAnsi="BRH Devanagari Extra" w:cs="BRH Devanagari Extra"/>
-                <w:color w:val="000000"/>
-                <w:sz w:val="32"/>
-                <w:szCs w:val="40"/>
+            </w:pPr>
+            <w:r>
+              <w:rPr>
+                <w:rFonts w:ascii="Latha" w:hAnsi="Latha" w:cs="Latha"/>
+                <w:szCs w:val="24"/>
+                <w:cs/>
+                <w:lang w:bidi="ta-IN"/>
+              </w:rPr>
+              <w:t>ச</w:t>
+            </w:r>
+            <w:r>
+              <w:rPr>
+                <w:rFonts w:ascii="BRH Tamil Tab Extra" w:hAnsi="BRH Tamil Tab Extra" w:cs="Latha"/>
+                <w:b/>
+                <w:bCs/>
+                <w:iCs/>
+                <w:szCs w:val="28"/>
+                <w:lang w:bidi="ta-IN"/>
+              </w:rPr>
+              <w:t>…</w:t>
+            </w:r>
+            <w:r>
+              <w:rPr>
+                <w:rFonts w:ascii="Latha" w:hAnsi="Latha" w:cs="Latha"/>
+                <w:szCs w:val="24"/>
+                <w:cs/>
+                <w:lang w:bidi="ta-IN"/>
+              </w:rPr>
+              <w:t>ரும் புன</w:t>
+            </w:r>
+            <w:r>
+              <w:rPr>
+                <w:rFonts w:ascii="BRH Tamil Tab Extra" w:hAnsi="BRH Tamil Tab Extra" w:cs="Latha"/>
+                <w:b/>
+                <w:bCs/>
+                <w:iCs/>
+                <w:szCs w:val="28"/>
+                <w:lang w:bidi="ta-IN"/>
+              </w:rPr>
+              <w:t>…</w:t>
+            </w:r>
+            <w:r>
+              <w:rPr>
+                <w:rFonts w:ascii="Latha" w:hAnsi="Latha" w:cs="Latha"/>
+                <w:b/>
+                <w:bCs/>
+                <w:szCs w:val="28"/>
+                <w:cs/>
+                <w:lang w:bidi="ta-IN"/>
+              </w:rPr>
+              <w:t>:</w:t>
+            </w:r>
+            <w:r>
+              <w:rPr>
+                <w:rFonts w:ascii="Latha" w:hAnsi="Latha" w:cs="Latha"/>
+                <w:szCs w:val="24"/>
+                <w:cs/>
+                <w:lang w:bidi="ta-IN"/>
+              </w:rPr>
+              <w:t xml:space="preserve"> புன</w:t>
+            </w:r>
+            <w:r>
+              <w:rPr>
+                <w:rFonts w:ascii="BRH Tamil Tab Extra" w:hAnsi="BRH Tamil Tab Extra" w:cs="Latha"/>
+                <w:b/>
+                <w:bCs/>
+                <w:iCs/>
+                <w:szCs w:val="28"/>
+                <w:lang w:bidi="ta-IN"/>
+              </w:rPr>
+              <w:t>†</w:t>
+            </w:r>
+            <w:r>
+              <w:rPr>
+                <w:rFonts w:ascii="Latha" w:hAnsi="Latha" w:cs="Latha"/>
+                <w:szCs w:val="24"/>
+                <w:cs/>
+                <w:lang w:bidi="ta-IN"/>
+              </w:rPr>
+              <w:t>ஶ்ச</w:t>
+            </w:r>
+            <w:r>
+              <w:rPr>
+                <w:rFonts w:ascii="BRH Tamil Tab Extra" w:hAnsi="BRH Tamil Tab Extra" w:cs="Latha"/>
+                <w:b/>
+                <w:bCs/>
+                <w:iCs/>
+                <w:szCs w:val="28"/>
+                <w:lang w:bidi="ta-IN"/>
+              </w:rPr>
+              <w:t>…</w:t>
+            </w:r>
+            <w:r>
+              <w:rPr>
+                <w:rFonts w:ascii="Latha" w:hAnsi="Latha" w:cs="Latha"/>
+                <w:szCs w:val="24"/>
+                <w:cs/>
+                <w:lang w:bidi="ta-IN"/>
+              </w:rPr>
+              <w:t>ரும் ச</w:t>
+            </w:r>
+            <w:r>
+              <w:rPr>
+                <w:rFonts w:ascii="BRH Tamil Tab Extra" w:hAnsi="BRH Tamil Tab Extra" w:cs="Latha"/>
+                <w:b/>
+                <w:bCs/>
+                <w:iCs/>
+                <w:szCs w:val="28"/>
+                <w:lang w:bidi="ta-IN"/>
+              </w:rPr>
+              <w:t>…</w:t>
+            </w:r>
+            <w:r>
+              <w:rPr>
+                <w:rFonts w:ascii="Latha" w:hAnsi="Latha" w:cs="Latha"/>
+                <w:szCs w:val="24"/>
+                <w:cs/>
+                <w:lang w:bidi="ta-IN"/>
+              </w:rPr>
+              <w:t>ரும் புன</w:t>
+            </w:r>
+            <w:r>
+              <w:rPr>
+                <w:rFonts w:ascii="BRH Tamil Tab Extra" w:hAnsi="BRH Tamil Tab Extra" w:cs="Latha"/>
+                <w:b/>
+                <w:bCs/>
+                <w:iCs/>
+                <w:szCs w:val="28"/>
+                <w:lang w:bidi="ta-IN"/>
+              </w:rPr>
+              <w:t>…</w:t>
+            </w:r>
+            <w:r>
+              <w:rPr>
+                <w:rFonts w:ascii="Latha" w:hAnsi="Latha" w:cs="Latha"/>
+                <w:szCs w:val="24"/>
+                <w:lang w:bidi="ta-IN"/>
+              </w:rPr>
+              <w:t xml:space="preserve"> </w:t>
+            </w:r>
+            <w:r>
+              <w:rPr>
+                <w:rFonts w:ascii="Latha" w:hAnsi="Latha" w:cs="Latha"/>
+                <w:szCs w:val="24"/>
+                <w:cs/>
+                <w:lang w:bidi="ta-IN"/>
+              </w:rPr>
+              <w:t>ரேத்</w:t>
+            </w:r>
+            <w:r>
+              <w:rPr>
+                <w:rFonts w:ascii="Latha" w:hAnsi="Latha" w:cs="Latha"/>
+                <w:szCs w:val="24"/>
                 <w:highlight w:val="green"/>
+                <w:cs/>
+                <w:lang w:bidi="ta-IN"/>
+              </w:rPr>
+              <w:t>யேத்ய</w:t>
+            </w:r>
+            <w:r>
+              <w:rPr>
+                <w:rFonts w:ascii="BRH Tamil Tab Extra" w:hAnsi="BRH Tamil Tab Extra" w:cs="Latha"/>
+                <w:b/>
+                <w:bCs/>
+                <w:iCs/>
+                <w:szCs w:val="28"/>
+                <w:lang w:bidi="ta-IN"/>
+              </w:rPr>
+              <w:t>…</w:t>
+            </w:r>
+            <w:r>
+              <w:rPr>
+                <w:rFonts w:ascii="Latha" w:hAnsi="Latha" w:cs="Latha"/>
+                <w:szCs w:val="24"/>
+                <w:lang w:bidi="ta-IN"/>
+              </w:rPr>
+              <w:t xml:space="preserve"> </w:t>
+            </w:r>
+            <w:r>
+              <w:rPr>
+                <w:rFonts w:ascii="Latha" w:hAnsi="Latha" w:cs="Latha"/>
+                <w:szCs w:val="24"/>
+                <w:cs/>
+                <w:lang w:bidi="ta-IN"/>
+              </w:rPr>
+              <w:t>புன</w:t>
+            </w:r>
+            <w:r>
+              <w:rPr>
+                <w:rFonts w:ascii="BRH Tamil Tab Extra" w:hAnsi="BRH Tamil Tab Extra" w:cs="Latha"/>
+                <w:b/>
+                <w:bCs/>
+                <w:iCs/>
+                <w:szCs w:val="28"/>
+                <w:lang w:bidi="ta-IN"/>
+              </w:rPr>
+              <w:t>†</w:t>
+            </w:r>
+            <w:r>
+              <w:rPr>
+                <w:rFonts w:ascii="Latha" w:hAnsi="Latha" w:cs="Latha"/>
+                <w:szCs w:val="24"/>
+                <w:cs/>
+                <w:lang w:bidi="ta-IN"/>
+              </w:rPr>
+              <w:t>ஶ்ச</w:t>
+            </w:r>
+            <w:r>
+              <w:rPr>
+                <w:rFonts w:ascii="BRH Tamil Tab Extra" w:hAnsi="BRH Tamil Tab Extra" w:cs="Latha"/>
+                <w:b/>
+                <w:bCs/>
+                <w:iCs/>
+                <w:szCs w:val="28"/>
+                <w:lang w:bidi="ta-IN"/>
+              </w:rPr>
+              <w:t>…</w:t>
+            </w:r>
+            <w:r>
+              <w:rPr>
+                <w:rFonts w:ascii="Latha" w:hAnsi="Latha" w:cs="Latha"/>
+                <w:szCs w:val="24"/>
+                <w:cs/>
+                <w:lang w:bidi="ta-IN"/>
+              </w:rPr>
+              <w:t>ரும் ச</w:t>
+            </w:r>
+            <w:r>
+              <w:rPr>
+                <w:rFonts w:ascii="BRH Tamil Tab Extra" w:hAnsi="BRH Tamil Tab Extra" w:cs="Latha"/>
+                <w:b/>
+                <w:bCs/>
+                <w:iCs/>
+                <w:szCs w:val="28"/>
+                <w:lang w:bidi="ta-IN"/>
+              </w:rPr>
+              <w:t>…</w:t>
+            </w:r>
+            <w:r>
+              <w:rPr>
+                <w:rFonts w:ascii="Latha" w:hAnsi="Latha" w:cs="Latha"/>
+                <w:szCs w:val="24"/>
+                <w:cs/>
+                <w:lang w:bidi="ta-IN"/>
+              </w:rPr>
+              <w:t>ரும் புன</w:t>
+            </w:r>
+            <w:r>
+              <w:rPr>
+                <w:rFonts w:ascii="BRH Tamil Tab Extra" w:hAnsi="BRH Tamil Tab Extra" w:cs="Latha"/>
+                <w:b/>
+                <w:bCs/>
+                <w:iCs/>
+                <w:szCs w:val="28"/>
+                <w:lang w:bidi="ta-IN"/>
+              </w:rPr>
+              <w:t>…</w:t>
+            </w:r>
+            <w:r>
+              <w:rPr>
+                <w:rFonts w:ascii="Latha" w:hAnsi="Latha" w:cs="Latha"/>
+                <w:szCs w:val="24"/>
+                <w:lang w:bidi="ta-IN"/>
+              </w:rPr>
+              <w:t xml:space="preserve"> </w:t>
+            </w:r>
+            <w:r>
+              <w:rPr>
+                <w:rFonts w:ascii="Latha" w:hAnsi="Latha" w:cs="Latha"/>
+                <w:szCs w:val="24"/>
+                <w:highlight w:val="green"/>
+                <w:cs/>
+                <w:lang w:bidi="ta-IN"/>
+              </w:rPr>
+              <w:t>ரேத்ய</w:t>
+            </w:r>
+            <w:r>
+              <w:rPr>
+                <w:rFonts w:ascii="BRH Tamil Tab Extra" w:hAnsi="BRH Tamil Tab Extra" w:cs="Latha"/>
+                <w:b/>
+                <w:bCs/>
+                <w:iCs/>
+                <w:szCs w:val="28"/>
+                <w:highlight w:val="green"/>
+                <w:lang w:bidi="ta-IN"/>
+              </w:rPr>
+              <w:t>†</w:t>
+            </w:r>
+          </w:p>
+          <w:p>
+            <w:pPr>
+              <w:pStyle w:val="NoSpacing"/>
+              <w:rPr>
+                <w:rFonts w:ascii="Latha" w:hAnsi="Latha" w:cs="Latha"/>
+                <w:szCs w:val="24"/>
+                <w:lang w:bidi="ta-IN"/>
+              </w:rPr>
+            </w:pPr>
+            <w:r>
+              <w:rPr>
                 <w:lang w:val="it-IT"/>
               </w:rPr>
-              <w:t>ýUåirÉåirÉ</w:t>
-            </w:r>
-            <w:r>
-              <w:rPr>
-                <w:rFonts w:ascii="BRH Devanagari Extra" w:hAnsi="BRH Devanagari Extra" w:cs="BRH Devanagari Extra"/>
-                <w:color w:val="000000"/>
-                <w:sz w:val="32"/>
-                <w:szCs w:val="40"/>
-                <w:lang w:val="it-IT"/>
-              </w:rPr>
-              <w:t>ý mÉÑlÉþ ¶ÉýÂqÉç cÉýÂqÉç mÉÑlÉý</w:t>
-            </w:r>
-            <w:r>
-              <w:rPr>
-                <w:rFonts w:ascii="BRH Devanagari Extra" w:hAnsi="BRH Devanagari Extra" w:cs="BRH Devanagari Extra"/>
-                <w:color w:val="000000"/>
-                <w:sz w:val="32"/>
-                <w:szCs w:val="40"/>
+              <w:t xml:space="preserve"> </w:t>
+            </w:r>
+            <w:r>
+              <w:rPr>
+                <w:rFonts w:cs="Latha"/>
+                <w:b/>
+                <w:bCs/>
+                <w:szCs w:val="24"/>
+                <w:cs/>
+                <w:lang w:bidi="ta-IN"/>
+              </w:rPr>
+              <w:t>65</w:t>
+            </w:r>
+            <w:r>
+              <w:rPr>
+                <w:rFonts w:cs="Latha"/>
+                <w:b/>
+                <w:bCs/>
+                <w:szCs w:val="24"/>
+                <w:lang w:bidi="ta-IN"/>
+              </w:rPr>
+              <w:t>)</w:t>
+            </w:r>
+            <w:r>
+              <w:rPr>
+                <w:rFonts w:ascii="Latha" w:hAnsi="Latha" w:cs="Latha"/>
+                <w:szCs w:val="24"/>
+                <w:lang w:bidi="ta-IN"/>
+              </w:rPr>
+              <w:tab/>
+            </w:r>
+            <w:r>
+              <w:rPr>
+                <w:rFonts w:cs="Latha"/>
+                <w:b/>
+                <w:bCs/>
+                <w:szCs w:val="24"/>
+                <w:cs/>
+                <w:lang w:bidi="ta-IN"/>
+              </w:rPr>
+              <w:t>2.3.</w:t>
+            </w:r>
+            <w:r>
+              <w:rPr>
+                <w:rFonts w:cs="Latha"/>
+                <w:b/>
+                <w:bCs/>
+                <w:szCs w:val="24"/>
+                <w:cs/>
+                <w:lang w:bidi="ta-IN"/>
+              </w:rPr>
+              <w:t>12</w:t>
+            </w:r>
+            <w:r>
+              <w:rPr>
+                <w:rFonts w:cs="Latha"/>
+                <w:b/>
+                <w:bCs/>
+                <w:szCs w:val="24"/>
+                <w:lang w:bidi="ta-IN"/>
+              </w:rPr>
+              <w:t>.2(</w:t>
+            </w:r>
+            <w:r>
+              <w:rPr>
+                <w:rFonts w:cs="Latha"/>
+                <w:b/>
+                <w:bCs/>
+                <w:szCs w:val="24"/>
+                <w:cs/>
+                <w:lang w:bidi="ta-IN"/>
+              </w:rPr>
+              <w:t>51</w:t>
+            </w:r>
+            <w:r>
+              <w:rPr>
+                <w:rFonts w:cs="Latha"/>
+                <w:b/>
+                <w:bCs/>
+                <w:szCs w:val="24"/>
+                <w:lang w:bidi="ta-IN"/>
+              </w:rPr>
+              <w:t>)</w:t>
+            </w:r>
+            <w:r>
+              <w:rPr>
+                <w:rFonts w:ascii="Latha" w:hAnsi="Latha" w:cs="Latha"/>
+                <w:szCs w:val="24"/>
+                <w:lang w:bidi="ta-IN"/>
+              </w:rPr>
+              <w:t xml:space="preserve">-  </w:t>
+            </w:r>
+            <w:r>
+              <w:rPr>
+                <w:rFonts w:ascii="Latha" w:hAnsi="Latha" w:cs="Latha"/>
+                <w:szCs w:val="24"/>
+                <w:cs/>
+                <w:lang w:bidi="ta-IN"/>
+              </w:rPr>
+              <w:t>புன</w:t>
+            </w:r>
+            <w:r>
+              <w:rPr>
+                <w:rFonts w:ascii="BRH Tamil Tab Extra" w:hAnsi="BRH Tamil Tab Extra" w:cs="Latha"/>
+                <w:b/>
+                <w:bCs/>
+                <w:iCs/>
+                <w:szCs w:val="28"/>
+                <w:lang w:bidi="ta-IN"/>
+              </w:rPr>
+              <w:t>†</w:t>
+            </w:r>
+            <w:r>
+              <w:rPr>
+                <w:rFonts w:ascii="Latha" w:hAnsi="Latha" w:cs="Latha"/>
+                <w:b/>
+                <w:bCs/>
+                <w:szCs w:val="28"/>
+                <w:cs/>
+                <w:lang w:bidi="ta-IN"/>
+              </w:rPr>
+              <w:t>:</w:t>
+            </w:r>
+            <w:r>
+              <w:rPr>
+                <w:rFonts w:ascii="Latha" w:hAnsi="Latha" w:cs="Latha"/>
+                <w:szCs w:val="24"/>
+                <w:cs/>
+                <w:lang w:bidi="ta-IN"/>
+              </w:rPr>
+              <w:t xml:space="preserve"> </w:t>
+            </w:r>
+            <w:r>
+              <w:rPr>
+                <w:rFonts w:ascii="Latha" w:hAnsi="Latha" w:cs="Latha"/>
+                <w:szCs w:val="24"/>
+                <w:lang w:bidi="ta-IN"/>
+              </w:rPr>
+              <w:t xml:space="preserve">| </w:t>
+            </w:r>
+            <w:r>
+              <w:rPr>
+                <w:rFonts w:ascii="Latha" w:hAnsi="Latha" w:cs="Latha"/>
+                <w:szCs w:val="24"/>
+                <w:cs/>
+                <w:lang w:bidi="ta-IN"/>
+              </w:rPr>
+              <w:t>ஏ</w:t>
+            </w:r>
+            <w:r>
+              <w:rPr>
+                <w:rFonts w:ascii="Latha" w:hAnsi="Latha" w:cs="Latha"/>
+                <w:szCs w:val="24"/>
                 <w:highlight w:val="green"/>
-                <w:lang w:val="it-IT"/>
-              </w:rPr>
-              <w:t>Uåir</w:t>
-            </w:r>
-            <w:r>
-              <w:rPr>
-                <w:rFonts w:ascii="BRH Devanagari Extra" w:hAnsi="BRH Devanagari Extra" w:cs="BRH Devanagari Extra"/>
-                <w:color w:val="000000"/>
-                <w:sz w:val="32"/>
-                <w:szCs w:val="40"/>
-                <w:lang w:val="it-IT"/>
-              </w:rPr>
-              <w:t>Éþ |</w:t>
-            </w:r>
-            <w:r>
-              <w:rPr>
-                <w:rFonts w:ascii="BRH Devanagari Extra" w:hAnsi="BRH Devanagari Extra" w:cs="BRH Devanagari Extra"/>
-                <w:color w:val="000000"/>
-                <w:sz w:val="32"/>
-                <w:szCs w:val="40"/>
-                <w:lang w:val="it-IT"/>
-              </w:rPr>
-              <w:tab/>
+                <w:cs/>
+                <w:lang w:bidi="ta-IN"/>
+              </w:rPr>
+              <w:t>த்ய</w:t>
+            </w:r>
+            <w:r>
+              <w:rPr>
+                <w:rFonts w:ascii="BRH Tamil Tab Extra" w:hAnsi="BRH Tamil Tab Extra" w:cs="Latha"/>
+                <w:b/>
+                <w:bCs/>
+                <w:iCs/>
+                <w:szCs w:val="28"/>
+                <w:highlight w:val="yellow"/>
+                <w:lang w:bidi="ta-IN"/>
+              </w:rPr>
+              <w:t>†</w:t>
+            </w:r>
+            <w:r>
+              <w:rPr>
+                <w:rFonts w:ascii="Latha" w:hAnsi="Latha" w:cs="Latha"/>
+                <w:szCs w:val="24"/>
+                <w:lang w:bidi="ta-IN"/>
+              </w:rPr>
+              <w:t xml:space="preserve"> | </w:t>
+            </w:r>
+            <w:r>
+              <w:rPr>
+                <w:rFonts w:ascii="Latha" w:hAnsi="Latha" w:cs="Latha"/>
+                <w:szCs w:val="24"/>
+                <w:cs/>
+                <w:lang w:bidi="ta-IN"/>
+              </w:rPr>
+              <w:t>நி</w:t>
+            </w:r>
+            <w:r>
+              <w:rPr>
+                <w:rFonts w:ascii="Latha" w:hAnsi="Latha" w:cs="Latha"/>
+                <w:b/>
+                <w:bCs/>
+                <w:szCs w:val="28"/>
+                <w:cs/>
+                <w:lang w:bidi="ta-IN"/>
+              </w:rPr>
+              <w:t>:</w:t>
+            </w:r>
+            <w:r>
+              <w:rPr>
+                <w:rFonts w:ascii="Latha" w:hAnsi="Latha" w:cs="Latha"/>
+                <w:szCs w:val="24"/>
+                <w:cs/>
+                <w:lang w:bidi="ta-IN"/>
+              </w:rPr>
               <w:t xml:space="preserve"> </w:t>
             </w:r>
             <w:r>
               <w:rPr>
-                <w:rFonts w:ascii="BRH Devanagari Extra" w:hAnsi="BRH Devanagari Extra" w:cs="BRH Devanagari Extra"/>
-                <w:color w:val="000000"/>
-                <w:sz w:val="32"/>
-                <w:szCs w:val="40"/>
-                <w:lang w:val="it-IT"/>
-              </w:rPr>
-              <w:tab/>
-              <w:t xml:space="preserve"> </w:t>
-            </w:r>
-            <w:r>
-              <w:rPr>
-                <w:rFonts w:ascii="BRH Devanagari Extra" w:hAnsi="BRH Devanagari Extra" w:cs="BRH Devanagari Extra"/>
-                <w:color w:val="000000"/>
-                <w:sz w:val="32"/>
-                <w:szCs w:val="40"/>
-                <w:lang w:val="it-IT"/>
-              </w:rPr>
-              <w:tab/>
-            </w:r>
-            <w:r>
-              <w:rPr>
-                <w:rFonts w:ascii="BRH Malayalam Extra" w:hAnsi="BRH Malayalam Extra" w:cs="BRH Malayalam Extra"/>
-                <w:color w:val="000000"/>
-                <w:sz w:val="32"/>
-                <w:szCs w:val="40"/>
-                <w:lang w:val="it-IT"/>
-              </w:rPr>
-              <w:tab/>
-              <w:t xml:space="preserve"> </w:t>
+                <w:rFonts w:ascii="Latha" w:hAnsi="Latha" w:cs="Latha"/>
+                <w:szCs w:val="24"/>
+                <w:lang w:bidi="ta-IN"/>
+              </w:rPr>
+              <w:t>|</w:t>
             </w:r>
           </w:p>
           <w:p>
@@ -1772,157 +2691,553 @@
               <w:adjustRightInd w:val="0"/>
               <w:spacing w:before="0" w:line="240" w:lineRule="auto"/>
               <w:rPr>
-                <w:rFonts w:ascii="BRH Devanagari Extra" w:hAnsi="BRH Devanagari Extra" w:cs="BRH Devanagari Extra"/>
-                <w:color w:val="000000"/>
-                <w:sz w:val="32"/>
-                <w:szCs w:val="40"/>
-                <w:lang w:val="it-IT"/>
+                <w:rFonts w:ascii="Latha" w:hAnsi="Latha" w:cs="Latha"/>
+                <w:szCs w:val="24"/>
+                <w:lang w:bidi="ta-IN"/>
               </w:rPr>
             </w:pPr>
             <w:r>
               <w:rPr>
-                <w:rFonts w:cs="BRH Devanagari Extra"/>
-                <w:color w:val="000000"/>
-                <w:szCs w:val="40"/>
-                <w:lang w:val="it-IT"/>
-              </w:rPr>
-              <w:t>65</w:t>
-            </w:r>
-            <w:r>
-              <w:rPr>
-                <w:rFonts w:ascii="BRH Devanagari Extra" w:hAnsi="BRH Devanagari Extra" w:cs="BRH Devanagari Extra"/>
-                <w:color w:val="000000"/>
-                <w:sz w:val="32"/>
-                <w:szCs w:val="40"/>
-                <w:lang w:val="it-IT"/>
+                <w:rFonts w:ascii="Latha" w:hAnsi="Latha" w:cs="Latha"/>
+                <w:szCs w:val="24"/>
+                <w:cs/>
+                <w:lang w:bidi="ta-IN"/>
+              </w:rPr>
+              <w:t>புன</w:t>
+            </w:r>
+            <w:r>
+              <w:rPr>
+                <w:rFonts w:ascii="BRH Tamil Tab Extra" w:hAnsi="BRH Tamil Tab Extra" w:cs="Latha"/>
+                <w:b/>
+                <w:bCs/>
+                <w:iCs/>
+                <w:szCs w:val="28"/>
+                <w:lang w:bidi="ta-IN"/>
+              </w:rPr>
+              <w:t>…</w:t>
+            </w:r>
+            <w:r>
+              <w:rPr>
+                <w:rFonts w:ascii="Latha" w:hAnsi="Latha" w:cs="Latha"/>
+                <w:szCs w:val="24"/>
+                <w:lang w:bidi="ta-IN"/>
+              </w:rPr>
+              <w:t xml:space="preserve"> </w:t>
+            </w:r>
+            <w:r>
+              <w:rPr>
+                <w:rFonts w:ascii="Latha" w:hAnsi="Latha" w:cs="Latha"/>
+                <w:szCs w:val="24"/>
+                <w:highlight w:val="green"/>
+                <w:cs/>
+                <w:lang w:bidi="ta-IN"/>
+              </w:rPr>
+              <w:t>ரேத்யேத்ய</w:t>
+            </w:r>
+            <w:r>
+              <w:rPr>
+                <w:rFonts w:ascii="BRH Tamil Tab Extra" w:hAnsi="BRH Tamil Tab Extra" w:cs="Latha"/>
+                <w:b/>
+                <w:bCs/>
+                <w:iCs/>
+                <w:szCs w:val="28"/>
+                <w:lang w:bidi="ta-IN"/>
+              </w:rPr>
+              <w:t>…</w:t>
+            </w:r>
+            <w:r>
+              <w:rPr>
+                <w:rFonts w:ascii="Latha" w:hAnsi="Latha" w:cs="Latha"/>
+                <w:szCs w:val="24"/>
+                <w:lang w:bidi="ta-IN"/>
+              </w:rPr>
+              <w:t xml:space="preserve"> </w:t>
+            </w:r>
+            <w:r>
+              <w:rPr>
+                <w:rFonts w:ascii="Latha" w:hAnsi="Latha" w:cs="Latha"/>
+                <w:szCs w:val="24"/>
+                <w:cs/>
+                <w:lang w:bidi="ta-IN"/>
+              </w:rPr>
+              <w:t>புன</w:t>
+            </w:r>
+            <w:r>
+              <w:rPr>
+                <w:rFonts w:ascii="BRH Tamil Tab Extra" w:hAnsi="BRH Tamil Tab Extra" w:cs="Latha"/>
+                <w:b/>
+                <w:bCs/>
+                <w:iCs/>
+                <w:szCs w:val="28"/>
+                <w:lang w:bidi="ta-IN"/>
+              </w:rPr>
+              <w:t>…</w:t>
+            </w:r>
+            <w:r>
+              <w:rPr>
+                <w:rFonts w:ascii="Latha" w:hAnsi="Latha" w:cs="Latha"/>
+                <w:b/>
+                <w:bCs/>
+                <w:szCs w:val="28"/>
+                <w:cs/>
+                <w:lang w:bidi="ta-IN"/>
+              </w:rPr>
+              <w:t>:</w:t>
+            </w:r>
+            <w:r>
+              <w:rPr>
+                <w:rFonts w:ascii="Latha" w:hAnsi="Latha" w:cs="Latha"/>
+                <w:szCs w:val="24"/>
+                <w:cs/>
+                <w:lang w:bidi="ta-IN"/>
+              </w:rPr>
+              <w:t xml:space="preserve"> புன</w:t>
+            </w:r>
+            <w:r>
+              <w:rPr>
+                <w:rFonts w:ascii="BRH Tamil Tab Extra" w:hAnsi="BRH Tamil Tab Extra" w:cs="Latha"/>
+                <w:b/>
+                <w:bCs/>
+                <w:iCs/>
+                <w:szCs w:val="28"/>
+                <w:lang w:bidi="ta-IN"/>
+              </w:rPr>
+              <w:t>…</w:t>
+            </w:r>
+            <w:r>
+              <w:rPr>
+                <w:rFonts w:ascii="Latha" w:hAnsi="Latha" w:cs="Latha"/>
+                <w:szCs w:val="24"/>
+                <w:lang w:bidi="ta-IN"/>
+              </w:rPr>
+              <w:t xml:space="preserve"> </w:t>
+            </w:r>
+            <w:r>
+              <w:rPr>
+                <w:rFonts w:ascii="Latha" w:hAnsi="Latha" w:cs="Latha"/>
+                <w:szCs w:val="24"/>
+                <w:highlight w:val="green"/>
+                <w:cs/>
+                <w:lang w:bidi="ta-IN"/>
+              </w:rPr>
+              <w:t>ரேத்ய</w:t>
+            </w:r>
+            <w:r>
+              <w:rPr>
+                <w:rFonts w:ascii="BRH Tamil Tab Extra" w:hAnsi="BRH Tamil Tab Extra" w:cs="Latha"/>
+                <w:b/>
+                <w:bCs/>
+                <w:iCs/>
+                <w:szCs w:val="28"/>
+                <w:lang w:bidi="ta-IN"/>
+              </w:rPr>
+              <w:t>…</w:t>
+            </w:r>
+            <w:r>
+              <w:rPr>
+                <w:rFonts w:ascii="Latha" w:hAnsi="Latha" w:cs="Latha"/>
+                <w:szCs w:val="24"/>
+                <w:lang w:bidi="ta-IN"/>
+              </w:rPr>
+              <w:t xml:space="preserve"> </w:t>
+            </w:r>
+            <w:r>
+              <w:rPr>
+                <w:rFonts w:ascii="Latha" w:hAnsi="Latha" w:cs="Latha"/>
+                <w:szCs w:val="24"/>
+                <w:cs/>
+                <w:lang w:bidi="ta-IN"/>
+              </w:rPr>
+              <w:t xml:space="preserve">நிர் </w:t>
+            </w:r>
+            <w:r>
+              <w:rPr>
+                <w:rFonts w:ascii="Latha" w:hAnsi="Latha" w:cs="Latha"/>
+                <w:szCs w:val="24"/>
+                <w:highlight w:val="green"/>
+                <w:cs/>
+                <w:lang w:bidi="ta-IN"/>
+              </w:rPr>
+              <w:t>ணிரேத்</w:t>
+            </w:r>
+            <w:r>
+              <w:rPr>
+                <w:rFonts w:ascii="Latha" w:hAnsi="Latha" w:cs="Latha"/>
+                <w:szCs w:val="24"/>
+                <w:cs/>
+                <w:lang w:bidi="ta-IN"/>
+              </w:rPr>
+              <w:t>ய</w:t>
+            </w:r>
+            <w:r>
+              <w:rPr>
+                <w:rFonts w:ascii="BRH Tamil Tab Extra" w:hAnsi="BRH Tamil Tab Extra" w:cs="Latha"/>
+                <w:b/>
+                <w:bCs/>
+                <w:iCs/>
+                <w:szCs w:val="28"/>
+                <w:lang w:bidi="ta-IN"/>
+              </w:rPr>
+              <w:t>…</w:t>
+            </w:r>
+            <w:r>
+              <w:rPr>
+                <w:rFonts w:ascii="Latha" w:hAnsi="Latha" w:cs="Latha"/>
+                <w:szCs w:val="24"/>
+                <w:lang w:bidi="ta-IN"/>
+              </w:rPr>
+              <w:t xml:space="preserve"> </w:t>
+            </w:r>
+            <w:r>
+              <w:rPr>
+                <w:rFonts w:ascii="Latha" w:hAnsi="Latha" w:cs="Latha"/>
+                <w:szCs w:val="24"/>
+                <w:cs/>
+                <w:lang w:bidi="ta-IN"/>
+              </w:rPr>
+              <w:t>புன</w:t>
+            </w:r>
+            <w:r>
+              <w:rPr>
+                <w:rFonts w:ascii="BRH Tamil Tab Extra" w:hAnsi="BRH Tamil Tab Extra" w:cs="Latha"/>
+                <w:b/>
+                <w:bCs/>
+                <w:iCs/>
+                <w:szCs w:val="28"/>
+                <w:lang w:bidi="ta-IN"/>
+              </w:rPr>
+              <w:t>…</w:t>
+            </w:r>
+            <w:r>
+              <w:rPr>
+                <w:rFonts w:ascii="Latha" w:hAnsi="Latha" w:cs="Latha"/>
+                <w:b/>
+                <w:bCs/>
+                <w:szCs w:val="28"/>
+                <w:cs/>
+                <w:lang w:bidi="ta-IN"/>
+              </w:rPr>
+              <w:t>:</w:t>
+            </w:r>
+            <w:r>
+              <w:rPr>
+                <w:rFonts w:ascii="Latha" w:hAnsi="Latha" w:cs="Latha"/>
+                <w:szCs w:val="24"/>
+                <w:cs/>
+                <w:lang w:bidi="ta-IN"/>
+              </w:rPr>
+              <w:t xml:space="preserve"> புன</w:t>
+            </w:r>
+            <w:r>
+              <w:rPr>
+                <w:rFonts w:ascii="BRH Tamil Tab Extra" w:hAnsi="BRH Tamil Tab Extra" w:cs="Latha"/>
+                <w:b/>
+                <w:bCs/>
+                <w:iCs/>
+                <w:szCs w:val="28"/>
+                <w:lang w:bidi="ta-IN"/>
+              </w:rPr>
+              <w:t>…</w:t>
+            </w:r>
+            <w:r>
+              <w:rPr>
+                <w:rFonts w:ascii="Latha" w:hAnsi="Latha" w:cs="Latha"/>
+                <w:szCs w:val="24"/>
+                <w:lang w:bidi="ta-IN"/>
+              </w:rPr>
+              <w:t xml:space="preserve"> </w:t>
+            </w:r>
+            <w:r>
+              <w:rPr>
+                <w:rFonts w:ascii="Latha" w:hAnsi="Latha" w:cs="Latha"/>
+                <w:szCs w:val="24"/>
+                <w:highlight w:val="green"/>
+                <w:cs/>
+                <w:lang w:bidi="ta-IN"/>
+              </w:rPr>
+              <w:t>ரேத்ய</w:t>
+            </w:r>
+            <w:r>
+              <w:rPr>
+                <w:rFonts w:ascii="BRH Tamil Tab Extra" w:hAnsi="BRH Tamil Tab Extra" w:cs="Latha"/>
+                <w:b/>
+                <w:bCs/>
+                <w:iCs/>
+                <w:szCs w:val="28"/>
+                <w:highlight w:val="green"/>
+                <w:lang w:bidi="ta-IN"/>
+              </w:rPr>
+              <w:t>…</w:t>
+            </w:r>
+            <w:r>
+              <w:rPr>
+                <w:rFonts w:ascii="Latha" w:hAnsi="Latha" w:cs="Latha"/>
+                <w:szCs w:val="24"/>
+                <w:lang w:bidi="ta-IN"/>
+              </w:rPr>
+              <w:t xml:space="preserve"> </w:t>
+            </w:r>
+            <w:r>
+              <w:rPr>
+                <w:rFonts w:ascii="Latha" w:hAnsi="Latha" w:cs="Latha"/>
+                <w:szCs w:val="24"/>
+                <w:cs/>
+                <w:lang w:bidi="ta-IN"/>
+              </w:rPr>
+              <w:t>நி</w:t>
+            </w:r>
+            <w:r>
+              <w:rPr>
+                <w:rFonts w:ascii="Latha" w:hAnsi="Latha" w:cs="Latha"/>
+                <w:b/>
+                <w:bCs/>
+                <w:szCs w:val="28"/>
+                <w:cs/>
+                <w:lang w:bidi="ta-IN"/>
+              </w:rPr>
+              <w:t>:</w:t>
+            </w:r>
+            <w:r>
+              <w:rPr>
+                <w:rFonts w:ascii="Latha" w:hAnsi="Latha" w:cs="Latha"/>
+                <w:szCs w:val="24"/>
+                <w:cs/>
+                <w:lang w:bidi="ta-IN"/>
+              </w:rPr>
+              <w:t xml:space="preserve"> </w:t>
+            </w:r>
+            <w:r>
+              <w:rPr>
+                <w:rFonts w:ascii="Latha" w:hAnsi="Latha" w:cs="Latha"/>
+                <w:szCs w:val="24"/>
+                <w:lang w:bidi="ta-IN"/>
+              </w:rPr>
+              <w:t>|</w:t>
+            </w:r>
+          </w:p>
+          <w:p>
+            <w:pPr>
+              <w:autoSpaceDE w:val="0"/>
+              <w:autoSpaceDN w:val="0"/>
+              <w:adjustRightInd w:val="0"/>
+              <w:rPr>
+                <w:rFonts w:ascii="Latha" w:hAnsi="Latha" w:cs="Latha"/>
+                <w:szCs w:val="24"/>
+                <w:lang w:bidi="ta-IN"/>
+              </w:rPr>
+            </w:pPr>
+            <w:r>
+              <w:rPr>
+                <w:rFonts w:cs="Latha"/>
+                <w:b/>
+                <w:bCs/>
+                <w:szCs w:val="24"/>
+                <w:cs/>
+                <w:lang w:bidi="ta-IN"/>
+              </w:rPr>
+              <w:t>66</w:t>
+            </w:r>
+            <w:r>
+              <w:rPr>
+                <w:rFonts w:cs="Latha"/>
+                <w:b/>
+                <w:bCs/>
+                <w:szCs w:val="24"/>
+                <w:lang w:bidi="ta-IN"/>
               </w:rPr>
               <w:t>)</w:t>
             </w:r>
             <w:r>
               <w:rPr>
-                <w:rFonts w:ascii="BRH Devanagari Extra" w:hAnsi="BRH Devanagari Extra" w:cs="BRH Devanagari Extra"/>
-                <w:color w:val="000000"/>
-                <w:sz w:val="32"/>
-                <w:szCs w:val="40"/>
-                <w:lang w:val="it-IT"/>
+                <w:rFonts w:ascii="Latha" w:hAnsi="Latha" w:cs="Latha"/>
+                <w:szCs w:val="24"/>
+                <w:lang w:bidi="ta-IN"/>
               </w:rPr>
               <w:tab/>
             </w:r>
             <w:r>
               <w:rPr>
-                <w:rFonts w:cs="BRH Devanagari Extra"/>
-                <w:color w:val="000000"/>
-                <w:szCs w:val="40"/>
-                <w:lang w:val="it-IT"/>
-              </w:rPr>
-              <w:t>2</w:t>
-            </w:r>
-            <w:r>
-              <w:rPr>
-                <w:rFonts w:ascii="BRH Devanagari Extra" w:hAnsi="BRH Devanagari Extra" w:cs="BRH Devanagari Extra"/>
-                <w:color w:val="000000"/>
-                <w:sz w:val="32"/>
-                <w:szCs w:val="40"/>
-                <w:lang w:val="it-IT"/>
-              </w:rPr>
-              <w:t>.</w:t>
-            </w:r>
-            <w:r>
-              <w:rPr>
-                <w:rFonts w:cs="BRH Devanagari Extra"/>
-                <w:color w:val="000000"/>
-                <w:szCs w:val="40"/>
-                <w:lang w:val="it-IT"/>
-              </w:rPr>
-              <w:t>3</w:t>
-            </w:r>
-            <w:r>
-              <w:rPr>
-                <w:rFonts w:ascii="BRH Devanagari Extra" w:hAnsi="BRH Devanagari Extra" w:cs="BRH Devanagari Extra"/>
-                <w:color w:val="000000"/>
-                <w:sz w:val="32"/>
-                <w:szCs w:val="40"/>
-                <w:lang w:val="it-IT"/>
-              </w:rPr>
-              <w:t>.</w:t>
-            </w:r>
-            <w:r>
-              <w:rPr>
-                <w:rFonts w:cs="BRH Devanagari Extra"/>
-                <w:color w:val="000000"/>
-                <w:szCs w:val="40"/>
-                <w:lang w:val="it-IT"/>
+                <w:rFonts w:cs="Latha"/>
+                <w:b/>
+                <w:bCs/>
+                <w:szCs w:val="24"/>
+                <w:cs/>
+                <w:lang w:bidi="ta-IN"/>
+              </w:rPr>
+              <w:t>2.3.</w:t>
+            </w:r>
+            <w:r>
+              <w:rPr>
+                <w:rFonts w:cs="Latha"/>
+                <w:b/>
+                <w:bCs/>
+                <w:szCs w:val="24"/>
+                <w:cs/>
+                <w:lang w:bidi="ta-IN"/>
               </w:rPr>
               <w:t>12</w:t>
             </w:r>
             <w:r>
               <w:rPr>
-                <w:rFonts w:ascii="BRH Devanagari Extra" w:hAnsi="BRH Devanagari Extra" w:cs="BRH Devanagari Extra"/>
-                <w:color w:val="000000"/>
-                <w:sz w:val="32"/>
-                <w:szCs w:val="40"/>
-                <w:lang w:val="it-IT"/>
-              </w:rPr>
-              <w:t>.</w:t>
-            </w:r>
-            <w:r>
-              <w:rPr>
-                <w:rFonts w:cs="BRH Devanagari Extra"/>
-                <w:color w:val="000000"/>
-                <w:szCs w:val="40"/>
-                <w:lang w:val="it-IT"/>
-              </w:rPr>
-              <w:t>2</w:t>
-            </w:r>
-            <w:r>
-              <w:rPr>
-                <w:rFonts w:ascii="BRH Devanagari Extra" w:hAnsi="BRH Devanagari Extra" w:cs="BRH Devanagari Extra"/>
-                <w:color w:val="000000"/>
-                <w:sz w:val="32"/>
-                <w:szCs w:val="40"/>
-                <w:lang w:val="it-IT"/>
-              </w:rPr>
-              <w:t>(</w:t>
-            </w:r>
-            <w:r>
-              <w:rPr>
-                <w:rFonts w:cs="BRH Devanagari Extra"/>
-                <w:color w:val="000000"/>
-                <w:szCs w:val="40"/>
-                <w:lang w:val="it-IT"/>
-              </w:rPr>
-              <w:t>51</w:t>
-            </w:r>
-            <w:r>
-              <w:rPr>
-                <w:rFonts w:ascii="BRH Devanagari Extra" w:hAnsi="BRH Devanagari Extra" w:cs="BRH Devanagari Extra"/>
-                <w:color w:val="000000"/>
-                <w:sz w:val="32"/>
-                <w:szCs w:val="40"/>
-                <w:lang w:val="it-IT"/>
-              </w:rPr>
-              <w:t>)-  mÉÑlÉþÈ | L</w:t>
-            </w:r>
-            <w:r>
-              <w:rPr>
-                <w:rFonts w:ascii="BRH Devanagari Extra" w:hAnsi="BRH Devanagari Extra" w:cs="BRH Devanagari Extra"/>
-                <w:color w:val="000000"/>
-                <w:sz w:val="32"/>
-                <w:szCs w:val="40"/>
+                <w:rFonts w:cs="Latha"/>
+                <w:b/>
+                <w:bCs/>
+                <w:szCs w:val="24"/>
+                <w:lang w:bidi="ta-IN"/>
+              </w:rPr>
+              <w:t>.2(</w:t>
+            </w:r>
+            <w:r>
+              <w:rPr>
+                <w:rFonts w:cs="Latha"/>
+                <w:b/>
+                <w:bCs/>
+                <w:szCs w:val="24"/>
+                <w:cs/>
+                <w:lang w:bidi="ta-IN"/>
+              </w:rPr>
+              <w:t>52)</w:t>
+            </w:r>
+            <w:r>
+              <w:rPr>
+                <w:rFonts w:ascii="Latha" w:hAnsi="Latha" w:cs="Latha"/>
+                <w:szCs w:val="24"/>
+                <w:lang w:bidi="ta-IN"/>
+              </w:rPr>
+              <w:t xml:space="preserve">-  </w:t>
+            </w:r>
+            <w:r>
+              <w:rPr>
+                <w:rFonts w:ascii="Latha" w:hAnsi="Latha" w:cs="Latha"/>
+                <w:szCs w:val="24"/>
+                <w:cs/>
+                <w:lang w:bidi="ta-IN"/>
+              </w:rPr>
+              <w:t>ஏ</w:t>
+            </w:r>
+            <w:r>
+              <w:rPr>
+                <w:rFonts w:ascii="Latha" w:hAnsi="Latha" w:cs="Latha"/>
+                <w:szCs w:val="24"/>
                 <w:highlight w:val="green"/>
-                <w:lang w:val="it-IT"/>
-              </w:rPr>
-              <w:t>irÉþ</w:t>
-            </w:r>
-            <w:r>
-              <w:rPr>
-                <w:rFonts w:ascii="BRH Devanagari Extra" w:hAnsi="BRH Devanagari Extra" w:cs="BRH Devanagari Extra"/>
-                <w:color w:val="000000"/>
-                <w:sz w:val="32"/>
-                <w:szCs w:val="40"/>
-                <w:lang w:val="it-IT"/>
-              </w:rPr>
-              <w:t xml:space="preserve"> | ÌlÉÈ |</w:t>
+                <w:cs/>
+                <w:lang w:bidi="ta-IN"/>
+              </w:rPr>
+              <w:t>த்ய</w:t>
+            </w:r>
+            <w:r>
+              <w:rPr>
+                <w:rFonts w:ascii="BRH Tamil Tab Extra" w:hAnsi="BRH Tamil Tab Extra" w:cs="Latha"/>
+                <w:b/>
+                <w:bCs/>
+                <w:iCs/>
+                <w:szCs w:val="28"/>
+                <w:highlight w:val="green"/>
+                <w:lang w:bidi="ta-IN"/>
+              </w:rPr>
+              <w:t>†</w:t>
+            </w:r>
+            <w:r>
+              <w:rPr>
+                <w:rFonts w:ascii="Latha" w:hAnsi="Latha" w:cs="Latha"/>
+                <w:szCs w:val="24"/>
+                <w:lang w:bidi="ta-IN"/>
+              </w:rPr>
+              <w:t xml:space="preserve"> | </w:t>
+            </w:r>
+            <w:r>
+              <w:rPr>
+                <w:rFonts w:ascii="Latha" w:hAnsi="Latha" w:cs="Latha"/>
+                <w:szCs w:val="24"/>
+                <w:cs/>
+                <w:lang w:bidi="ta-IN"/>
+              </w:rPr>
+              <w:t>நி</w:t>
+            </w:r>
+            <w:r>
+              <w:rPr>
+                <w:rFonts w:ascii="Latha" w:hAnsi="Latha" w:cs="Latha"/>
+                <w:b/>
+                <w:bCs/>
+                <w:szCs w:val="28"/>
+                <w:cs/>
+                <w:lang w:bidi="ta-IN"/>
+              </w:rPr>
+              <w:t>:</w:t>
+            </w:r>
+            <w:r>
+              <w:rPr>
+                <w:rFonts w:ascii="Latha" w:hAnsi="Latha" w:cs="Latha"/>
+                <w:szCs w:val="24"/>
+                <w:cs/>
+                <w:lang w:bidi="ta-IN"/>
+              </w:rPr>
+              <w:t xml:space="preserve"> </w:t>
+            </w:r>
+            <w:r>
+              <w:rPr>
+                <w:rFonts w:ascii="Latha" w:hAnsi="Latha" w:cs="Latha"/>
+                <w:szCs w:val="24"/>
+                <w:lang w:bidi="ta-IN"/>
+              </w:rPr>
+              <w:t xml:space="preserve">| </w:t>
+            </w:r>
+            <w:r>
+              <w:rPr>
+                <w:rFonts w:ascii="Latha" w:hAnsi="Latha" w:cs="Latha"/>
+                <w:szCs w:val="24"/>
+                <w:cs/>
+                <w:lang w:bidi="ta-IN"/>
+              </w:rPr>
+              <w:t>வ</w:t>
+            </w:r>
+            <w:r>
+              <w:rPr>
+                <w:rFonts w:ascii="BRH Tamil Tab Extra" w:hAnsi="BRH Tamil Tab Extra" w:cs="Latha"/>
+                <w:b/>
+                <w:bCs/>
+                <w:iCs/>
+                <w:szCs w:val="28"/>
+                <w:lang w:bidi="ta-IN"/>
+              </w:rPr>
+              <w:t>…</w:t>
+            </w:r>
+            <w:r>
+              <w:rPr>
+                <w:rFonts w:ascii="Latha" w:hAnsi="Latha" w:cs="Latha"/>
+                <w:szCs w:val="24"/>
+                <w:cs/>
+                <w:lang w:bidi="ta-IN"/>
+              </w:rPr>
+              <w:t>பே</w:t>
+            </w:r>
+            <w:r>
+              <w:rPr>
+                <w:rFonts w:ascii="BRH Tamil Tab Extra" w:hAnsi="BRH Tamil Tab Extra" w:cs="Latha"/>
+                <w:b/>
+                <w:bCs/>
+                <w:iCs/>
+                <w:szCs w:val="28"/>
+                <w:lang w:bidi="ta-IN"/>
+              </w:rPr>
+              <w:t>…</w:t>
+            </w:r>
+            <w:r>
+              <w:rPr>
+                <w:rFonts w:ascii="Latha" w:hAnsi="Latha" w:cs="Latha"/>
+                <w:szCs w:val="24"/>
+                <w:cs/>
+                <w:lang w:bidi="ta-IN"/>
+              </w:rPr>
+              <w:t xml:space="preserve">த் </w:t>
+            </w:r>
+            <w:r>
+              <w:rPr>
+                <w:rFonts w:ascii="Latha" w:hAnsi="Latha" w:cs="Latha"/>
+                <w:szCs w:val="24"/>
+                <w:lang w:bidi="ta-IN"/>
+              </w:rPr>
+              <w:t>|</w:t>
             </w:r>
           </w:p>
           <w:p>
@@ -1942,97 +3257,370 @@
             </w:pPr>
             <w:r>
               <w:rPr>
+                <w:rFonts w:ascii="Latha" w:hAnsi="Latha" w:cs="Latha"/>
+                <w:szCs w:val="24"/>
+                <w:cs/>
+                <w:lang w:bidi="ta-IN"/>
+              </w:rPr>
+              <w:t>ஏ</w:t>
+            </w:r>
+            <w:r>
+              <w:rPr>
+                <w:rFonts w:ascii="Latha" w:hAnsi="Latha" w:cs="Latha"/>
+                <w:szCs w:val="24"/>
+                <w:highlight w:val="green"/>
+                <w:cs/>
+                <w:lang w:bidi="ta-IN"/>
+              </w:rPr>
+              <w:t>த்ய</w:t>
+            </w:r>
+            <w:r>
+              <w:rPr>
+                <w:rFonts w:ascii="BRH Tamil Tab Extra" w:hAnsi="BRH Tamil Tab Extra" w:cs="Latha"/>
+                <w:b/>
+                <w:bCs/>
+                <w:iCs/>
+                <w:szCs w:val="28"/>
+                <w:highlight w:val="green"/>
+                <w:lang w:bidi="ta-IN"/>
+              </w:rPr>
+              <w:t>…</w:t>
+            </w:r>
+            <w:r>
+              <w:rPr>
+                <w:rFonts w:ascii="Latha" w:hAnsi="Latha" w:cs="Latha"/>
+                <w:szCs w:val="24"/>
+                <w:lang w:bidi="ta-IN"/>
+              </w:rPr>
+              <w:t xml:space="preserve"> </w:t>
+            </w:r>
+            <w:r>
+              <w:rPr>
+                <w:rFonts w:ascii="Latha" w:hAnsi="Latha" w:cs="Latha"/>
+                <w:szCs w:val="24"/>
+                <w:cs/>
+                <w:lang w:bidi="ta-IN"/>
+              </w:rPr>
+              <w:t>நிர் ணி</w:t>
+            </w:r>
+            <w:r>
+              <w:rPr>
+                <w:rFonts w:ascii="Latha" w:hAnsi="Latha" w:cs="Latha"/>
+                <w:szCs w:val="24"/>
+                <w:highlight w:val="green"/>
+                <w:cs/>
+                <w:lang w:bidi="ta-IN"/>
+              </w:rPr>
+              <w:t>ரேத்யேத்ய</w:t>
+            </w:r>
+            <w:r>
+              <w:rPr>
+                <w:rFonts w:ascii="BRH Tamil Tab Extra" w:hAnsi="BRH Tamil Tab Extra" w:cs="Latha"/>
+                <w:b/>
+                <w:bCs/>
+                <w:iCs/>
+                <w:szCs w:val="28"/>
+                <w:highlight w:val="green"/>
+                <w:lang w:bidi="ta-IN"/>
+              </w:rPr>
+              <w:t>…</w:t>
+            </w:r>
+            <w:r>
+              <w:rPr>
+                <w:rFonts w:ascii="Latha" w:hAnsi="Latha" w:cs="Latha"/>
+                <w:szCs w:val="24"/>
+                <w:lang w:bidi="ta-IN"/>
+              </w:rPr>
+              <w:t xml:space="preserve"> </w:t>
+            </w:r>
+            <w:r>
+              <w:rPr>
+                <w:rFonts w:ascii="Latha" w:hAnsi="Latha" w:cs="Latha"/>
+                <w:szCs w:val="24"/>
+                <w:cs/>
+                <w:lang w:bidi="ta-IN"/>
+              </w:rPr>
+              <w:t>நிர் வ</w:t>
+            </w:r>
+            <w:r>
+              <w:rPr>
+                <w:rFonts w:ascii="BRH Tamil Tab Extra" w:hAnsi="BRH Tamil Tab Extra" w:cs="Latha"/>
+                <w:b/>
+                <w:bCs/>
+                <w:iCs/>
+                <w:szCs w:val="28"/>
+                <w:lang w:bidi="ta-IN"/>
+              </w:rPr>
+              <w:t>†</w:t>
+            </w:r>
+            <w:r>
+              <w:rPr>
+                <w:rFonts w:ascii="Latha" w:hAnsi="Latha" w:cs="Latha"/>
+                <w:szCs w:val="24"/>
+                <w:cs/>
+                <w:lang w:bidi="ta-IN"/>
+              </w:rPr>
+              <w:t>பேத்</w:t>
+            </w:r>
+            <w:r>
+              <w:rPr>
+                <w:rFonts w:ascii="Latha" w:hAnsi="Latha" w:cs="Latha"/>
+                <w:b/>
+                <w:bCs/>
+                <w:position w:val="-12"/>
+                <w:szCs w:val="24"/>
+                <w:cs/>
+                <w:lang w:bidi="ta-IN"/>
+              </w:rPr>
+              <w:t>3</w:t>
+            </w:r>
+            <w:r>
+              <w:rPr>
+                <w:rFonts w:ascii="Latha" w:hAnsi="Latha" w:cs="Latha"/>
+                <w:szCs w:val="24"/>
+                <w:cs/>
+                <w:lang w:bidi="ta-IN"/>
+              </w:rPr>
+              <w:t xml:space="preserve"> வபே</w:t>
+            </w:r>
+            <w:r>
+              <w:rPr>
+                <w:rFonts w:ascii="BRH Tamil Tab Extra" w:hAnsi="BRH Tamil Tab Extra" w:cs="Latha"/>
+                <w:b/>
+                <w:bCs/>
+                <w:iCs/>
+                <w:szCs w:val="28"/>
+                <w:lang w:bidi="ta-IN"/>
+              </w:rPr>
+              <w:t>…</w:t>
+            </w:r>
+            <w:r>
+              <w:rPr>
+                <w:rFonts w:ascii="Latha" w:hAnsi="Latha" w:cs="Latha"/>
+                <w:szCs w:val="24"/>
+                <w:cs/>
+                <w:lang w:bidi="ta-IN"/>
+              </w:rPr>
+              <w:t>ன் நிரே</w:t>
+            </w:r>
+            <w:r>
+              <w:rPr>
+                <w:rFonts w:ascii="Latha" w:hAnsi="Latha" w:cs="Latha"/>
+                <w:szCs w:val="24"/>
+                <w:highlight w:val="green"/>
+                <w:cs/>
+                <w:lang w:bidi="ta-IN"/>
+              </w:rPr>
+              <w:t>த்யேத்ய</w:t>
+            </w:r>
+            <w:r>
+              <w:rPr>
+                <w:rFonts w:ascii="BRH Tamil Tab Extra" w:hAnsi="BRH Tamil Tab Extra" w:cs="Latha"/>
+                <w:b/>
+                <w:bCs/>
+                <w:iCs/>
+                <w:szCs w:val="28"/>
+                <w:lang w:bidi="ta-IN"/>
+              </w:rPr>
+              <w:t>…</w:t>
+            </w:r>
+            <w:r>
+              <w:rPr>
+                <w:rFonts w:ascii="BRH Tamil Tab Extra" w:hAnsi="BRH Tamil Tab Extra" w:cs="Latha"/>
+                <w:b/>
+                <w:bCs/>
+                <w:iCs/>
+                <w:szCs w:val="28"/>
+                <w:highlight w:val="green"/>
+                <w:lang w:bidi="ta-IN"/>
+              </w:rPr>
+              <w:t>…</w:t>
+            </w:r>
+            <w:r>
+              <w:rPr>
                 <w:rFonts w:ascii="BRH Devanagari Extra" w:hAnsi="BRH Devanagari Extra" w:cs="BRH Devanagari Extra"/>
                 <w:color w:val="000000"/>
                 <w:sz w:val="32"/>
                 <w:szCs w:val="40"/>
                 <w:lang w:val="it-IT"/>
               </w:rPr>
-              <w:t>mÉÑlÉ</w:t>
-            </w:r>
-            <w:r>
-              <w:rPr>
-                <w:rFonts w:ascii="BRH Devanagari Extra" w:hAnsi="BRH Devanagari Extra" w:cs="BRH Devanagari Extra"/>
-                <w:color w:val="000000"/>
-                <w:sz w:val="32"/>
-                <w:szCs w:val="40"/>
+              <w:t>ý</w:t>
+            </w:r>
+            <w:r>
+              <w:rPr>
+                <w:rFonts w:ascii="Latha" w:hAnsi="Latha" w:cs="Latha"/>
+                <w:szCs w:val="24"/>
+                <w:lang w:bidi="ta-IN"/>
+              </w:rPr>
+              <w:t xml:space="preserve"> </w:t>
+            </w:r>
+            <w:r>
+              <w:rPr>
+                <w:rFonts w:ascii="Latha" w:hAnsi="Latha" w:cs="Latha"/>
+                <w:szCs w:val="24"/>
+                <w:cs/>
+                <w:lang w:bidi="ta-IN"/>
+              </w:rPr>
+              <w:t>நிர் வ</w:t>
+            </w:r>
+            <w:r>
+              <w:rPr>
+                <w:rFonts w:ascii="BRH Tamil Tab Extra" w:hAnsi="BRH Tamil Tab Extra" w:cs="Latha"/>
+                <w:b/>
+                <w:bCs/>
+                <w:iCs/>
+                <w:szCs w:val="28"/>
+                <w:lang w:bidi="ta-IN"/>
+              </w:rPr>
+              <w:t>†</w:t>
+            </w:r>
+            <w:r>
+              <w:rPr>
+                <w:rFonts w:ascii="Latha" w:hAnsi="Latha" w:cs="Latha"/>
+                <w:szCs w:val="24"/>
+                <w:cs/>
+                <w:lang w:bidi="ta-IN"/>
+              </w:rPr>
+              <w:t xml:space="preserve">பேத் </w:t>
+            </w:r>
+            <w:r>
+              <w:rPr>
+                <w:rFonts w:ascii="Latha" w:hAnsi="Latha" w:cs="Latha"/>
+                <w:szCs w:val="24"/>
+                <w:lang w:bidi="ta-IN"/>
+              </w:rPr>
+              <w:t>|</w:t>
+            </w:r>
+          </w:p>
+          <w:p>
+            <w:pPr>
+              <w:autoSpaceDE w:val="0"/>
+              <w:autoSpaceDN w:val="0"/>
+              <w:adjustRightInd w:val="0"/>
+              <w:rPr>
+                <w:rFonts w:ascii="Latha" w:hAnsi="Latha" w:cs="Latha"/>
+                <w:szCs w:val="24"/>
+                <w:lang w:bidi="ta-IN"/>
+              </w:rPr>
+            </w:pPr>
+            <w:r>
+              <w:rPr>
+                <w:rFonts w:cs="Latha"/>
+                <w:b/>
+                <w:bCs/>
+                <w:szCs w:val="24"/>
+                <w:cs/>
+                <w:lang w:bidi="ta-IN"/>
+              </w:rPr>
+              <w:t>67</w:t>
+            </w:r>
+            <w:r>
+              <w:rPr>
+                <w:rFonts w:cs="Latha"/>
+                <w:b/>
+                <w:bCs/>
+                <w:szCs w:val="24"/>
+                <w:lang w:bidi="ta-IN"/>
+              </w:rPr>
+              <w:t>)</w:t>
+            </w:r>
+            <w:r>
+              <w:rPr>
+                <w:rFonts w:ascii="Latha" w:hAnsi="Latha" w:cs="Latha"/>
+                <w:szCs w:val="24"/>
+                <w:lang w:bidi="ta-IN"/>
+              </w:rPr>
+              <w:tab/>
+            </w:r>
+            <w:r>
+              <w:rPr>
+                <w:rFonts w:cs="Latha"/>
+                <w:b/>
+                <w:bCs/>
+                <w:szCs w:val="24"/>
+                <w:cs/>
+                <w:lang w:bidi="ta-IN"/>
+              </w:rPr>
+              <w:t>2.3.</w:t>
+            </w:r>
+            <w:r>
+              <w:rPr>
+                <w:rFonts w:cs="Latha"/>
+                <w:b/>
+                <w:bCs/>
+                <w:szCs w:val="24"/>
+                <w:cs/>
+                <w:lang w:bidi="ta-IN"/>
+              </w:rPr>
+              <w:t>12</w:t>
+            </w:r>
+            <w:r>
+              <w:rPr>
+                <w:rFonts w:cs="Latha"/>
+                <w:b/>
+                <w:bCs/>
+                <w:szCs w:val="24"/>
+                <w:lang w:bidi="ta-IN"/>
+              </w:rPr>
+              <w:t>.2(</w:t>
+            </w:r>
+            <w:r>
+              <w:rPr>
+                <w:rFonts w:cs="Latha"/>
+                <w:b/>
+                <w:bCs/>
+                <w:szCs w:val="24"/>
+                <w:cs/>
+                <w:lang w:bidi="ta-IN"/>
+              </w:rPr>
+              <w:t>52)</w:t>
+            </w:r>
+            <w:r>
+              <w:rPr>
+                <w:rFonts w:ascii="Latha" w:hAnsi="Latha" w:cs="Latha"/>
+                <w:szCs w:val="24"/>
+                <w:lang w:bidi="ta-IN"/>
+              </w:rPr>
+              <w:t xml:space="preserve">-  </w:t>
+            </w:r>
+            <w:r>
+              <w:rPr>
+                <w:rFonts w:ascii="Latha" w:hAnsi="Latha" w:cs="Latha"/>
+                <w:szCs w:val="24"/>
+                <w:cs/>
+                <w:lang w:bidi="ta-IN"/>
+              </w:rPr>
+              <w:t>ஏ</w:t>
+            </w:r>
+            <w:r>
+              <w:rPr>
+                <w:rFonts w:ascii="Latha" w:hAnsi="Latha" w:cs="Latha"/>
+                <w:szCs w:val="24"/>
                 <w:highlight w:val="green"/>
-                <w:lang w:val="it-IT"/>
-              </w:rPr>
-              <w:t>ýUåirÉåir</w:t>
-            </w:r>
-            <w:r>
-              <w:rPr>
-                <w:rFonts w:ascii="BRH Devanagari Extra" w:hAnsi="BRH Devanagari Extra" w:cs="BRH Devanagari Extra"/>
-                <w:color w:val="000000"/>
-                <w:sz w:val="32"/>
-                <w:szCs w:val="40"/>
-                <w:lang w:val="it-IT"/>
-              </w:rPr>
-              <w:t>Éý mÉÑlÉýÈ mÉÑl</w:t>
-            </w:r>
-            <w:r>
-              <w:rPr>
-                <w:rFonts w:ascii="BRH Devanagari Extra" w:hAnsi="BRH Devanagari Extra" w:cs="BRH Devanagari Extra"/>
-                <w:color w:val="000000"/>
-                <w:sz w:val="32"/>
-                <w:szCs w:val="40"/>
+                <w:cs/>
+                <w:lang w:bidi="ta-IN"/>
+              </w:rPr>
+              <w:t>த்ய</w:t>
+            </w:r>
+            <w:r>
+              <w:rPr>
+                <w:rFonts w:ascii="BRH Tamil Tab Extra" w:hAnsi="BRH Tamil Tab Extra" w:cs="Latha"/>
+                <w:b/>
+                <w:bCs/>
+                <w:iCs/>
+                <w:szCs w:val="28"/>
                 <w:highlight w:val="green"/>
-                <w:lang w:val="it-IT"/>
-              </w:rPr>
-              <w:t>ÉýUåirÉ</w:t>
-            </w:r>
-            <w:r>
-              <w:rPr>
-                <w:rFonts w:ascii="BRH Devanagari Extra" w:hAnsi="BRH Devanagari Extra" w:cs="BRH Devanagari Extra"/>
-                <w:color w:val="000000"/>
-                <w:sz w:val="32"/>
-                <w:szCs w:val="40"/>
-                <w:lang w:val="it-IT"/>
-              </w:rPr>
-              <w:t>ý ÌlÉUç Íh</w:t>
-            </w:r>
-            <w:r>
-              <w:rPr>
-                <w:rFonts w:ascii="BRH Devanagari Extra" w:hAnsi="BRH Devanagari Extra" w:cs="BRH Devanagari Extra"/>
-                <w:color w:val="000000"/>
-                <w:sz w:val="32"/>
-                <w:szCs w:val="40"/>
-                <w:highlight w:val="green"/>
-                <w:lang w:val="it-IT"/>
-              </w:rPr>
-              <w:t>ÉUåirÉ</w:t>
-            </w:r>
-            <w:r>
-              <w:rPr>
-                <w:rFonts w:ascii="BRH Devanagari Extra" w:hAnsi="BRH Devanagari Extra" w:cs="BRH Devanagari Extra"/>
-                <w:color w:val="000000"/>
-                <w:sz w:val="32"/>
-                <w:szCs w:val="40"/>
-                <w:lang w:val="it-IT"/>
-              </w:rPr>
-              <w:t>ý mÉÑlÉýÈ  mÉÑlÉý</w:t>
-            </w:r>
-            <w:r>
-              <w:rPr>
-                <w:rFonts w:ascii="BRH Devanagari Extra" w:hAnsi="BRH Devanagari Extra" w:cs="BRH Devanagari Extra"/>
-                <w:color w:val="000000"/>
-                <w:sz w:val="32"/>
-                <w:szCs w:val="40"/>
-                <w:highlight w:val="green"/>
-                <w:lang w:val="it-IT"/>
-              </w:rPr>
-              <w:t>Uåir</w:t>
-            </w:r>
-            <w:r>
-              <w:rPr>
-                <w:rFonts w:ascii="BRH Devanagari Extra" w:hAnsi="BRH Devanagari Extra" w:cs="BRH Devanagari Extra"/>
-                <w:color w:val="000000"/>
-                <w:sz w:val="32"/>
-                <w:szCs w:val="40"/>
-                <w:lang w:val="it-IT"/>
-              </w:rPr>
-              <w:t xml:space="preserve">Éý ÌlÉÈ | </w:t>
+                <w:lang w:bidi="ta-IN"/>
+              </w:rPr>
+              <w:t>†</w:t>
+            </w:r>
+            <w:r>
+              <w:rPr>
+                <w:rFonts w:ascii="Latha" w:hAnsi="Latha" w:cs="Latha"/>
+                <w:szCs w:val="24"/>
+                <w:lang w:bidi="ta-IN"/>
+              </w:rPr>
+              <w:t xml:space="preserve"> |</w:t>
             </w:r>
           </w:p>
           <w:p>
@@ -2052,601 +3640,59 @@
             </w:pPr>
             <w:r>
               <w:rPr>
-                <w:rFonts w:cs="BRH Devanagari Extra"/>
-                <w:color w:val="000000"/>
-                <w:szCs w:val="40"/>
-                <w:lang w:val="it-IT"/>
-              </w:rPr>
-              <w:t>66</w:t>
-            </w:r>
-            <w:r>
-              <w:rPr>
-                <w:rFonts w:ascii="BRH Devanagari Extra" w:hAnsi="BRH Devanagari Extra" w:cs="BRH Devanagari Extra"/>
-                <w:color w:val="000000"/>
-                <w:sz w:val="32"/>
-                <w:szCs w:val="40"/>
-                <w:lang w:val="it-IT"/>
-              </w:rPr>
-              <w:t>)</w:t>
-            </w:r>
-            <w:r>
-              <w:rPr>
-                <w:rFonts w:ascii="BRH Devanagari Extra" w:hAnsi="BRH Devanagari Extra" w:cs="BRH Devanagari Extra"/>
-                <w:color w:val="000000"/>
-                <w:sz w:val="32"/>
-                <w:szCs w:val="40"/>
-                <w:lang w:val="it-IT"/>
-              </w:rPr>
-              <w:tab/>
-            </w:r>
-            <w:r>
-              <w:rPr>
-                <w:rFonts w:cs="BRH Devanagari Extra"/>
-                <w:color w:val="000000"/>
-                <w:szCs w:val="40"/>
-                <w:lang w:val="it-IT"/>
-              </w:rPr>
-              <w:t>2</w:t>
-            </w:r>
-            <w:r>
-              <w:rPr>
-                <w:rFonts w:ascii="BRH Devanagari Extra" w:hAnsi="BRH Devanagari Extra" w:cs="BRH Devanagari Extra"/>
-                <w:color w:val="000000"/>
-                <w:sz w:val="32"/>
-                <w:szCs w:val="40"/>
-                <w:lang w:val="it-IT"/>
-              </w:rPr>
-              <w:t>.</w:t>
-            </w:r>
-            <w:r>
-              <w:rPr>
-                <w:rFonts w:cs="BRH Devanagari Extra"/>
-                <w:color w:val="000000"/>
-                <w:szCs w:val="40"/>
-                <w:lang w:val="it-IT"/>
-              </w:rPr>
-              <w:t>3</w:t>
-            </w:r>
-            <w:r>
-              <w:rPr>
-                <w:rFonts w:ascii="BRH Devanagari Extra" w:hAnsi="BRH Devanagari Extra" w:cs="BRH Devanagari Extra"/>
-                <w:color w:val="000000"/>
-                <w:sz w:val="32"/>
-                <w:szCs w:val="40"/>
-                <w:lang w:val="it-IT"/>
-              </w:rPr>
-              <w:t>.</w:t>
-            </w:r>
-            <w:r>
-              <w:rPr>
-                <w:rFonts w:cs="BRH Devanagari Extra"/>
-                <w:color w:val="000000"/>
-                <w:szCs w:val="40"/>
-                <w:lang w:val="it-IT"/>
-              </w:rPr>
-              <w:t>12</w:t>
-            </w:r>
-            <w:r>
-              <w:rPr>
-                <w:rFonts w:ascii="BRH Devanagari Extra" w:hAnsi="BRH Devanagari Extra" w:cs="BRH Devanagari Extra"/>
-                <w:color w:val="000000"/>
-                <w:sz w:val="32"/>
-                <w:szCs w:val="40"/>
-                <w:lang w:val="it-IT"/>
-              </w:rPr>
-              <w:t>.</w:t>
-            </w:r>
-            <w:r>
-              <w:rPr>
-                <w:rFonts w:cs="BRH Devanagari Extra"/>
-                <w:color w:val="000000"/>
-                <w:szCs w:val="40"/>
-                <w:lang w:val="it-IT"/>
-              </w:rPr>
-              <w:t>2</w:t>
-            </w:r>
-            <w:r>
-              <w:rPr>
-                <w:rFonts w:ascii="BRH Devanagari Extra" w:hAnsi="BRH Devanagari Extra" w:cs="BRH Devanagari Extra"/>
-                <w:color w:val="000000"/>
-                <w:sz w:val="32"/>
-                <w:szCs w:val="40"/>
-                <w:lang w:val="it-IT"/>
-              </w:rPr>
-              <w:t>(</w:t>
-            </w:r>
-            <w:r>
-              <w:rPr>
-                <w:rFonts w:cs="BRH Devanagari Extra"/>
-                <w:color w:val="000000"/>
-                <w:szCs w:val="40"/>
-                <w:lang w:val="it-IT"/>
-              </w:rPr>
-              <w:t>52</w:t>
-            </w:r>
-            <w:r>
-              <w:rPr>
-                <w:rFonts w:ascii="BRH Devanagari Extra" w:hAnsi="BRH Devanagari Extra" w:cs="BRH Devanagari Extra"/>
-                <w:color w:val="000000"/>
-                <w:sz w:val="32"/>
-                <w:szCs w:val="40"/>
-                <w:lang w:val="it-IT"/>
-              </w:rPr>
-              <w:t>)-  L</w:t>
-            </w:r>
-            <w:r>
-              <w:rPr>
-                <w:rFonts w:ascii="BRH Devanagari Extra" w:hAnsi="BRH Devanagari Extra" w:cs="BRH Devanagari Extra"/>
-                <w:color w:val="000000"/>
-                <w:sz w:val="32"/>
-                <w:szCs w:val="40"/>
-                <w:highlight w:val="green"/>
-                <w:lang w:val="it-IT"/>
-              </w:rPr>
-              <w:t>irÉþ</w:t>
-            </w:r>
-            <w:r>
-              <w:rPr>
-                <w:rFonts w:ascii="BRH Devanagari Extra" w:hAnsi="BRH Devanagari Extra" w:cs="BRH Devanagari Extra"/>
-                <w:color w:val="000000"/>
-                <w:sz w:val="32"/>
-                <w:szCs w:val="40"/>
-                <w:lang w:val="it-IT"/>
-              </w:rPr>
-              <w:t xml:space="preserve"> | ÌlÉÈ | uÉ</w:t>
-            </w:r>
-            <w:r>
-              <w:rPr>
-                <w:rFonts w:ascii="BRH Malayalam Extra" w:hAnsi="BRH Malayalam Extra" w:cs="BRH Devanagari Extra"/>
-                <w:color w:val="000000"/>
-                <w:szCs w:val="40"/>
-                <w:lang w:val="it-IT"/>
-              </w:rPr>
-              <w:t>–</w:t>
-            </w:r>
-            <w:r>
-              <w:rPr>
-                <w:rFonts w:ascii="BRH Devanagari Extra" w:hAnsi="BRH Devanagari Extra" w:cs="BRH Devanagari Extra"/>
-                <w:color w:val="000000"/>
-                <w:sz w:val="32"/>
-                <w:szCs w:val="40"/>
-                <w:lang w:val="it-IT"/>
-              </w:rPr>
-              <w:t>mÉå</w:t>
-            </w:r>
-            <w:r>
-              <w:rPr>
-                <w:rFonts w:ascii="BRH Malayalam Extra" w:hAnsi="BRH Malayalam Extra" w:cs="BRH Devanagari Extra"/>
-                <w:color w:val="000000"/>
-                <w:szCs w:val="40"/>
-                <w:lang w:val="it-IT"/>
-              </w:rPr>
-              <w:t>–</w:t>
-            </w:r>
-            <w:r>
-              <w:rPr>
-                <w:rFonts w:ascii="BRH Devanagari Extra" w:hAnsi="BRH Devanagari Extra" w:cs="BRH Devanagari Extra"/>
-                <w:color w:val="000000"/>
-                <w:sz w:val="32"/>
-                <w:szCs w:val="40"/>
-                <w:lang w:val="it-IT"/>
-              </w:rPr>
-              <w:t>iÉç |</w:t>
-            </w:r>
-          </w:p>
-          <w:p>
-            <w:pPr>
-              <w:widowControl w:val="0"/>
-              <w:autoSpaceDE w:val="0"/>
-              <w:autoSpaceDN w:val="0"/>
-              <w:adjustRightInd w:val="0"/>
-              <w:spacing w:before="0" w:line="240" w:lineRule="auto"/>
-              <w:rPr>
-                <w:rFonts w:ascii="BRH Devanagari Extra" w:hAnsi="BRH Devanagari Extra" w:cs="BRH Devanagari Extra"/>
-                <w:color w:val="000000"/>
-                <w:sz w:val="32"/>
-                <w:szCs w:val="40"/>
-                <w:lang w:val="it-IT"/>
-              </w:rPr>
-            </w:pPr>
-            <w:r>
-              <w:rPr>
-                <w:rFonts w:ascii="BRH Devanagari Extra" w:hAnsi="BRH Devanagari Extra" w:cs="BRH Devanagari Extra"/>
-                <w:color w:val="000000"/>
-                <w:sz w:val="32"/>
-                <w:szCs w:val="40"/>
-                <w:lang w:val="it-IT"/>
-              </w:rPr>
-              <w:t>LirÉåirÉ</w:t>
-            </w:r>
-            <w:r>
-              <w:rPr>
-                <w:rFonts w:ascii="BRH Malayalam Extra" w:hAnsi="BRH Malayalam Extra" w:cs="BRH Devanagari Extra"/>
-                <w:color w:val="000000"/>
-                <w:szCs w:val="40"/>
-                <w:lang w:val="it-IT"/>
-              </w:rPr>
-              <w:t>–</w:t>
-            </w:r>
-            <w:r>
-              <w:rPr>
-                <w:rFonts w:ascii="BRH Devanagari Extra" w:hAnsi="BRH Devanagari Extra" w:cs="BRH Devanagari Extra"/>
-                <w:color w:val="000000"/>
-                <w:sz w:val="32"/>
-                <w:szCs w:val="40"/>
-                <w:lang w:val="it-IT"/>
-              </w:rPr>
-              <w:t xml:space="preserve"> ÌlÉUç ÍhÉUåirÉå irÉæirÉåirÉ</w:t>
-            </w:r>
-            <w:r>
-              <w:rPr>
-                <w:rFonts w:ascii="BRH Malayalam Extra" w:hAnsi="BRH Malayalam Extra" w:cs="BRH Devanagari Extra"/>
-                <w:color w:val="000000"/>
-                <w:szCs w:val="40"/>
-                <w:lang w:val="it-IT"/>
-              </w:rPr>
-              <w:t>–</w:t>
-            </w:r>
-            <w:r>
-              <w:rPr>
-                <w:rFonts w:ascii="BRH Devanagari Extra" w:hAnsi="BRH Devanagari Extra" w:cs="BRH Devanagari Extra"/>
-                <w:color w:val="000000"/>
-                <w:sz w:val="32"/>
-                <w:szCs w:val="40"/>
-                <w:lang w:val="it-IT"/>
-              </w:rPr>
-              <w:t xml:space="preserve"> ÌlÉUç uÉþmÉåSè uÉmÉå</w:t>
-            </w:r>
-            <w:r>
-              <w:rPr>
-                <w:rFonts w:ascii="BRH Malayalam Extra" w:hAnsi="BRH Malayalam Extra" w:cs="BRH Devanagari Extra"/>
-                <w:color w:val="000000"/>
-                <w:szCs w:val="40"/>
-                <w:lang w:val="it-IT"/>
-              </w:rPr>
-              <w:t>–</w:t>
-            </w:r>
-            <w:r>
-              <w:rPr>
-                <w:rFonts w:ascii="BRH Devanagari Extra" w:hAnsi="BRH Devanagari Extra" w:cs="BRH Devanagari Extra"/>
-                <w:color w:val="000000"/>
-                <w:sz w:val="32"/>
-                <w:szCs w:val="40"/>
-                <w:lang w:val="it-IT"/>
-              </w:rPr>
-              <w:t>lÉç ÌlÉUåirÉå irÉæirÉåirÉ</w:t>
-            </w:r>
-            <w:r>
-              <w:rPr>
-                <w:rFonts w:ascii="BRH Malayalam Extra" w:hAnsi="BRH Malayalam Extra" w:cs="BRH Devanagari Extra"/>
-                <w:color w:val="000000"/>
-                <w:szCs w:val="40"/>
-                <w:lang w:val="it-IT"/>
-              </w:rPr>
-              <w:t>–</w:t>
-            </w:r>
-            <w:r>
-              <w:rPr>
-                <w:rFonts w:ascii="BRH Devanagari Extra" w:hAnsi="BRH Devanagari Extra" w:cs="BRH Devanagari Extra"/>
-                <w:color w:val="000000"/>
-                <w:sz w:val="32"/>
-                <w:szCs w:val="40"/>
-                <w:lang w:val="it-IT"/>
-              </w:rPr>
-              <w:t xml:space="preserve"> </w:t>
-            </w:r>
-          </w:p>
-          <w:p>
-            <w:pPr>
-              <w:widowControl w:val="0"/>
-              <w:autoSpaceDE w:val="0"/>
-              <w:autoSpaceDN w:val="0"/>
-              <w:adjustRightInd w:val="0"/>
-              <w:spacing w:before="0" w:line="240" w:lineRule="auto"/>
-              <w:rPr>
-                <w:rFonts w:ascii="BRH Devanagari Extra" w:hAnsi="BRH Devanagari Extra" w:cs="BRH Devanagari Extra"/>
-                <w:color w:val="000000"/>
-                <w:sz w:val="32"/>
-                <w:szCs w:val="40"/>
-                <w:lang w:val="it-IT"/>
-              </w:rPr>
-            </w:pPr>
-            <w:r>
-              <w:rPr>
-                <w:rFonts w:ascii="BRH Devanagari Extra" w:hAnsi="BRH Devanagari Extra" w:cs="BRH Devanagari Extra"/>
-                <w:color w:val="000000"/>
-                <w:sz w:val="32"/>
-                <w:szCs w:val="40"/>
-                <w:lang w:val="it-IT"/>
-              </w:rPr>
-              <w:t xml:space="preserve">ÌlÉUç uÉþmÉåiÉç | </w:t>
-            </w:r>
-          </w:p>
-          <w:p>
-            <w:pPr>
-              <w:widowControl w:val="0"/>
-              <w:autoSpaceDE w:val="0"/>
-              <w:autoSpaceDN w:val="0"/>
-              <w:adjustRightInd w:val="0"/>
-              <w:spacing w:before="0" w:line="240" w:lineRule="auto"/>
-              <w:rPr>
-                <w:rFonts w:ascii="BRH Devanagari Extra" w:hAnsi="BRH Devanagari Extra" w:cs="BRH Devanagari Extra"/>
-                <w:color w:val="000000"/>
-                <w:sz w:val="32"/>
-                <w:szCs w:val="40"/>
-                <w:lang w:val="it-IT"/>
-              </w:rPr>
-            </w:pPr>
-            <w:r>
-              <w:rPr>
-                <w:rFonts w:ascii="BRH Devanagari Extra" w:hAnsi="BRH Devanagari Extra" w:cs="BRH Devanagari Extra"/>
-                <w:color w:val="000000"/>
-                <w:sz w:val="32"/>
-                <w:szCs w:val="40"/>
-                <w:lang w:val="it-IT"/>
-              </w:rPr>
-              <w:t>L</w:t>
-            </w:r>
-            <w:r>
-              <w:rPr>
-                <w:rFonts w:ascii="BRH Devanagari Extra" w:hAnsi="BRH Devanagari Extra" w:cs="BRH Devanagari Extra"/>
-                <w:color w:val="000000"/>
-                <w:sz w:val="32"/>
-                <w:szCs w:val="40"/>
-                <w:highlight w:val="green"/>
-                <w:lang w:val="it-IT"/>
-              </w:rPr>
-              <w:t>irÉ</w:t>
-            </w:r>
-            <w:r>
-              <w:rPr>
-                <w:rFonts w:ascii="BRH Devanagari Extra" w:hAnsi="BRH Devanagari Extra" w:cs="BRH Devanagari Extra"/>
-                <w:color w:val="000000"/>
-                <w:sz w:val="32"/>
-                <w:szCs w:val="40"/>
-                <w:lang w:val="it-IT"/>
-              </w:rPr>
-              <w:t>ý ÌlÉUç ÍhÉ</w:t>
-            </w:r>
-            <w:r>
-              <w:rPr>
-                <w:rFonts w:ascii="BRH Devanagari Extra" w:hAnsi="BRH Devanagari Extra" w:cs="BRH Devanagari Extra"/>
-                <w:color w:val="000000"/>
-                <w:sz w:val="32"/>
-                <w:szCs w:val="40"/>
-                <w:highlight w:val="green"/>
-                <w:lang w:val="it-IT"/>
-              </w:rPr>
-              <w:t>UåirÉãirÉ</w:t>
-            </w:r>
-            <w:r>
-              <w:rPr>
-                <w:rFonts w:ascii="BRH Devanagari Extra" w:hAnsi="BRH Devanagari Extra" w:cs="BRH Devanagari Extra"/>
-                <w:color w:val="000000"/>
-                <w:sz w:val="32"/>
-                <w:szCs w:val="40"/>
-                <w:lang w:val="it-IT"/>
-              </w:rPr>
-              <w:t>ý ÌlÉUç uÉþmÉåSè uÉmÉåýlÉç ÌlÉ</w:t>
-            </w:r>
-            <w:r>
-              <w:rPr>
-                <w:rFonts w:ascii="BRH Devanagari Extra" w:hAnsi="BRH Devanagari Extra" w:cs="BRH Devanagari Extra"/>
-                <w:color w:val="000000"/>
-                <w:sz w:val="32"/>
-                <w:szCs w:val="40"/>
-                <w:highlight w:val="green"/>
-                <w:lang w:val="it-IT"/>
-              </w:rPr>
-              <w:t>UåirÉåir</w:t>
-            </w:r>
-            <w:r>
-              <w:rPr>
-                <w:rFonts w:ascii="BRH Devanagari Extra" w:hAnsi="BRH Devanagari Extra" w:cs="BRH Devanagari Extra"/>
-                <w:color w:val="000000"/>
-                <w:sz w:val="32"/>
-                <w:szCs w:val="40"/>
-                <w:lang w:val="it-IT"/>
-              </w:rPr>
-              <w:t>Éý ÌlÉUç uÉþmÉåiÉç |</w:t>
-            </w:r>
-            <w:r>
-              <w:rPr>
-                <w:rFonts w:ascii="BRH Devanagari Extra" w:hAnsi="BRH Devanagari Extra" w:cs="BRH Devanagari Extra"/>
-                <w:color w:val="000000"/>
-                <w:sz w:val="32"/>
-                <w:szCs w:val="40"/>
-                <w:lang w:val="it-IT"/>
-              </w:rPr>
-              <w:tab/>
-              <w:t xml:space="preserve"> </w:t>
-            </w:r>
-          </w:p>
-          <w:p>
-            <w:pPr>
-              <w:widowControl w:val="0"/>
-              <w:autoSpaceDE w:val="0"/>
-              <w:autoSpaceDN w:val="0"/>
-              <w:adjustRightInd w:val="0"/>
-              <w:spacing w:before="0" w:line="240" w:lineRule="auto"/>
-              <w:rPr>
-                <w:rFonts w:ascii="BRH Devanagari Extra" w:hAnsi="BRH Devanagari Extra" w:cs="BRH Devanagari Extra"/>
-                <w:color w:val="000000"/>
-                <w:sz w:val="32"/>
-                <w:szCs w:val="40"/>
-                <w:lang w:val="it-IT"/>
-              </w:rPr>
-            </w:pPr>
-            <w:r>
-              <w:rPr>
-                <w:rFonts w:cs="BRH Devanagari Extra"/>
-                <w:color w:val="000000"/>
-                <w:szCs w:val="40"/>
-                <w:lang w:val="it-IT"/>
-              </w:rPr>
-              <w:t>67</w:t>
-            </w:r>
-            <w:r>
-              <w:rPr>
-                <w:rFonts w:ascii="BRH Devanagari Extra" w:hAnsi="BRH Devanagari Extra" w:cs="BRH Devanagari Extra"/>
-                <w:color w:val="000000"/>
-                <w:sz w:val="32"/>
-                <w:szCs w:val="40"/>
-                <w:lang w:val="it-IT"/>
-              </w:rPr>
-              <w:t>)</w:t>
-            </w:r>
-            <w:r>
-              <w:rPr>
-                <w:rFonts w:ascii="BRH Devanagari Extra" w:hAnsi="BRH Devanagari Extra" w:cs="BRH Devanagari Extra"/>
-                <w:color w:val="000000"/>
-                <w:sz w:val="32"/>
-                <w:szCs w:val="40"/>
-                <w:lang w:val="it-IT"/>
-              </w:rPr>
-              <w:tab/>
-            </w:r>
-            <w:r>
-              <w:rPr>
-                <w:rFonts w:cs="BRH Devanagari Extra"/>
-                <w:color w:val="000000"/>
-                <w:szCs w:val="40"/>
-                <w:lang w:val="it-IT"/>
-              </w:rPr>
-              <w:t>2</w:t>
-            </w:r>
-            <w:r>
-              <w:rPr>
-                <w:rFonts w:ascii="BRH Devanagari Extra" w:hAnsi="BRH Devanagari Extra" w:cs="BRH Devanagari Extra"/>
-                <w:color w:val="000000"/>
-                <w:sz w:val="32"/>
-                <w:szCs w:val="40"/>
-                <w:lang w:val="it-IT"/>
-              </w:rPr>
-              <w:t>.</w:t>
-            </w:r>
-            <w:r>
-              <w:rPr>
-                <w:rFonts w:cs="BRH Devanagari Extra"/>
-                <w:color w:val="000000"/>
-                <w:szCs w:val="40"/>
-                <w:lang w:val="it-IT"/>
-              </w:rPr>
-              <w:t>3</w:t>
-            </w:r>
-            <w:r>
-              <w:rPr>
-                <w:rFonts w:ascii="BRH Devanagari Extra" w:hAnsi="BRH Devanagari Extra" w:cs="BRH Devanagari Extra"/>
-                <w:color w:val="000000"/>
-                <w:sz w:val="32"/>
-                <w:szCs w:val="40"/>
-                <w:lang w:val="it-IT"/>
-              </w:rPr>
-              <w:t>.</w:t>
-            </w:r>
-            <w:r>
-              <w:rPr>
-                <w:rFonts w:cs="BRH Devanagari Extra"/>
-                <w:color w:val="000000"/>
-                <w:szCs w:val="40"/>
-                <w:lang w:val="it-IT"/>
-              </w:rPr>
-              <w:t>12</w:t>
-            </w:r>
-            <w:r>
-              <w:rPr>
-                <w:rFonts w:ascii="BRH Devanagari Extra" w:hAnsi="BRH Devanagari Extra" w:cs="BRH Devanagari Extra"/>
-                <w:color w:val="000000"/>
-                <w:sz w:val="32"/>
-                <w:szCs w:val="40"/>
-                <w:lang w:val="it-IT"/>
-              </w:rPr>
-              <w:t>.</w:t>
-            </w:r>
-            <w:r>
-              <w:rPr>
-                <w:rFonts w:cs="BRH Devanagari Extra"/>
-                <w:color w:val="000000"/>
-                <w:szCs w:val="40"/>
-                <w:lang w:val="it-IT"/>
-              </w:rPr>
-              <w:t>2</w:t>
-            </w:r>
-            <w:r>
-              <w:rPr>
-                <w:rFonts w:ascii="BRH Devanagari Extra" w:hAnsi="BRH Devanagari Extra" w:cs="BRH Devanagari Extra"/>
-                <w:color w:val="000000"/>
-                <w:sz w:val="32"/>
-                <w:szCs w:val="40"/>
-                <w:lang w:val="it-IT"/>
-              </w:rPr>
-              <w:t>(</w:t>
-            </w:r>
-            <w:r>
-              <w:rPr>
-                <w:rFonts w:cs="BRH Devanagari Extra"/>
-                <w:color w:val="000000"/>
-                <w:szCs w:val="40"/>
-                <w:lang w:val="it-IT"/>
-              </w:rPr>
-              <w:t>52</w:t>
-            </w:r>
-            <w:r>
-              <w:rPr>
-                <w:rFonts w:ascii="BRH Devanagari Extra" w:hAnsi="BRH Devanagari Extra" w:cs="BRH Devanagari Extra"/>
-                <w:color w:val="000000"/>
-                <w:sz w:val="32"/>
-                <w:szCs w:val="40"/>
-                <w:lang w:val="it-IT"/>
-              </w:rPr>
-              <w:t>)-  L</w:t>
-            </w:r>
-            <w:r>
-              <w:rPr>
-                <w:rFonts w:ascii="BRH Devanagari Extra" w:hAnsi="BRH Devanagari Extra" w:cs="BRH Devanagari Extra"/>
-                <w:color w:val="000000"/>
-                <w:sz w:val="32"/>
-                <w:szCs w:val="40"/>
-                <w:highlight w:val="green"/>
-                <w:lang w:val="it-IT"/>
-              </w:rPr>
-              <w:t>irÉþ</w:t>
-            </w:r>
-            <w:r>
-              <w:rPr>
-                <w:rFonts w:ascii="BRH Devanagari Extra" w:hAnsi="BRH Devanagari Extra" w:cs="BRH Devanagari Extra"/>
-                <w:color w:val="000000"/>
-                <w:sz w:val="32"/>
-                <w:szCs w:val="40"/>
-                <w:lang w:val="it-IT"/>
+                <w:rFonts w:ascii="Latha" w:hAnsi="Latha" w:cs="Latha"/>
+                <w:szCs w:val="24"/>
+                <w:cs/>
+                <w:lang w:bidi="ta-IN"/>
+              </w:rPr>
+              <w:t>ஏத்யேத்யா</w:t>
+            </w:r>
+            <w:r>
+              <w:rPr>
+                <w:rFonts w:ascii="BRH Tamil Tab Extra" w:hAnsi="BRH Tamil Tab Extra" w:cs="Latha"/>
+                <w:b/>
+                <w:bCs/>
+                <w:iCs/>
+                <w:szCs w:val="28"/>
+                <w:lang w:bidi="ta-IN"/>
+              </w:rPr>
+              <w:t>‡</w:t>
+            </w:r>
+            <w:r>
+              <w:rPr>
+                <w:rFonts w:ascii="Latha" w:hAnsi="Latha" w:cs="Latha"/>
+                <w:szCs w:val="24"/>
+                <w:lang w:bidi="ta-IN"/>
+              </w:rPr>
+              <w:t xml:space="preserve"> - </w:t>
+            </w:r>
+            <w:r>
+              <w:rPr>
+                <w:rFonts w:ascii="Latha" w:hAnsi="Latha" w:cs="Latha"/>
+                <w:szCs w:val="24"/>
+                <w:cs/>
+                <w:lang w:bidi="ta-IN"/>
+              </w:rPr>
+              <w:t>இத்ய</w:t>
+            </w:r>
+            <w:r>
+              <w:rPr>
+                <w:rFonts w:ascii="BRH Tamil Tab Extra" w:hAnsi="BRH Tamil Tab Extra" w:cs="Latha"/>
+                <w:b/>
+                <w:bCs/>
+                <w:iCs/>
+                <w:szCs w:val="28"/>
+                <w:lang w:bidi="ta-IN"/>
+              </w:rPr>
+              <w:t>†</w:t>
+            </w:r>
+            <w:r>
+              <w:rPr>
+                <w:rFonts w:ascii="Latha" w:hAnsi="Latha" w:cs="Latha"/>
+                <w:szCs w:val="24"/>
+                <w:lang w:bidi="ta-IN"/>
               </w:rPr>
               <w:t xml:space="preserve"> |</w:t>
-            </w:r>
-          </w:p>
-          <w:p>
-            <w:pPr>
-              <w:widowControl w:val="0"/>
-              <w:autoSpaceDE w:val="0"/>
-              <w:autoSpaceDN w:val="0"/>
-              <w:adjustRightInd w:val="0"/>
-              <w:spacing w:before="0" w:line="240" w:lineRule="auto"/>
-              <w:rPr>
-                <w:rFonts w:ascii="BRH Devanagari Extra" w:hAnsi="BRH Devanagari Extra" w:cs="BRH Devanagari Extra"/>
-                <w:color w:val="000000"/>
-                <w:sz w:val="32"/>
-                <w:szCs w:val="40"/>
-                <w:lang w:val="it-IT"/>
-              </w:rPr>
-            </w:pPr>
-            <w:r>
-              <w:rPr>
-                <w:rFonts w:ascii="BRH Devanagari Extra" w:hAnsi="BRH Devanagari Extra" w:cs="BRH Devanagari Extra"/>
-                <w:color w:val="000000"/>
-                <w:sz w:val="32"/>
-                <w:szCs w:val="40"/>
-                <w:lang w:val="it-IT"/>
-              </w:rPr>
-              <w:t xml:space="preserve">LirÉåirÉÉÿ - CirÉþ | </w:t>
             </w:r>
           </w:p>
           <w:p>
@@ -2684,146 +3730,842 @@
           </w:tcPr>
           <w:p>
             <w:pPr>
-              <w:widowControl w:val="0"/>
               <w:autoSpaceDE w:val="0"/>
               <w:autoSpaceDN w:val="0"/>
               <w:adjustRightInd w:val="0"/>
-              <w:spacing w:before="0" w:line="240" w:lineRule="auto"/>
-              <w:rPr>
-                <w:rFonts w:ascii="BRH Devanagari Extra" w:hAnsi="BRH Devanagari Extra" w:cs="BRH Devanagari Extra"/>
-                <w:color w:val="000000"/>
-                <w:sz w:val="32"/>
-                <w:szCs w:val="40"/>
+              <w:rPr>
+                <w:rFonts w:ascii="Latha" w:hAnsi="Latha" w:cs="Latha"/>
+                <w:szCs w:val="24"/>
+                <w:lang w:bidi="ta-IN"/>
               </w:rPr>
             </w:pPr>
             <w:r>
               <w:rPr>
-                <w:rFonts w:cs="BRH Devanagari Extra"/>
-                <w:color w:val="000000"/>
-                <w:szCs w:val="40"/>
+                <w:rFonts w:cs="Latha"/>
+                <w:b/>
+                <w:bCs/>
+                <w:szCs w:val="24"/>
+                <w:cs/>
+                <w:lang w:bidi="ta-IN"/>
               </w:rPr>
               <w:lastRenderedPageBreak/>
-              <w:t>64</w:t>
-            </w:r>
-            <w:r>
-              <w:rPr>
-                <w:rFonts w:ascii="BRH Devanagari Extra" w:hAnsi="BRH Devanagari Extra" w:cs="BRH Devanagari Extra"/>
-                <w:color w:val="000000"/>
-                <w:sz w:val="32"/>
-                <w:szCs w:val="40"/>
+              <w:t>64)</w:t>
+            </w:r>
+            <w:r>
+              <w:rPr>
+                <w:rFonts w:ascii="Latha" w:hAnsi="Latha" w:cs="Latha"/>
+                <w:szCs w:val="24"/>
+                <w:lang w:bidi="ta-IN"/>
+              </w:rPr>
+              <w:tab/>
+            </w:r>
+            <w:r>
+              <w:rPr>
+                <w:rFonts w:cs="Latha"/>
+                <w:b/>
+                <w:bCs/>
+                <w:szCs w:val="24"/>
+                <w:cs/>
+                <w:lang w:bidi="ta-IN"/>
+              </w:rPr>
+              <w:t>2.3.5</w:t>
+            </w:r>
+            <w:r>
+              <w:rPr>
+                <w:rFonts w:cs="Latha"/>
+                <w:b/>
+                <w:bCs/>
+                <w:szCs w:val="24"/>
+                <w:lang w:bidi="ta-IN"/>
+              </w:rPr>
+              <w:t>.3(</w:t>
+            </w:r>
+            <w:r>
+              <w:rPr>
+                <w:rFonts w:cs="Latha"/>
+                <w:b/>
+                <w:bCs/>
+                <w:szCs w:val="24"/>
+                <w:cs/>
+                <w:lang w:bidi="ta-IN"/>
+              </w:rPr>
+              <w:t>57</w:t>
+            </w:r>
+            <w:r>
+              <w:rPr>
+                <w:rFonts w:cs="Latha"/>
+                <w:b/>
+                <w:bCs/>
+                <w:szCs w:val="24"/>
+                <w:lang w:bidi="ta-IN"/>
               </w:rPr>
               <w:t>)</w:t>
             </w:r>
             <w:r>
               <w:rPr>
-                <w:rFonts w:ascii="BRH Devanagari Extra" w:hAnsi="BRH Devanagari Extra" w:cs="BRH Devanagari Extra"/>
-                <w:color w:val="000000"/>
-                <w:sz w:val="32"/>
-                <w:szCs w:val="40"/>
+                <w:rFonts w:ascii="Latha" w:hAnsi="Latha" w:cs="Latha"/>
+                <w:szCs w:val="24"/>
+                <w:lang w:bidi="ta-IN"/>
+              </w:rPr>
+              <w:t xml:space="preserve">-  </w:t>
+            </w:r>
+            <w:r>
+              <w:rPr>
+                <w:rFonts w:ascii="Latha" w:hAnsi="Latha" w:cs="Latha"/>
+                <w:szCs w:val="24"/>
+                <w:cs/>
+                <w:lang w:bidi="ta-IN"/>
+              </w:rPr>
+              <w:t>இதி</w:t>
+            </w:r>
+            <w:r>
+              <w:rPr>
+                <w:rFonts w:ascii="BRH Tamil Tab Extra" w:hAnsi="BRH Tamil Tab Extra" w:cs="Latha"/>
+                <w:b/>
+                <w:bCs/>
+                <w:iCs/>
+                <w:szCs w:val="28"/>
+                <w:lang w:bidi="ta-IN"/>
+              </w:rPr>
+              <w:t>†</w:t>
+            </w:r>
+            <w:r>
+              <w:rPr>
+                <w:rFonts w:ascii="Latha" w:hAnsi="Latha" w:cs="Latha"/>
+                <w:szCs w:val="24"/>
+                <w:lang w:bidi="ta-IN"/>
+              </w:rPr>
+              <w:t xml:space="preserve"> | </w:t>
+            </w:r>
+            <w:r>
+              <w:rPr>
+                <w:rFonts w:ascii="Latha" w:hAnsi="Latha" w:cs="Latha"/>
+                <w:szCs w:val="24"/>
+                <w:cs/>
+                <w:lang w:bidi="ta-IN"/>
+              </w:rPr>
+              <w:t>யா</w:t>
+            </w:r>
+            <w:r>
+              <w:rPr>
+                <w:rFonts w:ascii="BRH Tamil Tab Extra" w:hAnsi="BRH Tamil Tab Extra" w:cs="Latha"/>
+                <w:b/>
+                <w:bCs/>
+                <w:iCs/>
+                <w:szCs w:val="28"/>
+                <w:lang w:bidi="ta-IN"/>
+              </w:rPr>
+              <w:t>…</w:t>
+            </w:r>
+            <w:r>
+              <w:rPr>
+                <w:rFonts w:ascii="Latha" w:hAnsi="Latha" w:cs="Latha"/>
+                <w:szCs w:val="24"/>
+                <w:cs/>
+                <w:lang w:bidi="ta-IN"/>
+              </w:rPr>
+              <w:t>ஜ்யா</w:t>
+            </w:r>
+            <w:r>
+              <w:rPr>
+                <w:rFonts w:ascii="BRH Tamil Tab Extra" w:hAnsi="BRH Tamil Tab Extra" w:cs="Latha"/>
+                <w:b/>
+                <w:bCs/>
+                <w:iCs/>
+                <w:szCs w:val="28"/>
+                <w:lang w:bidi="ta-IN"/>
+              </w:rPr>
+              <w:t>‡</w:t>
+            </w:r>
+            <w:r>
+              <w:rPr>
+                <w:rFonts w:ascii="Latha" w:hAnsi="Latha" w:cs="Latha"/>
+                <w:szCs w:val="24"/>
+                <w:lang w:bidi="ta-IN"/>
+              </w:rPr>
+              <w:t xml:space="preserve"> | </w:t>
+            </w:r>
+            <w:r>
+              <w:rPr>
+                <w:rFonts w:ascii="Latha" w:hAnsi="Latha" w:cs="Latha"/>
+                <w:szCs w:val="24"/>
+                <w:cs/>
+                <w:lang w:bidi="ta-IN"/>
+              </w:rPr>
+              <w:t xml:space="preserve">ஆ </w:t>
+            </w:r>
+            <w:r>
+              <w:rPr>
+                <w:rFonts w:ascii="Latha" w:hAnsi="Latha" w:cs="Latha"/>
+                <w:szCs w:val="24"/>
+                <w:lang w:bidi="ta-IN"/>
+              </w:rPr>
+              <w:t xml:space="preserve">| </w:t>
+            </w:r>
+            <w:r>
+              <w:rPr>
+                <w:rFonts w:cs="Latha"/>
+                <w:b/>
+                <w:bCs/>
+                <w:szCs w:val="24"/>
+                <w:lang w:bidi="ta-IN"/>
+              </w:rPr>
+              <w:t>(</w:t>
+            </w:r>
+            <w:r>
+              <w:rPr>
+                <w:rFonts w:cs="Latha"/>
+                <w:b/>
+                <w:bCs/>
+                <w:szCs w:val="24"/>
+                <w:lang w:bidi="ta-IN"/>
+              </w:rPr>
+              <w:t>GS-2</w:t>
+            </w:r>
+            <w:r>
+              <w:rPr>
+                <w:rFonts w:cs="Latha"/>
+                <w:b/>
+                <w:bCs/>
+                <w:szCs w:val="24"/>
+                <w:lang w:bidi="ta-IN"/>
+              </w:rPr>
+              <w:t>.3</w:t>
+            </w:r>
+            <w:r>
+              <w:rPr>
+                <w:rFonts w:ascii="Latha" w:hAnsi="Latha" w:cs="Latha"/>
+                <w:szCs w:val="24"/>
+                <w:lang w:bidi="ta-IN"/>
+              </w:rPr>
+              <w:t>-</w:t>
+            </w:r>
+            <w:r>
+              <w:rPr>
+                <w:rFonts w:cs="Latha"/>
+                <w:b/>
+                <w:bCs/>
+                <w:szCs w:val="24"/>
+                <w:cs/>
+                <w:lang w:bidi="ta-IN"/>
+              </w:rPr>
+              <w:t>20</w:t>
+            </w:r>
+            <w:r>
+              <w:rPr>
+                <w:rFonts w:cs="Latha"/>
+                <w:b/>
+                <w:bCs/>
+                <w:szCs w:val="24"/>
+                <w:lang w:bidi="ta-IN"/>
+              </w:rPr>
+              <w:t>)</w:t>
+            </w:r>
+          </w:p>
+          <w:p>
+            <w:pPr>
+              <w:autoSpaceDE w:val="0"/>
+              <w:autoSpaceDN w:val="0"/>
+              <w:adjustRightInd w:val="0"/>
+              <w:rPr>
+                <w:rFonts w:ascii="Latha" w:hAnsi="Latha" w:cs="Latha"/>
+                <w:szCs w:val="24"/>
+                <w:lang w:bidi="ta-IN"/>
+              </w:rPr>
+            </w:pPr>
+            <w:r>
+              <w:rPr>
+                <w:rFonts w:ascii="Latha" w:hAnsi="Latha" w:cs="Latha"/>
+                <w:szCs w:val="24"/>
+                <w:cs/>
+                <w:lang w:bidi="ta-IN"/>
+              </w:rPr>
+              <w:t>இதி</w:t>
+            </w:r>
+            <w:r>
+              <w:rPr>
+                <w:rFonts w:ascii="BRH Tamil Tab Extra" w:hAnsi="BRH Tamil Tab Extra" w:cs="Latha"/>
+                <w:b/>
+                <w:bCs/>
+                <w:iCs/>
+                <w:szCs w:val="28"/>
+                <w:lang w:bidi="ta-IN"/>
+              </w:rPr>
+              <w:t>†</w:t>
+            </w:r>
+            <w:r>
+              <w:rPr>
+                <w:rFonts w:ascii="Latha" w:hAnsi="Latha" w:cs="Latha"/>
+                <w:szCs w:val="24"/>
+                <w:lang w:bidi="ta-IN"/>
+              </w:rPr>
+              <w:t xml:space="preserve"> </w:t>
+            </w:r>
+            <w:r>
+              <w:rPr>
+                <w:rFonts w:ascii="Latha" w:hAnsi="Latha" w:cs="Latha"/>
+                <w:szCs w:val="24"/>
+                <w:cs/>
+                <w:lang w:bidi="ta-IN"/>
+              </w:rPr>
+              <w:t>யா</w:t>
+            </w:r>
+            <w:r>
+              <w:rPr>
+                <w:rFonts w:ascii="BRH Tamil Tab Extra" w:hAnsi="BRH Tamil Tab Extra" w:cs="Latha"/>
+                <w:b/>
+                <w:bCs/>
+                <w:iCs/>
+                <w:szCs w:val="28"/>
+                <w:lang w:bidi="ta-IN"/>
+              </w:rPr>
+              <w:t>…</w:t>
+            </w:r>
+            <w:r>
+              <w:rPr>
+                <w:rFonts w:ascii="Latha" w:hAnsi="Latha" w:cs="Latha"/>
+                <w:szCs w:val="24"/>
+                <w:highlight w:val="yellow"/>
+                <w:cs/>
+                <w:lang w:bidi="ta-IN"/>
+              </w:rPr>
+              <w:t>ஜ்</w:t>
+            </w:r>
+            <w:r>
+              <w:rPr>
+                <w:rFonts w:ascii="Latha" w:hAnsi="Latha" w:cs="Latha"/>
+                <w:szCs w:val="24"/>
+                <w:cs/>
+                <w:lang w:bidi="ta-IN"/>
+              </w:rPr>
+              <w:t>யா</w:t>
+            </w:r>
+            <w:r>
+              <w:rPr>
+                <w:rFonts w:ascii="BRH Tamil Tab Extra" w:hAnsi="BRH Tamil Tab Extra" w:cs="Latha"/>
+                <w:b/>
+                <w:bCs/>
+                <w:iCs/>
+                <w:szCs w:val="28"/>
+                <w:lang w:bidi="ta-IN"/>
+              </w:rPr>
+              <w:t>†</w:t>
+            </w:r>
+            <w:r>
+              <w:rPr>
+                <w:rFonts w:ascii="Latha" w:hAnsi="Latha" w:cs="Latha"/>
+                <w:szCs w:val="24"/>
+                <w:lang w:bidi="ta-IN"/>
+              </w:rPr>
+              <w:t xml:space="preserve"> </w:t>
+            </w:r>
+            <w:r>
+              <w:rPr>
+                <w:rFonts w:ascii="Latha" w:hAnsi="Latha" w:cs="Latha"/>
+                <w:szCs w:val="24"/>
+                <w:cs/>
+                <w:lang w:bidi="ta-IN"/>
+              </w:rPr>
+              <w:t>யா</w:t>
+            </w:r>
+            <w:r>
+              <w:rPr>
+                <w:rFonts w:ascii="BRH Tamil Tab Extra" w:hAnsi="BRH Tamil Tab Extra" w:cs="Latha"/>
+                <w:b/>
+                <w:bCs/>
+                <w:iCs/>
+                <w:szCs w:val="28"/>
+                <w:lang w:bidi="ta-IN"/>
+              </w:rPr>
+              <w:t>…</w:t>
+            </w:r>
+            <w:r>
+              <w:rPr>
+                <w:rFonts w:ascii="Latha" w:hAnsi="Latha" w:cs="Latha"/>
+                <w:szCs w:val="24"/>
+                <w:cs/>
+                <w:lang w:bidi="ta-IN"/>
+              </w:rPr>
+              <w:t>ஜ்யே</w:t>
+            </w:r>
+            <w:r>
+              <w:rPr>
+                <w:rFonts w:ascii="BRH Tamil Tab Extra" w:hAnsi="BRH Tamil Tab Extra" w:cs="Latha"/>
+                <w:b/>
+                <w:bCs/>
+                <w:iCs/>
+                <w:szCs w:val="28"/>
+                <w:lang w:bidi="ta-IN"/>
+              </w:rPr>
+              <w:t>†</w:t>
+            </w:r>
+            <w:r>
+              <w:rPr>
+                <w:rFonts w:ascii="Latha" w:hAnsi="Latha" w:cs="Latha"/>
+                <w:szCs w:val="24"/>
+                <w:cs/>
+                <w:lang w:bidi="ta-IN"/>
+              </w:rPr>
+              <w:t>தீதி</w:t>
+            </w:r>
+            <w:r>
+              <w:rPr>
+                <w:rFonts w:ascii="BRH Tamil Tab Extra" w:hAnsi="BRH Tamil Tab Extra" w:cs="Latha"/>
+                <w:b/>
+                <w:bCs/>
+                <w:iCs/>
+                <w:szCs w:val="28"/>
+                <w:lang w:bidi="ta-IN"/>
+              </w:rPr>
+              <w:t>†</w:t>
+            </w:r>
+            <w:r>
+              <w:rPr>
+                <w:rFonts w:ascii="Latha" w:hAnsi="Latha" w:cs="Latha"/>
+                <w:szCs w:val="24"/>
+                <w:lang w:bidi="ta-IN"/>
+              </w:rPr>
+              <w:t xml:space="preserve"> </w:t>
+            </w:r>
+            <w:r>
+              <w:rPr>
+                <w:rFonts w:ascii="Latha" w:hAnsi="Latha" w:cs="Latha"/>
+                <w:szCs w:val="24"/>
+                <w:cs/>
+                <w:lang w:bidi="ta-IN"/>
+              </w:rPr>
+              <w:t>யா</w:t>
+            </w:r>
+            <w:r>
+              <w:rPr>
+                <w:rFonts w:ascii="BRH Tamil Tab Extra" w:hAnsi="BRH Tamil Tab Extra" w:cs="Latha"/>
+                <w:b/>
+                <w:bCs/>
+                <w:iCs/>
+                <w:szCs w:val="28"/>
+                <w:lang w:bidi="ta-IN"/>
+              </w:rPr>
+              <w:t>…</w:t>
+            </w:r>
+            <w:r>
+              <w:rPr>
+                <w:rFonts w:ascii="Latha" w:hAnsi="Latha" w:cs="Latha"/>
+                <w:szCs w:val="24"/>
+                <w:cs/>
+                <w:lang w:bidi="ta-IN"/>
+              </w:rPr>
+              <w:t>ஜ்</w:t>
+            </w:r>
+            <w:r>
+              <w:rPr>
+                <w:rFonts w:ascii="Latha" w:hAnsi="Latha" w:cs="Latha"/>
+                <w:szCs w:val="24"/>
+                <w:highlight w:val="yellow"/>
+                <w:cs/>
+                <w:lang w:bidi="ta-IN"/>
+              </w:rPr>
+              <w:t>யா</w:t>
+            </w:r>
+            <w:r>
+              <w:rPr>
+                <w:rFonts w:ascii="BRH Tamil Tab Extra" w:hAnsi="BRH Tamil Tab Extra" w:cs="Latha"/>
+                <w:b/>
+                <w:bCs/>
+                <w:iCs/>
+                <w:szCs w:val="28"/>
+                <w:lang w:bidi="ta-IN"/>
+              </w:rPr>
+              <w:t>†</w:t>
+            </w:r>
+            <w:r>
+              <w:rPr>
+                <w:rFonts w:ascii="Latha" w:hAnsi="Latha" w:cs="Latha"/>
+                <w:szCs w:val="24"/>
+                <w:lang w:bidi="ta-IN"/>
+              </w:rPr>
+              <w:t xml:space="preserve"> </w:t>
+            </w:r>
+            <w:r>
+              <w:rPr>
+                <w:rFonts w:ascii="BRH Devanagari Extra" w:hAnsi="BRH Devanagari Extra" w:cs="Latha"/>
+                <w:b/>
+                <w:bCs/>
+                <w:iCs/>
+                <w:szCs w:val="28"/>
+                <w:lang w:bidi="ta-IN"/>
+              </w:rPr>
+              <w:t>ÅÅ</w:t>
+            </w:r>
+            <w:r>
+              <w:rPr>
+                <w:rFonts w:ascii="Latha" w:hAnsi="Latha" w:cs="Latha"/>
+                <w:szCs w:val="24"/>
+                <w:cs/>
+                <w:lang w:bidi="ta-IN"/>
+              </w:rPr>
+              <w:t>யா</w:t>
+            </w:r>
+            <w:r>
+              <w:rPr>
+                <w:rFonts w:ascii="BRH Tamil Tab Extra" w:hAnsi="BRH Tamil Tab Extra" w:cs="Latha"/>
+                <w:b/>
+                <w:bCs/>
+                <w:iCs/>
+                <w:szCs w:val="28"/>
+                <w:lang w:bidi="ta-IN"/>
+              </w:rPr>
+              <w:t>…</w:t>
+            </w:r>
+            <w:r>
+              <w:rPr>
+                <w:rFonts w:ascii="Latha" w:hAnsi="Latha" w:cs="Latha"/>
+                <w:szCs w:val="24"/>
+                <w:cs/>
+                <w:lang w:bidi="ta-IN"/>
+              </w:rPr>
+              <w:t>ஜ்யே</w:t>
+            </w:r>
+            <w:r>
+              <w:rPr>
+                <w:rFonts w:ascii="BRH Tamil Tab Extra" w:hAnsi="BRH Tamil Tab Extra" w:cs="Latha"/>
+                <w:b/>
+                <w:bCs/>
+                <w:iCs/>
+                <w:szCs w:val="28"/>
+                <w:lang w:bidi="ta-IN"/>
+              </w:rPr>
+              <w:t>†</w:t>
+            </w:r>
+            <w:r>
+              <w:rPr>
+                <w:rFonts w:ascii="Latha" w:hAnsi="Latha" w:cs="Latha"/>
+                <w:szCs w:val="24"/>
+                <w:cs/>
+                <w:lang w:bidi="ta-IN"/>
+              </w:rPr>
+              <w:t>தீதி</w:t>
+            </w:r>
+            <w:r>
+              <w:rPr>
+                <w:rFonts w:ascii="BRH Tamil Tab Extra" w:hAnsi="BRH Tamil Tab Extra" w:cs="Latha"/>
+                <w:b/>
+                <w:bCs/>
+                <w:iCs/>
+                <w:szCs w:val="28"/>
+                <w:lang w:bidi="ta-IN"/>
+              </w:rPr>
+              <w:t>†</w:t>
+            </w:r>
+            <w:r>
+              <w:rPr>
+                <w:rFonts w:ascii="Latha" w:hAnsi="Latha" w:cs="Latha"/>
+                <w:szCs w:val="24"/>
+                <w:lang w:bidi="ta-IN"/>
+              </w:rPr>
+              <w:t xml:space="preserve"> </w:t>
+            </w:r>
+            <w:r>
+              <w:rPr>
+                <w:rFonts w:ascii="Latha" w:hAnsi="Latha" w:cs="Latha"/>
+                <w:szCs w:val="24"/>
+                <w:cs/>
+                <w:lang w:bidi="ta-IN"/>
+              </w:rPr>
+              <w:t>யா</w:t>
+            </w:r>
+            <w:r>
+              <w:rPr>
+                <w:rFonts w:ascii="BRH Tamil Tab Extra" w:hAnsi="BRH Tamil Tab Extra" w:cs="Latha"/>
+                <w:b/>
+                <w:bCs/>
+                <w:iCs/>
+                <w:szCs w:val="28"/>
+                <w:highlight w:val="yellow"/>
+                <w:lang w:bidi="ta-IN"/>
+              </w:rPr>
+              <w:t>…</w:t>
+            </w:r>
+            <w:r>
+              <w:rPr>
+                <w:rFonts w:ascii="Latha" w:hAnsi="Latha" w:cs="Latha"/>
+                <w:szCs w:val="24"/>
+                <w:highlight w:val="yellow"/>
+                <w:cs/>
+                <w:lang w:bidi="ta-IN"/>
+              </w:rPr>
+              <w:t>ஜ்யா</w:t>
+            </w:r>
+            <w:r>
+              <w:rPr>
+                <w:rFonts w:ascii="BRH Tamil Tab Extra" w:hAnsi="BRH Tamil Tab Extra" w:cs="Latha"/>
+                <w:b/>
+                <w:bCs/>
+                <w:iCs/>
+                <w:szCs w:val="28"/>
+                <w:highlight w:val="yellow"/>
+                <w:lang w:bidi="ta-IN"/>
+              </w:rPr>
+              <w:t>‡</w:t>
+            </w:r>
+            <w:r>
+              <w:rPr>
+                <w:rFonts w:ascii="Latha" w:hAnsi="Latha" w:cs="Latha"/>
+                <w:szCs w:val="24"/>
+                <w:lang w:bidi="ta-IN"/>
+              </w:rPr>
+              <w:t xml:space="preserve"> | </w:t>
+            </w:r>
+          </w:p>
+          <w:p>
+            <w:pPr>
+              <w:autoSpaceDE w:val="0"/>
+              <w:autoSpaceDN w:val="0"/>
+              <w:adjustRightInd w:val="0"/>
+              <w:rPr>
+                <w:rFonts w:ascii="Latha" w:hAnsi="Latha" w:cs="Latha"/>
+                <w:szCs w:val="24"/>
+                <w:lang w:bidi="ta-IN"/>
+              </w:rPr>
+            </w:pPr>
+            <w:r>
+              <w:rPr>
+                <w:rFonts w:cs="Latha"/>
+                <w:b/>
+                <w:bCs/>
+                <w:szCs w:val="24"/>
+                <w:cs/>
+                <w:lang w:bidi="ta-IN"/>
+              </w:rPr>
+              <w:t>65</w:t>
+            </w:r>
+            <w:r>
+              <w:rPr>
+                <w:rFonts w:cs="Latha"/>
+                <w:b/>
+                <w:bCs/>
+                <w:szCs w:val="24"/>
+                <w:lang w:bidi="ta-IN"/>
+              </w:rPr>
+              <w:t>)</w:t>
+            </w:r>
+            <w:r>
+              <w:rPr>
+                <w:rFonts w:ascii="Latha" w:hAnsi="Latha" w:cs="Latha"/>
+                <w:szCs w:val="24"/>
+                <w:lang w:bidi="ta-IN"/>
               </w:rPr>
               <w:tab/>
             </w:r>
             <w:r>
               <w:rPr>
-                <w:rFonts w:cs="BRH Devanagari Extra"/>
-                <w:color w:val="000000"/>
-                <w:szCs w:val="40"/>
-              </w:rPr>
-              <w:t>2</w:t>
-            </w:r>
-            <w:r>
-              <w:rPr>
-                <w:rFonts w:ascii="BRH Devanagari Extra" w:hAnsi="BRH Devanagari Extra" w:cs="BRH Devanagari Extra"/>
-                <w:color w:val="000000"/>
-                <w:sz w:val="32"/>
-                <w:szCs w:val="40"/>
-              </w:rPr>
-              <w:t>.</w:t>
-            </w:r>
-            <w:r>
-              <w:rPr>
-                <w:rFonts w:cs="BRH Devanagari Extra"/>
-                <w:color w:val="000000"/>
-                <w:szCs w:val="40"/>
-              </w:rPr>
-              <w:t>3</w:t>
-            </w:r>
-            <w:r>
-              <w:rPr>
-                <w:rFonts w:ascii="BRH Devanagari Extra" w:hAnsi="BRH Devanagari Extra" w:cs="BRH Devanagari Extra"/>
-                <w:color w:val="000000"/>
-                <w:sz w:val="32"/>
-                <w:szCs w:val="40"/>
-              </w:rPr>
-              <w:t>.</w:t>
-            </w:r>
-            <w:r>
-              <w:rPr>
-                <w:rFonts w:cs="BRH Devanagari Extra"/>
-                <w:color w:val="000000"/>
-                <w:szCs w:val="40"/>
-              </w:rPr>
-              <w:t>5</w:t>
-            </w:r>
-            <w:r>
-              <w:rPr>
-                <w:rFonts w:ascii="BRH Devanagari Extra" w:hAnsi="BRH Devanagari Extra" w:cs="BRH Devanagari Extra"/>
-                <w:color w:val="000000"/>
-                <w:sz w:val="32"/>
-                <w:szCs w:val="40"/>
-              </w:rPr>
-              <w:t>.</w:t>
-            </w:r>
-            <w:r>
-              <w:rPr>
-                <w:rFonts w:cs="BRH Devanagari Extra"/>
-                <w:color w:val="000000"/>
-                <w:szCs w:val="40"/>
-              </w:rPr>
-              <w:t>3</w:t>
-            </w:r>
-            <w:r>
-              <w:rPr>
-                <w:rFonts w:ascii="BRH Devanagari Extra" w:hAnsi="BRH Devanagari Extra" w:cs="BRH Devanagari Extra"/>
-                <w:color w:val="000000"/>
-                <w:sz w:val="32"/>
-                <w:szCs w:val="40"/>
+                <w:rFonts w:cs="Latha"/>
+                <w:b/>
+                <w:bCs/>
+                <w:szCs w:val="24"/>
+                <w:cs/>
+                <w:lang w:bidi="ta-IN"/>
+              </w:rPr>
+              <w:t>2.3.5</w:t>
+            </w:r>
+            <w:r>
+              <w:rPr>
+                <w:rFonts w:cs="Latha"/>
+                <w:b/>
+                <w:bCs/>
+                <w:szCs w:val="24"/>
+                <w:lang w:bidi="ta-IN"/>
+              </w:rPr>
+              <w:t>.3(</w:t>
+            </w:r>
+            <w:r>
+              <w:rPr>
+                <w:rFonts w:cs="Latha"/>
+                <w:b/>
+                <w:bCs/>
+                <w:szCs w:val="24"/>
+                <w:cs/>
+                <w:lang w:bidi="ta-IN"/>
+              </w:rPr>
+              <w:t>58</w:t>
+            </w:r>
+            <w:r>
+              <w:rPr>
+                <w:rFonts w:cs="Latha"/>
+                <w:b/>
+                <w:bCs/>
+                <w:szCs w:val="24"/>
+                <w:lang w:bidi="ta-IN"/>
+              </w:rPr>
+              <w:t>)</w:t>
+            </w:r>
+            <w:r>
+              <w:rPr>
+                <w:rFonts w:ascii="Latha" w:hAnsi="Latha" w:cs="Latha"/>
+                <w:szCs w:val="24"/>
+                <w:lang w:bidi="ta-IN"/>
+              </w:rPr>
+              <w:t xml:space="preserve">-  </w:t>
+            </w:r>
+            <w:r>
+              <w:rPr>
+                <w:rFonts w:ascii="Latha" w:hAnsi="Latha" w:cs="Latha"/>
+                <w:szCs w:val="24"/>
+                <w:cs/>
+                <w:lang w:bidi="ta-IN"/>
+              </w:rPr>
+              <w:t>யா</w:t>
+            </w:r>
+            <w:r>
+              <w:rPr>
+                <w:rFonts w:ascii="BRH Tamil Tab Extra" w:hAnsi="BRH Tamil Tab Extra" w:cs="Latha"/>
+                <w:b/>
+                <w:bCs/>
+                <w:iCs/>
+                <w:szCs w:val="28"/>
+                <w:lang w:bidi="ta-IN"/>
+              </w:rPr>
+              <w:t>…</w:t>
+            </w:r>
+            <w:r>
+              <w:rPr>
+                <w:rFonts w:ascii="Latha" w:hAnsi="Latha" w:cs="Latha"/>
+                <w:szCs w:val="24"/>
+                <w:cs/>
+                <w:lang w:bidi="ta-IN"/>
+              </w:rPr>
+              <w:t>ஜ்யா</w:t>
+            </w:r>
+            <w:r>
+              <w:rPr>
+                <w:rFonts w:ascii="BRH Tamil Tab Extra" w:hAnsi="BRH Tamil Tab Extra" w:cs="Latha"/>
+                <w:b/>
+                <w:bCs/>
+                <w:iCs/>
+                <w:szCs w:val="28"/>
+                <w:lang w:bidi="ta-IN"/>
+              </w:rPr>
+              <w:t>‡</w:t>
+            </w:r>
+            <w:r>
+              <w:rPr>
+                <w:rFonts w:ascii="Latha" w:hAnsi="Latha" w:cs="Latha"/>
+                <w:szCs w:val="24"/>
+                <w:lang w:bidi="ta-IN"/>
+              </w:rPr>
+              <w:t xml:space="preserve"> | </w:t>
+            </w:r>
+            <w:r>
+              <w:rPr>
+                <w:rFonts w:ascii="Latha" w:hAnsi="Latha" w:cs="Latha"/>
+                <w:szCs w:val="24"/>
+                <w:cs/>
+                <w:lang w:bidi="ta-IN"/>
+              </w:rPr>
+              <w:t xml:space="preserve">ஆ </w:t>
+            </w:r>
+            <w:r>
+              <w:rPr>
+                <w:rFonts w:ascii="Latha" w:hAnsi="Latha" w:cs="Latha"/>
+                <w:szCs w:val="24"/>
+                <w:lang w:bidi="ta-IN"/>
+              </w:rPr>
+              <w:t xml:space="preserve">| </w:t>
+            </w:r>
+            <w:r>
+              <w:rPr>
+                <w:rFonts w:ascii="Latha" w:hAnsi="Latha" w:cs="Latha"/>
+                <w:szCs w:val="24"/>
+                <w:cs/>
+                <w:lang w:bidi="ta-IN"/>
+              </w:rPr>
+              <w:t>ஏ</w:t>
+            </w:r>
+            <w:r>
+              <w:rPr>
+                <w:rFonts w:ascii="BRH Tamil Tab Extra" w:hAnsi="BRH Tamil Tab Extra" w:cs="Latha"/>
+                <w:b/>
+                <w:bCs/>
+                <w:iCs/>
+                <w:szCs w:val="28"/>
+                <w:lang w:bidi="ta-IN"/>
+              </w:rPr>
+              <w:t>…</w:t>
+            </w:r>
+            <w:r>
+              <w:rPr>
+                <w:rFonts w:ascii="Latha" w:hAnsi="Latha" w:cs="Latha"/>
+                <w:szCs w:val="24"/>
+                <w:cs/>
+                <w:lang w:bidi="ta-IN"/>
+              </w:rPr>
+              <w:t xml:space="preserve">வ </w:t>
+            </w:r>
+            <w:r>
+              <w:rPr>
+                <w:rFonts w:ascii="Latha" w:hAnsi="Latha" w:cs="Latha"/>
+                <w:szCs w:val="24"/>
+                <w:lang w:bidi="ta-IN"/>
+              </w:rPr>
+              <w:t xml:space="preserve">| </w:t>
+            </w:r>
+            <w:r>
+              <w:rPr>
+                <w:rFonts w:cs="Latha"/>
+                <w:b/>
+                <w:bCs/>
+                <w:szCs w:val="24"/>
+                <w:lang w:bidi="ta-IN"/>
               </w:rPr>
               <w:t>(</w:t>
             </w:r>
             <w:r>
               <w:rPr>
-                <w:rFonts w:cs="BRH Devanagari Extra"/>
-                <w:color w:val="000000"/>
-                <w:szCs w:val="40"/>
-              </w:rPr>
-              <w:t>57</w:t>
-            </w:r>
-            <w:r>
-              <w:rPr>
-                <w:rFonts w:ascii="BRH Devanagari Extra" w:hAnsi="BRH Devanagari Extra" w:cs="BRH Devanagari Extra"/>
-                <w:color w:val="000000"/>
-                <w:sz w:val="32"/>
-                <w:szCs w:val="40"/>
-              </w:rPr>
-              <w:t>)-  CÌiÉþ | rÉÉ</w:t>
-            </w:r>
-            <w:r>
-              <w:rPr>
-                <w:rFonts w:ascii="BRH Malayalam Extra" w:hAnsi="BRH Malayalam Extra" w:cs="BRH Devanagari Extra"/>
-                <w:color w:val="000000"/>
-                <w:szCs w:val="40"/>
-              </w:rPr>
-              <w:t>–</w:t>
-            </w:r>
-            <w:r>
-              <w:rPr>
-                <w:rFonts w:ascii="BRH Devanagari Extra" w:hAnsi="BRH Devanagari Extra" w:cs="BRH Devanagari Extra"/>
-                <w:color w:val="000000"/>
-                <w:sz w:val="32"/>
-                <w:szCs w:val="40"/>
-              </w:rPr>
-              <w:t>erÉÉÿ | AÉ |</w:t>
+                <w:rFonts w:cs="Latha"/>
+                <w:b/>
+                <w:bCs/>
+                <w:szCs w:val="24"/>
+                <w:lang w:bidi="ta-IN"/>
+              </w:rPr>
+              <w:t>GS-2</w:t>
+            </w:r>
+            <w:r>
+              <w:rPr>
+                <w:rFonts w:cs="Latha"/>
+                <w:b/>
+                <w:bCs/>
+                <w:szCs w:val="24"/>
+                <w:lang w:bidi="ta-IN"/>
+              </w:rPr>
+              <w:t>.3</w:t>
+            </w:r>
+            <w:r>
+              <w:rPr>
+                <w:rFonts w:ascii="Latha" w:hAnsi="Latha" w:cs="Latha"/>
+                <w:szCs w:val="24"/>
+                <w:lang w:bidi="ta-IN"/>
+              </w:rPr>
+              <w:t>-</w:t>
+            </w:r>
+            <w:r>
+              <w:rPr>
+                <w:rFonts w:cs="Latha"/>
+                <w:b/>
+                <w:bCs/>
+                <w:szCs w:val="24"/>
+                <w:cs/>
+                <w:lang w:bidi="ta-IN"/>
+              </w:rPr>
+              <w:t>20</w:t>
+            </w:r>
+            <w:r>
+              <w:rPr>
+                <w:rFonts w:cs="Latha"/>
+                <w:b/>
+                <w:bCs/>
+                <w:szCs w:val="24"/>
+                <w:lang w:bidi="ta-IN"/>
+              </w:rPr>
+              <w:t>)</w:t>
             </w:r>
           </w:p>
           <w:p>
@@ -2834,426 +4576,272 @@
               <w:adjustRightInd w:val="0"/>
               <w:spacing w:before="0" w:line="240" w:lineRule="auto"/>
               <w:rPr>
-                <w:rFonts w:ascii="BRH Devanagari Extra" w:hAnsi="BRH Devanagari Extra" w:cs="BRH Devanagari Extra"/>
-                <w:color w:val="000000"/>
-                <w:sz w:val="32"/>
-                <w:szCs w:val="40"/>
+                <w:rFonts w:cs="Latha"/>
+                <w:b/>
+                <w:bCs/>
+                <w:szCs w:val="24"/>
+                <w:cs/>
+                <w:lang w:bidi="ta-IN"/>
               </w:rPr>
             </w:pPr>
             <w:r>
               <w:rPr>
-                <w:rFonts w:ascii="BRH Devanagari Extra" w:hAnsi="BRH Devanagari Extra" w:cs="BRH Devanagari Extra"/>
-                <w:color w:val="000000"/>
-                <w:sz w:val="32"/>
-                <w:szCs w:val="40"/>
-              </w:rPr>
-              <w:t>CÌiÉþ rÉÉ</w:t>
-            </w:r>
-            <w:r>
-              <w:rPr>
-                <w:rFonts w:ascii="BRH Malayalam Extra" w:hAnsi="BRH Malayalam Extra" w:cs="BRH Devanagari Extra"/>
-                <w:color w:val="000000"/>
-                <w:szCs w:val="40"/>
-              </w:rPr>
-              <w:t>–</w:t>
-            </w:r>
-            <w:r>
-              <w:rPr>
-                <w:rFonts w:ascii="BRH Devanagari Extra" w:hAnsi="BRH Devanagari Extra" w:cs="BRH Devanagari Extra"/>
-                <w:color w:val="000000"/>
-                <w:sz w:val="32"/>
-                <w:szCs w:val="40"/>
-              </w:rPr>
-              <w:t>erÉÉþ rÉÉ</w:t>
-            </w:r>
-            <w:r>
-              <w:rPr>
-                <w:rFonts w:ascii="BRH Malayalam Extra" w:hAnsi="BRH Malayalam Extra" w:cs="BRH Devanagari Extra"/>
-                <w:color w:val="000000"/>
-                <w:szCs w:val="40"/>
-              </w:rPr>
-              <w:t>–</w:t>
-            </w:r>
-            <w:r>
-              <w:rPr>
-                <w:rFonts w:ascii="BRH Devanagari Extra" w:hAnsi="BRH Devanagari Extra" w:cs="BRH Devanagari Extra"/>
-                <w:color w:val="000000"/>
-                <w:sz w:val="32"/>
-                <w:szCs w:val="40"/>
-              </w:rPr>
-              <w:t>erÉåþiÉÏÌiÉþ rÉÉ</w:t>
-            </w:r>
-            <w:r>
-              <w:rPr>
-                <w:rFonts w:ascii="BRH Malayalam Extra" w:hAnsi="BRH Malayalam Extra" w:cs="BRH Devanagari Extra"/>
-                <w:color w:val="000000"/>
-                <w:szCs w:val="40"/>
-              </w:rPr>
-              <w:t>–</w:t>
-            </w:r>
-            <w:r>
-              <w:rPr>
-                <w:rFonts w:ascii="BRH Devanagari Extra" w:hAnsi="BRH Devanagari Extra" w:cs="BRH Devanagari Extra"/>
-                <w:color w:val="000000"/>
-                <w:sz w:val="32"/>
-                <w:szCs w:val="40"/>
+                <w:rFonts w:ascii="Latha" w:hAnsi="Latha" w:cs="Latha"/>
+                <w:szCs w:val="24"/>
+                <w:cs/>
+                <w:lang w:bidi="ta-IN"/>
+              </w:rPr>
+              <w:t>யா</w:t>
+            </w:r>
+            <w:r>
+              <w:rPr>
+                <w:rFonts w:ascii="BRH Tamil Tab Extra" w:hAnsi="BRH Tamil Tab Extra" w:cs="Latha"/>
+                <w:b/>
+                <w:bCs/>
+                <w:iCs/>
+                <w:szCs w:val="28"/>
                 <w:highlight w:val="yellow"/>
-              </w:rPr>
-              <w:t>erÉÉ</w:t>
-            </w:r>
-            <w:r>
-              <w:rPr>
-                <w:rFonts w:ascii="BRH Devanagari Extra" w:hAnsi="BRH Devanagari Extra" w:cs="BRH Devanagari Extra"/>
-                <w:color w:val="000000"/>
-                <w:sz w:val="32"/>
-                <w:szCs w:val="40"/>
-              </w:rPr>
-              <w:t>þ ÅÅrÉÉ</w:t>
-            </w:r>
-            <w:r>
-              <w:rPr>
-                <w:rFonts w:ascii="BRH Malayalam Extra" w:hAnsi="BRH Malayalam Extra" w:cs="BRH Devanagari Extra"/>
-                <w:color w:val="000000"/>
-                <w:szCs w:val="40"/>
-              </w:rPr>
-              <w:t>–</w:t>
-            </w:r>
-            <w:r>
-              <w:rPr>
-                <w:rFonts w:ascii="BRH Devanagari Extra" w:hAnsi="BRH Devanagari Extra" w:cs="BRH Devanagari Extra"/>
-                <w:color w:val="000000"/>
-                <w:sz w:val="32"/>
-                <w:szCs w:val="40"/>
-              </w:rPr>
-              <w:t>erÉåþiÉÏÌiÉþ rÉÉ</w:t>
-            </w:r>
-            <w:r>
-              <w:rPr>
-                <w:rFonts w:ascii="BRH Malayalam Extra" w:hAnsi="BRH Malayalam Extra" w:cs="BRH Devanagari Extra"/>
-                <w:color w:val="000000"/>
-                <w:szCs w:val="40"/>
-              </w:rPr>
-              <w:t>–</w:t>
-            </w:r>
-            <w:r>
-              <w:rPr>
-                <w:rFonts w:ascii="BRH Devanagari Extra" w:hAnsi="BRH Devanagari Extra" w:cs="BRH Devanagari Extra"/>
-                <w:color w:val="000000"/>
-                <w:sz w:val="32"/>
-                <w:szCs w:val="40"/>
+                <w:lang w:bidi="ta-IN"/>
+              </w:rPr>
+              <w:t>…</w:t>
+            </w:r>
+            <w:r>
+              <w:rPr>
+                <w:rFonts w:ascii="Latha" w:hAnsi="Latha" w:cs="Latha"/>
+                <w:szCs w:val="24"/>
                 <w:highlight w:val="yellow"/>
-              </w:rPr>
-              <w:t>erÉÉ</w:t>
-            </w:r>
-            <w:r>
-              <w:rPr>
-                <w:rFonts w:ascii="BRH Devanagari Extra" w:hAnsi="BRH Devanagari Extra" w:cs="BRH Devanagari Extra"/>
-                <w:color w:val="000000"/>
-                <w:sz w:val="32"/>
-                <w:szCs w:val="40"/>
-              </w:rPr>
-              <w:t xml:space="preserve">ÿ | </w:t>
-            </w:r>
-          </w:p>
-          <w:p>
-            <w:pPr>
-              <w:widowControl w:val="0"/>
-              <w:autoSpaceDE w:val="0"/>
-              <w:autoSpaceDN w:val="0"/>
-              <w:adjustRightInd w:val="0"/>
-              <w:spacing w:before="0" w:line="240" w:lineRule="auto"/>
-              <w:rPr>
-                <w:rFonts w:ascii="BRH Devanagari Extra" w:hAnsi="BRH Devanagari Extra" w:cs="BRH Devanagari Extra"/>
-                <w:color w:val="000000"/>
-                <w:sz w:val="32"/>
-                <w:szCs w:val="40"/>
-              </w:rPr>
-            </w:pPr>
-            <w:r>
-              <w:rPr>
-                <w:rFonts w:cs="BRH Devanagari Extra"/>
-                <w:color w:val="000000"/>
-                <w:szCs w:val="40"/>
-              </w:rPr>
-              <w:t>65</w:t>
-            </w:r>
-            <w:r>
-              <w:rPr>
-                <w:rFonts w:ascii="BRH Devanagari Extra" w:hAnsi="BRH Devanagari Extra" w:cs="BRH Devanagari Extra"/>
-                <w:color w:val="000000"/>
-                <w:sz w:val="32"/>
-                <w:szCs w:val="40"/>
-              </w:rPr>
-              <w:t>)</w:t>
-            </w:r>
-            <w:r>
-              <w:rPr>
-                <w:rFonts w:ascii="BRH Devanagari Extra" w:hAnsi="BRH Devanagari Extra" w:cs="BRH Devanagari Extra"/>
-                <w:color w:val="000000"/>
-                <w:sz w:val="32"/>
-                <w:szCs w:val="40"/>
-              </w:rPr>
-              <w:tab/>
-            </w:r>
-            <w:r>
-              <w:rPr>
-                <w:rFonts w:cs="BRH Devanagari Extra"/>
-                <w:color w:val="000000"/>
-                <w:szCs w:val="40"/>
-              </w:rPr>
-              <w:t>2</w:t>
-            </w:r>
-            <w:r>
-              <w:rPr>
-                <w:rFonts w:ascii="BRH Devanagari Extra" w:hAnsi="BRH Devanagari Extra" w:cs="BRH Devanagari Extra"/>
-                <w:color w:val="000000"/>
-                <w:sz w:val="32"/>
-                <w:szCs w:val="40"/>
-              </w:rPr>
-              <w:t>.</w:t>
-            </w:r>
-            <w:r>
-              <w:rPr>
-                <w:rFonts w:cs="BRH Devanagari Extra"/>
-                <w:color w:val="000000"/>
-                <w:szCs w:val="40"/>
-              </w:rPr>
-              <w:t>3</w:t>
-            </w:r>
-            <w:r>
-              <w:rPr>
-                <w:rFonts w:ascii="BRH Devanagari Extra" w:hAnsi="BRH Devanagari Extra" w:cs="BRH Devanagari Extra"/>
-                <w:color w:val="000000"/>
-                <w:sz w:val="32"/>
-                <w:szCs w:val="40"/>
-              </w:rPr>
-              <w:t>.</w:t>
-            </w:r>
-            <w:r>
-              <w:rPr>
-                <w:rFonts w:cs="BRH Devanagari Extra"/>
-                <w:color w:val="000000"/>
-                <w:szCs w:val="40"/>
-              </w:rPr>
-              <w:t>5</w:t>
-            </w:r>
-            <w:r>
-              <w:rPr>
-                <w:rFonts w:ascii="BRH Devanagari Extra" w:hAnsi="BRH Devanagari Extra" w:cs="BRH Devanagari Extra"/>
-                <w:color w:val="000000"/>
-                <w:sz w:val="32"/>
-                <w:szCs w:val="40"/>
-              </w:rPr>
-              <w:t>.</w:t>
-            </w:r>
-            <w:r>
-              <w:rPr>
-                <w:rFonts w:cs="BRH Devanagari Extra"/>
-                <w:color w:val="000000"/>
-                <w:szCs w:val="40"/>
-              </w:rPr>
-              <w:t>3</w:t>
-            </w:r>
-            <w:r>
-              <w:rPr>
-                <w:rFonts w:ascii="BRH Devanagari Extra" w:hAnsi="BRH Devanagari Extra" w:cs="BRH Devanagari Extra"/>
-                <w:color w:val="000000"/>
-                <w:sz w:val="32"/>
-                <w:szCs w:val="40"/>
-              </w:rPr>
-              <w:t>(</w:t>
-            </w:r>
-            <w:r>
-              <w:rPr>
-                <w:rFonts w:cs="BRH Devanagari Extra"/>
-                <w:color w:val="000000"/>
-                <w:szCs w:val="40"/>
-              </w:rPr>
-              <w:t>58</w:t>
-            </w:r>
-            <w:r>
-              <w:rPr>
-                <w:rFonts w:ascii="BRH Devanagari Extra" w:hAnsi="BRH Devanagari Extra" w:cs="BRH Devanagari Extra"/>
-                <w:color w:val="000000"/>
-                <w:sz w:val="32"/>
-                <w:szCs w:val="40"/>
-              </w:rPr>
-              <w:t>)-  rÉÉ</w:t>
-            </w:r>
-            <w:r>
-              <w:rPr>
-                <w:rFonts w:ascii="BRH Malayalam Extra" w:hAnsi="BRH Malayalam Extra" w:cs="BRH Devanagari Extra"/>
-                <w:color w:val="000000"/>
-                <w:szCs w:val="40"/>
-              </w:rPr>
-              <w:t>–</w:t>
-            </w:r>
-            <w:r>
-              <w:rPr>
-                <w:rFonts w:ascii="BRH Devanagari Extra" w:hAnsi="BRH Devanagari Extra" w:cs="BRH Devanagari Extra"/>
-                <w:color w:val="000000"/>
-                <w:sz w:val="32"/>
-                <w:szCs w:val="40"/>
-              </w:rPr>
-              <w:t>erÉÉÿ | AÉ | L</w:t>
-            </w:r>
-            <w:r>
-              <w:rPr>
-                <w:rFonts w:ascii="BRH Malayalam Extra" w:hAnsi="BRH Malayalam Extra" w:cs="BRH Devanagari Extra"/>
-                <w:color w:val="000000"/>
-                <w:szCs w:val="40"/>
-              </w:rPr>
-              <w:t>–</w:t>
-            </w:r>
-            <w:r>
-              <w:rPr>
-                <w:rFonts w:ascii="BRH Devanagari Extra" w:hAnsi="BRH Devanagari Extra" w:cs="BRH Devanagari Extra"/>
-                <w:color w:val="000000"/>
-                <w:sz w:val="32"/>
-                <w:szCs w:val="40"/>
-              </w:rPr>
-              <w:t xml:space="preserve">uÉ | </w:t>
-            </w:r>
-          </w:p>
-          <w:p>
-            <w:pPr>
-              <w:widowControl w:val="0"/>
-              <w:autoSpaceDE w:val="0"/>
-              <w:autoSpaceDN w:val="0"/>
-              <w:adjustRightInd w:val="0"/>
-              <w:spacing w:before="0" w:line="240" w:lineRule="auto"/>
-              <w:rPr>
-                <w:rFonts w:cs="Latha"/>
-                <w:b/>
-                <w:bCs/>
-                <w:szCs w:val="24"/>
-                <w:cs/>
-                <w:lang w:bidi="ta-IN"/>
-              </w:rPr>
-            </w:pPr>
-            <w:r>
-              <w:rPr>
-                <w:rFonts w:ascii="BRH Devanagari Extra" w:hAnsi="BRH Devanagari Extra" w:cs="BRH Devanagari Extra"/>
-                <w:color w:val="000000"/>
-                <w:sz w:val="32"/>
-                <w:szCs w:val="40"/>
-              </w:rPr>
-              <w:t>rÉÉ</w:t>
-            </w:r>
-            <w:r>
-              <w:rPr>
-                <w:rFonts w:ascii="BRH Malayalam Extra" w:hAnsi="BRH Malayalam Extra" w:cs="BRH Devanagari Extra"/>
-                <w:color w:val="000000"/>
-                <w:szCs w:val="40"/>
-              </w:rPr>
-              <w:t>–</w:t>
-            </w:r>
-            <w:r>
-              <w:rPr>
-                <w:rFonts w:ascii="BRH Devanagari Extra" w:hAnsi="BRH Devanagari Extra" w:cs="BRH Devanagari Extra"/>
-                <w:color w:val="000000"/>
-                <w:sz w:val="32"/>
-                <w:szCs w:val="40"/>
+                <w:cs/>
+                <w:lang w:bidi="ta-IN"/>
+              </w:rPr>
+              <w:t>ஜ்யா</w:t>
+            </w:r>
+            <w:r>
+              <w:rPr>
+                <w:rFonts w:ascii="BRH Tamil Tab Extra" w:hAnsi="BRH Tamil Tab Extra" w:cs="Latha"/>
+                <w:b/>
+                <w:bCs/>
+                <w:iCs/>
+                <w:szCs w:val="28"/>
+                <w:lang w:bidi="ta-IN"/>
+              </w:rPr>
+              <w:t>†</w:t>
+            </w:r>
+            <w:r>
+              <w:rPr>
+                <w:rFonts w:ascii="Latha" w:hAnsi="Latha" w:cs="Latha"/>
+                <w:szCs w:val="24"/>
+                <w:lang w:bidi="ta-IN"/>
+              </w:rPr>
+              <w:t xml:space="preserve"> </w:t>
+            </w:r>
+            <w:r>
+              <w:rPr>
+                <w:rFonts w:ascii="BRH Devanagari Extra" w:hAnsi="BRH Devanagari Extra" w:cs="Latha"/>
+                <w:b/>
+                <w:bCs/>
+                <w:iCs/>
+                <w:szCs w:val="28"/>
+                <w:lang w:bidi="ta-IN"/>
+              </w:rPr>
+              <w:t>ÅÅ</w:t>
+            </w:r>
+            <w:r>
+              <w:rPr>
+                <w:rFonts w:ascii="Latha" w:hAnsi="Latha" w:cs="Latha"/>
+                <w:szCs w:val="24"/>
+                <w:cs/>
+                <w:lang w:bidi="ta-IN"/>
+              </w:rPr>
+              <w:t>யா</w:t>
+            </w:r>
+            <w:r>
+              <w:rPr>
+                <w:rFonts w:ascii="BRH Tamil Tab Extra" w:hAnsi="BRH Tamil Tab Extra" w:cs="Latha"/>
+                <w:b/>
+                <w:bCs/>
+                <w:iCs/>
+                <w:szCs w:val="28"/>
+                <w:lang w:bidi="ta-IN"/>
+              </w:rPr>
+              <w:t>…</w:t>
+            </w:r>
+            <w:r>
+              <w:rPr>
+                <w:rFonts w:ascii="Latha" w:hAnsi="Latha" w:cs="Latha"/>
+                <w:szCs w:val="24"/>
+                <w:cs/>
+                <w:lang w:bidi="ta-IN"/>
+              </w:rPr>
+              <w:t>ஜ்யா</w:t>
+            </w:r>
+            <w:r>
+              <w:rPr>
+                <w:rFonts w:ascii="BRH Tamil Tab Extra" w:hAnsi="BRH Tamil Tab Extra" w:cs="Latha"/>
+                <w:b/>
+                <w:bCs/>
+                <w:iCs/>
+                <w:szCs w:val="28"/>
+                <w:lang w:bidi="ta-IN"/>
+              </w:rPr>
+              <w:t>†</w:t>
+            </w:r>
+            <w:r>
+              <w:rPr>
+                <w:rFonts w:ascii="Latha" w:hAnsi="Latha" w:cs="Latha"/>
+                <w:szCs w:val="24"/>
+                <w:lang w:bidi="ta-IN"/>
+              </w:rPr>
+              <w:t xml:space="preserve"> </w:t>
+            </w:r>
+            <w:r>
+              <w:rPr>
+                <w:rFonts w:ascii="Latha" w:hAnsi="Latha" w:cs="Latha"/>
+                <w:szCs w:val="24"/>
+                <w:cs/>
+                <w:lang w:bidi="ta-IN"/>
+              </w:rPr>
+              <w:t>யா</w:t>
+            </w:r>
+            <w:r>
+              <w:rPr>
+                <w:rFonts w:ascii="BRH Tamil Tab Extra" w:hAnsi="BRH Tamil Tab Extra" w:cs="Latha"/>
+                <w:b/>
+                <w:bCs/>
+                <w:iCs/>
+                <w:szCs w:val="28"/>
                 <w:highlight w:val="yellow"/>
-              </w:rPr>
-              <w:t>erÉ</w:t>
-            </w:r>
-            <w:r>
-              <w:rPr>
-                <w:rFonts w:ascii="BRH Devanagari Extra" w:hAnsi="BRH Devanagari Extra" w:cs="BRH Devanagari Extra"/>
-                <w:color w:val="000000"/>
-                <w:sz w:val="32"/>
-                <w:szCs w:val="40"/>
-              </w:rPr>
-              <w:t>Éþ ÅÅrÉÉ</w:t>
-            </w:r>
-            <w:r>
-              <w:rPr>
-                <w:rFonts w:ascii="BRH Malayalam Extra" w:hAnsi="BRH Malayalam Extra" w:cs="BRH Devanagari Extra"/>
-                <w:color w:val="000000"/>
-                <w:szCs w:val="40"/>
-              </w:rPr>
-              <w:t>–</w:t>
-            </w:r>
-            <w:r>
-              <w:rPr>
-                <w:rFonts w:ascii="BRH Devanagari Extra" w:hAnsi="BRH Devanagari Extra" w:cs="BRH Devanagari Extra"/>
-                <w:color w:val="000000"/>
-                <w:sz w:val="32"/>
-                <w:szCs w:val="40"/>
-              </w:rPr>
-              <w:t>erÉÉþ rÉÉ</w:t>
-            </w:r>
-            <w:r>
-              <w:rPr>
-                <w:rFonts w:ascii="BRH Malayalam Extra" w:hAnsi="BRH Malayalam Extra" w:cs="BRH Devanagari Extra"/>
-                <w:color w:val="000000"/>
-                <w:szCs w:val="40"/>
-              </w:rPr>
-              <w:t>–</w:t>
-            </w:r>
-            <w:r>
-              <w:rPr>
-                <w:rFonts w:ascii="BRH Devanagari Extra" w:hAnsi="BRH Devanagari Extra" w:cs="BRH Devanagari Extra"/>
-                <w:color w:val="000000"/>
-                <w:sz w:val="32"/>
-                <w:szCs w:val="40"/>
+                <w:lang w:bidi="ta-IN"/>
+              </w:rPr>
+              <w:t>…</w:t>
+            </w:r>
+            <w:r>
+              <w:rPr>
+                <w:rFonts w:ascii="Latha" w:hAnsi="Latha" w:cs="Latha"/>
+                <w:szCs w:val="24"/>
                 <w:highlight w:val="yellow"/>
-              </w:rPr>
-              <w:t>erÉ</w:t>
-            </w:r>
-            <w:r>
-              <w:rPr>
-                <w:rFonts w:ascii="BRH Devanagari Extra" w:hAnsi="BRH Devanagari Extra" w:cs="BRH Devanagari Extra"/>
-                <w:color w:val="000000"/>
-                <w:sz w:val="32"/>
-                <w:szCs w:val="40"/>
-              </w:rPr>
-              <w:t>æþuÉæuÉÉ rÉÉ</w:t>
-            </w:r>
-            <w:r>
-              <w:rPr>
-                <w:rFonts w:ascii="BRH Malayalam Extra" w:hAnsi="BRH Malayalam Extra" w:cs="BRH Devanagari Extra"/>
-                <w:color w:val="000000"/>
-                <w:szCs w:val="40"/>
-              </w:rPr>
-              <w:t>–</w:t>
-            </w:r>
-            <w:r>
-              <w:rPr>
-                <w:rFonts w:ascii="BRH Devanagari Extra" w:hAnsi="BRH Devanagari Extra" w:cs="BRH Devanagari Extra"/>
-                <w:color w:val="000000"/>
-                <w:sz w:val="32"/>
-                <w:szCs w:val="40"/>
-              </w:rPr>
-              <w:t>erÉÉþ rÉÉ</w:t>
-            </w:r>
-            <w:r>
-              <w:rPr>
-                <w:rFonts w:ascii="BRH Malayalam Extra" w:hAnsi="BRH Malayalam Extra" w:cs="BRH Devanagari Extra"/>
-                <w:color w:val="000000"/>
-                <w:szCs w:val="40"/>
-              </w:rPr>
-              <w:t>–</w:t>
-            </w:r>
-            <w:r>
-              <w:rPr>
-                <w:rFonts w:ascii="BRH Devanagari Extra" w:hAnsi="BRH Devanagari Extra" w:cs="BRH Devanagari Extra"/>
-                <w:color w:val="000000"/>
-                <w:sz w:val="32"/>
-                <w:szCs w:val="40"/>
+                <w:cs/>
+                <w:lang w:bidi="ta-IN"/>
+              </w:rPr>
+              <w:t>ஜ்யை</w:t>
+            </w:r>
+            <w:r>
+              <w:rPr>
+                <w:rFonts w:ascii="BRH Tamil Tab Extra" w:hAnsi="BRH Tamil Tab Extra" w:cs="Latha"/>
+                <w:b/>
+                <w:bCs/>
+                <w:iCs/>
+                <w:szCs w:val="28"/>
+                <w:lang w:bidi="ta-IN"/>
+              </w:rPr>
+              <w:t>†</w:t>
+            </w:r>
+            <w:r>
+              <w:rPr>
+                <w:rFonts w:ascii="Latha" w:hAnsi="Latha" w:cs="Latha"/>
+                <w:szCs w:val="24"/>
+                <w:cs/>
+                <w:lang w:bidi="ta-IN"/>
+              </w:rPr>
+              <w:t>வைவா யா</w:t>
+            </w:r>
+            <w:r>
+              <w:rPr>
+                <w:rFonts w:ascii="BRH Tamil Tab Extra" w:hAnsi="BRH Tamil Tab Extra" w:cs="Latha"/>
+                <w:b/>
+                <w:bCs/>
+                <w:iCs/>
+                <w:szCs w:val="28"/>
+                <w:lang w:bidi="ta-IN"/>
+              </w:rPr>
+              <w:t>…</w:t>
+            </w:r>
+            <w:r>
+              <w:rPr>
+                <w:rFonts w:ascii="Latha" w:hAnsi="Latha" w:cs="Latha"/>
+                <w:szCs w:val="24"/>
+                <w:cs/>
+                <w:lang w:bidi="ta-IN"/>
+              </w:rPr>
+              <w:t>ஜ்யா</w:t>
+            </w:r>
+            <w:r>
+              <w:rPr>
+                <w:rFonts w:ascii="BRH Tamil Tab Extra" w:hAnsi="BRH Tamil Tab Extra" w:cs="Latha"/>
+                <w:b/>
+                <w:bCs/>
+                <w:iCs/>
+                <w:szCs w:val="28"/>
+                <w:lang w:bidi="ta-IN"/>
+              </w:rPr>
+              <w:t>†</w:t>
+            </w:r>
+            <w:r>
+              <w:rPr>
+                <w:rFonts w:ascii="Latha" w:hAnsi="Latha" w:cs="Latha"/>
+                <w:szCs w:val="24"/>
+                <w:lang w:bidi="ta-IN"/>
+              </w:rPr>
+              <w:t xml:space="preserve"> </w:t>
+            </w:r>
+            <w:r>
+              <w:rPr>
+                <w:rFonts w:ascii="Latha" w:hAnsi="Latha" w:cs="Latha"/>
+                <w:szCs w:val="24"/>
+                <w:cs/>
+                <w:lang w:bidi="ta-IN"/>
+              </w:rPr>
+              <w:t>யா</w:t>
+            </w:r>
+            <w:r>
+              <w:rPr>
+                <w:rFonts w:ascii="BRH Tamil Tab Extra" w:hAnsi="BRH Tamil Tab Extra" w:cs="Latha"/>
+                <w:b/>
+                <w:bCs/>
+                <w:iCs/>
+                <w:szCs w:val="28"/>
                 <w:highlight w:val="yellow"/>
-              </w:rPr>
-              <w:t>erÉæ</w:t>
-            </w:r>
-            <w:r>
-              <w:rPr>
-                <w:rFonts w:ascii="BRH Devanagari Extra" w:hAnsi="BRH Devanagari Extra" w:cs="BRH Devanagari Extra"/>
-                <w:color w:val="000000"/>
-                <w:sz w:val="32"/>
-                <w:szCs w:val="40"/>
-              </w:rPr>
-              <w:t xml:space="preserve">þuÉ | </w:t>
+                <w:lang w:bidi="ta-IN"/>
+              </w:rPr>
+              <w:t>…</w:t>
+            </w:r>
+            <w:r>
+              <w:rPr>
+                <w:rFonts w:ascii="Latha" w:hAnsi="Latha" w:cs="Latha"/>
+                <w:szCs w:val="24"/>
+                <w:highlight w:val="yellow"/>
+                <w:cs/>
+                <w:lang w:bidi="ta-IN"/>
+              </w:rPr>
+              <w:t>ஜ்யை</w:t>
+            </w:r>
+            <w:r>
+              <w:rPr>
+                <w:rFonts w:ascii="BRH Tamil Tab Extra" w:hAnsi="BRH Tamil Tab Extra" w:cs="Latha"/>
+                <w:b/>
+                <w:bCs/>
+                <w:iCs/>
+                <w:szCs w:val="28"/>
+                <w:highlight w:val="yellow"/>
+                <w:lang w:bidi="ta-IN"/>
+              </w:rPr>
+              <w:t>†</w:t>
+            </w:r>
+            <w:r>
+              <w:rPr>
+                <w:rFonts w:ascii="Latha" w:hAnsi="Latha" w:cs="Latha"/>
+                <w:szCs w:val="24"/>
+                <w:cs/>
+                <w:lang w:bidi="ta-IN"/>
+              </w:rPr>
+              <w:t xml:space="preserve">வ </w:t>
+            </w:r>
+            <w:r>
+              <w:rPr>
+                <w:rFonts w:ascii="Latha" w:hAnsi="Latha" w:cs="Latha"/>
+                <w:szCs w:val="24"/>
+                <w:lang w:bidi="ta-IN"/>
+              </w:rPr>
+              <w:t>|</w:t>
             </w:r>
           </w:p>
         </w:tc>
@@ -3269,161 +4857,235 @@
           </w:tcPr>
           <w:p>
             <w:pPr>
-              <w:widowControl w:val="0"/>
               <w:autoSpaceDE w:val="0"/>
               <w:autoSpaceDN w:val="0"/>
               <w:adjustRightInd w:val="0"/>
-              <w:spacing w:before="0" w:line="240" w:lineRule="auto"/>
-              <w:rPr>
-                <w:rFonts w:ascii="BRH Devanagari Extra" w:hAnsi="BRH Devanagari Extra" w:cs="BRH Devanagari Extra"/>
-                <w:color w:val="000000"/>
-                <w:sz w:val="32"/>
-                <w:szCs w:val="40"/>
-                <w:lang w:val="it-IT"/>
+              <w:rPr>
+                <w:rFonts w:ascii="Latha" w:hAnsi="Latha" w:cs="Latha"/>
+                <w:szCs w:val="24"/>
+                <w:lang w:bidi="ta-IN"/>
               </w:rPr>
             </w:pPr>
             <w:r>
               <w:rPr>
-                <w:rFonts w:cs="BRH Devanagari Extra"/>
-                <w:color w:val="000000"/>
-                <w:szCs w:val="40"/>
-                <w:lang w:val="it-IT"/>
-              </w:rPr>
-              <w:t>64</w:t>
-            </w:r>
-            <w:r>
-              <w:rPr>
-                <w:rFonts w:ascii="BRH Devanagari Extra" w:hAnsi="BRH Devanagari Extra" w:cs="BRH Devanagari Extra"/>
-                <w:color w:val="000000"/>
-                <w:sz w:val="32"/>
-                <w:szCs w:val="40"/>
-                <w:lang w:val="it-IT"/>
+                <w:rFonts w:cs="Latha"/>
+                <w:b/>
+                <w:bCs/>
+                <w:szCs w:val="24"/>
+                <w:cs/>
+                <w:lang w:bidi="ta-IN"/>
+              </w:rPr>
+              <w:t>64)</w:t>
+            </w:r>
+            <w:r>
+              <w:rPr>
+                <w:rFonts w:ascii="Latha" w:hAnsi="Latha" w:cs="Latha"/>
+                <w:szCs w:val="24"/>
+                <w:lang w:bidi="ta-IN"/>
+              </w:rPr>
+              <w:tab/>
+            </w:r>
+            <w:r>
+              <w:rPr>
+                <w:rFonts w:cs="Latha"/>
+                <w:b/>
+                <w:bCs/>
+                <w:szCs w:val="24"/>
+                <w:cs/>
+                <w:lang w:bidi="ta-IN"/>
+              </w:rPr>
+              <w:t>2.3.5</w:t>
+            </w:r>
+            <w:r>
+              <w:rPr>
+                <w:rFonts w:cs="Latha"/>
+                <w:b/>
+                <w:bCs/>
+                <w:szCs w:val="24"/>
+                <w:lang w:bidi="ta-IN"/>
+              </w:rPr>
+              <w:t>.3(</w:t>
+            </w:r>
+            <w:r>
+              <w:rPr>
+                <w:rFonts w:cs="Latha"/>
+                <w:b/>
+                <w:bCs/>
+                <w:szCs w:val="24"/>
+                <w:cs/>
+                <w:lang w:bidi="ta-IN"/>
+              </w:rPr>
+              <w:t>57</w:t>
+            </w:r>
+            <w:r>
+              <w:rPr>
+                <w:rFonts w:cs="Latha"/>
+                <w:b/>
+                <w:bCs/>
+                <w:szCs w:val="24"/>
+                <w:lang w:bidi="ta-IN"/>
               </w:rPr>
               <w:t>)</w:t>
             </w:r>
             <w:r>
               <w:rPr>
-                <w:rFonts w:ascii="BRH Devanagari Extra" w:hAnsi="BRH Devanagari Extra" w:cs="BRH Devanagari Extra"/>
-                <w:color w:val="000000"/>
-                <w:sz w:val="32"/>
-                <w:szCs w:val="40"/>
-                <w:lang w:val="it-IT"/>
-              </w:rPr>
-              <w:tab/>
-            </w:r>
-            <w:r>
-              <w:rPr>
-                <w:rFonts w:cs="BRH Devanagari Extra"/>
-                <w:color w:val="000000"/>
-                <w:szCs w:val="40"/>
-                <w:lang w:val="it-IT"/>
-              </w:rPr>
-              <w:t>2</w:t>
-            </w:r>
-            <w:r>
-              <w:rPr>
-                <w:rFonts w:ascii="BRH Devanagari Extra" w:hAnsi="BRH Devanagari Extra" w:cs="BRH Devanagari Extra"/>
-                <w:color w:val="000000"/>
-                <w:sz w:val="32"/>
-                <w:szCs w:val="40"/>
-                <w:lang w:val="it-IT"/>
-              </w:rPr>
-              <w:t>.</w:t>
-            </w:r>
-            <w:r>
-              <w:rPr>
-                <w:rFonts w:cs="BRH Devanagari Extra"/>
-                <w:color w:val="000000"/>
-                <w:szCs w:val="40"/>
-                <w:lang w:val="it-IT"/>
-              </w:rPr>
-              <w:t>3</w:t>
-            </w:r>
-            <w:r>
-              <w:rPr>
-                <w:rFonts w:ascii="BRH Devanagari Extra" w:hAnsi="BRH Devanagari Extra" w:cs="BRH Devanagari Extra"/>
-                <w:color w:val="000000"/>
-                <w:sz w:val="32"/>
-                <w:szCs w:val="40"/>
-                <w:lang w:val="it-IT"/>
-              </w:rPr>
-              <w:t>.</w:t>
-            </w:r>
-            <w:r>
-              <w:rPr>
-                <w:rFonts w:cs="BRH Devanagari Extra"/>
-                <w:color w:val="000000"/>
-                <w:szCs w:val="40"/>
-                <w:lang w:val="it-IT"/>
-              </w:rPr>
-              <w:t>5</w:t>
-            </w:r>
-            <w:r>
-              <w:rPr>
-                <w:rFonts w:ascii="BRH Devanagari Extra" w:hAnsi="BRH Devanagari Extra" w:cs="BRH Devanagari Extra"/>
-                <w:color w:val="000000"/>
-                <w:sz w:val="32"/>
-                <w:szCs w:val="40"/>
-                <w:lang w:val="it-IT"/>
-              </w:rPr>
-              <w:t>.</w:t>
-            </w:r>
-            <w:r>
-              <w:rPr>
-                <w:rFonts w:cs="BRH Devanagari Extra"/>
-                <w:color w:val="000000"/>
-                <w:szCs w:val="40"/>
-                <w:lang w:val="it-IT"/>
-              </w:rPr>
-              <w:t>3</w:t>
-            </w:r>
-            <w:r>
-              <w:rPr>
-                <w:rFonts w:ascii="BRH Devanagari Extra" w:hAnsi="BRH Devanagari Extra" w:cs="BRH Devanagari Extra"/>
-                <w:color w:val="000000"/>
-                <w:sz w:val="32"/>
-                <w:szCs w:val="40"/>
-                <w:lang w:val="it-IT"/>
+                <w:rFonts w:ascii="Latha" w:hAnsi="Latha" w:cs="Latha"/>
+                <w:szCs w:val="24"/>
+                <w:lang w:bidi="ta-IN"/>
+              </w:rPr>
+              <w:t xml:space="preserve">-  </w:t>
+            </w:r>
+            <w:r>
+              <w:rPr>
+                <w:rFonts w:ascii="Latha" w:hAnsi="Latha" w:cs="Latha"/>
+                <w:szCs w:val="24"/>
+                <w:cs/>
+                <w:lang w:bidi="ta-IN"/>
+              </w:rPr>
+              <w:t>இதி</w:t>
+            </w:r>
+            <w:r>
+              <w:rPr>
+                <w:rFonts w:ascii="BRH Tamil Tab Extra" w:hAnsi="BRH Tamil Tab Extra" w:cs="Latha"/>
+                <w:b/>
+                <w:bCs/>
+                <w:iCs/>
+                <w:szCs w:val="28"/>
+                <w:lang w:bidi="ta-IN"/>
+              </w:rPr>
+              <w:t>†</w:t>
+            </w:r>
+            <w:r>
+              <w:rPr>
+                <w:rFonts w:ascii="Latha" w:hAnsi="Latha" w:cs="Latha"/>
+                <w:szCs w:val="24"/>
+                <w:lang w:bidi="ta-IN"/>
+              </w:rPr>
+              <w:t xml:space="preserve"> | </w:t>
+            </w:r>
+            <w:r>
+              <w:rPr>
+                <w:rFonts w:ascii="Latha" w:hAnsi="Latha" w:cs="Latha"/>
+                <w:szCs w:val="24"/>
+                <w:cs/>
+                <w:lang w:bidi="ta-IN"/>
+              </w:rPr>
+              <w:t>யா</w:t>
+            </w:r>
+            <w:r>
+              <w:rPr>
+                <w:rFonts w:ascii="BRH Tamil Tab Extra" w:hAnsi="BRH Tamil Tab Extra" w:cs="Latha"/>
+                <w:b/>
+                <w:bCs/>
+                <w:iCs/>
+                <w:szCs w:val="28"/>
+                <w:lang w:bidi="ta-IN"/>
+              </w:rPr>
+              <w:t>…</w:t>
+            </w:r>
+            <w:r>
+              <w:rPr>
+                <w:rFonts w:ascii="Latha" w:hAnsi="Latha" w:cs="Latha"/>
+                <w:szCs w:val="24"/>
+                <w:cs/>
+                <w:lang w:bidi="ta-IN"/>
+              </w:rPr>
+              <w:t>ஜ்யா</w:t>
+            </w:r>
+            <w:r>
+              <w:rPr>
+                <w:rFonts w:ascii="BRH Tamil Tab Extra" w:hAnsi="BRH Tamil Tab Extra" w:cs="Latha"/>
+                <w:b/>
+                <w:bCs/>
+                <w:iCs/>
+                <w:szCs w:val="28"/>
+                <w:lang w:bidi="ta-IN"/>
+              </w:rPr>
+              <w:t>‡</w:t>
+            </w:r>
+            <w:r>
+              <w:rPr>
+                <w:rFonts w:ascii="Latha" w:hAnsi="Latha" w:cs="Latha"/>
+                <w:szCs w:val="24"/>
+                <w:lang w:bidi="ta-IN"/>
+              </w:rPr>
+              <w:t xml:space="preserve"> | </w:t>
+            </w:r>
+            <w:r>
+              <w:rPr>
+                <w:rFonts w:ascii="Latha" w:hAnsi="Latha" w:cs="Latha"/>
+                <w:szCs w:val="24"/>
+                <w:cs/>
+                <w:lang w:bidi="ta-IN"/>
+              </w:rPr>
+              <w:t xml:space="preserve">ஆ </w:t>
+            </w:r>
+            <w:r>
+              <w:rPr>
+                <w:rFonts w:ascii="Latha" w:hAnsi="Latha" w:cs="Latha"/>
+                <w:szCs w:val="24"/>
+                <w:lang w:bidi="ta-IN"/>
+              </w:rPr>
+              <w:t xml:space="preserve">| </w:t>
+            </w:r>
+            <w:r>
+              <w:rPr>
+                <w:rFonts w:cs="Latha"/>
+                <w:b/>
+                <w:bCs/>
+                <w:szCs w:val="24"/>
+                <w:lang w:bidi="ta-IN"/>
               </w:rPr>
               <w:t>(</w:t>
             </w:r>
             <w:r>
               <w:rPr>
-                <w:rFonts w:cs="BRH Devanagari Extra"/>
-                <w:color w:val="000000"/>
-                <w:szCs w:val="40"/>
-                <w:lang w:val="it-IT"/>
-              </w:rPr>
-              <w:t>57</w:t>
-            </w:r>
-            <w:r>
-              <w:rPr>
-                <w:rFonts w:ascii="BRH Devanagari Extra" w:hAnsi="BRH Devanagari Extra" w:cs="BRH Devanagari Extra"/>
-                <w:color w:val="000000"/>
-                <w:sz w:val="32"/>
-                <w:szCs w:val="40"/>
-                <w:lang w:val="it-IT"/>
-              </w:rPr>
-              <w:t>)-  CÌiÉþ | rÉÉ</w:t>
-            </w:r>
-            <w:r>
-              <w:rPr>
-                <w:rFonts w:ascii="BRH Malayalam Extra" w:hAnsi="BRH Malayalam Extra" w:cs="BRH Devanagari Extra"/>
-                <w:color w:val="000000"/>
-                <w:szCs w:val="40"/>
-                <w:lang w:val="it-IT"/>
-              </w:rPr>
-              <w:t>–</w:t>
-            </w:r>
-            <w:r>
-              <w:rPr>
-                <w:rFonts w:ascii="BRH Devanagari Extra" w:hAnsi="BRH Devanagari Extra" w:cs="BRH Devanagari Extra"/>
-                <w:color w:val="000000"/>
-                <w:sz w:val="32"/>
-                <w:szCs w:val="40"/>
-                <w:lang w:val="it-IT"/>
-              </w:rPr>
-              <w:t xml:space="preserve">erÉÉÿ | AÉ | </w:t>
+                <w:rFonts w:cs="Latha"/>
+                <w:b/>
+                <w:bCs/>
+                <w:szCs w:val="24"/>
+                <w:lang w:bidi="ta-IN"/>
+              </w:rPr>
+              <w:t>GS-2</w:t>
+            </w:r>
+            <w:r>
+              <w:rPr>
+                <w:rFonts w:cs="Latha"/>
+                <w:b/>
+                <w:bCs/>
+                <w:szCs w:val="24"/>
+                <w:lang w:bidi="ta-IN"/>
+              </w:rPr>
+              <w:t>.3</w:t>
+            </w:r>
+            <w:r>
+              <w:rPr>
+                <w:rFonts w:ascii="Latha" w:hAnsi="Latha" w:cs="Latha"/>
+                <w:szCs w:val="24"/>
+                <w:lang w:bidi="ta-IN"/>
+              </w:rPr>
+              <w:t>-</w:t>
+            </w:r>
+            <w:r>
+              <w:rPr>
+                <w:rFonts w:cs="Latha"/>
+                <w:b/>
+                <w:bCs/>
+                <w:szCs w:val="24"/>
+                <w:cs/>
+                <w:lang w:bidi="ta-IN"/>
+              </w:rPr>
+              <w:t>20</w:t>
+            </w:r>
+            <w:r>
+              <w:rPr>
+                <w:rFonts w:cs="Latha"/>
+                <w:b/>
+                <w:bCs/>
+                <w:szCs w:val="24"/>
+                <w:lang w:bidi="ta-IN"/>
+              </w:rPr>
+              <w:t>)</w:t>
             </w:r>
           </w:p>
           <w:p>
@@ -3443,131 +5105,556 @@
             </w:pPr>
             <w:r>
               <w:rPr>
-                <w:rFonts w:ascii="BRH Devanagari Extra" w:hAnsi="BRH Devanagari Extra" w:cs="BRH Devanagari Extra"/>
-                <w:color w:val="000000"/>
-                <w:sz w:val="32"/>
-                <w:szCs w:val="40"/>
-                <w:lang w:val="it-IT"/>
-              </w:rPr>
-              <w:t>CÌiÉþ rÉÉ</w:t>
-            </w:r>
-            <w:r>
-              <w:rPr>
-                <w:rFonts w:ascii="BRH Malayalam Extra" w:hAnsi="BRH Malayalam Extra" w:cs="BRH Devanagari Extra"/>
-                <w:color w:val="000000"/>
-                <w:szCs w:val="40"/>
-                <w:lang w:val="it-IT"/>
-              </w:rPr>
-              <w:t>–</w:t>
-            </w:r>
-            <w:r>
-              <w:rPr>
-                <w:rFonts w:ascii="BRH Devanagari Extra" w:hAnsi="BRH Devanagari Extra" w:cs="BRH Devanagari Extra"/>
-                <w:color w:val="000000"/>
-                <w:sz w:val="32"/>
-                <w:szCs w:val="40"/>
-                <w:lang w:val="it-IT"/>
-              </w:rPr>
-              <w:t>erÉÉþ rÉÉ</w:t>
-            </w:r>
-            <w:r>
-              <w:rPr>
-                <w:rFonts w:ascii="BRH Malayalam Extra" w:hAnsi="BRH Malayalam Extra" w:cs="BRH Devanagari Extra"/>
-                <w:color w:val="000000"/>
-                <w:szCs w:val="40"/>
-                <w:lang w:val="it-IT"/>
-              </w:rPr>
-              <w:t>–</w:t>
-            </w:r>
-            <w:r>
-              <w:rPr>
-                <w:rFonts w:ascii="BRH Devanagari Extra" w:hAnsi="BRH Devanagari Extra" w:cs="BRH Devanagari Extra"/>
-                <w:color w:val="000000"/>
-                <w:sz w:val="32"/>
-                <w:szCs w:val="40"/>
-                <w:lang w:val="it-IT"/>
-              </w:rPr>
-              <w:t>erÉåþiÉÏÌiÉþ rÉÉ</w:t>
-            </w:r>
-            <w:r>
-              <w:rPr>
-                <w:rFonts w:ascii="BRH Malayalam Extra" w:hAnsi="BRH Malayalam Extra" w:cs="BRH Devanagari Extra"/>
-                <w:color w:val="000000"/>
-                <w:szCs w:val="40"/>
-                <w:lang w:val="it-IT"/>
-              </w:rPr>
-              <w:t>–</w:t>
-            </w:r>
-            <w:r>
-              <w:rPr>
-                <w:rFonts w:ascii="BRH Devanagari Extra" w:hAnsi="BRH Devanagari Extra" w:cs="BRH Devanagari Extra"/>
-                <w:color w:val="000000"/>
-                <w:sz w:val="32"/>
-                <w:szCs w:val="40"/>
+                <w:rFonts w:ascii="Latha" w:hAnsi="Latha" w:cs="Latha"/>
+                <w:szCs w:val="24"/>
+                <w:cs/>
+                <w:lang w:bidi="ta-IN"/>
+              </w:rPr>
+              <w:t>இதி</w:t>
+            </w:r>
+            <w:r>
+              <w:rPr>
+                <w:rFonts w:ascii="BRH Tamil Tab Extra" w:hAnsi="BRH Tamil Tab Extra" w:cs="Latha"/>
+                <w:b/>
+                <w:bCs/>
+                <w:iCs/>
+                <w:szCs w:val="28"/>
+                <w:lang w:bidi="ta-IN"/>
+              </w:rPr>
+              <w:t>†</w:t>
+            </w:r>
+            <w:r>
+              <w:rPr>
+                <w:rFonts w:ascii="Latha" w:hAnsi="Latha" w:cs="Latha"/>
+                <w:szCs w:val="24"/>
+                <w:lang w:bidi="ta-IN"/>
+              </w:rPr>
+              <w:t xml:space="preserve"> </w:t>
+            </w:r>
+            <w:r>
+              <w:rPr>
+                <w:rFonts w:ascii="Latha" w:hAnsi="Latha" w:cs="Latha"/>
+                <w:szCs w:val="24"/>
+                <w:cs/>
+                <w:lang w:bidi="ta-IN"/>
+              </w:rPr>
+              <w:t>யா</w:t>
+            </w:r>
+            <w:r>
+              <w:rPr>
+                <w:rFonts w:ascii="BRH Tamil Tab Extra" w:hAnsi="BRH Tamil Tab Extra" w:cs="Latha"/>
+                <w:b/>
+                <w:bCs/>
+                <w:iCs/>
+                <w:szCs w:val="28"/>
+                <w:lang w:bidi="ta-IN"/>
+              </w:rPr>
+              <w:t>…</w:t>
+            </w:r>
+            <w:r>
+              <w:rPr>
+                <w:rFonts w:ascii="Latha" w:hAnsi="Latha" w:cs="Latha"/>
+                <w:szCs w:val="24"/>
+                <w:cs/>
+                <w:lang w:bidi="ta-IN"/>
+              </w:rPr>
+              <w:t>ஜ்யா</w:t>
+            </w:r>
+            <w:r>
+              <w:rPr>
+                <w:rFonts w:ascii="BRH Tamil Tab Extra" w:hAnsi="BRH Tamil Tab Extra" w:cs="Latha"/>
+                <w:b/>
+                <w:bCs/>
+                <w:iCs/>
+                <w:szCs w:val="28"/>
+                <w:lang w:bidi="ta-IN"/>
+              </w:rPr>
+              <w:t>†</w:t>
+            </w:r>
+            <w:r>
+              <w:rPr>
+                <w:rFonts w:ascii="Latha" w:hAnsi="Latha" w:cs="Latha"/>
+                <w:szCs w:val="24"/>
+                <w:lang w:bidi="ta-IN"/>
+              </w:rPr>
+              <w:t xml:space="preserve"> </w:t>
+            </w:r>
+            <w:r>
+              <w:rPr>
+                <w:rFonts w:ascii="Latha" w:hAnsi="Latha" w:cs="Latha"/>
+                <w:szCs w:val="24"/>
+                <w:cs/>
+                <w:lang w:bidi="ta-IN"/>
+              </w:rPr>
+              <w:t>யா</w:t>
+            </w:r>
+            <w:r>
+              <w:rPr>
+                <w:rFonts w:ascii="BRH Tamil Tab Extra" w:hAnsi="BRH Tamil Tab Extra" w:cs="Latha"/>
+                <w:b/>
+                <w:bCs/>
+                <w:iCs/>
+                <w:szCs w:val="28"/>
+                <w:lang w:bidi="ta-IN"/>
+              </w:rPr>
+              <w:t>…</w:t>
+            </w:r>
+            <w:r>
+              <w:rPr>
+                <w:rFonts w:ascii="Latha" w:hAnsi="Latha" w:cs="Latha"/>
+                <w:szCs w:val="24"/>
+                <w:cs/>
+                <w:lang w:bidi="ta-IN"/>
+              </w:rPr>
+              <w:t>ஜ்யே</w:t>
+            </w:r>
+            <w:r>
+              <w:rPr>
+                <w:rFonts w:ascii="BRH Tamil Tab Extra" w:hAnsi="BRH Tamil Tab Extra" w:cs="Latha"/>
+                <w:b/>
+                <w:bCs/>
+                <w:iCs/>
+                <w:szCs w:val="28"/>
+                <w:lang w:bidi="ta-IN"/>
+              </w:rPr>
+              <w:t>†</w:t>
+            </w:r>
+            <w:r>
+              <w:rPr>
+                <w:rFonts w:ascii="Latha" w:hAnsi="Latha" w:cs="Latha"/>
+                <w:szCs w:val="24"/>
+                <w:cs/>
+                <w:lang w:bidi="ta-IN"/>
+              </w:rPr>
+              <w:t>தீதி</w:t>
+            </w:r>
+            <w:r>
+              <w:rPr>
+                <w:rFonts w:ascii="BRH Tamil Tab Extra" w:hAnsi="BRH Tamil Tab Extra" w:cs="Latha"/>
+                <w:b/>
+                <w:bCs/>
+                <w:iCs/>
+                <w:szCs w:val="28"/>
+                <w:lang w:bidi="ta-IN"/>
+              </w:rPr>
+              <w:t>†</w:t>
+            </w:r>
+            <w:r>
+              <w:rPr>
+                <w:rFonts w:ascii="Latha" w:hAnsi="Latha" w:cs="Latha"/>
+                <w:szCs w:val="24"/>
+                <w:lang w:bidi="ta-IN"/>
+              </w:rPr>
+              <w:t xml:space="preserve"> </w:t>
+            </w:r>
+            <w:r>
+              <w:rPr>
+                <w:rFonts w:ascii="Latha" w:hAnsi="Latha" w:cs="Latha"/>
+                <w:szCs w:val="24"/>
+                <w:cs/>
+                <w:lang w:bidi="ta-IN"/>
+              </w:rPr>
+              <w:t>யா</w:t>
+            </w:r>
+            <w:r>
+              <w:rPr>
+                <w:rFonts w:ascii="BRH Tamil Tab Extra" w:hAnsi="BRH Tamil Tab Extra" w:cs="Latha"/>
+                <w:b/>
+                <w:bCs/>
+                <w:iCs/>
+                <w:szCs w:val="28"/>
                 <w:highlight w:val="green"/>
-                <w:lang w:val="it-IT"/>
-              </w:rPr>
-              <w:t>erÉÉ</w:t>
-            </w:r>
-            <w:r>
-              <w:rPr>
-                <w:rFonts w:ascii="BRH Devanagari Extra" w:hAnsi="BRH Devanagari Extra" w:cs="BRH Devanagari Extra"/>
-                <w:color w:val="000000"/>
-                <w:sz w:val="32"/>
-                <w:szCs w:val="40"/>
-                <w:lang w:val="it-IT"/>
-              </w:rPr>
-              <w:t xml:space="preserve"> ÅÅrÉÉ</w:t>
-            </w:r>
-            <w:r>
-              <w:rPr>
-                <w:rFonts w:ascii="BRH Malayalam Extra" w:hAnsi="BRH Malayalam Extra" w:cs="BRH Devanagari Extra"/>
-                <w:color w:val="000000"/>
-                <w:szCs w:val="40"/>
-                <w:lang w:val="it-IT"/>
-              </w:rPr>
-              <w:t>–</w:t>
-            </w:r>
-            <w:r>
-              <w:rPr>
-                <w:rFonts w:ascii="BRH Devanagari Extra" w:hAnsi="BRH Devanagari Extra" w:cs="BRH Devanagari Extra"/>
-                <w:color w:val="000000"/>
-                <w:sz w:val="32"/>
-                <w:szCs w:val="40"/>
-                <w:lang w:val="it-IT"/>
-              </w:rPr>
-              <w:t>erÉåþiÉÏÌiÉþ rÉÉ</w:t>
-            </w:r>
-            <w:r>
-              <w:rPr>
-                <w:rFonts w:ascii="BRH Malayalam Extra" w:hAnsi="BRH Malayalam Extra" w:cs="BRH Devanagari Extra"/>
-                <w:color w:val="000000"/>
-                <w:szCs w:val="40"/>
+                <w:lang w:bidi="ta-IN"/>
+              </w:rPr>
+              <w:t>…</w:t>
+            </w:r>
+            <w:r>
+              <w:rPr>
+                <w:rFonts w:ascii="Latha" w:hAnsi="Latha" w:cs="Latha"/>
+                <w:szCs w:val="24"/>
                 <w:highlight w:val="green"/>
-                <w:lang w:val="it-IT"/>
-              </w:rPr>
-              <w:t>–</w:t>
-            </w:r>
-            <w:r>
-              <w:rPr>
-                <w:rFonts w:ascii="BRH Devanagari Extra" w:hAnsi="BRH Devanagari Extra" w:cs="BRH Devanagari Extra"/>
-                <w:color w:val="000000"/>
-                <w:sz w:val="32"/>
-                <w:szCs w:val="40"/>
+                <w:cs/>
+                <w:lang w:bidi="ta-IN"/>
+              </w:rPr>
+              <w:t>ஜ்யா</w:t>
+            </w:r>
+            <w:r>
+              <w:rPr>
+                <w:rFonts w:ascii="Latha" w:hAnsi="Latha" w:cs="Latha"/>
+                <w:szCs w:val="24"/>
+                <w:lang w:bidi="ta-IN"/>
+              </w:rPr>
+              <w:t xml:space="preserve"> </w:t>
+            </w:r>
+            <w:r>
+              <w:rPr>
+                <w:rFonts w:ascii="BRH Devanagari Extra" w:hAnsi="BRH Devanagari Extra" w:cs="Latha"/>
+                <w:b/>
+                <w:bCs/>
+                <w:iCs/>
+                <w:szCs w:val="28"/>
+                <w:lang w:bidi="ta-IN"/>
+              </w:rPr>
+              <w:t>ÅÅ</w:t>
+            </w:r>
+            <w:r>
+              <w:rPr>
+                <w:rFonts w:ascii="Latha" w:hAnsi="Latha" w:cs="Latha"/>
+                <w:szCs w:val="24"/>
+                <w:cs/>
+                <w:lang w:bidi="ta-IN"/>
+              </w:rPr>
+              <w:t>யா</w:t>
+            </w:r>
+            <w:r>
+              <w:rPr>
+                <w:rFonts w:ascii="BRH Tamil Tab Extra" w:hAnsi="BRH Tamil Tab Extra" w:cs="Latha"/>
+                <w:b/>
+                <w:bCs/>
+                <w:iCs/>
+                <w:szCs w:val="28"/>
+                <w:lang w:bidi="ta-IN"/>
+              </w:rPr>
+              <w:t>…</w:t>
+            </w:r>
+            <w:r>
+              <w:rPr>
+                <w:rFonts w:ascii="Latha" w:hAnsi="Latha" w:cs="Latha"/>
+                <w:szCs w:val="24"/>
+                <w:cs/>
+                <w:lang w:bidi="ta-IN"/>
+              </w:rPr>
+              <w:t>ஜ்யே</w:t>
+            </w:r>
+            <w:r>
+              <w:rPr>
+                <w:rFonts w:ascii="BRH Tamil Tab Extra" w:hAnsi="BRH Tamil Tab Extra" w:cs="Latha"/>
+                <w:b/>
+                <w:bCs/>
+                <w:iCs/>
+                <w:szCs w:val="28"/>
+                <w:lang w:bidi="ta-IN"/>
+              </w:rPr>
+              <w:t>†</w:t>
+            </w:r>
+            <w:r>
+              <w:rPr>
+                <w:rFonts w:ascii="Latha" w:hAnsi="Latha" w:cs="Latha"/>
+                <w:szCs w:val="24"/>
+                <w:cs/>
+                <w:lang w:bidi="ta-IN"/>
+              </w:rPr>
+              <w:t>தீதி</w:t>
+            </w:r>
+            <w:r>
+              <w:rPr>
+                <w:rFonts w:ascii="BRH Tamil Tab Extra" w:hAnsi="BRH Tamil Tab Extra" w:cs="Latha"/>
+                <w:b/>
+                <w:bCs/>
+                <w:iCs/>
+                <w:szCs w:val="28"/>
+                <w:lang w:bidi="ta-IN"/>
+              </w:rPr>
+              <w:t>†</w:t>
+            </w:r>
+            <w:r>
+              <w:rPr>
+                <w:rFonts w:ascii="Latha" w:hAnsi="Latha" w:cs="Latha"/>
+                <w:szCs w:val="24"/>
+                <w:lang w:bidi="ta-IN"/>
+              </w:rPr>
+              <w:t xml:space="preserve"> </w:t>
+            </w:r>
+            <w:r>
+              <w:rPr>
+                <w:rFonts w:ascii="Latha" w:hAnsi="Latha" w:cs="Latha"/>
+                <w:szCs w:val="24"/>
+                <w:cs/>
+                <w:lang w:bidi="ta-IN"/>
+              </w:rPr>
+              <w:t>யா</w:t>
+            </w:r>
+            <w:r>
+              <w:rPr>
+                <w:rFonts w:ascii="BRH Tamil Tab Extra" w:hAnsi="BRH Tamil Tab Extra" w:cs="Latha"/>
+                <w:b/>
+                <w:bCs/>
+                <w:iCs/>
+                <w:szCs w:val="28"/>
                 <w:highlight w:val="green"/>
-                <w:lang w:val="it-IT"/>
-              </w:rPr>
-              <w:t>erÉÉ</w:t>
-            </w:r>
-            <w:r>
-              <w:rPr>
-                <w:rFonts w:ascii="BRH Devanagari Extra" w:hAnsi="BRH Devanagari Extra" w:cs="BRH Devanagari Extra"/>
-                <w:color w:val="000000"/>
-                <w:sz w:val="32"/>
-                <w:szCs w:val="40"/>
-                <w:lang w:val="it-IT"/>
+                <w:lang w:bidi="ta-IN"/>
+              </w:rPr>
+              <w:t>…</w:t>
+            </w:r>
+            <w:r>
+              <w:rPr>
+                <w:rFonts w:ascii="Latha" w:hAnsi="Latha" w:cs="Latha"/>
+                <w:szCs w:val="24"/>
+                <w:highlight w:val="green"/>
+                <w:cs/>
+                <w:lang w:bidi="ta-IN"/>
+              </w:rPr>
+              <w:t>ஜ்யா</w:t>
+            </w:r>
+            <w:r>
+              <w:rPr>
+                <w:rFonts w:ascii="Latha" w:hAnsi="Latha" w:cs="Latha"/>
+                <w:szCs w:val="24"/>
+                <w:lang w:bidi="ta-IN"/>
+              </w:rPr>
+              <w:t xml:space="preserve"> |</w:t>
+            </w:r>
+          </w:p>
+          <w:p>
+            <w:pPr>
+              <w:autoSpaceDE w:val="0"/>
+              <w:autoSpaceDN w:val="0"/>
+              <w:adjustRightInd w:val="0"/>
+              <w:rPr>
+                <w:rFonts w:ascii="Latha" w:hAnsi="Latha" w:cs="Latha"/>
+                <w:szCs w:val="24"/>
+                <w:lang w:bidi="ta-IN"/>
+              </w:rPr>
+            </w:pPr>
+            <w:r>
+              <w:rPr>
+                <w:rFonts w:cs="Latha"/>
+                <w:b/>
+                <w:bCs/>
+                <w:szCs w:val="24"/>
+                <w:cs/>
+                <w:lang w:bidi="ta-IN"/>
+              </w:rPr>
+              <w:t>65</w:t>
+            </w:r>
+            <w:r>
+              <w:rPr>
+                <w:rFonts w:cs="Latha"/>
+                <w:b/>
+                <w:bCs/>
+                <w:szCs w:val="24"/>
+                <w:lang w:bidi="ta-IN"/>
+              </w:rPr>
+              <w:t>)</w:t>
+            </w:r>
+            <w:r>
+              <w:rPr>
+                <w:rFonts w:ascii="Latha" w:hAnsi="Latha" w:cs="Latha"/>
+                <w:szCs w:val="24"/>
+                <w:lang w:bidi="ta-IN"/>
+              </w:rPr>
+              <w:tab/>
+            </w:r>
+            <w:r>
+              <w:rPr>
+                <w:rFonts w:cs="Latha"/>
+                <w:b/>
+                <w:bCs/>
+                <w:szCs w:val="24"/>
+                <w:cs/>
+                <w:lang w:bidi="ta-IN"/>
+              </w:rPr>
+              <w:t>2.3.5</w:t>
+            </w:r>
+            <w:r>
+              <w:rPr>
+                <w:rFonts w:cs="Latha"/>
+                <w:b/>
+                <w:bCs/>
+                <w:szCs w:val="24"/>
+                <w:lang w:bidi="ta-IN"/>
+              </w:rPr>
+              <w:t>.3(</w:t>
+            </w:r>
+            <w:r>
+              <w:rPr>
+                <w:rFonts w:cs="Latha"/>
+                <w:b/>
+                <w:bCs/>
+                <w:szCs w:val="24"/>
+                <w:cs/>
+                <w:lang w:bidi="ta-IN"/>
+              </w:rPr>
+              <w:t>58</w:t>
+            </w:r>
+            <w:r>
+              <w:rPr>
+                <w:rFonts w:cs="Latha"/>
+                <w:b/>
+                <w:bCs/>
+                <w:szCs w:val="24"/>
+                <w:lang w:bidi="ta-IN"/>
+              </w:rPr>
+              <w:t>)</w:t>
+            </w:r>
+            <w:r>
+              <w:rPr>
+                <w:rFonts w:ascii="Latha" w:hAnsi="Latha" w:cs="Latha"/>
+                <w:szCs w:val="24"/>
+                <w:lang w:bidi="ta-IN"/>
+              </w:rPr>
+              <w:t xml:space="preserve">-  </w:t>
+            </w:r>
+            <w:r>
+              <w:rPr>
+                <w:rFonts w:ascii="Latha" w:hAnsi="Latha" w:cs="Latha"/>
+                <w:szCs w:val="24"/>
+                <w:cs/>
+                <w:lang w:bidi="ta-IN"/>
+              </w:rPr>
+              <w:t>யா</w:t>
+            </w:r>
+            <w:r>
+              <w:rPr>
+                <w:rFonts w:ascii="BRH Tamil Tab Extra" w:hAnsi="BRH Tamil Tab Extra" w:cs="Latha"/>
+                <w:b/>
+                <w:bCs/>
+                <w:iCs/>
+                <w:szCs w:val="28"/>
+                <w:lang w:bidi="ta-IN"/>
+              </w:rPr>
+              <w:t>…</w:t>
+            </w:r>
+            <w:r>
+              <w:rPr>
+                <w:rFonts w:ascii="Latha" w:hAnsi="Latha" w:cs="Latha"/>
+                <w:szCs w:val="24"/>
+                <w:cs/>
+                <w:lang w:bidi="ta-IN"/>
+              </w:rPr>
+              <w:t>ஜ்யா</w:t>
+            </w:r>
+            <w:r>
+              <w:rPr>
+                <w:rFonts w:ascii="BRH Tamil Tab Extra" w:hAnsi="BRH Tamil Tab Extra" w:cs="Latha"/>
+                <w:b/>
+                <w:bCs/>
+                <w:iCs/>
+                <w:szCs w:val="28"/>
+                <w:lang w:bidi="ta-IN"/>
+              </w:rPr>
+              <w:t>‡</w:t>
+            </w:r>
+            <w:r>
+              <w:rPr>
+                <w:rFonts w:ascii="Latha" w:hAnsi="Latha" w:cs="Latha"/>
+                <w:szCs w:val="24"/>
+                <w:lang w:bidi="ta-IN"/>
               </w:rPr>
               <w:t xml:space="preserve"> | </w:t>
+            </w:r>
+            <w:r>
+              <w:rPr>
+                <w:rFonts w:ascii="Latha" w:hAnsi="Latha" w:cs="Latha"/>
+                <w:szCs w:val="24"/>
+                <w:cs/>
+                <w:lang w:bidi="ta-IN"/>
+              </w:rPr>
+              <w:t xml:space="preserve">ஆ </w:t>
+            </w:r>
+            <w:r>
+              <w:rPr>
+                <w:rFonts w:ascii="Latha" w:hAnsi="Latha" w:cs="Latha"/>
+                <w:szCs w:val="24"/>
+                <w:lang w:bidi="ta-IN"/>
+              </w:rPr>
+              <w:t xml:space="preserve">| </w:t>
+            </w:r>
+            <w:r>
+              <w:rPr>
+                <w:rFonts w:ascii="Latha" w:hAnsi="Latha" w:cs="Latha"/>
+                <w:szCs w:val="24"/>
+                <w:cs/>
+                <w:lang w:bidi="ta-IN"/>
+              </w:rPr>
+              <w:t>ஏ</w:t>
+            </w:r>
+            <w:r>
+              <w:rPr>
+                <w:rFonts w:ascii="BRH Tamil Tab Extra" w:hAnsi="BRH Tamil Tab Extra" w:cs="Latha"/>
+                <w:b/>
+                <w:bCs/>
+                <w:iCs/>
+                <w:szCs w:val="28"/>
+                <w:lang w:bidi="ta-IN"/>
+              </w:rPr>
+              <w:t>…</w:t>
+            </w:r>
+            <w:r>
+              <w:rPr>
+                <w:rFonts w:ascii="Latha" w:hAnsi="Latha" w:cs="Latha"/>
+                <w:szCs w:val="24"/>
+                <w:cs/>
+                <w:lang w:bidi="ta-IN"/>
+              </w:rPr>
+              <w:t xml:space="preserve">வ </w:t>
+            </w:r>
+            <w:r>
+              <w:rPr>
+                <w:rFonts w:ascii="Latha" w:hAnsi="Latha" w:cs="Latha"/>
+                <w:szCs w:val="24"/>
+                <w:lang w:bidi="ta-IN"/>
+              </w:rPr>
+              <w:t xml:space="preserve">| </w:t>
+            </w:r>
+            <w:r>
+              <w:rPr>
+                <w:rFonts w:cs="Latha"/>
+                <w:b/>
+                <w:bCs/>
+                <w:szCs w:val="24"/>
+                <w:lang w:bidi="ta-IN"/>
+              </w:rPr>
+              <w:t>(</w:t>
+            </w:r>
+            <w:r>
+              <w:rPr>
+                <w:rFonts w:cs="Latha"/>
+                <w:b/>
+                <w:bCs/>
+                <w:szCs w:val="24"/>
+                <w:lang w:bidi="ta-IN"/>
+              </w:rPr>
+              <w:t>GS-2</w:t>
+            </w:r>
+            <w:r>
+              <w:rPr>
+                <w:rFonts w:cs="Latha"/>
+                <w:b/>
+                <w:bCs/>
+                <w:szCs w:val="24"/>
+                <w:lang w:bidi="ta-IN"/>
+              </w:rPr>
+              <w:t>.3</w:t>
+            </w:r>
+            <w:r>
+              <w:rPr>
+                <w:rFonts w:ascii="Latha" w:hAnsi="Latha" w:cs="Latha"/>
+                <w:szCs w:val="24"/>
+                <w:lang w:bidi="ta-IN"/>
+              </w:rPr>
+              <w:t>-</w:t>
+            </w:r>
+            <w:r>
+              <w:rPr>
+                <w:rFonts w:cs="Latha"/>
+                <w:b/>
+                <w:bCs/>
+                <w:szCs w:val="24"/>
+                <w:cs/>
+                <w:lang w:bidi="ta-IN"/>
+              </w:rPr>
+              <w:t>20</w:t>
+            </w:r>
+            <w:r>
+              <w:rPr>
+                <w:rFonts w:cs="Latha"/>
+                <w:b/>
+                <w:bCs/>
+                <w:szCs w:val="24"/>
+                <w:lang w:bidi="ta-IN"/>
+              </w:rPr>
+              <w:t>)</w:t>
             </w:r>
           </w:p>
           <w:p>
@@ -3578,351 +5665,238 @@
               <w:adjustRightInd w:val="0"/>
               <w:spacing w:before="0" w:line="240" w:lineRule="auto"/>
               <w:rPr>
-                <w:rFonts w:ascii="BRH Devanagari Extra" w:hAnsi="BRH Devanagari Extra" w:cs="BRH Devanagari Extra"/>
-                <w:color w:val="000000"/>
-                <w:sz w:val="32"/>
-                <w:szCs w:val="40"/>
-                <w:lang w:val="it-IT"/>
+                <w:rFonts w:cs="Latha"/>
+                <w:b/>
+                <w:bCs/>
+                <w:szCs w:val="24"/>
+                <w:cs/>
+                <w:lang w:val="it-IT" w:bidi="ta-IN"/>
               </w:rPr>
             </w:pPr>
             <w:r>
               <w:rPr>
-                <w:rFonts w:cs="BRH Devanagari Extra"/>
-                <w:color w:val="000000"/>
-                <w:szCs w:val="40"/>
-                <w:lang w:val="it-IT"/>
-              </w:rPr>
-              <w:t>65</w:t>
-            </w:r>
-            <w:r>
-              <w:rPr>
-                <w:rFonts w:ascii="BRH Devanagari Extra" w:hAnsi="BRH Devanagari Extra" w:cs="BRH Devanagari Extra"/>
-                <w:color w:val="000000"/>
-                <w:sz w:val="32"/>
-                <w:szCs w:val="40"/>
-                <w:lang w:val="it-IT"/>
-              </w:rPr>
-              <w:t>)</w:t>
-            </w:r>
-            <w:r>
-              <w:rPr>
-                <w:rFonts w:ascii="BRH Devanagari Extra" w:hAnsi="BRH Devanagari Extra" w:cs="BRH Devanagari Extra"/>
-                <w:color w:val="000000"/>
-                <w:sz w:val="32"/>
-                <w:szCs w:val="40"/>
-                <w:lang w:val="it-IT"/>
-              </w:rPr>
-              <w:tab/>
-            </w:r>
-            <w:r>
-              <w:rPr>
-                <w:rFonts w:cs="BRH Devanagari Extra"/>
-                <w:color w:val="000000"/>
-                <w:szCs w:val="40"/>
-                <w:lang w:val="it-IT"/>
-              </w:rPr>
-              <w:t>2</w:t>
-            </w:r>
-            <w:r>
-              <w:rPr>
-                <w:rFonts w:ascii="BRH Devanagari Extra" w:hAnsi="BRH Devanagari Extra" w:cs="BRH Devanagari Extra"/>
-                <w:color w:val="000000"/>
-                <w:sz w:val="32"/>
-                <w:szCs w:val="40"/>
-                <w:lang w:val="it-IT"/>
-              </w:rPr>
-              <w:t>.</w:t>
-            </w:r>
-            <w:r>
-              <w:rPr>
-                <w:rFonts w:cs="BRH Devanagari Extra"/>
-                <w:color w:val="000000"/>
-                <w:szCs w:val="40"/>
-                <w:lang w:val="it-IT"/>
-              </w:rPr>
-              <w:t>3</w:t>
-            </w:r>
-            <w:r>
-              <w:rPr>
-                <w:rFonts w:ascii="BRH Devanagari Extra" w:hAnsi="BRH Devanagari Extra" w:cs="BRH Devanagari Extra"/>
-                <w:color w:val="000000"/>
-                <w:sz w:val="32"/>
-                <w:szCs w:val="40"/>
-                <w:lang w:val="it-IT"/>
-              </w:rPr>
-              <w:t>.</w:t>
-            </w:r>
-            <w:r>
-              <w:rPr>
-                <w:rFonts w:cs="BRH Devanagari Extra"/>
-                <w:color w:val="000000"/>
-                <w:szCs w:val="40"/>
-                <w:lang w:val="it-IT"/>
-              </w:rPr>
-              <w:t>5</w:t>
-            </w:r>
-            <w:r>
-              <w:rPr>
-                <w:rFonts w:ascii="BRH Devanagari Extra" w:hAnsi="BRH Devanagari Extra" w:cs="BRH Devanagari Extra"/>
-                <w:color w:val="000000"/>
-                <w:sz w:val="32"/>
-                <w:szCs w:val="40"/>
-                <w:lang w:val="it-IT"/>
-              </w:rPr>
-              <w:t>.</w:t>
-            </w:r>
-            <w:r>
-              <w:rPr>
-                <w:rFonts w:cs="BRH Devanagari Extra"/>
-                <w:color w:val="000000"/>
-                <w:szCs w:val="40"/>
-                <w:lang w:val="it-IT"/>
-              </w:rPr>
-              <w:t>3</w:t>
-            </w:r>
-            <w:r>
-              <w:rPr>
-                <w:rFonts w:ascii="BRH Devanagari Extra" w:hAnsi="BRH Devanagari Extra" w:cs="BRH Devanagari Extra"/>
-                <w:color w:val="000000"/>
-                <w:sz w:val="32"/>
-                <w:szCs w:val="40"/>
-                <w:lang w:val="it-IT"/>
-              </w:rPr>
-              <w:t>(</w:t>
-            </w:r>
-            <w:r>
-              <w:rPr>
-                <w:rFonts w:cs="BRH Devanagari Extra"/>
-                <w:color w:val="000000"/>
-                <w:szCs w:val="40"/>
-                <w:lang w:val="it-IT"/>
-              </w:rPr>
-              <w:t>58</w:t>
-            </w:r>
-            <w:r>
-              <w:rPr>
-                <w:rFonts w:ascii="BRH Devanagari Extra" w:hAnsi="BRH Devanagari Extra" w:cs="BRH Devanagari Extra"/>
-                <w:color w:val="000000"/>
-                <w:sz w:val="32"/>
-                <w:szCs w:val="40"/>
-                <w:lang w:val="it-IT"/>
-              </w:rPr>
-              <w:t>)-  rÉÉ</w:t>
-            </w:r>
-            <w:r>
-              <w:rPr>
-                <w:rFonts w:ascii="BRH Malayalam Extra" w:hAnsi="BRH Malayalam Extra" w:cs="BRH Devanagari Extra"/>
-                <w:color w:val="000000"/>
-                <w:szCs w:val="40"/>
-                <w:lang w:val="it-IT"/>
-              </w:rPr>
-              <w:t>–</w:t>
-            </w:r>
-            <w:r>
-              <w:rPr>
-                <w:rFonts w:ascii="BRH Devanagari Extra" w:hAnsi="BRH Devanagari Extra" w:cs="BRH Devanagari Extra"/>
-                <w:color w:val="000000"/>
-                <w:sz w:val="32"/>
-                <w:szCs w:val="40"/>
-                <w:lang w:val="it-IT"/>
-              </w:rPr>
-              <w:t>erÉÉÿ | AÉ | L</w:t>
-            </w:r>
-            <w:r>
-              <w:rPr>
-                <w:rFonts w:ascii="BRH Malayalam Extra" w:hAnsi="BRH Malayalam Extra" w:cs="BRH Devanagari Extra"/>
-                <w:color w:val="000000"/>
-                <w:szCs w:val="40"/>
-                <w:lang w:val="it-IT"/>
-              </w:rPr>
-              <w:t>–</w:t>
-            </w:r>
-            <w:r>
-              <w:rPr>
-                <w:rFonts w:ascii="BRH Devanagari Extra" w:hAnsi="BRH Devanagari Extra" w:cs="BRH Devanagari Extra"/>
-                <w:color w:val="000000"/>
-                <w:sz w:val="32"/>
-                <w:szCs w:val="40"/>
-                <w:lang w:val="it-IT"/>
-              </w:rPr>
-              <w:t xml:space="preserve">uÉ | </w:t>
-            </w:r>
-          </w:p>
-          <w:p>
-            <w:pPr>
-              <w:widowControl w:val="0"/>
-              <w:autoSpaceDE w:val="0"/>
-              <w:autoSpaceDN w:val="0"/>
-              <w:adjustRightInd w:val="0"/>
-              <w:spacing w:before="0" w:line="240" w:lineRule="auto"/>
-              <w:rPr>
-                <w:rFonts w:cs="Latha"/>
-                <w:b/>
-                <w:bCs/>
-                <w:szCs w:val="24"/>
-                <w:cs/>
-                <w:lang w:val="it-IT" w:bidi="ta-IN"/>
-              </w:rPr>
-            </w:pPr>
-            <w:r>
-              <w:rPr>
-                <w:rFonts w:ascii="BRH Devanagari Extra" w:hAnsi="BRH Devanagari Extra" w:cs="BRH Devanagari Extra"/>
-                <w:color w:val="000000"/>
-                <w:sz w:val="32"/>
-                <w:szCs w:val="40"/>
-                <w:lang w:val="it-IT"/>
-              </w:rPr>
-              <w:t>rÉÉ</w:t>
-            </w:r>
-            <w:r>
-              <w:rPr>
-                <w:rFonts w:ascii="BRH Malayalam Extra" w:hAnsi="BRH Malayalam Extra" w:cs="BRH Devanagari Extra"/>
-                <w:color w:val="000000"/>
-                <w:szCs w:val="40"/>
-                <w:lang w:val="it-IT"/>
-              </w:rPr>
-              <w:t>–</w:t>
-            </w:r>
-            <w:r>
-              <w:rPr>
-                <w:rFonts w:ascii="BRH Devanagari Extra" w:hAnsi="BRH Devanagari Extra" w:cs="BRH Devanagari Extra"/>
-                <w:color w:val="000000"/>
-                <w:sz w:val="32"/>
-                <w:szCs w:val="40"/>
+                <w:rFonts w:ascii="Latha" w:hAnsi="Latha" w:cs="Latha"/>
+                <w:szCs w:val="24"/>
+                <w:cs/>
+                <w:lang w:bidi="ta-IN"/>
+              </w:rPr>
+              <w:t>யா</w:t>
+            </w:r>
+            <w:r>
+              <w:rPr>
+                <w:rFonts w:ascii="BRH Tamil Tab Extra" w:hAnsi="BRH Tamil Tab Extra" w:cs="Latha"/>
+                <w:b/>
+                <w:bCs/>
+                <w:iCs/>
+                <w:szCs w:val="28"/>
+                <w:highlight w:val="yellow"/>
+                <w:lang w:bidi="ta-IN"/>
+              </w:rPr>
+              <w:t>…</w:t>
+            </w:r>
+            <w:r>
+              <w:rPr>
+                <w:rFonts w:ascii="Latha" w:hAnsi="Latha" w:cs="Latha"/>
+                <w:szCs w:val="24"/>
                 <w:highlight w:val="green"/>
-                <w:lang w:val="it-IT"/>
-              </w:rPr>
-              <w:t>erÉÉ</w:t>
-            </w:r>
-            <w:r>
-              <w:rPr>
-                <w:rFonts w:ascii="BRH Devanagari Extra" w:hAnsi="BRH Devanagari Extra" w:cs="BRH Devanagari Extra"/>
-                <w:color w:val="000000"/>
-                <w:sz w:val="32"/>
-                <w:szCs w:val="40"/>
-                <w:lang w:val="it-IT"/>
-              </w:rPr>
-              <w:t xml:space="preserve"> ÅÅrÉÉ</w:t>
-            </w:r>
-            <w:r>
-              <w:rPr>
-                <w:rFonts w:ascii="BRH Malayalam Extra" w:hAnsi="BRH Malayalam Extra" w:cs="BRH Devanagari Extra"/>
-                <w:color w:val="000000"/>
-                <w:szCs w:val="40"/>
-                <w:lang w:val="it-IT"/>
-              </w:rPr>
-              <w:t>–</w:t>
-            </w:r>
-            <w:r>
-              <w:rPr>
-                <w:rFonts w:ascii="BRH Devanagari Extra" w:hAnsi="BRH Devanagari Extra" w:cs="BRH Devanagari Extra"/>
-                <w:color w:val="000000"/>
-                <w:sz w:val="32"/>
-                <w:szCs w:val="40"/>
-                <w:lang w:val="it-IT"/>
-              </w:rPr>
-              <w:t>erÉÉþ rÉÉ</w:t>
-            </w:r>
-            <w:r>
-              <w:rPr>
-                <w:rFonts w:ascii="BRH Malayalam Extra" w:hAnsi="BRH Malayalam Extra" w:cs="BRH Devanagari Extra"/>
-                <w:color w:val="000000"/>
-                <w:szCs w:val="40"/>
+                <w:cs/>
+                <w:lang w:bidi="ta-IN"/>
+              </w:rPr>
+              <w:t>ஜ்யா</w:t>
+            </w:r>
+            <w:r>
+              <w:rPr>
+                <w:rFonts w:ascii="Latha" w:hAnsi="Latha" w:cs="Latha"/>
+                <w:szCs w:val="24"/>
+                <w:lang w:bidi="ta-IN"/>
+              </w:rPr>
+              <w:t xml:space="preserve"> </w:t>
+            </w:r>
+            <w:r>
+              <w:rPr>
+                <w:rFonts w:ascii="BRH Devanagari Extra" w:hAnsi="BRH Devanagari Extra" w:cs="Latha"/>
+                <w:b/>
+                <w:bCs/>
+                <w:iCs/>
+                <w:szCs w:val="28"/>
+                <w:lang w:bidi="ta-IN"/>
+              </w:rPr>
+              <w:t>ÅÅ</w:t>
+            </w:r>
+            <w:r>
+              <w:rPr>
+                <w:rFonts w:ascii="Latha" w:hAnsi="Latha" w:cs="Latha"/>
+                <w:szCs w:val="24"/>
+                <w:cs/>
+                <w:lang w:bidi="ta-IN"/>
+              </w:rPr>
+              <w:t>யா</w:t>
+            </w:r>
+            <w:r>
+              <w:rPr>
+                <w:rFonts w:ascii="BRH Tamil Tab Extra" w:hAnsi="BRH Tamil Tab Extra" w:cs="Latha"/>
+                <w:b/>
+                <w:bCs/>
+                <w:iCs/>
+                <w:szCs w:val="28"/>
+                <w:lang w:bidi="ta-IN"/>
+              </w:rPr>
+              <w:t>…</w:t>
+            </w:r>
+            <w:r>
+              <w:rPr>
+                <w:rFonts w:ascii="Latha" w:hAnsi="Latha" w:cs="Latha"/>
+                <w:szCs w:val="24"/>
+                <w:cs/>
+                <w:lang w:bidi="ta-IN"/>
+              </w:rPr>
+              <w:t>ஜ்யா</w:t>
+            </w:r>
+            <w:r>
+              <w:rPr>
+                <w:rFonts w:ascii="BRH Tamil Tab Extra" w:hAnsi="BRH Tamil Tab Extra" w:cs="Latha"/>
+                <w:b/>
+                <w:bCs/>
+                <w:iCs/>
+                <w:szCs w:val="28"/>
+                <w:lang w:bidi="ta-IN"/>
+              </w:rPr>
+              <w:t>†</w:t>
+            </w:r>
+            <w:r>
+              <w:rPr>
+                <w:rFonts w:ascii="Latha" w:hAnsi="Latha" w:cs="Latha"/>
+                <w:szCs w:val="24"/>
+                <w:lang w:bidi="ta-IN"/>
+              </w:rPr>
+              <w:t xml:space="preserve"> </w:t>
+            </w:r>
+            <w:r>
+              <w:rPr>
+                <w:rFonts w:ascii="Latha" w:hAnsi="Latha" w:cs="Latha"/>
+                <w:szCs w:val="24"/>
+                <w:cs/>
+                <w:lang w:bidi="ta-IN"/>
+              </w:rPr>
+              <w:t>யா</w:t>
+            </w:r>
+            <w:r>
+              <w:rPr>
+                <w:rFonts w:ascii="BRH Tamil Tab Extra" w:hAnsi="BRH Tamil Tab Extra" w:cs="Latha"/>
+                <w:b/>
+                <w:bCs/>
+                <w:iCs/>
+                <w:szCs w:val="28"/>
+                <w:highlight w:val="yellow"/>
+                <w:lang w:bidi="ta-IN"/>
+              </w:rPr>
+              <w:t>…</w:t>
+            </w:r>
+            <w:r>
+              <w:rPr>
+                <w:rFonts w:ascii="Latha" w:hAnsi="Latha" w:cs="Latha"/>
+                <w:szCs w:val="24"/>
                 <w:highlight w:val="green"/>
-                <w:lang w:val="it-IT"/>
-              </w:rPr>
-              <w:t>–</w:t>
-            </w:r>
-            <w:r>
-              <w:rPr>
-                <w:rFonts w:ascii="BRH Devanagari Extra" w:hAnsi="BRH Devanagari Extra" w:cs="BRH Devanagari Extra"/>
-                <w:color w:val="000000"/>
-                <w:sz w:val="32"/>
-                <w:szCs w:val="40"/>
+                <w:cs/>
+                <w:lang w:bidi="ta-IN"/>
+              </w:rPr>
+              <w:t>ஜ்யை</w:t>
+            </w:r>
+            <w:r>
+              <w:rPr>
+                <w:rFonts w:ascii="Latha" w:hAnsi="Latha" w:cs="Latha"/>
+                <w:szCs w:val="24"/>
+                <w:cs/>
+                <w:lang w:bidi="ta-IN"/>
+              </w:rPr>
+              <w:t>வைவா யா</w:t>
+            </w:r>
+            <w:r>
+              <w:rPr>
+                <w:rFonts w:ascii="BRH Tamil Tab Extra" w:hAnsi="BRH Tamil Tab Extra" w:cs="Latha"/>
+                <w:b/>
+                <w:bCs/>
+                <w:iCs/>
+                <w:szCs w:val="28"/>
+                <w:lang w:bidi="ta-IN"/>
+              </w:rPr>
+              <w:t>…</w:t>
+            </w:r>
+            <w:r>
+              <w:rPr>
+                <w:rFonts w:ascii="Latha" w:hAnsi="Latha" w:cs="Latha"/>
+                <w:szCs w:val="24"/>
+                <w:cs/>
+                <w:lang w:bidi="ta-IN"/>
+              </w:rPr>
+              <w:t>ஜ்யா</w:t>
+            </w:r>
+            <w:r>
+              <w:rPr>
+                <w:rFonts w:ascii="BRH Tamil Tab Extra" w:hAnsi="BRH Tamil Tab Extra" w:cs="Latha"/>
+                <w:b/>
+                <w:bCs/>
+                <w:iCs/>
+                <w:szCs w:val="28"/>
+                <w:lang w:bidi="ta-IN"/>
+              </w:rPr>
+              <w:t>†</w:t>
+            </w:r>
+            <w:r>
+              <w:rPr>
+                <w:rFonts w:ascii="Latha" w:hAnsi="Latha" w:cs="Latha"/>
+                <w:szCs w:val="24"/>
+                <w:lang w:bidi="ta-IN"/>
+              </w:rPr>
+              <w:t xml:space="preserve"> </w:t>
+            </w:r>
+            <w:r>
+              <w:rPr>
+                <w:rFonts w:ascii="Latha" w:hAnsi="Latha" w:cs="Latha"/>
+                <w:szCs w:val="24"/>
+                <w:cs/>
+                <w:lang w:bidi="ta-IN"/>
+              </w:rPr>
+              <w:t>யா</w:t>
+            </w:r>
+            <w:r>
+              <w:rPr>
+                <w:rFonts w:ascii="BRH Tamil Tab Extra" w:hAnsi="BRH Tamil Tab Extra" w:cs="Latha"/>
+                <w:b/>
+                <w:bCs/>
+                <w:iCs/>
+                <w:szCs w:val="28"/>
+                <w:highlight w:val="yellow"/>
+                <w:lang w:bidi="ta-IN"/>
+              </w:rPr>
+              <w:t>…</w:t>
+            </w:r>
+            <w:r>
+              <w:rPr>
+                <w:rFonts w:ascii="Latha" w:hAnsi="Latha" w:cs="Latha"/>
+                <w:szCs w:val="24"/>
                 <w:highlight w:val="green"/>
-                <w:lang w:val="it-IT"/>
-              </w:rPr>
-              <w:t>erÉ</w:t>
-            </w:r>
-            <w:r>
-              <w:rPr>
-                <w:rFonts w:ascii="BRH Devanagari Extra" w:hAnsi="BRH Devanagari Extra" w:cs="BRH Devanagari Extra"/>
-                <w:color w:val="000000"/>
-                <w:sz w:val="32"/>
-                <w:szCs w:val="40"/>
-                <w:lang w:val="it-IT"/>
-              </w:rPr>
-              <w:t>æu</w:t>
-            </w:r>
-            <w:r>
-              <w:rPr>
-                <w:rFonts w:ascii="BRH Devanagari Extra" w:hAnsi="BRH Devanagari Extra" w:cs="BRH Devanagari Extra"/>
-                <w:color w:val="000000"/>
-                <w:sz w:val="32"/>
-                <w:szCs w:val="40"/>
-                <w:lang w:val="it-IT"/>
-              </w:rPr>
-              <w:t>ÉæuÉÉ rÉÉ</w:t>
-            </w:r>
-            <w:r>
-              <w:rPr>
-                <w:rFonts w:ascii="BRH Malayalam Extra" w:hAnsi="BRH Malayalam Extra" w:cs="BRH Devanagari Extra"/>
-                <w:color w:val="000000"/>
-                <w:szCs w:val="40"/>
-                <w:lang w:val="it-IT"/>
-              </w:rPr>
-              <w:t>–</w:t>
-            </w:r>
-            <w:r>
-              <w:rPr>
-                <w:rFonts w:ascii="BRH Devanagari Extra" w:hAnsi="BRH Devanagari Extra" w:cs="BRH Devanagari Extra"/>
-                <w:color w:val="000000"/>
-                <w:sz w:val="32"/>
-                <w:szCs w:val="40"/>
-                <w:lang w:val="it-IT"/>
-              </w:rPr>
-              <w:t>erÉÉþ rÉÉ</w:t>
-            </w:r>
-            <w:r>
-              <w:rPr>
-                <w:rFonts w:ascii="BRH Malayalam Extra" w:hAnsi="BRH Malayalam Extra" w:cs="BRH Devanagari Extra"/>
-                <w:color w:val="000000"/>
-                <w:szCs w:val="40"/>
-                <w:lang w:val="it-IT"/>
-              </w:rPr>
-              <w:t>–</w:t>
-            </w:r>
-            <w:r>
-              <w:rPr>
-                <w:rFonts w:ascii="BRH Devanagari Extra" w:hAnsi="BRH Devanagari Extra" w:cs="BRH Devanagari Extra"/>
-                <w:color w:val="000000"/>
-                <w:sz w:val="32"/>
-                <w:szCs w:val="40"/>
-                <w:highlight w:val="green"/>
-                <w:lang w:val="it-IT"/>
-              </w:rPr>
-              <w:t>erÉ</w:t>
-            </w:r>
-            <w:r>
-              <w:rPr>
-                <w:rFonts w:ascii="BRH Devanagari Extra" w:hAnsi="BRH Devanagari Extra" w:cs="BRH Devanagari Extra"/>
-                <w:color w:val="000000"/>
-                <w:sz w:val="32"/>
-                <w:szCs w:val="40"/>
-                <w:highlight w:val="yellow"/>
-                <w:lang w:val="it-IT"/>
-              </w:rPr>
-              <w:t>æ</w:t>
-            </w:r>
-            <w:r>
-              <w:rPr>
-                <w:rFonts w:ascii="BRH Devanagari Extra" w:hAnsi="BRH Devanagari Extra" w:cs="BRH Devanagari Extra"/>
-                <w:color w:val="000000"/>
-                <w:sz w:val="32"/>
-                <w:szCs w:val="40"/>
-                <w:lang w:val="it-IT"/>
-              </w:rPr>
-              <w:t xml:space="preserve">uÉ | </w:t>
+                <w:cs/>
+                <w:lang w:bidi="ta-IN"/>
+              </w:rPr>
+              <w:t>ஜ்யை</w:t>
+            </w:r>
+            <w:r>
+              <w:rPr>
+                <w:rFonts w:ascii="Latha" w:hAnsi="Latha" w:cs="Latha"/>
+                <w:szCs w:val="24"/>
+                <w:cs/>
+                <w:lang w:bidi="ta-IN"/>
+              </w:rPr>
+              <w:t xml:space="preserve">வ </w:t>
+            </w:r>
+            <w:r>
+              <w:rPr>
+                <w:rFonts w:ascii="Latha" w:hAnsi="Latha" w:cs="Latha"/>
+                <w:szCs w:val="24"/>
+                <w:lang w:bidi="ta-IN"/>
+              </w:rPr>
+              <w:t>|</w:t>
             </w:r>
           </w:p>
         </w:tc>
@@ -5434,6 +7408,7 @@
                 <w:cs/>
                 <w:lang w:bidi="ta-IN"/>
               </w:rPr>
+              <w:lastRenderedPageBreak/>
               <w:t>1</w:t>
             </w:r>
             <w:r>
@@ -5805,7 +7780,6 @@
                 <w:cs/>
                 <w:lang w:bidi="ta-IN"/>
               </w:rPr>
-              <w:lastRenderedPageBreak/>
               <w:t>ஸம்</w:t>
             </w:r>
             <w:r>
@@ -9055,6 +11029,7 @@
                 <w:cs/>
                 <w:lang w:bidi="ta-IN"/>
               </w:rPr>
+              <w:lastRenderedPageBreak/>
               <w:t>1</w:t>
             </w:r>
             <w:r>
@@ -9448,7 +11423,6 @@
                 <w:cs/>
                 <w:lang w:bidi="ta-IN"/>
               </w:rPr>
-              <w:lastRenderedPageBreak/>
               <w:t>ஸம்</w:t>
             </w:r>
             <w:r>
@@ -12815,7 +14789,6 @@
                 <w:cs/>
                 <w:lang w:bidi="ta-IN"/>
               </w:rPr>
-              <w:lastRenderedPageBreak/>
               <w:t>24)</w:t>
             </w:r>
             <w:r>
@@ -13822,35 +15795,6 @@
               </w:rPr>
               <w:t>|</w:t>
             </w:r>
-          </w:p>
-          <w:p>
-            <w:pPr>
-              <w:widowControl w:val="0"/>
-              <w:autoSpaceDE w:val="0"/>
-              <w:autoSpaceDN w:val="0"/>
-              <w:adjustRightInd w:val="0"/>
-              <w:spacing w:before="0" w:line="240" w:lineRule="auto"/>
-              <w:rPr>
-                <w:rFonts w:ascii="Latha" w:hAnsi="Latha" w:cs="Latha"/>
-                <w:szCs w:val="24"/>
-                <w:lang w:bidi="ta-IN"/>
-              </w:rPr>
-            </w:pPr>
-          </w:p>
-          <w:p>
-            <w:pPr>
-              <w:widowControl w:val="0"/>
-              <w:autoSpaceDE w:val="0"/>
-              <w:autoSpaceDN w:val="0"/>
-              <w:adjustRightInd w:val="0"/>
-              <w:spacing w:before="0" w:line="240" w:lineRule="auto"/>
-              <w:rPr>
-                <w:rFonts w:ascii="BRH Devanagari Extra" w:hAnsi="BRH Devanagari Extra" w:cs="BRH Devanagari Extra"/>
-                <w:color w:val="000000"/>
-                <w:sz w:val="32"/>
-                <w:szCs w:val="40"/>
-              </w:rPr>
-            </w:pPr>
           </w:p>
           <w:p>
             <w:pPr>
@@ -16056,35 +18000,6 @@
               <w:t>|</w:t>
             </w:r>
           </w:p>
-          <w:bookmarkEnd w:id="3"/>
-          <w:p>
-            <w:pPr>
-              <w:widowControl w:val="0"/>
-              <w:autoSpaceDE w:val="0"/>
-              <w:autoSpaceDN w:val="0"/>
-              <w:adjustRightInd w:val="0"/>
-              <w:spacing w:before="0" w:line="240" w:lineRule="auto"/>
-              <w:rPr>
-                <w:rFonts w:ascii="Latha" w:hAnsi="Latha" w:cs="Latha"/>
-                <w:szCs w:val="24"/>
-                <w:lang w:bidi="ta-IN"/>
-              </w:rPr>
-            </w:pPr>
-          </w:p>
-          <w:p>
-            <w:pPr>
-              <w:widowControl w:val="0"/>
-              <w:autoSpaceDE w:val="0"/>
-              <w:autoSpaceDN w:val="0"/>
-              <w:adjustRightInd w:val="0"/>
-              <w:spacing w:before="0" w:line="240" w:lineRule="auto"/>
-              <w:rPr>
-                <w:rFonts w:ascii="Latha" w:hAnsi="Latha" w:cs="Latha"/>
-                <w:szCs w:val="24"/>
-                <w:lang w:bidi="ta-IN"/>
-              </w:rPr>
-            </w:pPr>
-          </w:p>
           <w:p>
             <w:pPr>
               <w:autoSpaceDE w:val="0"/>
@@ -16097,6 +18012,7 @@
               </w:rPr>
             </w:pPr>
             <w:bookmarkStart w:id="4" w:name="_Hlk141454475"/>
+            <w:bookmarkEnd w:id="3"/>
             <w:r>
               <w:rPr>
                 <w:rFonts w:cs="Latha"/>
@@ -18739,34 +20655,6 @@
           </w:p>
           <w:p>
             <w:pPr>
-              <w:widowControl w:val="0"/>
-              <w:autoSpaceDE w:val="0"/>
-              <w:autoSpaceDN w:val="0"/>
-              <w:adjustRightInd w:val="0"/>
-              <w:spacing w:before="0" w:line="240" w:lineRule="auto"/>
-              <w:rPr>
-                <w:rFonts w:ascii="Latha" w:hAnsi="Latha" w:cs="Latha"/>
-                <w:szCs w:val="24"/>
-              </w:rPr>
-            </w:pPr>
-          </w:p>
-          <w:p>
-            <w:pPr>
-              <w:widowControl w:val="0"/>
-              <w:autoSpaceDE w:val="0"/>
-              <w:autoSpaceDN w:val="0"/>
-              <w:adjustRightInd w:val="0"/>
-              <w:spacing w:before="0" w:line="240" w:lineRule="auto"/>
-              <w:rPr>
-                <w:rFonts w:ascii="BRH Devanagari Extra" w:hAnsi="BRH Devanagari Extra" w:cs="BRH Devanagari Extra"/>
-                <w:color w:val="000000"/>
-                <w:sz w:val="32"/>
-                <w:szCs w:val="40"/>
-              </w:rPr>
-            </w:pPr>
-          </w:p>
-          <w:p>
-            <w:pPr>
               <w:autoSpaceDE w:val="0"/>
               <w:autoSpaceDN w:val="0"/>
               <w:adjustRightInd w:val="0"/>
@@ -21243,45 +23131,6 @@
             </w:r>
           </w:p>
           <w:bookmarkEnd w:id="7"/>
-          <w:p>
-            <w:pPr>
-              <w:widowControl w:val="0"/>
-              <w:autoSpaceDE w:val="0"/>
-              <w:autoSpaceDN w:val="0"/>
-              <w:adjustRightInd w:val="0"/>
-              <w:spacing w:before="0" w:line="240" w:lineRule="auto"/>
-              <w:rPr>
-                <w:rFonts w:ascii="Latha" w:hAnsi="Latha" w:cs="Latha"/>
-                <w:szCs w:val="24"/>
-              </w:rPr>
-            </w:pPr>
-          </w:p>
-          <w:p>
-            <w:pPr>
-              <w:widowControl w:val="0"/>
-              <w:autoSpaceDE w:val="0"/>
-              <w:autoSpaceDN w:val="0"/>
-              <w:adjustRightInd w:val="0"/>
-              <w:spacing w:before="0" w:line="240" w:lineRule="auto"/>
-              <w:rPr>
-                <w:rFonts w:ascii="Latha" w:hAnsi="Latha" w:cs="Latha"/>
-                <w:szCs w:val="24"/>
-              </w:rPr>
-            </w:pPr>
-          </w:p>
-          <w:p>
-            <w:pPr>
-              <w:widowControl w:val="0"/>
-              <w:autoSpaceDE w:val="0"/>
-              <w:autoSpaceDN w:val="0"/>
-              <w:adjustRightInd w:val="0"/>
-              <w:spacing w:before="0" w:line="240" w:lineRule="auto"/>
-              <w:rPr>
-                <w:rFonts w:ascii="Latha" w:hAnsi="Latha" w:cs="Latha"/>
-                <w:szCs w:val="24"/>
-              </w:rPr>
-            </w:pPr>
-          </w:p>
           <w:p>
             <w:pPr>
               <w:widowControl w:val="0"/>
@@ -23016,17 +24865,7 @@
                 <w:cs/>
                 <w:lang w:bidi="ta-IN"/>
               </w:rPr>
-              <w:t xml:space="preserve"> </w:t>
-            </w:r>
-            <w:r>
-              <w:rPr>
-                <w:rFonts w:ascii="Latha" w:hAnsi="Latha" w:cs="Latha"/>
-                <w:szCs w:val="24"/>
-                <w:cs/>
-                <w:lang w:bidi="ta-IN"/>
-              </w:rPr>
-              <w:lastRenderedPageBreak/>
-              <w:t>ந்த்ய</w:t>
+              <w:t xml:space="preserve"> ந்த்ய</w:t>
             </w:r>
             <w:r>
               <w:rPr>
@@ -23151,7 +24990,6 @@
                 <w:cs/>
                 <w:lang w:bidi="ta-IN"/>
               </w:rPr>
-              <w:lastRenderedPageBreak/>
               <w:t>42</w:t>
             </w:r>
             <w:r>
@@ -23527,7 +25365,6 @@
                 <w:cs/>
                 <w:lang w:bidi="ta-IN"/>
               </w:rPr>
-              <w:lastRenderedPageBreak/>
               <w:t>அ</w:t>
             </w:r>
             <w:r>
@@ -24754,36 +26591,6 @@
           </w:p>
           <w:p>
             <w:pPr>
-              <w:widowControl w:val="0"/>
-              <w:autoSpaceDE w:val="0"/>
-              <w:autoSpaceDN w:val="0"/>
-              <w:adjustRightInd w:val="0"/>
-              <w:spacing w:before="0" w:line="240" w:lineRule="auto"/>
-              <w:rPr>
-                <w:rFonts w:ascii="BRH Devanagari Extra" w:hAnsi="BRH Devanagari Extra" w:cs="BRH Devanagari Extra"/>
-                <w:color w:val="000000"/>
-                <w:sz w:val="32"/>
-                <w:szCs w:val="40"/>
-              </w:rPr>
-            </w:pPr>
-          </w:p>
-          <w:p>
-            <w:pPr>
-              <w:widowControl w:val="0"/>
-              <w:autoSpaceDE w:val="0"/>
-              <w:autoSpaceDN w:val="0"/>
-              <w:adjustRightInd w:val="0"/>
-              <w:spacing w:before="0" w:line="240" w:lineRule="auto"/>
-              <w:rPr>
-                <w:rFonts w:ascii="BRH Devanagari Extra" w:hAnsi="BRH Devanagari Extra" w:cs="BRH Devanagari Extra"/>
-                <w:color w:val="000000"/>
-                <w:sz w:val="32"/>
-                <w:szCs w:val="40"/>
-              </w:rPr>
-            </w:pPr>
-          </w:p>
-          <w:p>
-            <w:pPr>
               <w:autoSpaceDE w:val="0"/>
               <w:autoSpaceDN w:val="0"/>
               <w:adjustRightInd w:val="0"/>
@@ -26914,45 +28721,6 @@
               </w:rPr>
               <w:t>|</w:t>
             </w:r>
-          </w:p>
-          <w:p>
-            <w:pPr>
-              <w:widowControl w:val="0"/>
-              <w:autoSpaceDE w:val="0"/>
-              <w:autoSpaceDN w:val="0"/>
-              <w:adjustRightInd w:val="0"/>
-              <w:spacing w:before="0" w:line="240" w:lineRule="auto"/>
-              <w:rPr>
-                <w:rFonts w:ascii="BRH Devanagari Extra" w:hAnsi="BRH Devanagari Extra" w:cs="BRH Devanagari Extra"/>
-                <w:color w:val="000000"/>
-                <w:sz w:val="32"/>
-                <w:szCs w:val="40"/>
-              </w:rPr>
-            </w:pPr>
-            <w:r>
-              <w:rPr>
-                <w:rFonts w:ascii="BRH Devanagari Extra" w:hAnsi="BRH Devanagari Extra" w:cs="BRH Devanagari Extra"/>
-                <w:color w:val="000000"/>
-                <w:sz w:val="32"/>
-                <w:szCs w:val="40"/>
-              </w:rPr>
-              <w:t xml:space="preserve"> </w:t>
-            </w:r>
-          </w:p>
-          <w:p>
-            <w:pPr>
-              <w:widowControl w:val="0"/>
-              <w:autoSpaceDE w:val="0"/>
-              <w:autoSpaceDN w:val="0"/>
-              <w:adjustRightInd w:val="0"/>
-              <w:spacing w:before="0" w:line="240" w:lineRule="auto"/>
-              <w:rPr>
-                <w:rFonts w:ascii="BRH Devanagari Extra" w:hAnsi="BRH Devanagari Extra" w:cs="BRH Devanagari Extra"/>
-                <w:color w:val="000000"/>
-                <w:sz w:val="32"/>
-                <w:szCs w:val="40"/>
-              </w:rPr>
-            </w:pPr>
           </w:p>
           <w:p>
             <w:pPr>
@@ -28274,7 +30042,6 @@
                 <w:cs/>
                 <w:lang w:bidi="ta-IN"/>
               </w:rPr>
-              <w:lastRenderedPageBreak/>
               <w:t>16</w:t>
             </w:r>
             <w:r>
@@ -29059,6 +30826,7 @@
                 <w:cs/>
                 <w:lang w:bidi="ta-IN"/>
               </w:rPr>
+              <w:lastRenderedPageBreak/>
               <w:t>ஹவ்ய</w:t>
             </w:r>
             <w:r>
@@ -29508,21 +31276,6 @@
               </w:rPr>
               <w:t>|</w:t>
             </w:r>
-          </w:p>
-          <w:p>
-            <w:pPr>
-              <w:widowControl w:val="0"/>
-              <w:autoSpaceDE w:val="0"/>
-              <w:autoSpaceDN w:val="0"/>
-              <w:adjustRightInd w:val="0"/>
-              <w:spacing w:before="0" w:line="240" w:lineRule="auto"/>
-              <w:rPr>
-                <w:rFonts w:ascii="BRH Devanagari Extra" w:hAnsi="BRH Devanagari Extra" w:cs="BRH Devanagari Extra"/>
-                <w:color w:val="000000"/>
-                <w:sz w:val="32"/>
-                <w:szCs w:val="40"/>
-              </w:rPr>
-            </w:pPr>
           </w:p>
           <w:p>
             <w:pPr>
@@ -30676,6 +32429,7 @@
                 <w:szCs w:val="24"/>
                 <w:lang w:bidi="ta-IN"/>
               </w:rPr>
+              <w:lastRenderedPageBreak/>
               <w:t>1</w:t>
             </w:r>
             <w:r>
@@ -31524,7 +33278,17 @@
                 <w:cs/>
                 <w:lang w:bidi="ta-IN"/>
               </w:rPr>
-              <w:t xml:space="preserve"> ஹவ்ய</w:t>
+              <w:t xml:space="preserve"> </w:t>
+            </w:r>
+            <w:r>
+              <w:rPr>
+                <w:rFonts w:ascii="Latha" w:hAnsi="Latha" w:cs="Latha"/>
+                <w:szCs w:val="24"/>
+                <w:cs/>
+                <w:lang w:bidi="ta-IN"/>
+              </w:rPr>
+              <w:lastRenderedPageBreak/>
+              <w:t>ஹவ்ய</w:t>
             </w:r>
             <w:r>
               <w:rPr>
@@ -31923,37 +33687,6 @@
               </w:rPr>
               <w:t>|</w:t>
             </w:r>
-          </w:p>
-          <w:bookmarkEnd w:id="9"/>
-          <w:p>
-            <w:pPr>
-              <w:widowControl w:val="0"/>
-              <w:autoSpaceDE w:val="0"/>
-              <w:autoSpaceDN w:val="0"/>
-              <w:adjustRightInd w:val="0"/>
-              <w:spacing w:before="0" w:line="240" w:lineRule="auto"/>
-              <w:rPr>
-                <w:rFonts w:ascii="BRH Devanagari Extra" w:hAnsi="BRH Devanagari Extra" w:cs="BRH Devanagari Extra"/>
-                <w:color w:val="000000"/>
-                <w:sz w:val="32"/>
-                <w:szCs w:val="40"/>
-              </w:rPr>
-            </w:pPr>
-          </w:p>
-          <w:p>
-            <w:pPr>
-              <w:widowControl w:val="0"/>
-              <w:autoSpaceDE w:val="0"/>
-              <w:autoSpaceDN w:val="0"/>
-              <w:adjustRightInd w:val="0"/>
-              <w:spacing w:before="0" w:line="240" w:lineRule="auto"/>
-              <w:rPr>
-                <w:rFonts w:ascii="BRH Devanagari Extra" w:hAnsi="BRH Devanagari Extra" w:cs="BRH Devanagari Extra"/>
-                <w:color w:val="000000"/>
-                <w:sz w:val="32"/>
-                <w:szCs w:val="40"/>
-              </w:rPr>
-            </w:pPr>
           </w:p>
           <w:p>
             <w:pPr>
@@ -31967,6 +33700,7 @@
               </w:rPr>
             </w:pPr>
             <w:bookmarkStart w:id="10" w:name="_Hlk141464033"/>
+            <w:bookmarkEnd w:id="9"/>
             <w:r>
               <w:rPr>
                 <w:rFonts w:cs="Latha"/>
@@ -36710,7 +38444,7 @@
   <w:style w:type="paragraph" w:default="1" w:styleId="Normal">
     <w:name w:val="Normal"/>
     <w:qFormat/>
-    <w:rsid w:val="00076C05"/>
+    <w:rsid w:val="00346C9A"/>
     <w:pPr>
       <w:spacing w:before="120" w:line="276" w:lineRule="auto"/>
     </w:pPr>
